--- a/Task1B_Design_722957_Adewuyi_AREAL.docx
+++ b/Task1B_Design_722957_Adewuyi_AREAL.docx
@@ -1,6 +1,6 @@
 
 <file path=word/document.xml><?xml version="1.0" encoding="utf-8"?>
-<w:document xmlns:wpc="http://schemas.microsoft.com/office/word/2010/wordprocessingCanvas" xmlns:cx="http://schemas.microsoft.com/office/drawing/2014/chartex" xmlns:cx1="http://schemas.microsoft.com/office/drawing/2015/9/8/chartex" xmlns:cx2="http://schemas.microsoft.com/office/drawing/2015/10/21/chartex" xmlns:cx3="http://schemas.microsoft.com/office/drawing/2016/5/9/chartex" xmlns:cx4="http://schemas.microsoft.com/office/drawing/2016/5/10/chartex" xmlns:cx5="http://schemas.microsoft.com/office/drawing/2016/5/11/chartex" xmlns:cx6="http://schemas.microsoft.com/office/drawing/2016/5/12/chartex" xmlns:cx7="http://schemas.microsoft.com/office/drawing/2016/5/13/chartex" xmlns:cx8="http://schemas.microsoft.com/office/drawing/2016/5/14/chartex" xmlns:mc="http://schemas.openxmlformats.org/markup-compatibility/2006" xmlns:aink="http://schemas.microsoft.com/office/drawing/2016/ink" xmlns:am3d="http://schemas.microsoft.com/office/drawing/2017/model3d" xmlns:o="urn:schemas-microsoft-com:office:office" xmlns:oel="http://schemas.microsoft.com/office/2019/extlst" xmlns:r="http://schemas.openxmlformats.org/officeDocument/2006/relationships" xmlns:m="http://schemas.openxmlformats.org/officeDocument/2006/math" xmlns:v="urn:schemas-microsoft-com:vml" xmlns:wp14="http://schemas.microsoft.com/office/word/2010/wordprocessingDrawing" xmlns:wp="http://schemas.openxmlformats.org/drawingml/2006/wordprocessingDrawing" xmlns:w10="urn:schemas-microsoft-com:office:word" xmlns:w="http://schemas.openxmlformats.org/wordprocessingml/2006/main" xmlns:w14="http://schemas.microsoft.com/office/word/2010/wordml" xmlns:w15="http://schemas.microsoft.com/office/word/2012/wordml" xmlns:w16cex="http://schemas.microsoft.com/office/word/2018/wordml/cex" xmlns:w16cid="http://schemas.microsoft.com/office/word/2016/wordml/cid" xmlns:w16="http://schemas.microsoft.com/office/word/2018/wordml" xmlns:w16du="http://schemas.microsoft.com/office/word/2023/wordml/word16du" xmlns:w16sdtdh="http://schemas.microsoft.com/office/word/2020/wordml/sdtdatahash" xmlns:w16sdtfl="http://schemas.microsoft.com/office/word/2024/wordml/sdtformatlock" xmlns:w16se="http://schemas.microsoft.com/office/word/2015/wordml/symex" xmlns:wpg="http://schemas.microsoft.com/office/word/2010/wordprocessingGroup" xmlns:wpi="http://schemas.microsoft.com/office/word/2010/wordprocessingInk" xmlns:wne="http://schemas.microsoft.com/office/word/2006/wordml" xmlns:wps="http://schemas.microsoft.com/office/word/2010/wordprocessingShape" mc:Ignorable="w14 w15 w16se w16cid w16 w16cex w16sdtdh w16sdtfl w16du wp14">
+<w:document xmlns:wpc="http://schemas.microsoft.com/office/word/2010/wordprocessingCanvas" xmlns:cx="http://schemas.microsoft.com/office/drawing/2014/chartex" xmlns:cx1="http://schemas.microsoft.com/office/drawing/2015/9/8/chartex" xmlns:cx2="http://schemas.microsoft.com/office/drawing/2015/10/21/chartex" xmlns:cx3="http://schemas.microsoft.com/office/drawing/2016/5/9/chartex" xmlns:cx4="http://schemas.microsoft.com/office/drawing/2016/5/10/chartex" xmlns:cx5="http://schemas.microsoft.com/office/drawing/2016/5/11/chartex" xmlns:cx6="http://schemas.microsoft.com/office/drawing/2016/5/12/chartex" xmlns:cx7="http://schemas.microsoft.com/office/drawing/2016/5/13/chartex" xmlns:cx8="http://schemas.microsoft.com/office/drawing/2016/5/14/chartex" xmlns:mc="http://schemas.openxmlformats.org/markup-compatibility/2006" xmlns:aink="http://schemas.microsoft.com/office/drawing/2016/ink" xmlns:am3d="http://schemas.microsoft.com/office/drawing/2017/model3d" xmlns:o="urn:schemas-microsoft-com:office:office" xmlns:r="http://schemas.openxmlformats.org/officeDocument/2006/relationships" xmlns:m="http://schemas.openxmlformats.org/officeDocument/2006/math" xmlns:v="urn:schemas-microsoft-com:vml" xmlns:wp14="http://schemas.microsoft.com/office/word/2010/wordprocessingDrawing" xmlns:wp="http://schemas.openxmlformats.org/drawingml/2006/wordprocessingDrawing" xmlns:w10="urn:schemas-microsoft-com:office:word" xmlns:w="http://schemas.openxmlformats.org/wordprocessingml/2006/main" xmlns:w14="http://schemas.microsoft.com/office/word/2010/wordml" xmlns:w15="http://schemas.microsoft.com/office/word/2012/wordml" xmlns:w16cex="http://schemas.microsoft.com/office/word/2018/wordml/cex" xmlns:w16cid="http://schemas.microsoft.com/office/word/2016/wordml/cid" xmlns:w16="http://schemas.microsoft.com/office/word/2018/wordml" xmlns:w16sdtdh="http://schemas.microsoft.com/office/word/2020/wordml/sdtdatahash" xmlns:w16se="http://schemas.microsoft.com/office/word/2015/wordml/symex" xmlns:wpg="http://schemas.microsoft.com/office/word/2010/wordprocessingGroup" xmlns:wpi="http://schemas.microsoft.com/office/word/2010/wordprocessingInk" xmlns:wne="http://schemas.microsoft.com/office/word/2006/wordml" xmlns:wps="http://schemas.microsoft.com/office/word/2010/wordprocessingShape" mc:Ignorable="w14 w15 w16se w16cid w16 w16cex w16sdtdh wp14">
   <w:body>
     <w:sdt>
       <w:sdtPr>
@@ -41,11 +41,7 @@
             <w:rPr>
               <w:rFonts w:eastAsiaTheme="minorEastAsia"/>
               <w:noProof/>
-              <w:kern w:val="2"/>
-              <w:sz w:val="24"/>
-              <w:szCs w:val="24"/>
               <w:lang w:eastAsia="en-GB"/>
-              <w14:ligatures w14:val="standardContextual"/>
             </w:rPr>
           </w:pPr>
           <w:r>
@@ -57,7 +53,7 @@
           <w:r>
             <w:fldChar w:fldCharType="separate"/>
           </w:r>
-          <w:hyperlink w:anchor="_Toc224498140" w:history="1">
+          <w:hyperlink w:anchor="_Toc224631644" w:history="1">
             <w:r>
               <w:rPr>
                 <w:rStyle w:val="Hyperlink"/>
@@ -86,7 +82,7 @@
                 <w:noProof/>
                 <w:webHidden/>
               </w:rPr>
-              <w:instrText xml:space="preserve"> PAGEREF _Toc224498140 \h </w:instrText>
+              <w:instrText xml:space="preserve"> PAGEREF _Toc224631644 \h </w:instrText>
             </w:r>
             <w:r>
               <w:rPr>
@@ -106,7 +102,7 @@
                 <w:noProof/>
                 <w:webHidden/>
               </w:rPr>
-              <w:t>4</w:t>
+              <w:t>2</w:t>
             </w:r>
             <w:r>
               <w:rPr>
@@ -126,14 +122,10 @@
             <w:rPr>
               <w:rFonts w:eastAsiaTheme="minorEastAsia"/>
               <w:noProof/>
-              <w:kern w:val="2"/>
-              <w:sz w:val="24"/>
-              <w:szCs w:val="24"/>
               <w:lang w:eastAsia="en-GB"/>
-              <w14:ligatures w14:val="standardContextual"/>
             </w:rPr>
           </w:pPr>
-          <w:hyperlink w:anchor="_Toc224498141" w:history="1">
+          <w:hyperlink w:anchor="_Toc224631645" w:history="1">
             <w:r>
               <w:rPr>
                 <w:rStyle w:val="Hyperlink"/>
@@ -160,7 +152,7 @@
                 <w:noProof/>
                 <w:webHidden/>
               </w:rPr>
-              <w:instrText xml:space="preserve"> PAGEREF _Toc224498141 \h </w:instrText>
+              <w:instrText xml:space="preserve"> PAGEREF _Toc224631645 \h </w:instrText>
             </w:r>
             <w:r>
               <w:rPr>
@@ -180,7 +172,7 @@
                 <w:noProof/>
                 <w:webHidden/>
               </w:rPr>
-              <w:t>4</w:t>
+              <w:t>2</w:t>
             </w:r>
             <w:r>
               <w:rPr>
@@ -200,14 +192,10 @@
             <w:rPr>
               <w:rFonts w:eastAsiaTheme="minorEastAsia"/>
               <w:noProof/>
-              <w:kern w:val="2"/>
-              <w:sz w:val="24"/>
-              <w:szCs w:val="24"/>
               <w:lang w:eastAsia="en-GB"/>
-              <w14:ligatures w14:val="standardContextual"/>
             </w:rPr>
           </w:pPr>
-          <w:hyperlink w:anchor="_Toc224498142" w:history="1">
+          <w:hyperlink w:anchor="_Toc224631646" w:history="1">
             <w:r>
               <w:rPr>
                 <w:rStyle w:val="Hyperlink"/>
@@ -234,7 +222,7 @@
                 <w:noProof/>
                 <w:webHidden/>
               </w:rPr>
-              <w:instrText xml:space="preserve"> PAGEREF _Toc224498142 \h </w:instrText>
+              <w:instrText xml:space="preserve"> PAGEREF _Toc224631646 \h </w:instrText>
             </w:r>
             <w:r>
               <w:rPr>
@@ -254,7 +242,7 @@
                 <w:noProof/>
                 <w:webHidden/>
               </w:rPr>
-              <w:t>5</w:t>
+              <w:t>3</w:t>
             </w:r>
             <w:r>
               <w:rPr>
@@ -274,14 +262,10 @@
             <w:rPr>
               <w:rFonts w:eastAsiaTheme="minorEastAsia"/>
               <w:noProof/>
-              <w:kern w:val="2"/>
-              <w:sz w:val="24"/>
-              <w:szCs w:val="24"/>
               <w:lang w:eastAsia="en-GB"/>
-              <w14:ligatures w14:val="standardContextual"/>
             </w:rPr>
           </w:pPr>
-          <w:hyperlink w:anchor="_Toc224498143" w:history="1">
+          <w:hyperlink w:anchor="_Toc224631647" w:history="1">
             <w:r>
               <w:rPr>
                 <w:rStyle w:val="Hyperlink"/>
@@ -308,7 +292,7 @@
                 <w:noProof/>
                 <w:webHidden/>
               </w:rPr>
-              <w:instrText xml:space="preserve"> PAGEREF _Toc224498143 \h </w:instrText>
+              <w:instrText xml:space="preserve"> PAGEREF _Toc224631647 \h </w:instrText>
             </w:r>
             <w:r>
               <w:rPr>
@@ -328,7 +312,7 @@
                 <w:noProof/>
                 <w:webHidden/>
               </w:rPr>
-              <w:t>6</w:t>
+              <w:t>4</w:t>
             </w:r>
             <w:r>
               <w:rPr>
@@ -348,14 +332,10 @@
             <w:rPr>
               <w:rFonts w:eastAsiaTheme="minorEastAsia"/>
               <w:noProof/>
-              <w:kern w:val="2"/>
-              <w:sz w:val="24"/>
-              <w:szCs w:val="24"/>
               <w:lang w:eastAsia="en-GB"/>
-              <w14:ligatures w14:val="standardContextual"/>
             </w:rPr>
           </w:pPr>
-          <w:hyperlink w:anchor="_Toc224498144" w:history="1">
+          <w:hyperlink w:anchor="_Toc224631648" w:history="1">
             <w:r>
               <w:rPr>
                 <w:rStyle w:val="Hyperlink"/>
@@ -382,7 +362,7 @@
                 <w:noProof/>
                 <w:webHidden/>
               </w:rPr>
-              <w:instrText xml:space="preserve"> PAGEREF _Toc224498144 \h </w:instrText>
+              <w:instrText xml:space="preserve"> PAGEREF _Toc224631648 \h </w:instrText>
             </w:r>
             <w:r>
               <w:rPr>
@@ -402,7 +382,77 @@
                 <w:noProof/>
                 <w:webHidden/>
               </w:rPr>
-              <w:t>7</w:t>
+              <w:t>5</w:t>
+            </w:r>
+            <w:r>
+              <w:rPr>
+                <w:noProof/>
+                <w:webHidden/>
+              </w:rPr>
+              <w:fldChar w:fldCharType="end"/>
+            </w:r>
+          </w:hyperlink>
+        </w:p>
+        <w:p>
+          <w:pPr>
+            <w:pStyle w:val="TOC2"/>
+            <w:tabs>
+              <w:tab w:val="right" w:leader="dot" w:pos="9016"/>
+            </w:tabs>
+            <w:rPr>
+              <w:rFonts w:eastAsiaTheme="minorEastAsia"/>
+              <w:noProof/>
+              <w:lang w:eastAsia="en-GB"/>
+            </w:rPr>
+          </w:pPr>
+          <w:hyperlink w:anchor="_Toc224631649" w:history="1">
+            <w:r>
+              <w:rPr>
+                <w:rStyle w:val="Hyperlink"/>
+                <w:noProof/>
+              </w:rPr>
+              <w:t>Updating Products</w:t>
+            </w:r>
+            <w:r>
+              <w:rPr>
+                <w:noProof/>
+                <w:webHidden/>
+              </w:rPr>
+              <w:tab/>
+            </w:r>
+            <w:r>
+              <w:rPr>
+                <w:noProof/>
+                <w:webHidden/>
+              </w:rPr>
+              <w:fldChar w:fldCharType="begin"/>
+            </w:r>
+            <w:r>
+              <w:rPr>
+                <w:noProof/>
+                <w:webHidden/>
+              </w:rPr>
+              <w:instrText xml:space="preserve"> PAGEREF _Toc224631649 \h </w:instrText>
+            </w:r>
+            <w:r>
+              <w:rPr>
+                <w:noProof/>
+                <w:webHidden/>
+              </w:rPr>
+            </w:r>
+            <w:r>
+              <w:rPr>
+                <w:noProof/>
+                <w:webHidden/>
+              </w:rPr>
+              <w:fldChar w:fldCharType="separate"/>
+            </w:r>
+            <w:r>
+              <w:rPr>
+                <w:noProof/>
+                <w:webHidden/>
+              </w:rPr>
+              <w:t>6</w:t>
             </w:r>
             <w:r>
               <w:rPr>
@@ -422,14 +472,17 @@
             <w:rPr>
               <w:rFonts w:eastAsiaTheme="minorEastAsia"/>
               <w:noProof/>
-              <w:kern w:val="2"/>
-              <w:sz w:val="24"/>
-              <w:szCs w:val="24"/>
               <w:lang w:eastAsia="en-GB"/>
-              <w14:ligatures w14:val="standardContextual"/>
             </w:rPr>
           </w:pPr>
-          <w:hyperlink w:anchor="_Toc224498145" w:history="1">
+          <w:hyperlink w:anchor="_Toc224631650" w:history="1">
+            <w:r>
+              <w:rPr>
+                <w:rStyle w:val="Hyperlink"/>
+                <w:noProof/>
+              </w:rPr>
+              <w:t>Database Design</w:t>
+            </w:r>
             <w:r>
               <w:rPr>
                 <w:noProof/>
@@ -449,7 +502,7 @@
                 <w:noProof/>
                 <w:webHidden/>
               </w:rPr>
-              <w:instrText xml:space="preserve"> PAGEREF _Toc224498145 \h </w:instrText>
+              <w:instrText xml:space="preserve"> PAGEREF _Toc224631650 \h </w:instrText>
             </w:r>
             <w:r>
               <w:rPr>
@@ -470,6 +523,1212 @@
                 <w:webHidden/>
               </w:rPr>
               <w:t>8</w:t>
+            </w:r>
+            <w:r>
+              <w:rPr>
+                <w:noProof/>
+                <w:webHidden/>
+              </w:rPr>
+              <w:fldChar w:fldCharType="end"/>
+            </w:r>
+          </w:hyperlink>
+        </w:p>
+        <w:p>
+          <w:pPr>
+            <w:pStyle w:val="TOC2"/>
+            <w:tabs>
+              <w:tab w:val="right" w:leader="dot" w:pos="9016"/>
+            </w:tabs>
+            <w:rPr>
+              <w:rFonts w:eastAsiaTheme="minorEastAsia"/>
+              <w:noProof/>
+              <w:lang w:eastAsia="en-GB"/>
+            </w:rPr>
+          </w:pPr>
+          <w:hyperlink w:anchor="_Toc224631651" w:history="1">
+            <w:r>
+              <w:rPr>
+                <w:rStyle w:val="Hyperlink"/>
+                <w:noProof/>
+              </w:rPr>
+              <w:t>Data Dictionaries</w:t>
+            </w:r>
+            <w:r>
+              <w:rPr>
+                <w:noProof/>
+                <w:webHidden/>
+              </w:rPr>
+              <w:tab/>
+            </w:r>
+            <w:r>
+              <w:rPr>
+                <w:noProof/>
+                <w:webHidden/>
+              </w:rPr>
+              <w:fldChar w:fldCharType="begin"/>
+            </w:r>
+            <w:r>
+              <w:rPr>
+                <w:noProof/>
+                <w:webHidden/>
+              </w:rPr>
+              <w:instrText xml:space="preserve"> PAGEREF _Toc224631651 \h </w:instrText>
+            </w:r>
+            <w:r>
+              <w:rPr>
+                <w:noProof/>
+                <w:webHidden/>
+              </w:rPr>
+            </w:r>
+            <w:r>
+              <w:rPr>
+                <w:noProof/>
+                <w:webHidden/>
+              </w:rPr>
+              <w:fldChar w:fldCharType="separate"/>
+            </w:r>
+            <w:r>
+              <w:rPr>
+                <w:noProof/>
+                <w:webHidden/>
+              </w:rPr>
+              <w:t>10</w:t>
+            </w:r>
+            <w:r>
+              <w:rPr>
+                <w:noProof/>
+                <w:webHidden/>
+              </w:rPr>
+              <w:fldChar w:fldCharType="end"/>
+            </w:r>
+          </w:hyperlink>
+        </w:p>
+        <w:p>
+          <w:pPr>
+            <w:pStyle w:val="TOC3"/>
+            <w:tabs>
+              <w:tab w:val="right" w:leader="dot" w:pos="9016"/>
+            </w:tabs>
+            <w:rPr>
+              <w:rFonts w:eastAsiaTheme="minorEastAsia"/>
+              <w:noProof/>
+              <w:lang w:eastAsia="en-GB"/>
+            </w:rPr>
+          </w:pPr>
+          <w:hyperlink w:anchor="_Toc224631652" w:history="1">
+            <w:r>
+              <w:rPr>
+                <w:rStyle w:val="Hyperlink"/>
+                <w:rFonts w:eastAsia="Arial"/>
+                <w:noProof/>
+              </w:rPr>
+              <w:t>AspNetUsers</w:t>
+            </w:r>
+            <w:r>
+              <w:rPr>
+                <w:noProof/>
+                <w:webHidden/>
+              </w:rPr>
+              <w:tab/>
+            </w:r>
+            <w:r>
+              <w:rPr>
+                <w:noProof/>
+                <w:webHidden/>
+              </w:rPr>
+              <w:fldChar w:fldCharType="begin"/>
+            </w:r>
+            <w:r>
+              <w:rPr>
+                <w:noProof/>
+                <w:webHidden/>
+              </w:rPr>
+              <w:instrText xml:space="preserve"> PAGEREF _Toc224631652 \h </w:instrText>
+            </w:r>
+            <w:r>
+              <w:rPr>
+                <w:noProof/>
+                <w:webHidden/>
+              </w:rPr>
+            </w:r>
+            <w:r>
+              <w:rPr>
+                <w:noProof/>
+                <w:webHidden/>
+              </w:rPr>
+              <w:fldChar w:fldCharType="separate"/>
+            </w:r>
+            <w:r>
+              <w:rPr>
+                <w:noProof/>
+                <w:webHidden/>
+              </w:rPr>
+              <w:t>10</w:t>
+            </w:r>
+            <w:r>
+              <w:rPr>
+                <w:noProof/>
+                <w:webHidden/>
+              </w:rPr>
+              <w:fldChar w:fldCharType="end"/>
+            </w:r>
+          </w:hyperlink>
+        </w:p>
+        <w:p>
+          <w:pPr>
+            <w:pStyle w:val="TOC3"/>
+            <w:tabs>
+              <w:tab w:val="right" w:leader="dot" w:pos="9016"/>
+            </w:tabs>
+            <w:rPr>
+              <w:rFonts w:eastAsiaTheme="minorEastAsia"/>
+              <w:noProof/>
+              <w:lang w:eastAsia="en-GB"/>
+            </w:rPr>
+          </w:pPr>
+          <w:hyperlink w:anchor="_Toc224631653" w:history="1">
+            <w:r>
+              <w:rPr>
+                <w:rStyle w:val="Hyperlink"/>
+                <w:rFonts w:eastAsia="Arial"/>
+                <w:noProof/>
+              </w:rPr>
+              <w:t>AspNetRoles</w:t>
+            </w:r>
+            <w:r>
+              <w:rPr>
+                <w:noProof/>
+                <w:webHidden/>
+              </w:rPr>
+              <w:tab/>
+            </w:r>
+            <w:r>
+              <w:rPr>
+                <w:noProof/>
+                <w:webHidden/>
+              </w:rPr>
+              <w:fldChar w:fldCharType="begin"/>
+            </w:r>
+            <w:r>
+              <w:rPr>
+                <w:noProof/>
+                <w:webHidden/>
+              </w:rPr>
+              <w:instrText xml:space="preserve"> PAGEREF _Toc224631653 \h </w:instrText>
+            </w:r>
+            <w:r>
+              <w:rPr>
+                <w:noProof/>
+                <w:webHidden/>
+              </w:rPr>
+            </w:r>
+            <w:r>
+              <w:rPr>
+                <w:noProof/>
+                <w:webHidden/>
+              </w:rPr>
+              <w:fldChar w:fldCharType="separate"/>
+            </w:r>
+            <w:r>
+              <w:rPr>
+                <w:noProof/>
+                <w:webHidden/>
+              </w:rPr>
+              <w:t>10</w:t>
+            </w:r>
+            <w:r>
+              <w:rPr>
+                <w:noProof/>
+                <w:webHidden/>
+              </w:rPr>
+              <w:fldChar w:fldCharType="end"/>
+            </w:r>
+          </w:hyperlink>
+        </w:p>
+        <w:p>
+          <w:pPr>
+            <w:pStyle w:val="TOC3"/>
+            <w:tabs>
+              <w:tab w:val="right" w:leader="dot" w:pos="9016"/>
+            </w:tabs>
+            <w:rPr>
+              <w:rFonts w:eastAsiaTheme="minorEastAsia"/>
+              <w:noProof/>
+              <w:lang w:eastAsia="en-GB"/>
+            </w:rPr>
+          </w:pPr>
+          <w:hyperlink w:anchor="_Toc224631654" w:history="1">
+            <w:r>
+              <w:rPr>
+                <w:rStyle w:val="Hyperlink"/>
+                <w:rFonts w:eastAsia="Arial"/>
+                <w:noProof/>
+              </w:rPr>
+              <w:t>AspNetUserRoles</w:t>
+            </w:r>
+            <w:r>
+              <w:rPr>
+                <w:noProof/>
+                <w:webHidden/>
+              </w:rPr>
+              <w:tab/>
+            </w:r>
+            <w:r>
+              <w:rPr>
+                <w:noProof/>
+                <w:webHidden/>
+              </w:rPr>
+              <w:fldChar w:fldCharType="begin"/>
+            </w:r>
+            <w:r>
+              <w:rPr>
+                <w:noProof/>
+                <w:webHidden/>
+              </w:rPr>
+              <w:instrText xml:space="preserve"> PAGEREF _Toc224631654 \h </w:instrText>
+            </w:r>
+            <w:r>
+              <w:rPr>
+                <w:noProof/>
+                <w:webHidden/>
+              </w:rPr>
+            </w:r>
+            <w:r>
+              <w:rPr>
+                <w:noProof/>
+                <w:webHidden/>
+              </w:rPr>
+              <w:fldChar w:fldCharType="separate"/>
+            </w:r>
+            <w:r>
+              <w:rPr>
+                <w:noProof/>
+                <w:webHidden/>
+              </w:rPr>
+              <w:t>10</w:t>
+            </w:r>
+            <w:r>
+              <w:rPr>
+                <w:noProof/>
+                <w:webHidden/>
+              </w:rPr>
+              <w:fldChar w:fldCharType="end"/>
+            </w:r>
+          </w:hyperlink>
+        </w:p>
+        <w:p>
+          <w:pPr>
+            <w:pStyle w:val="TOC3"/>
+            <w:tabs>
+              <w:tab w:val="right" w:leader="dot" w:pos="9016"/>
+            </w:tabs>
+            <w:rPr>
+              <w:rFonts w:eastAsiaTheme="minorEastAsia"/>
+              <w:noProof/>
+              <w:lang w:eastAsia="en-GB"/>
+            </w:rPr>
+          </w:pPr>
+          <w:hyperlink w:anchor="_Toc224631655" w:history="1">
+            <w:r>
+              <w:rPr>
+                <w:rStyle w:val="Hyperlink"/>
+                <w:rFonts w:eastAsia="Arial"/>
+                <w:noProof/>
+              </w:rPr>
+              <w:t>AspNetUserClaims</w:t>
+            </w:r>
+            <w:r>
+              <w:rPr>
+                <w:noProof/>
+                <w:webHidden/>
+              </w:rPr>
+              <w:tab/>
+            </w:r>
+            <w:r>
+              <w:rPr>
+                <w:noProof/>
+                <w:webHidden/>
+              </w:rPr>
+              <w:fldChar w:fldCharType="begin"/>
+            </w:r>
+            <w:r>
+              <w:rPr>
+                <w:noProof/>
+                <w:webHidden/>
+              </w:rPr>
+              <w:instrText xml:space="preserve"> PAGEREF _Toc224631655 \h </w:instrText>
+            </w:r>
+            <w:r>
+              <w:rPr>
+                <w:noProof/>
+                <w:webHidden/>
+              </w:rPr>
+            </w:r>
+            <w:r>
+              <w:rPr>
+                <w:noProof/>
+                <w:webHidden/>
+              </w:rPr>
+              <w:fldChar w:fldCharType="separate"/>
+            </w:r>
+            <w:r>
+              <w:rPr>
+                <w:noProof/>
+                <w:webHidden/>
+              </w:rPr>
+              <w:t>11</w:t>
+            </w:r>
+            <w:r>
+              <w:rPr>
+                <w:noProof/>
+                <w:webHidden/>
+              </w:rPr>
+              <w:fldChar w:fldCharType="end"/>
+            </w:r>
+          </w:hyperlink>
+        </w:p>
+        <w:p>
+          <w:pPr>
+            <w:pStyle w:val="TOC3"/>
+            <w:tabs>
+              <w:tab w:val="right" w:leader="dot" w:pos="9016"/>
+            </w:tabs>
+            <w:rPr>
+              <w:rFonts w:eastAsiaTheme="minorEastAsia"/>
+              <w:noProof/>
+              <w:lang w:eastAsia="en-GB"/>
+            </w:rPr>
+          </w:pPr>
+          <w:hyperlink w:anchor="_Toc224631656" w:history="1">
+            <w:r>
+              <w:rPr>
+                <w:rStyle w:val="Hyperlink"/>
+                <w:rFonts w:eastAsia="Arial"/>
+                <w:noProof/>
+              </w:rPr>
+              <w:t>AspNetRoleClaims</w:t>
+            </w:r>
+            <w:r>
+              <w:rPr>
+                <w:noProof/>
+                <w:webHidden/>
+              </w:rPr>
+              <w:tab/>
+            </w:r>
+            <w:r>
+              <w:rPr>
+                <w:noProof/>
+                <w:webHidden/>
+              </w:rPr>
+              <w:fldChar w:fldCharType="begin"/>
+            </w:r>
+            <w:r>
+              <w:rPr>
+                <w:noProof/>
+                <w:webHidden/>
+              </w:rPr>
+              <w:instrText xml:space="preserve"> PAGEREF _Toc224631656 \h </w:instrText>
+            </w:r>
+            <w:r>
+              <w:rPr>
+                <w:noProof/>
+                <w:webHidden/>
+              </w:rPr>
+            </w:r>
+            <w:r>
+              <w:rPr>
+                <w:noProof/>
+                <w:webHidden/>
+              </w:rPr>
+              <w:fldChar w:fldCharType="separate"/>
+            </w:r>
+            <w:r>
+              <w:rPr>
+                <w:noProof/>
+                <w:webHidden/>
+              </w:rPr>
+              <w:t>11</w:t>
+            </w:r>
+            <w:r>
+              <w:rPr>
+                <w:noProof/>
+                <w:webHidden/>
+              </w:rPr>
+              <w:fldChar w:fldCharType="end"/>
+            </w:r>
+          </w:hyperlink>
+        </w:p>
+        <w:p>
+          <w:pPr>
+            <w:pStyle w:val="TOC3"/>
+            <w:tabs>
+              <w:tab w:val="right" w:leader="dot" w:pos="9016"/>
+            </w:tabs>
+            <w:rPr>
+              <w:rFonts w:eastAsiaTheme="minorEastAsia"/>
+              <w:noProof/>
+              <w:lang w:eastAsia="en-GB"/>
+            </w:rPr>
+          </w:pPr>
+          <w:hyperlink w:anchor="_Toc224631657" w:history="1">
+            <w:r>
+              <w:rPr>
+                <w:rStyle w:val="Hyperlink"/>
+                <w:rFonts w:eastAsia="Arial"/>
+                <w:noProof/>
+              </w:rPr>
+              <w:t>AspNetUserLogins</w:t>
+            </w:r>
+            <w:r>
+              <w:rPr>
+                <w:noProof/>
+                <w:webHidden/>
+              </w:rPr>
+              <w:tab/>
+            </w:r>
+            <w:r>
+              <w:rPr>
+                <w:noProof/>
+                <w:webHidden/>
+              </w:rPr>
+              <w:fldChar w:fldCharType="begin"/>
+            </w:r>
+            <w:r>
+              <w:rPr>
+                <w:noProof/>
+                <w:webHidden/>
+              </w:rPr>
+              <w:instrText xml:space="preserve"> PAGEREF _Toc224631657 \h </w:instrText>
+            </w:r>
+            <w:r>
+              <w:rPr>
+                <w:noProof/>
+                <w:webHidden/>
+              </w:rPr>
+            </w:r>
+            <w:r>
+              <w:rPr>
+                <w:noProof/>
+                <w:webHidden/>
+              </w:rPr>
+              <w:fldChar w:fldCharType="separate"/>
+            </w:r>
+            <w:r>
+              <w:rPr>
+                <w:noProof/>
+                <w:webHidden/>
+              </w:rPr>
+              <w:t>11</w:t>
+            </w:r>
+            <w:r>
+              <w:rPr>
+                <w:noProof/>
+                <w:webHidden/>
+              </w:rPr>
+              <w:fldChar w:fldCharType="end"/>
+            </w:r>
+          </w:hyperlink>
+        </w:p>
+        <w:p>
+          <w:pPr>
+            <w:pStyle w:val="TOC3"/>
+            <w:tabs>
+              <w:tab w:val="right" w:leader="dot" w:pos="9016"/>
+            </w:tabs>
+            <w:rPr>
+              <w:rFonts w:eastAsiaTheme="minorEastAsia"/>
+              <w:noProof/>
+              <w:lang w:eastAsia="en-GB"/>
+            </w:rPr>
+          </w:pPr>
+          <w:hyperlink w:anchor="_Toc224631658" w:history="1">
+            <w:r>
+              <w:rPr>
+                <w:rStyle w:val="Hyperlink"/>
+                <w:rFonts w:eastAsia="Arial"/>
+                <w:noProof/>
+              </w:rPr>
+              <w:t>AspNetUserTokens</w:t>
+            </w:r>
+            <w:r>
+              <w:rPr>
+                <w:noProof/>
+                <w:webHidden/>
+              </w:rPr>
+              <w:tab/>
+            </w:r>
+            <w:r>
+              <w:rPr>
+                <w:noProof/>
+                <w:webHidden/>
+              </w:rPr>
+              <w:fldChar w:fldCharType="begin"/>
+            </w:r>
+            <w:r>
+              <w:rPr>
+                <w:noProof/>
+                <w:webHidden/>
+              </w:rPr>
+              <w:instrText xml:space="preserve"> PAGEREF _Toc224631658 \h </w:instrText>
+            </w:r>
+            <w:r>
+              <w:rPr>
+                <w:noProof/>
+                <w:webHidden/>
+              </w:rPr>
+            </w:r>
+            <w:r>
+              <w:rPr>
+                <w:noProof/>
+                <w:webHidden/>
+              </w:rPr>
+              <w:fldChar w:fldCharType="separate"/>
+            </w:r>
+            <w:r>
+              <w:rPr>
+                <w:noProof/>
+                <w:webHidden/>
+              </w:rPr>
+              <w:t>11</w:t>
+            </w:r>
+            <w:r>
+              <w:rPr>
+                <w:noProof/>
+                <w:webHidden/>
+              </w:rPr>
+              <w:fldChar w:fldCharType="end"/>
+            </w:r>
+          </w:hyperlink>
+        </w:p>
+        <w:p>
+          <w:pPr>
+            <w:pStyle w:val="TOC3"/>
+            <w:tabs>
+              <w:tab w:val="right" w:leader="dot" w:pos="9016"/>
+            </w:tabs>
+            <w:rPr>
+              <w:rFonts w:eastAsiaTheme="minorEastAsia"/>
+              <w:noProof/>
+              <w:lang w:eastAsia="en-GB"/>
+            </w:rPr>
+          </w:pPr>
+          <w:hyperlink w:anchor="_Toc224631659" w:history="1">
+            <w:r>
+              <w:rPr>
+                <w:rStyle w:val="Hyperlink"/>
+                <w:rFonts w:eastAsia="Arial"/>
+                <w:noProof/>
+              </w:rPr>
+              <w:t>Producers</w:t>
+            </w:r>
+            <w:r>
+              <w:rPr>
+                <w:noProof/>
+                <w:webHidden/>
+              </w:rPr>
+              <w:tab/>
+            </w:r>
+            <w:r>
+              <w:rPr>
+                <w:noProof/>
+                <w:webHidden/>
+              </w:rPr>
+              <w:fldChar w:fldCharType="begin"/>
+            </w:r>
+            <w:r>
+              <w:rPr>
+                <w:noProof/>
+                <w:webHidden/>
+              </w:rPr>
+              <w:instrText xml:space="preserve"> PAGEREF _Toc224631659 \h </w:instrText>
+            </w:r>
+            <w:r>
+              <w:rPr>
+                <w:noProof/>
+                <w:webHidden/>
+              </w:rPr>
+            </w:r>
+            <w:r>
+              <w:rPr>
+                <w:noProof/>
+                <w:webHidden/>
+              </w:rPr>
+              <w:fldChar w:fldCharType="separate"/>
+            </w:r>
+            <w:r>
+              <w:rPr>
+                <w:noProof/>
+                <w:webHidden/>
+              </w:rPr>
+              <w:t>11</w:t>
+            </w:r>
+            <w:r>
+              <w:rPr>
+                <w:noProof/>
+                <w:webHidden/>
+              </w:rPr>
+              <w:fldChar w:fldCharType="end"/>
+            </w:r>
+          </w:hyperlink>
+        </w:p>
+        <w:p>
+          <w:pPr>
+            <w:pStyle w:val="TOC3"/>
+            <w:tabs>
+              <w:tab w:val="right" w:leader="dot" w:pos="9016"/>
+            </w:tabs>
+            <w:rPr>
+              <w:rFonts w:eastAsiaTheme="minorEastAsia"/>
+              <w:noProof/>
+              <w:lang w:eastAsia="en-GB"/>
+            </w:rPr>
+          </w:pPr>
+          <w:hyperlink w:anchor="_Toc224631660" w:history="1">
+            <w:r>
+              <w:rPr>
+                <w:rStyle w:val="Hyperlink"/>
+                <w:rFonts w:eastAsia="Arial"/>
+                <w:noProof/>
+              </w:rPr>
+              <w:t>Products</w:t>
+            </w:r>
+            <w:r>
+              <w:rPr>
+                <w:noProof/>
+                <w:webHidden/>
+              </w:rPr>
+              <w:tab/>
+            </w:r>
+            <w:r>
+              <w:rPr>
+                <w:noProof/>
+                <w:webHidden/>
+              </w:rPr>
+              <w:fldChar w:fldCharType="begin"/>
+            </w:r>
+            <w:r>
+              <w:rPr>
+                <w:noProof/>
+                <w:webHidden/>
+              </w:rPr>
+              <w:instrText xml:space="preserve"> PAGEREF _Toc224631660 \h </w:instrText>
+            </w:r>
+            <w:r>
+              <w:rPr>
+                <w:noProof/>
+                <w:webHidden/>
+              </w:rPr>
+            </w:r>
+            <w:r>
+              <w:rPr>
+                <w:noProof/>
+                <w:webHidden/>
+              </w:rPr>
+              <w:fldChar w:fldCharType="separate"/>
+            </w:r>
+            <w:r>
+              <w:rPr>
+                <w:noProof/>
+                <w:webHidden/>
+              </w:rPr>
+              <w:t>12</w:t>
+            </w:r>
+            <w:r>
+              <w:rPr>
+                <w:noProof/>
+                <w:webHidden/>
+              </w:rPr>
+              <w:fldChar w:fldCharType="end"/>
+            </w:r>
+          </w:hyperlink>
+        </w:p>
+        <w:p>
+          <w:pPr>
+            <w:pStyle w:val="TOC3"/>
+            <w:tabs>
+              <w:tab w:val="right" w:leader="dot" w:pos="9016"/>
+            </w:tabs>
+            <w:rPr>
+              <w:rFonts w:eastAsiaTheme="minorEastAsia"/>
+              <w:noProof/>
+              <w:lang w:eastAsia="en-GB"/>
+            </w:rPr>
+          </w:pPr>
+          <w:hyperlink w:anchor="_Toc224631661" w:history="1">
+            <w:r>
+              <w:rPr>
+                <w:rStyle w:val="Hyperlink"/>
+                <w:rFonts w:eastAsia="Arial"/>
+                <w:noProof/>
+              </w:rPr>
+              <w:t>Orders</w:t>
+            </w:r>
+            <w:r>
+              <w:rPr>
+                <w:noProof/>
+                <w:webHidden/>
+              </w:rPr>
+              <w:tab/>
+            </w:r>
+            <w:r>
+              <w:rPr>
+                <w:noProof/>
+                <w:webHidden/>
+              </w:rPr>
+              <w:fldChar w:fldCharType="begin"/>
+            </w:r>
+            <w:r>
+              <w:rPr>
+                <w:noProof/>
+                <w:webHidden/>
+              </w:rPr>
+              <w:instrText xml:space="preserve"> PAGEREF _Toc224631661 \h </w:instrText>
+            </w:r>
+            <w:r>
+              <w:rPr>
+                <w:noProof/>
+                <w:webHidden/>
+              </w:rPr>
+            </w:r>
+            <w:r>
+              <w:rPr>
+                <w:noProof/>
+                <w:webHidden/>
+              </w:rPr>
+              <w:fldChar w:fldCharType="separate"/>
+            </w:r>
+            <w:r>
+              <w:rPr>
+                <w:noProof/>
+                <w:webHidden/>
+              </w:rPr>
+              <w:t>12</w:t>
+            </w:r>
+            <w:r>
+              <w:rPr>
+                <w:noProof/>
+                <w:webHidden/>
+              </w:rPr>
+              <w:fldChar w:fldCharType="end"/>
+            </w:r>
+          </w:hyperlink>
+        </w:p>
+        <w:p>
+          <w:pPr>
+            <w:pStyle w:val="TOC3"/>
+            <w:tabs>
+              <w:tab w:val="right" w:leader="dot" w:pos="9016"/>
+            </w:tabs>
+            <w:rPr>
+              <w:rFonts w:eastAsiaTheme="minorEastAsia"/>
+              <w:noProof/>
+              <w:lang w:eastAsia="en-GB"/>
+            </w:rPr>
+          </w:pPr>
+          <w:hyperlink w:anchor="_Toc224631662" w:history="1">
+            <w:r>
+              <w:rPr>
+                <w:rStyle w:val="Hyperlink"/>
+                <w:rFonts w:eastAsia="Arial"/>
+                <w:noProof/>
+              </w:rPr>
+              <w:t>OrderProducts</w:t>
+            </w:r>
+            <w:r>
+              <w:rPr>
+                <w:noProof/>
+                <w:webHidden/>
+              </w:rPr>
+              <w:tab/>
+            </w:r>
+            <w:r>
+              <w:rPr>
+                <w:noProof/>
+                <w:webHidden/>
+              </w:rPr>
+              <w:fldChar w:fldCharType="begin"/>
+            </w:r>
+            <w:r>
+              <w:rPr>
+                <w:noProof/>
+                <w:webHidden/>
+              </w:rPr>
+              <w:instrText xml:space="preserve"> PAGEREF _Toc224631662 \h </w:instrText>
+            </w:r>
+            <w:r>
+              <w:rPr>
+                <w:noProof/>
+                <w:webHidden/>
+              </w:rPr>
+            </w:r>
+            <w:r>
+              <w:rPr>
+                <w:noProof/>
+                <w:webHidden/>
+              </w:rPr>
+              <w:fldChar w:fldCharType="separate"/>
+            </w:r>
+            <w:r>
+              <w:rPr>
+                <w:noProof/>
+                <w:webHidden/>
+              </w:rPr>
+              <w:t>12</w:t>
+            </w:r>
+            <w:r>
+              <w:rPr>
+                <w:noProof/>
+                <w:webHidden/>
+              </w:rPr>
+              <w:fldChar w:fldCharType="end"/>
+            </w:r>
+          </w:hyperlink>
+        </w:p>
+        <w:p>
+          <w:pPr>
+            <w:pStyle w:val="TOC3"/>
+            <w:tabs>
+              <w:tab w:val="right" w:leader="dot" w:pos="9016"/>
+            </w:tabs>
+            <w:rPr>
+              <w:rFonts w:eastAsiaTheme="minorEastAsia"/>
+              <w:noProof/>
+              <w:lang w:eastAsia="en-GB"/>
+            </w:rPr>
+          </w:pPr>
+          <w:hyperlink w:anchor="_Toc224631663" w:history="1">
+            <w:r>
+              <w:rPr>
+                <w:rStyle w:val="Hyperlink"/>
+                <w:rFonts w:eastAsia="Arial"/>
+                <w:noProof/>
+              </w:rPr>
+              <w:t>Basket</w:t>
+            </w:r>
+            <w:r>
+              <w:rPr>
+                <w:noProof/>
+                <w:webHidden/>
+              </w:rPr>
+              <w:tab/>
+            </w:r>
+            <w:r>
+              <w:rPr>
+                <w:noProof/>
+                <w:webHidden/>
+              </w:rPr>
+              <w:fldChar w:fldCharType="begin"/>
+            </w:r>
+            <w:r>
+              <w:rPr>
+                <w:noProof/>
+                <w:webHidden/>
+              </w:rPr>
+              <w:instrText xml:space="preserve"> PAGEREF _Toc224631663 \h </w:instrText>
+            </w:r>
+            <w:r>
+              <w:rPr>
+                <w:noProof/>
+                <w:webHidden/>
+              </w:rPr>
+            </w:r>
+            <w:r>
+              <w:rPr>
+                <w:noProof/>
+                <w:webHidden/>
+              </w:rPr>
+              <w:fldChar w:fldCharType="separate"/>
+            </w:r>
+            <w:r>
+              <w:rPr>
+                <w:noProof/>
+                <w:webHidden/>
+              </w:rPr>
+              <w:t>13</w:t>
+            </w:r>
+            <w:r>
+              <w:rPr>
+                <w:noProof/>
+                <w:webHidden/>
+              </w:rPr>
+              <w:fldChar w:fldCharType="end"/>
+            </w:r>
+          </w:hyperlink>
+        </w:p>
+        <w:p>
+          <w:pPr>
+            <w:pStyle w:val="TOC3"/>
+            <w:tabs>
+              <w:tab w:val="right" w:leader="dot" w:pos="9016"/>
+            </w:tabs>
+            <w:rPr>
+              <w:rFonts w:eastAsiaTheme="minorEastAsia"/>
+              <w:noProof/>
+              <w:lang w:eastAsia="en-GB"/>
+            </w:rPr>
+          </w:pPr>
+          <w:hyperlink w:anchor="_Toc224631664" w:history="1">
+            <w:r>
+              <w:rPr>
+                <w:rStyle w:val="Hyperlink"/>
+                <w:rFonts w:eastAsia="Arial"/>
+                <w:noProof/>
+              </w:rPr>
+              <w:t>BasketProducts</w:t>
+            </w:r>
+            <w:r>
+              <w:rPr>
+                <w:noProof/>
+                <w:webHidden/>
+              </w:rPr>
+              <w:tab/>
+            </w:r>
+            <w:r>
+              <w:rPr>
+                <w:noProof/>
+                <w:webHidden/>
+              </w:rPr>
+              <w:fldChar w:fldCharType="begin"/>
+            </w:r>
+            <w:r>
+              <w:rPr>
+                <w:noProof/>
+                <w:webHidden/>
+              </w:rPr>
+              <w:instrText xml:space="preserve"> PAGEREF _Toc224631664 \h </w:instrText>
+            </w:r>
+            <w:r>
+              <w:rPr>
+                <w:noProof/>
+                <w:webHidden/>
+              </w:rPr>
+            </w:r>
+            <w:r>
+              <w:rPr>
+                <w:noProof/>
+                <w:webHidden/>
+              </w:rPr>
+              <w:fldChar w:fldCharType="separate"/>
+            </w:r>
+            <w:r>
+              <w:rPr>
+                <w:noProof/>
+                <w:webHidden/>
+              </w:rPr>
+              <w:t>13</w:t>
+            </w:r>
+            <w:r>
+              <w:rPr>
+                <w:noProof/>
+                <w:webHidden/>
+              </w:rPr>
+              <w:fldChar w:fldCharType="end"/>
+            </w:r>
+          </w:hyperlink>
+        </w:p>
+        <w:p>
+          <w:pPr>
+            <w:pStyle w:val="TOC3"/>
+            <w:tabs>
+              <w:tab w:val="right" w:leader="dot" w:pos="9016"/>
+            </w:tabs>
+            <w:rPr>
+              <w:rFonts w:eastAsiaTheme="minorEastAsia"/>
+              <w:noProof/>
+              <w:lang w:eastAsia="en-GB"/>
+            </w:rPr>
+          </w:pPr>
+          <w:hyperlink w:anchor="_Toc224631665" w:history="1">
+            <w:r>
+              <w:rPr>
+                <w:rStyle w:val="Hyperlink"/>
+                <w:rFonts w:eastAsia="Arial"/>
+                <w:noProof/>
+              </w:rPr>
+              <w:t>Stamps</w:t>
+            </w:r>
+            <w:r>
+              <w:rPr>
+                <w:noProof/>
+                <w:webHidden/>
+              </w:rPr>
+              <w:tab/>
+            </w:r>
+            <w:r>
+              <w:rPr>
+                <w:noProof/>
+                <w:webHidden/>
+              </w:rPr>
+              <w:fldChar w:fldCharType="begin"/>
+            </w:r>
+            <w:r>
+              <w:rPr>
+                <w:noProof/>
+                <w:webHidden/>
+              </w:rPr>
+              <w:instrText xml:space="preserve"> PAGEREF _Toc224631665 \h </w:instrText>
+            </w:r>
+            <w:r>
+              <w:rPr>
+                <w:noProof/>
+                <w:webHidden/>
+              </w:rPr>
+            </w:r>
+            <w:r>
+              <w:rPr>
+                <w:noProof/>
+                <w:webHidden/>
+              </w:rPr>
+              <w:fldChar w:fldCharType="separate"/>
+            </w:r>
+            <w:r>
+              <w:rPr>
+                <w:noProof/>
+                <w:webHidden/>
+              </w:rPr>
+              <w:t>13</w:t>
+            </w:r>
+            <w:r>
+              <w:rPr>
+                <w:noProof/>
+                <w:webHidden/>
+              </w:rPr>
+              <w:fldChar w:fldCharType="end"/>
+            </w:r>
+          </w:hyperlink>
+        </w:p>
+        <w:p>
+          <w:pPr>
+            <w:pStyle w:val="TOC3"/>
+            <w:tabs>
+              <w:tab w:val="right" w:leader="dot" w:pos="9016"/>
+            </w:tabs>
+            <w:rPr>
+              <w:rFonts w:eastAsiaTheme="minorEastAsia"/>
+              <w:noProof/>
+              <w:lang w:eastAsia="en-GB"/>
+            </w:rPr>
+          </w:pPr>
+          <w:hyperlink w:anchor="_Toc224631666" w:history="1">
+            <w:r>
+              <w:rPr>
+                <w:rStyle w:val="Hyperlink"/>
+                <w:rFonts w:eastAsia="Arial"/>
+                <w:noProof/>
+              </w:rPr>
+              <w:t>ProductStamps</w:t>
+            </w:r>
+            <w:r>
+              <w:rPr>
+                <w:noProof/>
+                <w:webHidden/>
+              </w:rPr>
+              <w:tab/>
+            </w:r>
+            <w:r>
+              <w:rPr>
+                <w:noProof/>
+                <w:webHidden/>
+              </w:rPr>
+              <w:fldChar w:fldCharType="begin"/>
+            </w:r>
+            <w:r>
+              <w:rPr>
+                <w:noProof/>
+                <w:webHidden/>
+              </w:rPr>
+              <w:instrText xml:space="preserve"> PAGEREF _Toc224631666 \h </w:instrText>
+            </w:r>
+            <w:r>
+              <w:rPr>
+                <w:noProof/>
+                <w:webHidden/>
+              </w:rPr>
+            </w:r>
+            <w:r>
+              <w:rPr>
+                <w:noProof/>
+                <w:webHidden/>
+              </w:rPr>
+              <w:fldChar w:fldCharType="separate"/>
+            </w:r>
+            <w:r>
+              <w:rPr>
+                <w:noProof/>
+                <w:webHidden/>
+              </w:rPr>
+              <w:t>13</w:t>
+            </w:r>
+            <w:r>
+              <w:rPr>
+                <w:noProof/>
+                <w:webHidden/>
+              </w:rPr>
+              <w:fldChar w:fldCharType="end"/>
+            </w:r>
+          </w:hyperlink>
+        </w:p>
+        <w:p>
+          <w:pPr>
+            <w:pStyle w:val="TOC3"/>
+            <w:tabs>
+              <w:tab w:val="right" w:leader="dot" w:pos="9016"/>
+            </w:tabs>
+            <w:rPr>
+              <w:rFonts w:eastAsiaTheme="minorEastAsia"/>
+              <w:noProof/>
+              <w:lang w:eastAsia="en-GB"/>
+            </w:rPr>
+          </w:pPr>
+          <w:hyperlink w:anchor="_Toc224631667" w:history="1">
+            <w:r>
+              <w:rPr>
+                <w:rStyle w:val="Hyperlink"/>
+                <w:rFonts w:eastAsia="Arial"/>
+                <w:noProof/>
+              </w:rPr>
+              <w:t>DiscountCodes</w:t>
+            </w:r>
+            <w:r>
+              <w:rPr>
+                <w:noProof/>
+                <w:webHidden/>
+              </w:rPr>
+              <w:tab/>
+            </w:r>
+            <w:r>
+              <w:rPr>
+                <w:noProof/>
+                <w:webHidden/>
+              </w:rPr>
+              <w:fldChar w:fldCharType="begin"/>
+            </w:r>
+            <w:r>
+              <w:rPr>
+                <w:noProof/>
+                <w:webHidden/>
+              </w:rPr>
+              <w:instrText xml:space="preserve"> PAGEREF _Toc224631667 \h </w:instrText>
+            </w:r>
+            <w:r>
+              <w:rPr>
+                <w:noProof/>
+                <w:webHidden/>
+              </w:rPr>
+            </w:r>
+            <w:r>
+              <w:rPr>
+                <w:noProof/>
+                <w:webHidden/>
+              </w:rPr>
+              <w:fldChar w:fldCharType="separate"/>
+            </w:r>
+            <w:r>
+              <w:rPr>
+                <w:noProof/>
+                <w:webHidden/>
+              </w:rPr>
+              <w:t>14</w:t>
             </w:r>
             <w:r>
               <w:rPr>
@@ -489,20 +1748,16 @@
             <w:rPr>
               <w:rFonts w:eastAsiaTheme="minorEastAsia"/>
               <w:noProof/>
-              <w:kern w:val="2"/>
-              <w:sz w:val="24"/>
-              <w:szCs w:val="24"/>
               <w:lang w:eastAsia="en-GB"/>
-              <w14:ligatures w14:val="standardContextual"/>
             </w:rPr>
           </w:pPr>
-          <w:hyperlink w:anchor="_Toc224498146" w:history="1">
+          <w:hyperlink w:anchor="_Toc224631668" w:history="1">
             <w:r>
               <w:rPr>
                 <w:rStyle w:val="Hyperlink"/>
                 <w:noProof/>
               </w:rPr>
-              <w:t>Database Design</w:t>
+              <w:t>Site map</w:t>
             </w:r>
             <w:r>
               <w:rPr>
@@ -523,7 +1778,7 @@
                 <w:noProof/>
                 <w:webHidden/>
               </w:rPr>
-              <w:instrText xml:space="preserve"> PAGEREF _Toc224498146 \h </w:instrText>
+              <w:instrText xml:space="preserve"> PAGEREF _Toc224631668 \h </w:instrText>
             </w:r>
             <w:r>
               <w:rPr>
@@ -543,7 +1798,147 @@
                 <w:noProof/>
                 <w:webHidden/>
               </w:rPr>
-              <w:t>9</w:t>
+              <w:t>14</w:t>
+            </w:r>
+            <w:r>
+              <w:rPr>
+                <w:noProof/>
+                <w:webHidden/>
+              </w:rPr>
+              <w:fldChar w:fldCharType="end"/>
+            </w:r>
+          </w:hyperlink>
+        </w:p>
+        <w:p>
+          <w:pPr>
+            <w:pStyle w:val="TOC1"/>
+            <w:tabs>
+              <w:tab w:val="right" w:leader="dot" w:pos="9016"/>
+            </w:tabs>
+            <w:rPr>
+              <w:rFonts w:eastAsiaTheme="minorEastAsia"/>
+              <w:noProof/>
+              <w:lang w:eastAsia="en-GB"/>
+            </w:rPr>
+          </w:pPr>
+          <w:hyperlink w:anchor="_Toc224631669" w:history="1">
+            <w:r>
+              <w:rPr>
+                <w:rStyle w:val="Hyperlink"/>
+                <w:noProof/>
+              </w:rPr>
+              <w:t>Test Strategy</w:t>
+            </w:r>
+            <w:r>
+              <w:rPr>
+                <w:noProof/>
+                <w:webHidden/>
+              </w:rPr>
+              <w:tab/>
+            </w:r>
+            <w:r>
+              <w:rPr>
+                <w:noProof/>
+                <w:webHidden/>
+              </w:rPr>
+              <w:fldChar w:fldCharType="begin"/>
+            </w:r>
+            <w:r>
+              <w:rPr>
+                <w:noProof/>
+                <w:webHidden/>
+              </w:rPr>
+              <w:instrText xml:space="preserve"> PAGEREF _Toc224631669 \h </w:instrText>
+            </w:r>
+            <w:r>
+              <w:rPr>
+                <w:noProof/>
+                <w:webHidden/>
+              </w:rPr>
+            </w:r>
+            <w:r>
+              <w:rPr>
+                <w:noProof/>
+                <w:webHidden/>
+              </w:rPr>
+              <w:fldChar w:fldCharType="separate"/>
+            </w:r>
+            <w:r>
+              <w:rPr>
+                <w:noProof/>
+                <w:webHidden/>
+              </w:rPr>
+              <w:t>14</w:t>
+            </w:r>
+            <w:r>
+              <w:rPr>
+                <w:noProof/>
+                <w:webHidden/>
+              </w:rPr>
+              <w:fldChar w:fldCharType="end"/>
+            </w:r>
+          </w:hyperlink>
+        </w:p>
+        <w:p>
+          <w:pPr>
+            <w:pStyle w:val="TOC1"/>
+            <w:tabs>
+              <w:tab w:val="right" w:leader="dot" w:pos="9016"/>
+            </w:tabs>
+            <w:rPr>
+              <w:rFonts w:eastAsiaTheme="minorEastAsia"/>
+              <w:noProof/>
+              <w:lang w:eastAsia="en-GB"/>
+            </w:rPr>
+          </w:pPr>
+          <w:hyperlink w:anchor="_Toc224631670" w:history="1">
+            <w:r>
+              <w:rPr>
+                <w:rStyle w:val="Hyperlink"/>
+                <w:noProof/>
+              </w:rPr>
+              <w:t>Styles</w:t>
+            </w:r>
+            <w:r>
+              <w:rPr>
+                <w:noProof/>
+                <w:webHidden/>
+              </w:rPr>
+              <w:tab/>
+            </w:r>
+            <w:r>
+              <w:rPr>
+                <w:noProof/>
+                <w:webHidden/>
+              </w:rPr>
+              <w:fldChar w:fldCharType="begin"/>
+            </w:r>
+            <w:r>
+              <w:rPr>
+                <w:noProof/>
+                <w:webHidden/>
+              </w:rPr>
+              <w:instrText xml:space="preserve"> PAGEREF _Toc224631670 \h </w:instrText>
+            </w:r>
+            <w:r>
+              <w:rPr>
+                <w:noProof/>
+                <w:webHidden/>
+              </w:rPr>
+            </w:r>
+            <w:r>
+              <w:rPr>
+                <w:noProof/>
+                <w:webHidden/>
+              </w:rPr>
+              <w:fldChar w:fldCharType="separate"/>
+            </w:r>
+            <w:r>
+              <w:rPr>
+                <w:noProof/>
+                <w:webHidden/>
+              </w:rPr>
+              <w:t>20</w:t>
             </w:r>
             <w:r>
               <w:rPr>
@@ -563,20 +1958,16 @@
             <w:rPr>
               <w:rFonts w:eastAsiaTheme="minorEastAsia"/>
               <w:noProof/>
-              <w:kern w:val="2"/>
-              <w:sz w:val="24"/>
-              <w:szCs w:val="24"/>
               <w:lang w:eastAsia="en-GB"/>
-              <w14:ligatures w14:val="standardContextual"/>
             </w:rPr>
           </w:pPr>
-          <w:hyperlink w:anchor="_Toc224498147" w:history="1">
+          <w:hyperlink w:anchor="_Toc224631671" w:history="1">
             <w:r>
               <w:rPr>
                 <w:rStyle w:val="Hyperlink"/>
                 <w:noProof/>
               </w:rPr>
-              <w:t>Data Dictionaries</w:t>
+              <w:t>Dark Mode</w:t>
             </w:r>
             <w:r>
               <w:rPr>
@@ -597,7 +1988,7 @@
                 <w:noProof/>
                 <w:webHidden/>
               </w:rPr>
-              <w:instrText xml:space="preserve"> PAGEREF _Toc224498147 \h </w:instrText>
+              <w:instrText xml:space="preserve"> PAGEREF _Toc224631671 \h </w:instrText>
             </w:r>
             <w:r>
               <w:rPr>
@@ -617,7 +2008,7 @@
                 <w:noProof/>
                 <w:webHidden/>
               </w:rPr>
-              <w:t>11</w:t>
+              <w:t>20</w:t>
             </w:r>
             <w:r>
               <w:rPr>
@@ -637,21 +2028,16 @@
             <w:rPr>
               <w:rFonts w:eastAsiaTheme="minorEastAsia"/>
               <w:noProof/>
-              <w:kern w:val="2"/>
-              <w:sz w:val="24"/>
-              <w:szCs w:val="24"/>
               <w:lang w:eastAsia="en-GB"/>
-              <w14:ligatures w14:val="standardContextual"/>
             </w:rPr>
           </w:pPr>
-          <w:hyperlink w:anchor="_Toc224498148" w:history="1">
+          <w:hyperlink w:anchor="_Toc224631672" w:history="1">
             <w:r>
               <w:rPr>
                 <w:rStyle w:val="Hyperlink"/>
-                <w:rFonts w:eastAsia="Arial"/>
-                <w:noProof/>
-              </w:rPr>
-              <w:t>AspNetUsers</w:t>
+                <w:noProof/>
+              </w:rPr>
+              <w:t>Background</w:t>
             </w:r>
             <w:r>
               <w:rPr>
@@ -672,7 +2058,7 @@
                 <w:noProof/>
                 <w:webHidden/>
               </w:rPr>
-              <w:instrText xml:space="preserve"> PAGEREF _Toc224498148 \h </w:instrText>
+              <w:instrText xml:space="preserve"> PAGEREF _Toc224631672 \h </w:instrText>
             </w:r>
             <w:r>
               <w:rPr>
@@ -692,7 +2078,7 @@
                 <w:noProof/>
                 <w:webHidden/>
               </w:rPr>
-              <w:t>11</w:t>
+              <w:t>20</w:t>
             </w:r>
             <w:r>
               <w:rPr>
@@ -712,21 +2098,16 @@
             <w:rPr>
               <w:rFonts w:eastAsiaTheme="minorEastAsia"/>
               <w:noProof/>
-              <w:kern w:val="2"/>
-              <w:sz w:val="24"/>
-              <w:szCs w:val="24"/>
               <w:lang w:eastAsia="en-GB"/>
-              <w14:ligatures w14:val="standardContextual"/>
             </w:rPr>
           </w:pPr>
-          <w:hyperlink w:anchor="_Toc224498149" w:history="1">
+          <w:hyperlink w:anchor="_Toc224631673" w:history="1">
             <w:r>
               <w:rPr>
                 <w:rStyle w:val="Hyperlink"/>
-                <w:rFonts w:eastAsia="Arial"/>
-                <w:noProof/>
-              </w:rPr>
-              <w:t>AspNetRoles</w:t>
+                <w:noProof/>
+              </w:rPr>
+              <w:t>Font</w:t>
             </w:r>
             <w:r>
               <w:rPr>
@@ -747,7 +2128,7 @@
                 <w:noProof/>
                 <w:webHidden/>
               </w:rPr>
-              <w:instrText xml:space="preserve"> PAGEREF _Toc224498149 \h </w:instrText>
+              <w:instrText xml:space="preserve"> PAGEREF _Toc224631673 \h </w:instrText>
             </w:r>
             <w:r>
               <w:rPr>
@@ -767,7 +2148,7 @@
                 <w:noProof/>
                 <w:webHidden/>
               </w:rPr>
-              <w:t>11</w:t>
+              <w:t>20</w:t>
             </w:r>
             <w:r>
               <w:rPr>
@@ -787,21 +2168,16 @@
             <w:rPr>
               <w:rFonts w:eastAsiaTheme="minorEastAsia"/>
               <w:noProof/>
-              <w:kern w:val="2"/>
-              <w:sz w:val="24"/>
-              <w:szCs w:val="24"/>
               <w:lang w:eastAsia="en-GB"/>
-              <w14:ligatures w14:val="standardContextual"/>
             </w:rPr>
           </w:pPr>
-          <w:hyperlink w:anchor="_Toc224498150" w:history="1">
+          <w:hyperlink w:anchor="_Toc224631674" w:history="1">
             <w:r>
               <w:rPr>
                 <w:rStyle w:val="Hyperlink"/>
-                <w:rFonts w:eastAsia="Arial"/>
-                <w:noProof/>
-              </w:rPr>
-              <w:t>AspNetUserRoles</w:t>
+                <w:noProof/>
+              </w:rPr>
+              <w:t>Interactive</w:t>
             </w:r>
             <w:r>
               <w:rPr>
@@ -822,7 +2198,7 @@
                 <w:noProof/>
                 <w:webHidden/>
               </w:rPr>
-              <w:instrText xml:space="preserve"> PAGEREF _Toc224498150 \h </w:instrText>
+              <w:instrText xml:space="preserve"> PAGEREF _Toc224631674 \h </w:instrText>
             </w:r>
             <w:r>
               <w:rPr>
@@ -842,7 +2218,77 @@
                 <w:noProof/>
                 <w:webHidden/>
               </w:rPr>
-              <w:t>11</w:t>
+              <w:t>20</w:t>
+            </w:r>
+            <w:r>
+              <w:rPr>
+                <w:noProof/>
+                <w:webHidden/>
+              </w:rPr>
+              <w:fldChar w:fldCharType="end"/>
+            </w:r>
+          </w:hyperlink>
+        </w:p>
+        <w:p>
+          <w:pPr>
+            <w:pStyle w:val="TOC2"/>
+            <w:tabs>
+              <w:tab w:val="right" w:leader="dot" w:pos="9016"/>
+            </w:tabs>
+            <w:rPr>
+              <w:rFonts w:eastAsiaTheme="minorEastAsia"/>
+              <w:noProof/>
+              <w:lang w:eastAsia="en-GB"/>
+            </w:rPr>
+          </w:pPr>
+          <w:hyperlink w:anchor="_Toc224631675" w:history="1">
+            <w:r>
+              <w:rPr>
+                <w:rStyle w:val="Hyperlink"/>
+                <w:noProof/>
+              </w:rPr>
+              <w:t>Light Mode</w:t>
+            </w:r>
+            <w:r>
+              <w:rPr>
+                <w:noProof/>
+                <w:webHidden/>
+              </w:rPr>
+              <w:tab/>
+            </w:r>
+            <w:r>
+              <w:rPr>
+                <w:noProof/>
+                <w:webHidden/>
+              </w:rPr>
+              <w:fldChar w:fldCharType="begin"/>
+            </w:r>
+            <w:r>
+              <w:rPr>
+                <w:noProof/>
+                <w:webHidden/>
+              </w:rPr>
+              <w:instrText xml:space="preserve"> PAGEREF _Toc224631675 \h </w:instrText>
+            </w:r>
+            <w:r>
+              <w:rPr>
+                <w:noProof/>
+                <w:webHidden/>
+              </w:rPr>
+            </w:r>
+            <w:r>
+              <w:rPr>
+                <w:noProof/>
+                <w:webHidden/>
+              </w:rPr>
+              <w:fldChar w:fldCharType="separate"/>
+            </w:r>
+            <w:r>
+              <w:rPr>
+                <w:noProof/>
+                <w:webHidden/>
+              </w:rPr>
+              <w:t>21</w:t>
             </w:r>
             <w:r>
               <w:rPr>
@@ -862,21 +2308,16 @@
             <w:rPr>
               <w:rFonts w:eastAsiaTheme="minorEastAsia"/>
               <w:noProof/>
-              <w:kern w:val="2"/>
-              <w:sz w:val="24"/>
-              <w:szCs w:val="24"/>
               <w:lang w:eastAsia="en-GB"/>
-              <w14:ligatures w14:val="standardContextual"/>
             </w:rPr>
           </w:pPr>
-          <w:hyperlink w:anchor="_Toc224498151" w:history="1">
+          <w:hyperlink w:anchor="_Toc224631676" w:history="1">
             <w:r>
               <w:rPr>
                 <w:rStyle w:val="Hyperlink"/>
-                <w:rFonts w:eastAsia="Arial"/>
-                <w:noProof/>
-              </w:rPr>
-              <w:t>AspNetUserClaims</w:t>
+                <w:noProof/>
+              </w:rPr>
+              <w:t>Background</w:t>
             </w:r>
             <w:r>
               <w:rPr>
@@ -897,7 +2338,7 @@
                 <w:noProof/>
                 <w:webHidden/>
               </w:rPr>
-              <w:instrText xml:space="preserve"> PAGEREF _Toc224498151 \h </w:instrText>
+              <w:instrText xml:space="preserve"> PAGEREF _Toc224631676 \h </w:instrText>
             </w:r>
             <w:r>
               <w:rPr>
@@ -917,7 +2358,7 @@
                 <w:noProof/>
                 <w:webHidden/>
               </w:rPr>
-              <w:t>12</w:t>
+              <w:t>21</w:t>
             </w:r>
             <w:r>
               <w:rPr>
@@ -937,21 +2378,16 @@
             <w:rPr>
               <w:rFonts w:eastAsiaTheme="minorEastAsia"/>
               <w:noProof/>
-              <w:kern w:val="2"/>
-              <w:sz w:val="24"/>
-              <w:szCs w:val="24"/>
               <w:lang w:eastAsia="en-GB"/>
-              <w14:ligatures w14:val="standardContextual"/>
             </w:rPr>
           </w:pPr>
-          <w:hyperlink w:anchor="_Toc224498152" w:history="1">
+          <w:hyperlink w:anchor="_Toc224631677" w:history="1">
             <w:r>
               <w:rPr>
                 <w:rStyle w:val="Hyperlink"/>
-                <w:rFonts w:eastAsia="Arial"/>
-                <w:noProof/>
-              </w:rPr>
-              <w:t>AspNetRoleClaims</w:t>
+                <w:noProof/>
+              </w:rPr>
+              <w:t>Font</w:t>
             </w:r>
             <w:r>
               <w:rPr>
@@ -972,7 +2408,7 @@
                 <w:noProof/>
                 <w:webHidden/>
               </w:rPr>
-              <w:instrText xml:space="preserve"> PAGEREF _Toc224498152 \h </w:instrText>
+              <w:instrText xml:space="preserve"> PAGEREF _Toc224631677 \h </w:instrText>
             </w:r>
             <w:r>
               <w:rPr>
@@ -992,7 +2428,7 @@
                 <w:noProof/>
                 <w:webHidden/>
               </w:rPr>
-              <w:t>12</w:t>
+              <w:t>21</w:t>
             </w:r>
             <w:r>
               <w:rPr>
@@ -1012,21 +2448,16 @@
             <w:rPr>
               <w:rFonts w:eastAsiaTheme="minorEastAsia"/>
               <w:noProof/>
-              <w:kern w:val="2"/>
-              <w:sz w:val="24"/>
-              <w:szCs w:val="24"/>
               <w:lang w:eastAsia="en-GB"/>
-              <w14:ligatures w14:val="standardContextual"/>
             </w:rPr>
           </w:pPr>
-          <w:hyperlink w:anchor="_Toc224498153" w:history="1">
+          <w:hyperlink w:anchor="_Toc224631678" w:history="1">
             <w:r>
               <w:rPr>
                 <w:rStyle w:val="Hyperlink"/>
-                <w:rFonts w:eastAsia="Arial"/>
-                <w:noProof/>
-              </w:rPr>
-              <w:t>AspNetUserLogins</w:t>
+                <w:noProof/>
+              </w:rPr>
+              <w:t>Interactive</w:t>
             </w:r>
             <w:r>
               <w:rPr>
@@ -1047,7 +2478,7 @@
                 <w:noProof/>
                 <w:webHidden/>
               </w:rPr>
-              <w:instrText xml:space="preserve"> PAGEREF _Toc224498153 \h </w:instrText>
+              <w:instrText xml:space="preserve"> PAGEREF _Toc224631678 \h </w:instrText>
             </w:r>
             <w:r>
               <w:rPr>
@@ -1067,7 +2498,7 @@
                 <w:noProof/>
                 <w:webHidden/>
               </w:rPr>
-              <w:t>12</w:t>
+              <w:t>21</w:t>
             </w:r>
             <w:r>
               <w:rPr>
@@ -1080,28 +2511,23 @@
         </w:p>
         <w:p>
           <w:pPr>
-            <w:pStyle w:val="TOC3"/>
+            <w:pStyle w:val="TOC2"/>
             <w:tabs>
               <w:tab w:val="right" w:leader="dot" w:pos="9016"/>
             </w:tabs>
             <w:rPr>
               <w:rFonts w:eastAsiaTheme="minorEastAsia"/>
               <w:noProof/>
-              <w:kern w:val="2"/>
-              <w:sz w:val="24"/>
-              <w:szCs w:val="24"/>
               <w:lang w:eastAsia="en-GB"/>
-              <w14:ligatures w14:val="standardContextual"/>
             </w:rPr>
           </w:pPr>
-          <w:hyperlink w:anchor="_Toc224498154" w:history="1">
+          <w:hyperlink w:anchor="_Toc224631679" w:history="1">
             <w:r>
               <w:rPr>
                 <w:rStyle w:val="Hyperlink"/>
-                <w:rFonts w:eastAsia="Arial"/>
-                <w:noProof/>
-              </w:rPr>
-              <w:t>AspNetUserTokens</w:t>
+                <w:noProof/>
+              </w:rPr>
+              <w:t>Buttons/Cards</w:t>
             </w:r>
             <w:r>
               <w:rPr>
@@ -1122,7 +2548,7 @@
                 <w:noProof/>
                 <w:webHidden/>
               </w:rPr>
-              <w:instrText xml:space="preserve"> PAGEREF _Toc224498154 \h </w:instrText>
+              <w:instrText xml:space="preserve"> PAGEREF _Toc224631679 \h </w:instrText>
             </w:r>
             <w:r>
               <w:rPr>
@@ -1142,7 +2568,7 @@
                 <w:noProof/>
                 <w:webHidden/>
               </w:rPr>
-              <w:t>12</w:t>
+              <w:t>21</w:t>
             </w:r>
             <w:r>
               <w:rPr>
@@ -1155,28 +2581,23 @@
         </w:p>
         <w:p>
           <w:pPr>
-            <w:pStyle w:val="TOC3"/>
+            <w:pStyle w:val="TOC2"/>
             <w:tabs>
               <w:tab w:val="right" w:leader="dot" w:pos="9016"/>
             </w:tabs>
             <w:rPr>
               <w:rFonts w:eastAsiaTheme="minorEastAsia"/>
               <w:noProof/>
-              <w:kern w:val="2"/>
-              <w:sz w:val="24"/>
-              <w:szCs w:val="24"/>
               <w:lang w:eastAsia="en-GB"/>
-              <w14:ligatures w14:val="standardContextual"/>
             </w:rPr>
           </w:pPr>
-          <w:hyperlink w:anchor="_Toc224498155" w:history="1">
+          <w:hyperlink w:anchor="_Toc224631680" w:history="1">
             <w:r>
               <w:rPr>
                 <w:rStyle w:val="Hyperlink"/>
-                <w:rFonts w:eastAsia="Arial"/>
-                <w:noProof/>
-              </w:rPr>
-              <w:t>Producers</w:t>
+                <w:noProof/>
+              </w:rPr>
+              <w:t>Accent Colours</w:t>
             </w:r>
             <w:r>
               <w:rPr>
@@ -1197,7 +2618,7 @@
                 <w:noProof/>
                 <w:webHidden/>
               </w:rPr>
-              <w:instrText xml:space="preserve"> PAGEREF _Toc224498155 \h </w:instrText>
+              <w:instrText xml:space="preserve"> PAGEREF _Toc224631680 \h </w:instrText>
             </w:r>
             <w:r>
               <w:rPr>
@@ -1217,681 +2638,7 @@
                 <w:noProof/>
                 <w:webHidden/>
               </w:rPr>
-              <w:t>12</w:t>
-            </w:r>
-            <w:r>
-              <w:rPr>
-                <w:noProof/>
-                <w:webHidden/>
-              </w:rPr>
-              <w:fldChar w:fldCharType="end"/>
-            </w:r>
-          </w:hyperlink>
-        </w:p>
-        <w:p>
-          <w:pPr>
-            <w:pStyle w:val="TOC3"/>
-            <w:tabs>
-              <w:tab w:val="right" w:leader="dot" w:pos="9016"/>
-            </w:tabs>
-            <w:rPr>
-              <w:rFonts w:eastAsiaTheme="minorEastAsia"/>
-              <w:noProof/>
-              <w:kern w:val="2"/>
-              <w:sz w:val="24"/>
-              <w:szCs w:val="24"/>
-              <w:lang w:eastAsia="en-GB"/>
-              <w14:ligatures w14:val="standardContextual"/>
-            </w:rPr>
-          </w:pPr>
-          <w:hyperlink w:anchor="_Toc224498156" w:history="1">
-            <w:r>
-              <w:rPr>
-                <w:rStyle w:val="Hyperlink"/>
-                <w:rFonts w:eastAsia="Arial"/>
-                <w:noProof/>
-              </w:rPr>
-              <w:t>Products</w:t>
-            </w:r>
-            <w:r>
-              <w:rPr>
-                <w:noProof/>
-                <w:webHidden/>
-              </w:rPr>
-              <w:tab/>
-            </w:r>
-            <w:r>
-              <w:rPr>
-                <w:noProof/>
-                <w:webHidden/>
-              </w:rPr>
-              <w:fldChar w:fldCharType="begin"/>
-            </w:r>
-            <w:r>
-              <w:rPr>
-                <w:noProof/>
-                <w:webHidden/>
-              </w:rPr>
-              <w:instrText xml:space="preserve"> PAGEREF _Toc224498156 \h </w:instrText>
-            </w:r>
-            <w:r>
-              <w:rPr>
-                <w:noProof/>
-                <w:webHidden/>
-              </w:rPr>
-            </w:r>
-            <w:r>
-              <w:rPr>
-                <w:noProof/>
-                <w:webHidden/>
-              </w:rPr>
-              <w:fldChar w:fldCharType="separate"/>
-            </w:r>
-            <w:r>
-              <w:rPr>
-                <w:noProof/>
-                <w:webHidden/>
-              </w:rPr>
-              <w:t>13</w:t>
-            </w:r>
-            <w:r>
-              <w:rPr>
-                <w:noProof/>
-                <w:webHidden/>
-              </w:rPr>
-              <w:fldChar w:fldCharType="end"/>
-            </w:r>
-          </w:hyperlink>
-        </w:p>
-        <w:p>
-          <w:pPr>
-            <w:pStyle w:val="TOC3"/>
-            <w:tabs>
-              <w:tab w:val="right" w:leader="dot" w:pos="9016"/>
-            </w:tabs>
-            <w:rPr>
-              <w:rFonts w:eastAsiaTheme="minorEastAsia"/>
-              <w:noProof/>
-              <w:kern w:val="2"/>
-              <w:sz w:val="24"/>
-              <w:szCs w:val="24"/>
-              <w:lang w:eastAsia="en-GB"/>
-              <w14:ligatures w14:val="standardContextual"/>
-            </w:rPr>
-          </w:pPr>
-          <w:hyperlink w:anchor="_Toc224498157" w:history="1">
-            <w:r>
-              <w:rPr>
-                <w:rStyle w:val="Hyperlink"/>
-                <w:rFonts w:eastAsia="Arial"/>
-                <w:noProof/>
-              </w:rPr>
-              <w:t>Orders</w:t>
-            </w:r>
-            <w:r>
-              <w:rPr>
-                <w:noProof/>
-                <w:webHidden/>
-              </w:rPr>
-              <w:tab/>
-            </w:r>
-            <w:r>
-              <w:rPr>
-                <w:noProof/>
-                <w:webHidden/>
-              </w:rPr>
-              <w:fldChar w:fldCharType="begin"/>
-            </w:r>
-            <w:r>
-              <w:rPr>
-                <w:noProof/>
-                <w:webHidden/>
-              </w:rPr>
-              <w:instrText xml:space="preserve"> PAGEREF _Toc224498157 \h </w:instrText>
-            </w:r>
-            <w:r>
-              <w:rPr>
-                <w:noProof/>
-                <w:webHidden/>
-              </w:rPr>
-            </w:r>
-            <w:r>
-              <w:rPr>
-                <w:noProof/>
-                <w:webHidden/>
-              </w:rPr>
-              <w:fldChar w:fldCharType="separate"/>
-            </w:r>
-            <w:r>
-              <w:rPr>
-                <w:noProof/>
-                <w:webHidden/>
-              </w:rPr>
-              <w:t>13</w:t>
-            </w:r>
-            <w:r>
-              <w:rPr>
-                <w:noProof/>
-                <w:webHidden/>
-              </w:rPr>
-              <w:fldChar w:fldCharType="end"/>
-            </w:r>
-          </w:hyperlink>
-        </w:p>
-        <w:p>
-          <w:pPr>
-            <w:pStyle w:val="TOC3"/>
-            <w:tabs>
-              <w:tab w:val="right" w:leader="dot" w:pos="9016"/>
-            </w:tabs>
-            <w:rPr>
-              <w:rFonts w:eastAsiaTheme="minorEastAsia"/>
-              <w:noProof/>
-              <w:kern w:val="2"/>
-              <w:sz w:val="24"/>
-              <w:szCs w:val="24"/>
-              <w:lang w:eastAsia="en-GB"/>
-              <w14:ligatures w14:val="standardContextual"/>
-            </w:rPr>
-          </w:pPr>
-          <w:hyperlink w:anchor="_Toc224498158" w:history="1">
-            <w:r>
-              <w:rPr>
-                <w:rStyle w:val="Hyperlink"/>
-                <w:rFonts w:eastAsia="Arial"/>
-                <w:noProof/>
-              </w:rPr>
-              <w:t>OrderProducts</w:t>
-            </w:r>
-            <w:r>
-              <w:rPr>
-                <w:noProof/>
-                <w:webHidden/>
-              </w:rPr>
-              <w:tab/>
-            </w:r>
-            <w:r>
-              <w:rPr>
-                <w:noProof/>
-                <w:webHidden/>
-              </w:rPr>
-              <w:fldChar w:fldCharType="begin"/>
-            </w:r>
-            <w:r>
-              <w:rPr>
-                <w:noProof/>
-                <w:webHidden/>
-              </w:rPr>
-              <w:instrText xml:space="preserve"> PAGEREF _Toc224498158 \h </w:instrText>
-            </w:r>
-            <w:r>
-              <w:rPr>
-                <w:noProof/>
-                <w:webHidden/>
-              </w:rPr>
-            </w:r>
-            <w:r>
-              <w:rPr>
-                <w:noProof/>
-                <w:webHidden/>
-              </w:rPr>
-              <w:fldChar w:fldCharType="separate"/>
-            </w:r>
-            <w:r>
-              <w:rPr>
-                <w:noProof/>
-                <w:webHidden/>
-              </w:rPr>
-              <w:t>13</w:t>
-            </w:r>
-            <w:r>
-              <w:rPr>
-                <w:noProof/>
-                <w:webHidden/>
-              </w:rPr>
-              <w:fldChar w:fldCharType="end"/>
-            </w:r>
-          </w:hyperlink>
-        </w:p>
-        <w:p>
-          <w:pPr>
-            <w:pStyle w:val="TOC3"/>
-            <w:tabs>
-              <w:tab w:val="right" w:leader="dot" w:pos="9016"/>
-            </w:tabs>
-            <w:rPr>
-              <w:rFonts w:eastAsiaTheme="minorEastAsia"/>
-              <w:noProof/>
-              <w:kern w:val="2"/>
-              <w:sz w:val="24"/>
-              <w:szCs w:val="24"/>
-              <w:lang w:eastAsia="en-GB"/>
-              <w14:ligatures w14:val="standardContextual"/>
-            </w:rPr>
-          </w:pPr>
-          <w:hyperlink w:anchor="_Toc224498159" w:history="1">
-            <w:r>
-              <w:rPr>
-                <w:rStyle w:val="Hyperlink"/>
-                <w:rFonts w:eastAsia="Arial"/>
-                <w:noProof/>
-              </w:rPr>
-              <w:t>Basket</w:t>
-            </w:r>
-            <w:r>
-              <w:rPr>
-                <w:noProof/>
-                <w:webHidden/>
-              </w:rPr>
-              <w:tab/>
-            </w:r>
-            <w:r>
-              <w:rPr>
-                <w:noProof/>
-                <w:webHidden/>
-              </w:rPr>
-              <w:fldChar w:fldCharType="begin"/>
-            </w:r>
-            <w:r>
-              <w:rPr>
-                <w:noProof/>
-                <w:webHidden/>
-              </w:rPr>
-              <w:instrText xml:space="preserve"> PAGEREF _Toc224498159 \h </w:instrText>
-            </w:r>
-            <w:r>
-              <w:rPr>
-                <w:noProof/>
-                <w:webHidden/>
-              </w:rPr>
-            </w:r>
-            <w:r>
-              <w:rPr>
-                <w:noProof/>
-                <w:webHidden/>
-              </w:rPr>
-              <w:fldChar w:fldCharType="separate"/>
-            </w:r>
-            <w:r>
-              <w:rPr>
-                <w:noProof/>
-                <w:webHidden/>
-              </w:rPr>
-              <w:t>14</w:t>
-            </w:r>
-            <w:r>
-              <w:rPr>
-                <w:noProof/>
-                <w:webHidden/>
-              </w:rPr>
-              <w:fldChar w:fldCharType="end"/>
-            </w:r>
-          </w:hyperlink>
-        </w:p>
-        <w:p>
-          <w:pPr>
-            <w:pStyle w:val="TOC3"/>
-            <w:tabs>
-              <w:tab w:val="right" w:leader="dot" w:pos="9016"/>
-            </w:tabs>
-            <w:rPr>
-              <w:rFonts w:eastAsiaTheme="minorEastAsia"/>
-              <w:noProof/>
-              <w:kern w:val="2"/>
-              <w:sz w:val="24"/>
-              <w:szCs w:val="24"/>
-              <w:lang w:eastAsia="en-GB"/>
-              <w14:ligatures w14:val="standardContextual"/>
-            </w:rPr>
-          </w:pPr>
-          <w:hyperlink w:anchor="_Toc224498160" w:history="1">
-            <w:r>
-              <w:rPr>
-                <w:rStyle w:val="Hyperlink"/>
-                <w:rFonts w:eastAsia="Arial"/>
-                <w:noProof/>
-              </w:rPr>
-              <w:t>BasketProducts</w:t>
-            </w:r>
-            <w:r>
-              <w:rPr>
-                <w:noProof/>
-                <w:webHidden/>
-              </w:rPr>
-              <w:tab/>
-            </w:r>
-            <w:r>
-              <w:rPr>
-                <w:noProof/>
-                <w:webHidden/>
-              </w:rPr>
-              <w:fldChar w:fldCharType="begin"/>
-            </w:r>
-            <w:r>
-              <w:rPr>
-                <w:noProof/>
-                <w:webHidden/>
-              </w:rPr>
-              <w:instrText xml:space="preserve"> PAGEREF _Toc224498160 \h </w:instrText>
-            </w:r>
-            <w:r>
-              <w:rPr>
-                <w:noProof/>
-                <w:webHidden/>
-              </w:rPr>
-            </w:r>
-            <w:r>
-              <w:rPr>
-                <w:noProof/>
-                <w:webHidden/>
-              </w:rPr>
-              <w:fldChar w:fldCharType="separate"/>
-            </w:r>
-            <w:r>
-              <w:rPr>
-                <w:noProof/>
-                <w:webHidden/>
-              </w:rPr>
-              <w:t>14</w:t>
-            </w:r>
-            <w:r>
-              <w:rPr>
-                <w:noProof/>
-                <w:webHidden/>
-              </w:rPr>
-              <w:fldChar w:fldCharType="end"/>
-            </w:r>
-          </w:hyperlink>
-        </w:p>
-        <w:p>
-          <w:pPr>
-            <w:pStyle w:val="TOC3"/>
-            <w:tabs>
-              <w:tab w:val="right" w:leader="dot" w:pos="9016"/>
-            </w:tabs>
-            <w:rPr>
-              <w:rFonts w:eastAsiaTheme="minorEastAsia"/>
-              <w:noProof/>
-              <w:kern w:val="2"/>
-              <w:sz w:val="24"/>
-              <w:szCs w:val="24"/>
-              <w:lang w:eastAsia="en-GB"/>
-              <w14:ligatures w14:val="standardContextual"/>
-            </w:rPr>
-          </w:pPr>
-          <w:hyperlink w:anchor="_Toc224498161" w:history="1">
-            <w:r>
-              <w:rPr>
-                <w:rStyle w:val="Hyperlink"/>
-                <w:rFonts w:eastAsia="Arial"/>
-                <w:noProof/>
-              </w:rPr>
-              <w:t>Stamps</w:t>
-            </w:r>
-            <w:r>
-              <w:rPr>
-                <w:noProof/>
-                <w:webHidden/>
-              </w:rPr>
-              <w:tab/>
-            </w:r>
-            <w:r>
-              <w:rPr>
-                <w:noProof/>
-                <w:webHidden/>
-              </w:rPr>
-              <w:fldChar w:fldCharType="begin"/>
-            </w:r>
-            <w:r>
-              <w:rPr>
-                <w:noProof/>
-                <w:webHidden/>
-              </w:rPr>
-              <w:instrText xml:space="preserve"> PAGEREF _Toc224498161 \h </w:instrText>
-            </w:r>
-            <w:r>
-              <w:rPr>
-                <w:noProof/>
-                <w:webHidden/>
-              </w:rPr>
-            </w:r>
-            <w:r>
-              <w:rPr>
-                <w:noProof/>
-                <w:webHidden/>
-              </w:rPr>
-              <w:fldChar w:fldCharType="separate"/>
-            </w:r>
-            <w:r>
-              <w:rPr>
-                <w:noProof/>
-                <w:webHidden/>
-              </w:rPr>
-              <w:t>14</w:t>
-            </w:r>
-            <w:r>
-              <w:rPr>
-                <w:noProof/>
-                <w:webHidden/>
-              </w:rPr>
-              <w:fldChar w:fldCharType="end"/>
-            </w:r>
-          </w:hyperlink>
-        </w:p>
-        <w:p>
-          <w:pPr>
-            <w:pStyle w:val="TOC3"/>
-            <w:tabs>
-              <w:tab w:val="right" w:leader="dot" w:pos="9016"/>
-            </w:tabs>
-            <w:rPr>
-              <w:rFonts w:eastAsiaTheme="minorEastAsia"/>
-              <w:noProof/>
-              <w:kern w:val="2"/>
-              <w:sz w:val="24"/>
-              <w:szCs w:val="24"/>
-              <w:lang w:eastAsia="en-GB"/>
-              <w14:ligatures w14:val="standardContextual"/>
-            </w:rPr>
-          </w:pPr>
-          <w:hyperlink w:anchor="_Toc224498162" w:history="1">
-            <w:r>
-              <w:rPr>
-                <w:rStyle w:val="Hyperlink"/>
-                <w:rFonts w:eastAsia="Arial"/>
-                <w:noProof/>
-              </w:rPr>
-              <w:t>ProductStamps</w:t>
-            </w:r>
-            <w:r>
-              <w:rPr>
-                <w:noProof/>
-                <w:webHidden/>
-              </w:rPr>
-              <w:tab/>
-            </w:r>
-            <w:r>
-              <w:rPr>
-                <w:noProof/>
-                <w:webHidden/>
-              </w:rPr>
-              <w:fldChar w:fldCharType="begin"/>
-            </w:r>
-            <w:r>
-              <w:rPr>
-                <w:noProof/>
-                <w:webHidden/>
-              </w:rPr>
-              <w:instrText xml:space="preserve"> PAGEREF _Toc224498162 \h </w:instrText>
-            </w:r>
-            <w:r>
-              <w:rPr>
-                <w:noProof/>
-                <w:webHidden/>
-              </w:rPr>
-            </w:r>
-            <w:r>
-              <w:rPr>
-                <w:noProof/>
-                <w:webHidden/>
-              </w:rPr>
-              <w:fldChar w:fldCharType="separate"/>
-            </w:r>
-            <w:r>
-              <w:rPr>
-                <w:noProof/>
-                <w:webHidden/>
-              </w:rPr>
-              <w:t>14</w:t>
-            </w:r>
-            <w:r>
-              <w:rPr>
-                <w:noProof/>
-                <w:webHidden/>
-              </w:rPr>
-              <w:fldChar w:fldCharType="end"/>
-            </w:r>
-          </w:hyperlink>
-        </w:p>
-        <w:p>
-          <w:pPr>
-            <w:pStyle w:val="TOC3"/>
-            <w:tabs>
-              <w:tab w:val="right" w:leader="dot" w:pos="9016"/>
-            </w:tabs>
-            <w:rPr>
-              <w:rFonts w:eastAsiaTheme="minorEastAsia"/>
-              <w:noProof/>
-              <w:kern w:val="2"/>
-              <w:sz w:val="24"/>
-              <w:szCs w:val="24"/>
-              <w:lang w:eastAsia="en-GB"/>
-              <w14:ligatures w14:val="standardContextual"/>
-            </w:rPr>
-          </w:pPr>
-          <w:hyperlink w:anchor="_Toc224498163" w:history="1">
-            <w:r>
-              <w:rPr>
-                <w:rStyle w:val="Hyperlink"/>
-                <w:rFonts w:eastAsia="Arial"/>
-                <w:noProof/>
-              </w:rPr>
-              <w:t>DiscountCodes</w:t>
-            </w:r>
-            <w:r>
-              <w:rPr>
-                <w:noProof/>
-                <w:webHidden/>
-              </w:rPr>
-              <w:tab/>
-            </w:r>
-            <w:r>
-              <w:rPr>
-                <w:noProof/>
-                <w:webHidden/>
-              </w:rPr>
-              <w:fldChar w:fldCharType="begin"/>
-            </w:r>
-            <w:r>
-              <w:rPr>
-                <w:noProof/>
-                <w:webHidden/>
-              </w:rPr>
-              <w:instrText xml:space="preserve"> PAGEREF _Toc224498163 \h </w:instrText>
-            </w:r>
-            <w:r>
-              <w:rPr>
-                <w:noProof/>
-                <w:webHidden/>
-              </w:rPr>
-            </w:r>
-            <w:r>
-              <w:rPr>
-                <w:noProof/>
-                <w:webHidden/>
-              </w:rPr>
-              <w:fldChar w:fldCharType="separate"/>
-            </w:r>
-            <w:r>
-              <w:rPr>
-                <w:noProof/>
-                <w:webHidden/>
-              </w:rPr>
-              <w:t>15</w:t>
-            </w:r>
-            <w:r>
-              <w:rPr>
-                <w:noProof/>
-                <w:webHidden/>
-              </w:rPr>
-              <w:fldChar w:fldCharType="end"/>
-            </w:r>
-          </w:hyperlink>
-        </w:p>
-        <w:p>
-          <w:pPr>
-            <w:pStyle w:val="TOC1"/>
-            <w:tabs>
-              <w:tab w:val="right" w:leader="dot" w:pos="9016"/>
-            </w:tabs>
-            <w:rPr>
-              <w:rFonts w:eastAsiaTheme="minorEastAsia"/>
-              <w:noProof/>
-              <w:kern w:val="2"/>
-              <w:sz w:val="24"/>
-              <w:szCs w:val="24"/>
-              <w:lang w:eastAsia="en-GB"/>
-              <w14:ligatures w14:val="standardContextual"/>
-            </w:rPr>
-          </w:pPr>
-          <w:hyperlink w:anchor="_Toc224498164" w:history="1">
-            <w:r>
-              <w:rPr>
-                <w:rStyle w:val="Hyperlink"/>
-                <w:noProof/>
-              </w:rPr>
-              <w:t>Site map</w:t>
-            </w:r>
-            <w:r>
-              <w:rPr>
-                <w:noProof/>
-                <w:webHidden/>
-              </w:rPr>
-              <w:tab/>
-            </w:r>
-            <w:r>
-              <w:rPr>
-                <w:noProof/>
-                <w:webHidden/>
-              </w:rPr>
-              <w:fldChar w:fldCharType="begin"/>
-            </w:r>
-            <w:r>
-              <w:rPr>
-                <w:noProof/>
-                <w:webHidden/>
-              </w:rPr>
-              <w:instrText xml:space="preserve"> PAGEREF _Toc224498164 \h </w:instrText>
-            </w:r>
-            <w:r>
-              <w:rPr>
-                <w:noProof/>
-                <w:webHidden/>
-              </w:rPr>
-            </w:r>
-            <w:r>
-              <w:rPr>
-                <w:noProof/>
-                <w:webHidden/>
-              </w:rPr>
-              <w:fldChar w:fldCharType="separate"/>
-            </w:r>
-            <w:r>
-              <w:rPr>
-                <w:noProof/>
-                <w:webHidden/>
-              </w:rPr>
-              <w:t>15</w:t>
+              <w:t>21</w:t>
             </w:r>
             <w:r>
               <w:rPr>
@@ -1928,13 +2675,12 @@
           <w:bCs/>
         </w:rPr>
       </w:pPr>
-      <w:bookmarkStart w:id="0" w:name="_Toc224498140"/>
+      <w:bookmarkStart w:id="0" w:name="_Toc224631644"/>
       <w:r>
         <w:rPr>
           <w:b/>
           <w:bCs/>
         </w:rPr>
-        <w:lastRenderedPageBreak/>
         <w:t>Flow</w:t>
       </w:r>
       <w:r>
@@ -1957,7 +2703,7 @@
       <w:pPr>
         <w:pStyle w:val="Heading2"/>
       </w:pPr>
-      <w:bookmarkStart w:id="1" w:name="_Toc224498141"/>
+      <w:bookmarkStart w:id="1" w:name="_Toc224631645"/>
       <w:r>
         <w:t>Log In Function</w:t>
       </w:r>
@@ -1991,7 +2737,7 @@
                     <pic:cNvPicPr/>
                   </pic:nvPicPr>
                   <pic:blipFill>
-                    <a:blip r:embed="rId4"/>
+                    <a:blip r:embed="rId5"/>
                     <a:stretch>
                       <a:fillRect/>
                     </a:stretch>
@@ -2019,7 +2765,15 @@
           <w:sz w:val="23"/>
           <w:szCs w:val="23"/>
         </w:rPr>
-        <w:t xml:space="preserve">The user will be prompted to enter their username and password the system will then check if the user clicked other options like forgot password or register if they did it will take the appropriate actions like sending a reset email link or taking the user to the register page if not the system will check if the username and password match the ones in the database and if not, not, it will send an error message telling the user what they did wrong if its correct the system will log the user in return them to the landing page.  </w:t>
+        <w:t xml:space="preserve">The user will be prompted to enter their username and password the system will then check if the user clicked other options like forgot password or register if they did it will take the appropriate actions like sending a reset email link or taking the user to the register page if not </w:t>
+      </w:r>
+      <w:r>
+        <w:rPr>
+          <w:sz w:val="23"/>
+          <w:szCs w:val="23"/>
+        </w:rPr>
+        <w:lastRenderedPageBreak/>
+        <w:t xml:space="preserve">the system will check if the username and password match the ones in the database and if not, not, it will send an error message telling the user what they did wrong if its correct the system will log the user in return them to the landing page.  </w:t>
       </w:r>
     </w:p>
     <w:p/>
@@ -2027,9 +2781,8 @@
       <w:pPr>
         <w:pStyle w:val="Heading2"/>
       </w:pPr>
-      <w:bookmarkStart w:id="2" w:name="_Toc224498142"/>
+      <w:bookmarkStart w:id="2" w:name="_Toc224631646"/>
       <w:r>
-        <w:lastRenderedPageBreak/>
         <w:t>Register Function</w:t>
       </w:r>
       <w:bookmarkEnd w:id="2"/>
@@ -2055,7 +2808,7 @@
                     <pic:cNvPicPr/>
                   </pic:nvPicPr>
                   <pic:blipFill>
-                    <a:blip r:embed="rId5"/>
+                    <a:blip r:embed="rId6"/>
                     <a:stretch>
                       <a:fillRect/>
                     </a:stretch>
@@ -2086,7 +2839,7 @@
       <w:pPr>
         <w:pStyle w:val="Heading2"/>
       </w:pPr>
-      <w:bookmarkStart w:id="3" w:name="_Toc224498143"/>
+      <w:bookmarkStart w:id="3" w:name="_Toc224631647"/>
       <w:r>
         <w:lastRenderedPageBreak/>
         <w:t>Add Item to basket</w:t>
@@ -2114,7 +2867,7 @@
                     <pic:cNvPicPr/>
                   </pic:nvPicPr>
                   <pic:blipFill>
-                    <a:blip r:embed="rId6"/>
+                    <a:blip r:embed="rId7"/>
                     <a:stretch>
                       <a:fillRect/>
                     </a:stretch>
@@ -2158,7 +2911,7 @@
       <w:pPr>
         <w:pStyle w:val="Heading2"/>
       </w:pPr>
-      <w:bookmarkStart w:id="4" w:name="_Toc224498144"/>
+      <w:bookmarkStart w:id="4" w:name="_Toc224631648"/>
       <w:r>
         <w:lastRenderedPageBreak/>
         <w:t>Create an Order</w:t>
@@ -2186,7 +2939,7 @@
                     <pic:cNvPicPr/>
                   </pic:nvPicPr>
                   <pic:blipFill>
-                    <a:blip r:embed="rId7"/>
+                    <a:blip r:embed="rId8"/>
                     <a:stretch>
                       <a:fillRect/>
                     </a:stretch>
@@ -2219,13 +2972,14 @@
       <w:pPr>
         <w:pStyle w:val="Heading2"/>
       </w:pPr>
+      <w:bookmarkStart w:id="5" w:name="_Toc224631649"/>
       <w:r>
         <w:lastRenderedPageBreak/>
         <w:t>Updating Products</w:t>
       </w:r>
+      <w:bookmarkEnd w:id="5"/>
     </w:p>
     <w:p>
-      <w:bookmarkStart w:id="5" w:name="_Toc224498145"/>
       <w:r>
         <w:rPr>
           <w:noProof/>
@@ -2246,7 +3000,7 @@
                     <pic:cNvPicPr/>
                   </pic:nvPicPr>
                   <pic:blipFill>
-                    <a:blip r:embed="rId8"/>
+                    <a:blip r:embed="rId9"/>
                     <a:stretch>
                       <a:fillRect/>
                     </a:stretch>
@@ -2266,7 +3020,6 @@
           </wp:inline>
         </w:drawing>
       </w:r>
-      <w:bookmarkEnd w:id="5"/>
     </w:p>
     <w:p>
       <w:r>
@@ -2281,7 +3034,7 @@
       <w:pPr>
         <w:pStyle w:val="Heading1"/>
       </w:pPr>
-      <w:bookmarkStart w:id="6" w:name="_Toc224498146"/>
+      <w:bookmarkStart w:id="6" w:name="_Toc224631650"/>
       <w:r>
         <w:lastRenderedPageBreak/>
         <w:t>Database Design</w:t>
@@ -2312,7 +3065,7 @@
                     </pic:cNvPicPr>
                   </pic:nvPicPr>
                   <pic:blipFill>
-                    <a:blip r:embed="rId9">
+                    <a:blip r:embed="rId10">
                       <a:extLst>
                         <a:ext uri="{28A0092B-C50C-407E-A947-70E740481C1C}">
                           <a14:useLocalDpi xmlns:a14="http://schemas.microsoft.com/office/drawing/2010/main" val="0"/>
@@ -2348,7 +3101,7 @@
       <w:pPr>
         <w:pStyle w:val="Heading2"/>
       </w:pPr>
-      <w:bookmarkStart w:id="7" w:name="_Toc224498147"/>
+      <w:bookmarkStart w:id="7" w:name="_Toc224631651"/>
       <w:r>
         <w:lastRenderedPageBreak/>
         <w:t>Data Dictionaries</w:t>
@@ -2359,7 +3112,7 @@
       <w:pPr>
         <w:pStyle w:val="Heading3"/>
       </w:pPr>
-      <w:bookmarkStart w:id="8" w:name="_Toc224498148"/>
+      <w:bookmarkStart w:id="8" w:name="_Toc224631652"/>
       <w:proofErr w:type="spellStart"/>
       <w:r>
         <w:rPr>
@@ -3925,7 +4678,7 @@
       <w:pPr>
         <w:pStyle w:val="Heading3"/>
       </w:pPr>
-      <w:bookmarkStart w:id="9" w:name="_Toc224498149"/>
+      <w:bookmarkStart w:id="9" w:name="_Toc224631653"/>
       <w:proofErr w:type="spellStart"/>
       <w:r>
         <w:rPr>
@@ -4443,7 +5196,7 @@
       <w:pPr>
         <w:pStyle w:val="Heading3"/>
       </w:pPr>
-      <w:bookmarkStart w:id="10" w:name="_Toc224498150"/>
+      <w:bookmarkStart w:id="10" w:name="_Toc224631654"/>
       <w:proofErr w:type="spellStart"/>
       <w:r>
         <w:rPr>
@@ -4885,7 +5638,7 @@
       <w:pPr>
         <w:pStyle w:val="Heading3"/>
       </w:pPr>
-      <w:bookmarkStart w:id="11" w:name="_Toc224498151"/>
+      <w:bookmarkStart w:id="11" w:name="_Toc224631655"/>
       <w:proofErr w:type="spellStart"/>
       <w:r>
         <w:rPr>
@@ -5412,7 +6165,7 @@
       <w:pPr>
         <w:pStyle w:val="Heading3"/>
       </w:pPr>
-      <w:bookmarkStart w:id="12" w:name="_Toc224498152"/>
+      <w:bookmarkStart w:id="12" w:name="_Toc224631656"/>
       <w:proofErr w:type="spellStart"/>
       <w:r>
         <w:rPr>
@@ -5938,7 +6691,7 @@
       <w:pPr>
         <w:pStyle w:val="Heading3"/>
       </w:pPr>
-      <w:bookmarkStart w:id="13" w:name="_Toc224498153"/>
+      <w:bookmarkStart w:id="13" w:name="_Toc224631657"/>
       <w:proofErr w:type="spellStart"/>
       <w:r>
         <w:rPr>
@@ -6464,7 +7217,7 @@
       <w:pPr>
         <w:pStyle w:val="Heading3"/>
       </w:pPr>
-      <w:bookmarkStart w:id="14" w:name="_Toc224498154"/>
+      <w:bookmarkStart w:id="14" w:name="_Toc224631658"/>
       <w:proofErr w:type="spellStart"/>
       <w:r>
         <w:rPr>
@@ -6990,7 +7743,7 @@
       <w:pPr>
         <w:pStyle w:val="Heading3"/>
       </w:pPr>
-      <w:bookmarkStart w:id="15" w:name="_Toc224498155"/>
+      <w:bookmarkStart w:id="15" w:name="_Toc224631659"/>
       <w:r>
         <w:rPr>
           <w:rFonts w:eastAsia="Arial"/>
@@ -7610,7 +8363,7 @@
       <w:pPr>
         <w:pStyle w:val="Heading3"/>
       </w:pPr>
-      <w:bookmarkStart w:id="16" w:name="_Toc224498156"/>
+      <w:bookmarkStart w:id="16" w:name="_Toc224631660"/>
       <w:r>
         <w:rPr>
           <w:rFonts w:eastAsia="Arial"/>
@@ -8378,7 +9131,7 @@
       <w:pPr>
         <w:pStyle w:val="Heading3"/>
       </w:pPr>
-      <w:bookmarkStart w:id="17" w:name="_Toc224498157"/>
+      <w:bookmarkStart w:id="17" w:name="_Toc224631661"/>
       <w:r>
         <w:rPr>
           <w:rFonts w:eastAsia="Arial"/>
@@ -9581,16 +10334,18 @@
     </w:tbl>
     <w:p/>
     <w:p/>
+    <w:p/>
     <w:p>
       <w:pPr>
         <w:pStyle w:val="Heading3"/>
       </w:pPr>
-      <w:bookmarkStart w:id="18" w:name="_Toc224498158"/>
+      <w:bookmarkStart w:id="18" w:name="_Toc224631662"/>
       <w:proofErr w:type="spellStart"/>
       <w:r>
         <w:rPr>
           <w:rFonts w:eastAsia="Arial"/>
         </w:rPr>
+        <w:lastRenderedPageBreak/>
         <w:t>OrderProducts</w:t>
       </w:r>
       <w:bookmarkEnd w:id="18"/>
@@ -9627,7 +10382,6 @@
                 <w:sz w:val="20"/>
                 <w:szCs w:val="20"/>
               </w:rPr>
-              <w:lastRenderedPageBreak/>
               <w:t>Column</w:t>
             </w:r>
           </w:p>
@@ -10128,7 +10882,7 @@
       <w:pPr>
         <w:pStyle w:val="Heading3"/>
       </w:pPr>
-      <w:bookmarkStart w:id="19" w:name="_Toc224498159"/>
+      <w:bookmarkStart w:id="19" w:name="_Toc224631663"/>
       <w:r>
         <w:rPr>
           <w:rFonts w:eastAsia="Arial"/>
@@ -10465,7 +11219,7 @@
       <w:pPr>
         <w:pStyle w:val="Heading3"/>
       </w:pPr>
-      <w:bookmarkStart w:id="20" w:name="_Toc224498160"/>
+      <w:bookmarkStart w:id="20" w:name="_Toc224631664"/>
       <w:proofErr w:type="spellStart"/>
       <w:r>
         <w:rPr>
@@ -11007,7 +11761,7 @@
       <w:pPr>
         <w:pStyle w:val="Heading3"/>
       </w:pPr>
-      <w:bookmarkStart w:id="21" w:name="_Toc224498161"/>
+      <w:bookmarkStart w:id="21" w:name="_Toc224631665"/>
       <w:r>
         <w:rPr>
           <w:rFonts w:eastAsia="Arial"/>
@@ -11427,16 +12181,19 @@
     </w:tbl>
     <w:p/>
     <w:p/>
+    <w:p/>
+    <w:p/>
     <w:p>
       <w:pPr>
         <w:pStyle w:val="Heading3"/>
       </w:pPr>
-      <w:bookmarkStart w:id="22" w:name="_Toc224498162"/>
+      <w:bookmarkStart w:id="22" w:name="_Toc224631666"/>
       <w:proofErr w:type="spellStart"/>
       <w:r>
         <w:rPr>
           <w:rFonts w:eastAsia="Arial"/>
         </w:rPr>
+        <w:lastRenderedPageBreak/>
         <w:t>ProductStamps</w:t>
       </w:r>
       <w:bookmarkEnd w:id="22"/>
@@ -11676,7 +12433,6 @@
                 <w:sz w:val="20"/>
                 <w:szCs w:val="20"/>
               </w:rPr>
-              <w:lastRenderedPageBreak/>
               <w:t>ProductsId</w:t>
             </w:r>
           </w:p>
@@ -11874,7 +12630,7 @@
       <w:pPr>
         <w:pStyle w:val="Heading3"/>
       </w:pPr>
-      <w:bookmarkStart w:id="23" w:name="_Toc224498163"/>
+      <w:bookmarkStart w:id="23" w:name="_Toc224631667"/>
       <w:proofErr w:type="spellStart"/>
       <w:r>
         <w:rPr>
@@ -12415,7 +13171,7 @@
       <w:pPr>
         <w:pStyle w:val="Heading1"/>
       </w:pPr>
-      <w:bookmarkStart w:id="24" w:name="_Toc224498164"/>
+      <w:bookmarkStart w:id="24" w:name="_Toc224631668"/>
       <w:r>
         <w:t>Site map</w:t>
       </w:r>
@@ -12442,7 +13198,7 @@
                     <pic:cNvPicPr/>
                   </pic:nvPicPr>
                   <pic:blipFill>
-                    <a:blip r:embed="rId10"/>
+                    <a:blip r:embed="rId11"/>
                     <a:stretch>
                       <a:fillRect/>
                     </a:stretch>
@@ -12467,9 +13223,3129 @@
       <w:pPr>
         <w:pStyle w:val="Heading1"/>
       </w:pPr>
+      <w:bookmarkStart w:id="25" w:name="_Toc224631669"/>
       <w:r>
         <w:t>Test Strategy</w:t>
       </w:r>
+      <w:bookmarkEnd w:id="25"/>
+      <w:r>
+        <w:br/>
+      </w:r>
+    </w:p>
+    <w:tbl>
+      <w:tblPr>
+        <w:tblStyle w:val="TableGrid"/>
+        <w:tblW w:w="0" w:type="auto"/>
+        <w:tblLook w:val="04A0" w:firstRow="1" w:lastRow="0" w:firstColumn="1" w:lastColumn="0" w:noHBand="0" w:noVBand="1"/>
+      </w:tblPr>
+      <w:tblGrid>
+        <w:gridCol w:w="1413"/>
+        <w:gridCol w:w="1701"/>
+        <w:gridCol w:w="2268"/>
+        <w:gridCol w:w="3634"/>
+      </w:tblGrid>
+      <w:tr>
+        <w:tc>
+          <w:tcPr>
+            <w:tcW w:w="1413" w:type="dxa"/>
+          </w:tcPr>
+          <w:p>
+            <w:pPr>
+              <w:rPr>
+                <w:b/>
+                <w:bCs/>
+                <w:i/>
+                <w:iCs/>
+              </w:rPr>
+            </w:pPr>
+            <w:r>
+              <w:rPr>
+                <w:b/>
+                <w:bCs/>
+                <w:i/>
+                <w:iCs/>
+              </w:rPr>
+              <w:t>Date of Test</w:t>
+            </w:r>
+          </w:p>
+        </w:tc>
+        <w:tc>
+          <w:tcPr>
+            <w:tcW w:w="1701" w:type="dxa"/>
+          </w:tcPr>
+          <w:p>
+            <w:pPr>
+              <w:rPr>
+                <w:b/>
+                <w:bCs/>
+                <w:i/>
+                <w:iCs/>
+              </w:rPr>
+            </w:pPr>
+            <w:r>
+              <w:rPr>
+                <w:b/>
+                <w:bCs/>
+                <w:i/>
+                <w:iCs/>
+              </w:rPr>
+              <w:t>Component to be Tested</w:t>
+            </w:r>
+          </w:p>
+        </w:tc>
+        <w:tc>
+          <w:tcPr>
+            <w:tcW w:w="2268" w:type="dxa"/>
+          </w:tcPr>
+          <w:p>
+            <w:pPr>
+              <w:rPr>
+                <w:b/>
+                <w:bCs/>
+                <w:i/>
+                <w:iCs/>
+              </w:rPr>
+            </w:pPr>
+            <w:r>
+              <w:rPr>
+                <w:b/>
+                <w:bCs/>
+                <w:i/>
+                <w:iCs/>
+              </w:rPr>
+              <w:t>Type of Test to be carried out</w:t>
+            </w:r>
+          </w:p>
+        </w:tc>
+        <w:tc>
+          <w:tcPr>
+            <w:tcW w:w="3634" w:type="dxa"/>
+          </w:tcPr>
+          <w:p>
+            <w:pPr>
+              <w:rPr>
+                <w:b/>
+                <w:bCs/>
+                <w:i/>
+                <w:iCs/>
+              </w:rPr>
+            </w:pPr>
+            <w:r>
+              <w:rPr>
+                <w:b/>
+                <w:bCs/>
+                <w:i/>
+                <w:iCs/>
+              </w:rPr>
+              <w:t>Prerequisites and dependencies</w:t>
+            </w:r>
+          </w:p>
+        </w:tc>
+      </w:tr>
+      <w:tr>
+        <w:tc>
+          <w:tcPr>
+            <w:tcW w:w="1413" w:type="dxa"/>
+          </w:tcPr>
+          <w:p/>
+        </w:tc>
+        <w:tc>
+          <w:tcPr>
+            <w:tcW w:w="1701" w:type="dxa"/>
+          </w:tcPr>
+          <w:p>
+            <w:r>
+              <w:t>Register</w:t>
+            </w:r>
+          </w:p>
+        </w:tc>
+        <w:tc>
+          <w:tcPr>
+            <w:tcW w:w="2268" w:type="dxa"/>
+          </w:tcPr>
+          <w:p>
+            <w:r>
+              <w:t>White box testing, black box testing, functionality testing, Security testing, Integration Testing.</w:t>
+            </w:r>
+          </w:p>
+        </w:tc>
+        <w:tc>
+          <w:tcPr>
+            <w:tcW w:w="3634" w:type="dxa"/>
+          </w:tcPr>
+          <w:p>
+            <w:r>
+              <w:t xml:space="preserve">The register function should be fully functional and implemented. Migrations and update database must be applied. The controller logic should be completed to handle user registration and error handling for incorrect inputs </w:t>
+            </w:r>
+            <w:r>
+              <w:lastRenderedPageBreak/>
+              <w:t>duplicate accounts and password complexity must be set up. Tests should include valid/invalid Test data needed. The log-in page must be created, and the migration and update database must be completed. There must be working controller logic. Testers must test valid/invalid credentials, session management, variability's (SQL injection) and password encryption. Example of test data: - Normal: Email: “</w:t>
+            </w:r>
+            <w:proofErr w:type="spellStart"/>
+            <w:r>
+              <w:t>Test@teste</w:t>
+            </w:r>
+            <w:proofErr w:type="spellEnd"/>
+            <w:r>
+              <w:t xml:space="preserve"> mail.com,” Password: "Password</w:t>
+            </w:r>
+            <w:proofErr w:type="gramStart"/>
+            <w:r>
+              <w:t>123 ?</w:t>
+            </w:r>
+            <w:proofErr w:type="gramEnd"/>
+            <w:r>
+              <w:t>”, Confirm Password: “Password123 ?” - Erroneous: Email: “</w:t>
+            </w:r>
+            <w:proofErr w:type="spellStart"/>
+            <w:r>
+              <w:t>falseemail</w:t>
+            </w:r>
+            <w:proofErr w:type="spellEnd"/>
+            <w:r>
+              <w:t xml:space="preserve">” (Should contain a “@ symbol”, Should contain a domain </w:t>
+            </w:r>
+            <w:proofErr w:type="gramStart"/>
+            <w:r>
+              <w:t>e.g.</w:t>
+            </w:r>
+            <w:proofErr w:type="gramEnd"/>
+            <w:r>
+              <w:t xml:space="preserve"> “.com”), Password: “111” (Should be longer, should be a string, should have a capital letter and a symbol), Confirm Password: “1er” (Dose not match original password) - Extreme: </w:t>
+            </w:r>
+            <w:proofErr w:type="spellStart"/>
+            <w:r>
+              <w:t>test@testema</w:t>
+            </w:r>
+            <w:proofErr w:type="spellEnd"/>
+            <w:r>
+              <w:t xml:space="preserve"> il.com, Password: “QwE12?” (Exactly 6 characters which is the minimum and includes 1 symbol which is the minimum)</w:t>
+            </w:r>
+          </w:p>
+        </w:tc>
+      </w:tr>
+      <w:tr>
+        <w:tc>
+          <w:tcPr>
+            <w:tcW w:w="1413" w:type="dxa"/>
+          </w:tcPr>
+          <w:p/>
+        </w:tc>
+        <w:tc>
+          <w:tcPr>
+            <w:tcW w:w="1701" w:type="dxa"/>
+          </w:tcPr>
+          <w:p>
+            <w:r>
+              <w:t>Log in</w:t>
+            </w:r>
+          </w:p>
+        </w:tc>
+        <w:tc>
+          <w:tcPr>
+            <w:tcW w:w="2268" w:type="dxa"/>
+          </w:tcPr>
+          <w:p>
+            <w:r>
+              <w:t>W</w:t>
+            </w:r>
+            <w:r>
+              <w:t>hite box testing, black box testing, functionality testing, Security testing, Integration Testing</w:t>
+            </w:r>
+          </w:p>
+        </w:tc>
+        <w:tc>
+          <w:tcPr>
+            <w:tcW w:w="3634" w:type="dxa"/>
+          </w:tcPr>
+          <w:p>
+            <w:r>
+              <w:t>Test data needed. The log-in page must be created, and the migration and update database must be completed. There must be working controller logic. Testers must test valid/invalid credentials, session management, variability's (SQL injection) and password encryption. Example of test data: - Normal: Email: “</w:t>
+            </w:r>
+            <w:proofErr w:type="spellStart"/>
+            <w:r>
+              <w:t>Test@teste</w:t>
+            </w:r>
+            <w:proofErr w:type="spellEnd"/>
+            <w:r>
+              <w:t xml:space="preserve"> mail.com”, Password: “Password</w:t>
+            </w:r>
+            <w:proofErr w:type="gramStart"/>
+            <w:r>
+              <w:t>123 ?</w:t>
+            </w:r>
+            <w:proofErr w:type="gramEnd"/>
+            <w:r>
+              <w:t>” - Erroneous: Email: “</w:t>
+            </w:r>
+            <w:proofErr w:type="spellStart"/>
+            <w:r>
+              <w:t>falseemail</w:t>
+            </w:r>
+            <w:proofErr w:type="spellEnd"/>
+            <w:r>
+              <w:t xml:space="preserve">” (Should contain a “@ symbol”, Should contain a domain </w:t>
+            </w:r>
+            <w:proofErr w:type="gramStart"/>
+            <w:r>
+              <w:t>e.g.</w:t>
+            </w:r>
+            <w:proofErr w:type="gramEnd"/>
+            <w:r>
+              <w:t xml:space="preserve"> “.com”), Password: “pass” (Should be longer, should be a string, should have a capital </w:t>
+            </w:r>
+            <w:r>
+              <w:lastRenderedPageBreak/>
+              <w:t>letter and a symbol) - Extreme: “</w:t>
+            </w:r>
+            <w:proofErr w:type="spellStart"/>
+            <w:r>
+              <w:t>test@testem</w:t>
+            </w:r>
+            <w:proofErr w:type="spellEnd"/>
+            <w:r>
+              <w:t xml:space="preserve"> ail.com”, Password: QwE12? (Exactly 6 characters which is the minimum)</w:t>
+            </w:r>
+          </w:p>
+        </w:tc>
+      </w:tr>
+      <w:tr>
+        <w:tc>
+          <w:tcPr>
+            <w:tcW w:w="1413" w:type="dxa"/>
+          </w:tcPr>
+          <w:p/>
+        </w:tc>
+        <w:tc>
+          <w:tcPr>
+            <w:tcW w:w="1701" w:type="dxa"/>
+          </w:tcPr>
+          <w:p>
+            <w:r>
+              <w:t>Log out</w:t>
+            </w:r>
+          </w:p>
+        </w:tc>
+        <w:tc>
+          <w:tcPr>
+            <w:tcW w:w="2268" w:type="dxa"/>
+          </w:tcPr>
+          <w:p>
+            <w:r>
+              <w:t>B</w:t>
+            </w:r>
+            <w:r>
+              <w:t>lack box testing, Functionality testing, Security testing, Session management testing.</w:t>
+            </w:r>
+          </w:p>
+        </w:tc>
+        <w:tc>
+          <w:tcPr>
+            <w:tcW w:w="3634" w:type="dxa"/>
+          </w:tcPr>
+          <w:p>
+            <w:r>
+              <w:t>N</w:t>
+            </w:r>
+            <w:r>
+              <w:t>o test data required, the log in system must be fully functional and allow users to create accounts and save their data to a database and the log out button should be clear and easily visible.</w:t>
+            </w:r>
+          </w:p>
+        </w:tc>
+      </w:tr>
+      <w:tr>
+        <w:tc>
+          <w:tcPr>
+            <w:tcW w:w="1413" w:type="dxa"/>
+          </w:tcPr>
+          <w:p/>
+        </w:tc>
+        <w:tc>
+          <w:tcPr>
+            <w:tcW w:w="1701" w:type="dxa"/>
+          </w:tcPr>
+          <w:p>
+            <w:r>
+              <w:t>Remember me check box on login page</w:t>
+            </w:r>
+          </w:p>
+        </w:tc>
+        <w:tc>
+          <w:tcPr>
+            <w:tcW w:w="2268" w:type="dxa"/>
+          </w:tcPr>
+          <w:p>
+            <w:r>
+              <w:t>B</w:t>
+            </w:r>
+            <w:r>
+              <w:t>lack box testing, Functionality testing, Security testing, Session management testing.</w:t>
+            </w:r>
+          </w:p>
+        </w:tc>
+        <w:tc>
+          <w:tcPr>
+            <w:tcW w:w="3634" w:type="dxa"/>
+          </w:tcPr>
+          <w:p>
+            <w:r>
+              <w:t>No test data required.</w:t>
+            </w:r>
+            <w:r>
+              <w:br/>
+              <w:t>The user must log into the system and tick the remember me box, close the system then reopen the system. The user should still be logged into the system.</w:t>
+            </w:r>
+          </w:p>
+        </w:tc>
+      </w:tr>
+      <w:tr>
+        <w:tc>
+          <w:tcPr>
+            <w:tcW w:w="1413" w:type="dxa"/>
+          </w:tcPr>
+          <w:p/>
+        </w:tc>
+        <w:tc>
+          <w:tcPr>
+            <w:tcW w:w="1701" w:type="dxa"/>
+          </w:tcPr>
+          <w:p>
+            <w:r>
+              <w:t>Forgot password button on Log in page</w:t>
+            </w:r>
+          </w:p>
+        </w:tc>
+        <w:tc>
+          <w:tcPr>
+            <w:tcW w:w="2268" w:type="dxa"/>
+          </w:tcPr>
+          <w:p>
+            <w:r>
+              <w:t>B</w:t>
+            </w:r>
+            <w:r>
+              <w:t>lack box testing, Functionality testing, Security testing, Session management testing.</w:t>
+            </w:r>
+          </w:p>
+        </w:tc>
+        <w:tc>
+          <w:tcPr>
+            <w:tcW w:w="3634" w:type="dxa"/>
+          </w:tcPr>
+          <w:p>
+            <w:r>
+              <w:t xml:space="preserve">Test data: </w:t>
+            </w:r>
+            <w:hyperlink r:id="rId12" w:history="1">
+              <w:r>
+                <w:rPr>
+                  <w:rStyle w:val="Hyperlink"/>
+                </w:rPr>
+                <w:t>Test@Testemail.com</w:t>
+              </w:r>
+            </w:hyperlink>
+            <w:r>
+              <w:br/>
+              <w:t xml:space="preserve">The system should prompt </w:t>
+            </w:r>
+            <w:proofErr w:type="spellStart"/>
+            <w:r>
+              <w:t>th</w:t>
+            </w:r>
+            <w:proofErr w:type="spellEnd"/>
+            <w:r>
+              <w:t xml:space="preserve"> user to put in an email and it will send account recovery information to that email. If the email hasn’t been used to create an account for the </w:t>
+            </w:r>
+            <w:proofErr w:type="gramStart"/>
+            <w:r>
+              <w:t>system</w:t>
+            </w:r>
+            <w:proofErr w:type="gramEnd"/>
+            <w:r>
+              <w:t xml:space="preserve"> then it should redirect them back to the sign up page</w:t>
+            </w:r>
+          </w:p>
+        </w:tc>
+      </w:tr>
+      <w:tr>
+        <w:tc>
+          <w:tcPr>
+            <w:tcW w:w="1413" w:type="dxa"/>
+          </w:tcPr>
+          <w:p/>
+        </w:tc>
+        <w:tc>
+          <w:tcPr>
+            <w:tcW w:w="1701" w:type="dxa"/>
+          </w:tcPr>
+          <w:p>
+            <w:r>
+              <w:t>Link buttons on navigation bar</w:t>
+            </w:r>
+          </w:p>
+        </w:tc>
+        <w:tc>
+          <w:tcPr>
+            <w:tcW w:w="2268" w:type="dxa"/>
+          </w:tcPr>
+          <w:p/>
+        </w:tc>
+        <w:tc>
+          <w:tcPr>
+            <w:tcW w:w="3634" w:type="dxa"/>
+          </w:tcPr>
+          <w:p>
+            <w:r>
+              <w:t>No test data required.</w:t>
+            </w:r>
+            <w:r>
+              <w:br/>
+              <w:t>All navigation bar links should be clicked and tested to be fully functional, the links must redirect the users to the corresponding pages and their control logics must be working flawlessly.</w:t>
+            </w:r>
+          </w:p>
+        </w:tc>
+      </w:tr>
+      <w:tr>
+        <w:tc>
+          <w:tcPr>
+            <w:tcW w:w="1413" w:type="dxa"/>
+          </w:tcPr>
+          <w:p/>
+        </w:tc>
+        <w:tc>
+          <w:tcPr>
+            <w:tcW w:w="1701" w:type="dxa"/>
+          </w:tcPr>
+          <w:p>
+            <w:r>
+              <w:t>Logo on navigation bar</w:t>
+            </w:r>
+          </w:p>
+        </w:tc>
+        <w:tc>
+          <w:tcPr>
+            <w:tcW w:w="2268" w:type="dxa"/>
+          </w:tcPr>
+          <w:p/>
+        </w:tc>
+        <w:tc>
+          <w:tcPr>
+            <w:tcW w:w="3634" w:type="dxa"/>
+          </w:tcPr>
+          <w:p>
+            <w:r>
+              <w:t>No test data needed.</w:t>
+            </w:r>
+            <w:r>
+              <w:br/>
+              <w:t>Homepage should be made and fully functional</w:t>
+            </w:r>
+            <w:r>
+              <w:br/>
+              <w:t>Navbar should be made and fully functional</w:t>
+            </w:r>
+            <w:r>
+              <w:br/>
+              <w:t>On all pages, clicking the logo on the navigation bar should reload the homepage for easy navigation.</w:t>
+            </w:r>
+          </w:p>
+        </w:tc>
+      </w:tr>
+      <w:tr>
+        <w:tc>
+          <w:tcPr>
+            <w:tcW w:w="1413" w:type="dxa"/>
+          </w:tcPr>
+          <w:p/>
+        </w:tc>
+        <w:tc>
+          <w:tcPr>
+            <w:tcW w:w="1701" w:type="dxa"/>
+          </w:tcPr>
+          <w:p>
+            <w:r>
+              <w:t>Links on the footer</w:t>
+            </w:r>
+          </w:p>
+        </w:tc>
+        <w:tc>
+          <w:tcPr>
+            <w:tcW w:w="2268" w:type="dxa"/>
+          </w:tcPr>
+          <w:p/>
+        </w:tc>
+        <w:tc>
+          <w:tcPr>
+            <w:tcW w:w="3634" w:type="dxa"/>
+          </w:tcPr>
+          <w:p>
+            <w:r>
+              <w:t>No test data required.</w:t>
+            </w:r>
+            <w:r>
+              <w:br/>
+              <w:t>All pages linked on the footer must be checked to be fully functional. The links on the footer must be fully functional, redirecting the user to all of their corresponding pages, controller logic must be working flawlessly.</w:t>
+            </w:r>
+          </w:p>
+        </w:tc>
+      </w:tr>
+      <w:tr>
+        <w:tc>
+          <w:tcPr>
+            <w:tcW w:w="1413" w:type="dxa"/>
+          </w:tcPr>
+          <w:p/>
+        </w:tc>
+        <w:tc>
+          <w:tcPr>
+            <w:tcW w:w="1701" w:type="dxa"/>
+          </w:tcPr>
+          <w:p>
+            <w:r>
+              <w:t>Basket button on the navigation bar</w:t>
+            </w:r>
+          </w:p>
+        </w:tc>
+        <w:tc>
+          <w:tcPr>
+            <w:tcW w:w="2268" w:type="dxa"/>
+          </w:tcPr>
+          <w:p/>
+        </w:tc>
+        <w:tc>
+          <w:tcPr>
+            <w:tcW w:w="3634" w:type="dxa"/>
+          </w:tcPr>
+          <w:p>
+            <w:r>
+              <w:t>No test data required.</w:t>
+            </w:r>
+            <w:r>
+              <w:br/>
+              <w:t>The basket button on the navigation bar must be tested to be fully working, on interaction should redirect user to the basket page. Controller logic must be inspected to make sure function works properly.</w:t>
+            </w:r>
+          </w:p>
+        </w:tc>
+      </w:tr>
+      <w:tr>
+        <w:tc>
+          <w:tcPr>
+            <w:tcW w:w="1413" w:type="dxa"/>
+          </w:tcPr>
+          <w:p/>
+        </w:tc>
+        <w:tc>
+          <w:tcPr>
+            <w:tcW w:w="1701" w:type="dxa"/>
+          </w:tcPr>
+          <w:p>
+            <w:r>
+              <w:t>Price of selected items on the bottom of the basket page</w:t>
+            </w:r>
+          </w:p>
+        </w:tc>
+        <w:tc>
+          <w:tcPr>
+            <w:tcW w:w="2268" w:type="dxa"/>
+          </w:tcPr>
+          <w:p/>
+        </w:tc>
+        <w:tc>
+          <w:tcPr>
+            <w:tcW w:w="3634" w:type="dxa"/>
+          </w:tcPr>
+          <w:p>
+            <w:r>
+              <w:t xml:space="preserve">Test data: User must add items to basket from products page, user must click basket button on navigation bar to enter basket page, user must then select items to </w:t>
+            </w:r>
+            <w:proofErr w:type="spellStart"/>
+            <w:r>
+              <w:t>checkout</w:t>
+            </w:r>
+            <w:proofErr w:type="spellEnd"/>
+            <w:r>
+              <w:t xml:space="preserve"> and see if the price updates to match their choices.</w:t>
+            </w:r>
+            <w:r>
+              <w:br/>
+            </w:r>
+            <w:r>
+              <w:br/>
+              <w:t>When an item is ticked for checkout, total price counter should update to reflect the additional price of the product that has been added. Controller logic must be inspected that this feature has been implemented efficiently and flawlessly.</w:t>
+            </w:r>
+          </w:p>
+        </w:tc>
+      </w:tr>
+      <w:tr>
+        <w:tc>
+          <w:tcPr>
+            <w:tcW w:w="1413" w:type="dxa"/>
+          </w:tcPr>
+          <w:p/>
+        </w:tc>
+        <w:tc>
+          <w:tcPr>
+            <w:tcW w:w="1701" w:type="dxa"/>
+          </w:tcPr>
+          <w:p>
+            <w:r>
+              <w:t>Checkout using the checkout button on the bottom of the basket page</w:t>
+            </w:r>
+          </w:p>
+        </w:tc>
+        <w:tc>
+          <w:tcPr>
+            <w:tcW w:w="2268" w:type="dxa"/>
+          </w:tcPr>
+          <w:p/>
+        </w:tc>
+        <w:tc>
+          <w:tcPr>
+            <w:tcW w:w="3634" w:type="dxa"/>
+          </w:tcPr>
+          <w:p>
+            <w:r>
+              <w:t>Test data: User must add items to basket from products page, user must click basket button on navigation bar to enter basket page, user must then select items to checkout, User must then click the checkout button and fully checkout.</w:t>
+            </w:r>
+            <w:r>
+              <w:br/>
+              <w:t>The user must not run into any issues when checking out their products to create an order, successful checkout should reflect in the dashboard of the admins, producers and selected user all with correct parameters. Controller logic must be checked to make sure feature has been implemented efficiently and correctly.</w:t>
+            </w:r>
+          </w:p>
+        </w:tc>
+      </w:tr>
+      <w:tr>
+        <w:tc>
+          <w:tcPr>
+            <w:tcW w:w="1413" w:type="dxa"/>
+          </w:tcPr>
+          <w:p/>
+        </w:tc>
+        <w:tc>
+          <w:tcPr>
+            <w:tcW w:w="1701" w:type="dxa"/>
+          </w:tcPr>
+          <w:p>
+            <w:r>
+              <w:t>Accessibility features</w:t>
+            </w:r>
+          </w:p>
+        </w:tc>
+        <w:tc>
+          <w:tcPr>
+            <w:tcW w:w="2268" w:type="dxa"/>
+          </w:tcPr>
+          <w:p>
+            <w:r>
+              <w:t>B</w:t>
+            </w:r>
+            <w:r>
+              <w:t>lack box</w:t>
+            </w:r>
+          </w:p>
+          <w:p>
+            <w:r>
+              <w:t>F</w:t>
+            </w:r>
+            <w:r>
+              <w:t>unctionality</w:t>
+            </w:r>
+          </w:p>
+          <w:p>
+            <w:r>
+              <w:t>Integration</w:t>
+            </w:r>
+          </w:p>
+        </w:tc>
+        <w:tc>
+          <w:tcPr>
+            <w:tcW w:w="3634" w:type="dxa"/>
+          </w:tcPr>
+          <w:p>
+            <w:r>
+              <w:t xml:space="preserve">Accessibility features must be fully functional and easily accessible by users. Tester should test each accessibility feature to see if it </w:t>
+            </w:r>
+            <w:r>
+              <w:lastRenderedPageBreak/>
+              <w:t>works. For example, dark mode, high contrast mode, text resize and text-to-speech.</w:t>
+            </w:r>
+            <w:r>
+              <w:br/>
+              <w:t>No test data needed.</w:t>
+            </w:r>
+          </w:p>
+        </w:tc>
+      </w:tr>
+      <w:tr>
+        <w:tc>
+          <w:tcPr>
+            <w:tcW w:w="1413" w:type="dxa"/>
+          </w:tcPr>
+          <w:p/>
+        </w:tc>
+        <w:tc>
+          <w:tcPr>
+            <w:tcW w:w="1701" w:type="dxa"/>
+          </w:tcPr>
+          <w:p>
+            <w:r>
+              <w:t>Adding products</w:t>
+            </w:r>
+          </w:p>
+        </w:tc>
+        <w:tc>
+          <w:tcPr>
+            <w:tcW w:w="2268" w:type="dxa"/>
+          </w:tcPr>
+          <w:p/>
+        </w:tc>
+        <w:tc>
+          <w:tcPr>
+            <w:tcW w:w="3634" w:type="dxa"/>
+          </w:tcPr>
+          <w:p/>
+        </w:tc>
+      </w:tr>
+      <w:tr>
+        <w:tc>
+          <w:tcPr>
+            <w:tcW w:w="1413" w:type="dxa"/>
+          </w:tcPr>
+          <w:p/>
+        </w:tc>
+        <w:tc>
+          <w:tcPr>
+            <w:tcW w:w="1701" w:type="dxa"/>
+          </w:tcPr>
+          <w:p>
+            <w:r>
+              <w:t>Updating products stock/quantity</w:t>
+            </w:r>
+          </w:p>
+        </w:tc>
+        <w:tc>
+          <w:tcPr>
+            <w:tcW w:w="2268" w:type="dxa"/>
+          </w:tcPr>
+          <w:p/>
+        </w:tc>
+        <w:tc>
+          <w:tcPr>
+            <w:tcW w:w="3634" w:type="dxa"/>
+          </w:tcPr>
+          <w:p/>
+        </w:tc>
+      </w:tr>
+      <w:tr>
+        <w:tc>
+          <w:tcPr>
+            <w:tcW w:w="1413" w:type="dxa"/>
+          </w:tcPr>
+          <w:p/>
+        </w:tc>
+        <w:tc>
+          <w:tcPr>
+            <w:tcW w:w="1701" w:type="dxa"/>
+          </w:tcPr>
+          <w:p>
+            <w:r>
+              <w:t>Filtering products</w:t>
+            </w:r>
+          </w:p>
+        </w:tc>
+        <w:tc>
+          <w:tcPr>
+            <w:tcW w:w="2268" w:type="dxa"/>
+          </w:tcPr>
+          <w:p/>
+        </w:tc>
+        <w:tc>
+          <w:tcPr>
+            <w:tcW w:w="3634" w:type="dxa"/>
+          </w:tcPr>
+          <w:p/>
+        </w:tc>
+      </w:tr>
+      <w:tr>
+        <w:tc>
+          <w:tcPr>
+            <w:tcW w:w="1413" w:type="dxa"/>
+          </w:tcPr>
+          <w:p/>
+        </w:tc>
+        <w:tc>
+          <w:tcPr>
+            <w:tcW w:w="1701" w:type="dxa"/>
+          </w:tcPr>
+          <w:p/>
+        </w:tc>
+        <w:tc>
+          <w:tcPr>
+            <w:tcW w:w="2268" w:type="dxa"/>
+          </w:tcPr>
+          <w:p/>
+        </w:tc>
+        <w:tc>
+          <w:tcPr>
+            <w:tcW w:w="3634" w:type="dxa"/>
+          </w:tcPr>
+          <w:p/>
+        </w:tc>
+      </w:tr>
+      <w:tr>
+        <w:tc>
+          <w:tcPr>
+            <w:tcW w:w="1413" w:type="dxa"/>
+          </w:tcPr>
+          <w:p/>
+        </w:tc>
+        <w:tc>
+          <w:tcPr>
+            <w:tcW w:w="1701" w:type="dxa"/>
+          </w:tcPr>
+          <w:p/>
+        </w:tc>
+        <w:tc>
+          <w:tcPr>
+            <w:tcW w:w="2268" w:type="dxa"/>
+          </w:tcPr>
+          <w:p/>
+        </w:tc>
+        <w:tc>
+          <w:tcPr>
+            <w:tcW w:w="3634" w:type="dxa"/>
+          </w:tcPr>
+          <w:p/>
+        </w:tc>
+      </w:tr>
+    </w:tbl>
+    <w:p>
+      <w:pPr>
+        <w:pStyle w:val="Heading1"/>
+      </w:pPr>
+      <w:bookmarkStart w:id="26" w:name="_Toc224235734"/>
+      <w:bookmarkStart w:id="27" w:name="_Toc224631670"/>
+      <w:r>
+        <w:t>Styles</w:t>
+      </w:r>
+      <w:bookmarkEnd w:id="26"/>
+      <w:bookmarkEnd w:id="27"/>
+    </w:p>
+    <w:p>
+      <w:r>
+        <w:t xml:space="preserve">Font Family = </w:t>
+      </w:r>
+      <w:r>
+        <w:t xml:space="preserve">Inter, SF Pro Display, sans serif, space </w:t>
+      </w:r>
+      <w:proofErr w:type="spellStart"/>
+      <w:r>
+        <w:t>grotesk</w:t>
+      </w:r>
+      <w:proofErr w:type="spellEnd"/>
+    </w:p>
+    <w:p>
+      <w:pPr>
+        <w:pStyle w:val="Heading2"/>
+      </w:pPr>
+      <w:bookmarkStart w:id="28" w:name="_Toc224235735"/>
+      <w:bookmarkStart w:id="29" w:name="_Toc224631671"/>
+      <w:r>
+        <w:t>Dark Mode</w:t>
+      </w:r>
+      <w:bookmarkEnd w:id="28"/>
+      <w:bookmarkEnd w:id="29"/>
+    </w:p>
+    <w:p>
+      <w:pPr>
+        <w:pStyle w:val="Heading3"/>
+      </w:pPr>
+      <w:bookmarkStart w:id="30" w:name="_Toc224235736"/>
+      <w:bookmarkStart w:id="31" w:name="_Toc224631672"/>
+      <w:r>
+        <w:t>Background</w:t>
+      </w:r>
+      <w:bookmarkEnd w:id="30"/>
+      <w:bookmarkEnd w:id="31"/>
+    </w:p>
+    <w:p>
+      <w:pPr>
+        <w:pStyle w:val="ListParagraph"/>
+        <w:numPr>
+          <w:ilvl w:val="0"/>
+          <w:numId w:val="1"/>
+        </w:numPr>
+        <w:rPr>
+          <w:sz w:val="28"/>
+          <w:szCs w:val="28"/>
+        </w:rPr>
+      </w:pPr>
+      <w:r>
+        <w:rPr>
+          <w:noProof/>
+          <w:sz w:val="28"/>
+          <w:szCs w:val="28"/>
+          <w14:ligatures w14:val="none"/>
+        </w:rPr>
+        <mc:AlternateContent>
+          <mc:Choice Requires="wps">
+            <w:drawing>
+              <wp:anchor distT="0" distB="0" distL="114300" distR="114300" simplePos="0" relativeHeight="251659264" behindDoc="0" locked="0" layoutInCell="1" allowOverlap="1" wp14:anchorId="79FFB8AB" wp14:editId="4A1FCB2A">
+                <wp:simplePos x="0" y="0"/>
+                <wp:positionH relativeFrom="column">
+                  <wp:posOffset>1095375</wp:posOffset>
+                </wp:positionH>
+                <wp:positionV relativeFrom="paragraph">
+                  <wp:posOffset>273685</wp:posOffset>
+                </wp:positionV>
+                <wp:extent cx="200025" cy="200025"/>
+                <wp:effectExtent l="0" t="0" r="28575" b="28575"/>
+                <wp:wrapNone/>
+                <wp:docPr id="7" name="Oval 7"/>
+                <wp:cNvGraphicFramePr/>
+                <a:graphic xmlns:a="http://schemas.openxmlformats.org/drawingml/2006/main">
+                  <a:graphicData uri="http://schemas.microsoft.com/office/word/2010/wordprocessingShape">
+                    <wps:wsp>
+                      <wps:cNvSpPr/>
+                      <wps:spPr>
+                        <a:xfrm>
+                          <a:off x="0" y="0"/>
+                          <a:ext cx="200025" cy="200025"/>
+                        </a:xfrm>
+                        <a:prstGeom prst="ellipse">
+                          <a:avLst/>
+                        </a:prstGeom>
+                        <a:solidFill>
+                          <a:srgbClr val="0B0F14"/>
+                        </a:solidFill>
+                      </wps:spPr>
+                      <wps:style>
+                        <a:lnRef idx="2">
+                          <a:schemeClr val="accent1">
+                            <a:shade val="50000"/>
+                          </a:schemeClr>
+                        </a:lnRef>
+                        <a:fillRef idx="1">
+                          <a:schemeClr val="accent1"/>
+                        </a:fillRef>
+                        <a:effectRef idx="0">
+                          <a:schemeClr val="accent1"/>
+                        </a:effectRef>
+                        <a:fontRef idx="minor">
+                          <a:schemeClr val="lt1"/>
+                        </a:fontRef>
+                      </wps:style>
+                      <wps:bodyPr rot="0" spcFirstLastPara="0" vertOverflow="overflow" horzOverflow="overflow" vert="horz" wrap="square" lIns="91440" tIns="45720" rIns="91440" bIns="45720" numCol="1" spcCol="0" rtlCol="0" fromWordArt="0" anchor="ctr" anchorCtr="0" forceAA="0" compatLnSpc="1">
+                        <a:prstTxWarp prst="textNoShape">
+                          <a:avLst/>
+                        </a:prstTxWarp>
+                        <a:noAutofit/>
+                      </wps:bodyPr>
+                    </wps:wsp>
+                  </a:graphicData>
+                </a:graphic>
+              </wp:anchor>
+            </w:drawing>
+          </mc:Choice>
+          <mc:Fallback>
+            <w:pict>
+              <v:oval w14:anchorId="6664DEE9" id="Oval 7" o:spid="_x0000_s1026" style="position:absolute;margin-left:86.25pt;margin-top:21.55pt;width:15.75pt;height:15.75pt;z-index:251659264;visibility:visible;mso-wrap-style:square;mso-wrap-distance-left:9pt;mso-wrap-distance-top:0;mso-wrap-distance-right:9pt;mso-wrap-distance-bottom:0;mso-position-horizontal:absolute;mso-position-horizontal-relative:text;mso-position-vertical:absolute;mso-position-vertical-relative:text;v-text-anchor:middle" o:gfxdata="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" fillcolor="#0b0f14" strokecolor="#1f3763 [1604]" strokeweight="1pt">
+                <v:stroke joinstyle="miter"/>
+              </v:oval>
+            </w:pict>
+          </mc:Fallback>
+        </mc:AlternateContent>
+      </w:r>
+      <w:r>
+        <w:rPr>
+          <w:sz w:val="28"/>
+          <w:szCs w:val="28"/>
+        </w:rPr>
+        <w:t>Body</w:t>
+      </w:r>
+      <w:r>
+        <w:rPr>
+          <w:sz w:val="28"/>
+          <w:szCs w:val="28"/>
+        </w:rPr>
+        <w:t xml:space="preserve">: </w:t>
+      </w:r>
+      <w:r>
+        <w:rPr>
+          <w:sz w:val="28"/>
+          <w:szCs w:val="28"/>
+        </w:rPr>
+        <w:t>#0B0F14</w:t>
+      </w:r>
+      <w:r>
+        <w:rPr>
+          <w:sz w:val="28"/>
+          <w:szCs w:val="28"/>
+        </w:rPr>
+        <w:t xml:space="preserve"> </w:t>
+      </w:r>
+      <w:r>
+        <w:rPr>
+          <w:sz w:val="28"/>
+          <w:szCs w:val="28"/>
+        </w:rPr>
+        <w:t>(Deep blue-black, avoids pure black to help with eye comfort)</w:t>
+      </w:r>
+    </w:p>
+    <w:p>
+      <w:pPr>
+        <w:pStyle w:val="ListParagraph"/>
+        <w:numPr>
+          <w:ilvl w:val="0"/>
+          <w:numId w:val="1"/>
+        </w:numPr>
+        <w:rPr>
+          <w:sz w:val="28"/>
+          <w:szCs w:val="28"/>
+        </w:rPr>
+      </w:pPr>
+      <w:r>
+        <w:rPr>
+          <w:noProof/>
+          <w:sz w:val="28"/>
+          <w:szCs w:val="28"/>
+          <w14:ligatures w14:val="none"/>
+        </w:rPr>
+        <mc:AlternateContent>
+          <mc:Choice Requires="wps">
+            <w:drawing>
+              <wp:anchor distT="0" distB="0" distL="114300" distR="114300" simplePos="0" relativeHeight="251661312" behindDoc="0" locked="0" layoutInCell="1" allowOverlap="1" wp14:anchorId="3B604C29" wp14:editId="0D21B65D">
+                <wp:simplePos x="0" y="0"/>
+                <wp:positionH relativeFrom="column">
+                  <wp:posOffset>5534025</wp:posOffset>
+                </wp:positionH>
+                <wp:positionV relativeFrom="paragraph">
+                  <wp:posOffset>9525</wp:posOffset>
+                </wp:positionV>
+                <wp:extent cx="200025" cy="200025"/>
+                <wp:effectExtent l="0" t="0" r="28575" b="28575"/>
+                <wp:wrapNone/>
+                <wp:docPr id="8" name="Oval 8"/>
+                <wp:cNvGraphicFramePr/>
+                <a:graphic xmlns:a="http://schemas.openxmlformats.org/drawingml/2006/main">
+                  <a:graphicData uri="http://schemas.microsoft.com/office/word/2010/wordprocessingShape">
+                    <wps:wsp>
+                      <wps:cNvSpPr/>
+                      <wps:spPr>
+                        <a:xfrm>
+                          <a:off x="0" y="0"/>
+                          <a:ext cx="200025" cy="200025"/>
+                        </a:xfrm>
+                        <a:prstGeom prst="ellipse">
+                          <a:avLst/>
+                        </a:prstGeom>
+                        <a:solidFill>
+                          <a:srgbClr val="111827"/>
+                        </a:solidFill>
+                      </wps:spPr>
+                      <wps:style>
+                        <a:lnRef idx="2">
+                          <a:schemeClr val="accent1">
+                            <a:shade val="50000"/>
+                          </a:schemeClr>
+                        </a:lnRef>
+                        <a:fillRef idx="1">
+                          <a:schemeClr val="accent1"/>
+                        </a:fillRef>
+                        <a:effectRef idx="0">
+                          <a:schemeClr val="accent1"/>
+                        </a:effectRef>
+                        <a:fontRef idx="minor">
+                          <a:schemeClr val="lt1"/>
+                        </a:fontRef>
+                      </wps:style>
+                      <wps:bodyPr rot="0" spcFirstLastPara="0" vertOverflow="overflow" horzOverflow="overflow" vert="horz" wrap="square" lIns="91440" tIns="45720" rIns="91440" bIns="45720" numCol="1" spcCol="0" rtlCol="0" fromWordArt="0" anchor="ctr" anchorCtr="0" forceAA="0" compatLnSpc="1">
+                        <a:prstTxWarp prst="textNoShape">
+                          <a:avLst/>
+                        </a:prstTxWarp>
+                        <a:noAutofit/>
+                      </wps:bodyPr>
+                    </wps:wsp>
+                  </a:graphicData>
+                </a:graphic>
+              </wp:anchor>
+            </w:drawing>
+          </mc:Choice>
+          <mc:Fallback>
+            <w:pict>
+              <v:oval w14:anchorId="7C27773B" id="Oval 8" o:spid="_x0000_s1026" style="position:absolute;margin-left:435.75pt;margin-top:.75pt;width:15.75pt;height:15.75pt;z-index:251661312;visibility:visible;mso-wrap-style:square;mso-wrap-distance-left:9pt;mso-wrap-distance-top:0;mso-wrap-distance-right:9pt;mso-wrap-distance-bottom:0;mso-position-horizontal:absolute;mso-position-horizontal-relative:text;mso-position-vertical:absolute;mso-position-vertical-relative:text;v-text-anchor:middle" o:gfxdata="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" fillcolor="#111827" strokecolor="#1f3763 [1604]" strokeweight="1pt">
+                <v:stroke joinstyle="miter"/>
+              </v:oval>
+            </w:pict>
+          </mc:Fallback>
+        </mc:AlternateContent>
+      </w:r>
+      <w:r>
+        <w:rPr>
+          <w:sz w:val="28"/>
+          <w:szCs w:val="28"/>
+        </w:rPr>
+        <w:t>Foreground Elements</w:t>
+      </w:r>
+      <w:r>
+        <w:rPr>
+          <w:sz w:val="28"/>
+          <w:szCs w:val="28"/>
+        </w:rPr>
+        <w:t xml:space="preserve">: </w:t>
+      </w:r>
+      <w:r>
+        <w:t>#111827</w:t>
+      </w:r>
+      <w:r>
+        <w:t xml:space="preserve"> (Cards / Surfaces, for slight elevation contrast)</w:t>
+      </w:r>
+    </w:p>
+    <w:p>
+      <w:pPr>
+        <w:pStyle w:val="Heading3"/>
+      </w:pPr>
+      <w:bookmarkStart w:id="32" w:name="_Toc224235737"/>
+      <w:bookmarkStart w:id="33" w:name="_Toc224631673"/>
+      <w:r>
+        <w:t>Font</w:t>
+      </w:r>
+      <w:bookmarkEnd w:id="32"/>
+      <w:bookmarkEnd w:id="33"/>
+    </w:p>
+    <w:p>
+      <w:pPr>
+        <w:pStyle w:val="ListParagraph"/>
+        <w:numPr>
+          <w:ilvl w:val="0"/>
+          <w:numId w:val="3"/>
+        </w:numPr>
+        <w:rPr>
+          <w:sz w:val="28"/>
+          <w:szCs w:val="28"/>
+        </w:rPr>
+      </w:pPr>
+      <w:r>
+        <w:rPr>
+          <w:noProof/>
+          <w:sz w:val="28"/>
+          <w:szCs w:val="28"/>
+          <w14:ligatures w14:val="none"/>
+        </w:rPr>
+        <mc:AlternateContent>
+          <mc:Choice Requires="wps">
+            <w:drawing>
+              <wp:anchor distT="0" distB="0" distL="114300" distR="114300" simplePos="0" relativeHeight="251663360" behindDoc="0" locked="0" layoutInCell="1" allowOverlap="1" wp14:anchorId="62CB8F96" wp14:editId="5730D1C7">
+                <wp:simplePos x="0" y="0"/>
+                <wp:positionH relativeFrom="column">
+                  <wp:posOffset>1657350</wp:posOffset>
+                </wp:positionH>
+                <wp:positionV relativeFrom="paragraph">
+                  <wp:posOffset>8890</wp:posOffset>
+                </wp:positionV>
+                <wp:extent cx="200025" cy="200025"/>
+                <wp:effectExtent l="0" t="0" r="28575" b="28575"/>
+                <wp:wrapNone/>
+                <wp:docPr id="9" name="Oval 9"/>
+                <wp:cNvGraphicFramePr/>
+                <a:graphic xmlns:a="http://schemas.openxmlformats.org/drawingml/2006/main">
+                  <a:graphicData uri="http://schemas.microsoft.com/office/word/2010/wordprocessingShape">
+                    <wps:wsp>
+                      <wps:cNvSpPr/>
+                      <wps:spPr>
+                        <a:xfrm>
+                          <a:off x="0" y="0"/>
+                          <a:ext cx="200025" cy="200025"/>
+                        </a:xfrm>
+                        <a:prstGeom prst="ellipse">
+                          <a:avLst/>
+                        </a:prstGeom>
+                        <a:solidFill>
+                          <a:srgbClr val="E5E8EB"/>
+                        </a:solidFill>
+                      </wps:spPr>
+                      <wps:style>
+                        <a:lnRef idx="2">
+                          <a:schemeClr val="accent1">
+                            <a:shade val="50000"/>
+                          </a:schemeClr>
+                        </a:lnRef>
+                        <a:fillRef idx="1">
+                          <a:schemeClr val="accent1"/>
+                        </a:fillRef>
+                        <a:effectRef idx="0">
+                          <a:schemeClr val="accent1"/>
+                        </a:effectRef>
+                        <a:fontRef idx="minor">
+                          <a:schemeClr val="lt1"/>
+                        </a:fontRef>
+                      </wps:style>
+                      <wps:bodyPr rot="0" spcFirstLastPara="0" vertOverflow="overflow" horzOverflow="overflow" vert="horz" wrap="square" lIns="91440" tIns="45720" rIns="91440" bIns="45720" numCol="1" spcCol="0" rtlCol="0" fromWordArt="0" anchor="ctr" anchorCtr="0" forceAA="0" compatLnSpc="1">
+                        <a:prstTxWarp prst="textNoShape">
+                          <a:avLst/>
+                        </a:prstTxWarp>
+                        <a:noAutofit/>
+                      </wps:bodyPr>
+                    </wps:wsp>
+                  </a:graphicData>
+                </a:graphic>
+              </wp:anchor>
+            </w:drawing>
+          </mc:Choice>
+          <mc:Fallback>
+            <w:pict>
+              <v:oval w14:anchorId="14C0D5DA" id="Oval 9" o:spid="_x0000_s1026" style="position:absolute;margin-left:130.5pt;margin-top:.7pt;width:15.75pt;height:15.75pt;z-index:251663360;visibility:visible;mso-wrap-style:square;mso-wrap-distance-left:9pt;mso-wrap-distance-top:0;mso-wrap-distance-right:9pt;mso-wrap-distance-bottom:0;mso-position-horizontal:absolute;mso-position-horizontal-relative:text;mso-position-vertical:absolute;mso-position-vertical-relative:text;v-text-anchor:middle" o:gfxdata="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" fillcolor="#e5e8eb" strokecolor="#1f3763 [1604]" strokeweight="1pt">
+                <v:stroke joinstyle="miter"/>
+              </v:oval>
+            </w:pict>
+          </mc:Fallback>
+        </mc:AlternateContent>
+      </w:r>
+      <w:r>
+        <w:rPr>
+          <w:sz w:val="28"/>
+          <w:szCs w:val="28"/>
+        </w:rPr>
+        <w:t>Norma</w:t>
+      </w:r>
+      <w:r>
+        <w:rPr>
+          <w:sz w:val="28"/>
+          <w:szCs w:val="28"/>
+        </w:rPr>
+        <w:t xml:space="preserve">l: </w:t>
+      </w:r>
+      <w:r>
+        <w:t>#E5E7EB</w:t>
+      </w:r>
+      <w:r>
+        <w:t xml:space="preserve">       </w:t>
+      </w:r>
+    </w:p>
+    <w:p>
+      <w:pPr>
+        <w:pStyle w:val="ListParagraph"/>
+        <w:numPr>
+          <w:ilvl w:val="0"/>
+          <w:numId w:val="3"/>
+        </w:numPr>
+        <w:rPr>
+          <w:sz w:val="28"/>
+          <w:szCs w:val="28"/>
+        </w:rPr>
+      </w:pPr>
+      <w:r>
+        <w:rPr>
+          <w:noProof/>
+          <w:sz w:val="28"/>
+          <w:szCs w:val="28"/>
+          <w14:ligatures w14:val="none"/>
+        </w:rPr>
+        <mc:AlternateContent>
+          <mc:Choice Requires="wps">
+            <w:drawing>
+              <wp:anchor distT="0" distB="0" distL="114300" distR="114300" simplePos="0" relativeHeight="251665408" behindDoc="0" locked="0" layoutInCell="1" allowOverlap="1" wp14:anchorId="11295008" wp14:editId="23DAFB6F">
+                <wp:simplePos x="0" y="0"/>
+                <wp:positionH relativeFrom="column">
+                  <wp:posOffset>1657350</wp:posOffset>
+                </wp:positionH>
+                <wp:positionV relativeFrom="paragraph">
+                  <wp:posOffset>8890</wp:posOffset>
+                </wp:positionV>
+                <wp:extent cx="200025" cy="200025"/>
+                <wp:effectExtent l="0" t="0" r="28575" b="28575"/>
+                <wp:wrapNone/>
+                <wp:docPr id="10" name="Oval 10"/>
+                <wp:cNvGraphicFramePr/>
+                <a:graphic xmlns:a="http://schemas.openxmlformats.org/drawingml/2006/main">
+                  <a:graphicData uri="http://schemas.microsoft.com/office/word/2010/wordprocessingShape">
+                    <wps:wsp>
+                      <wps:cNvSpPr/>
+                      <wps:spPr>
+                        <a:xfrm>
+                          <a:off x="0" y="0"/>
+                          <a:ext cx="200025" cy="200025"/>
+                        </a:xfrm>
+                        <a:prstGeom prst="ellipse">
+                          <a:avLst/>
+                        </a:prstGeom>
+                        <a:solidFill>
+                          <a:srgbClr val="9CA3AF"/>
+                        </a:solidFill>
+                      </wps:spPr>
+                      <wps:style>
+                        <a:lnRef idx="2">
+                          <a:schemeClr val="accent1">
+                            <a:shade val="50000"/>
+                          </a:schemeClr>
+                        </a:lnRef>
+                        <a:fillRef idx="1">
+                          <a:schemeClr val="accent1"/>
+                        </a:fillRef>
+                        <a:effectRef idx="0">
+                          <a:schemeClr val="accent1"/>
+                        </a:effectRef>
+                        <a:fontRef idx="minor">
+                          <a:schemeClr val="lt1"/>
+                        </a:fontRef>
+                      </wps:style>
+                      <wps:bodyPr rot="0" spcFirstLastPara="0" vertOverflow="overflow" horzOverflow="overflow" vert="horz" wrap="square" lIns="91440" tIns="45720" rIns="91440" bIns="45720" numCol="1" spcCol="0" rtlCol="0" fromWordArt="0" anchor="ctr" anchorCtr="0" forceAA="0" compatLnSpc="1">
+                        <a:prstTxWarp prst="textNoShape">
+                          <a:avLst/>
+                        </a:prstTxWarp>
+                        <a:noAutofit/>
+                      </wps:bodyPr>
+                    </wps:wsp>
+                  </a:graphicData>
+                </a:graphic>
+              </wp:anchor>
+            </w:drawing>
+          </mc:Choice>
+          <mc:Fallback>
+            <w:pict>
+              <v:oval w14:anchorId="531E6A65" id="Oval 10" o:spid="_x0000_s1026" style="position:absolute;margin-left:130.5pt;margin-top:.7pt;width:15.75pt;height:15.75pt;z-index:251665408;visibility:visible;mso-wrap-style:square;mso-wrap-distance-left:9pt;mso-wrap-distance-top:0;mso-wrap-distance-right:9pt;mso-wrap-distance-bottom:0;mso-position-horizontal:absolute;mso-position-horizontal-relative:text;mso-position-vertical:absolute;mso-position-vertical-relative:text;v-text-anchor:middle" o:gfxdata="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" fillcolor="#9ca3af" strokecolor="#1f3763 [1604]" strokeweight="1pt">
+                <v:stroke joinstyle="miter"/>
+              </v:oval>
+            </w:pict>
+          </mc:Fallback>
+        </mc:AlternateContent>
+      </w:r>
+      <w:r>
+        <w:rPr>
+          <w:sz w:val="28"/>
+          <w:szCs w:val="28"/>
+        </w:rPr>
+        <w:t>Lighter</w:t>
+      </w:r>
+      <w:r>
+        <w:rPr>
+          <w:sz w:val="28"/>
+          <w:szCs w:val="28"/>
+        </w:rPr>
+        <w:t xml:space="preserve">: </w:t>
+      </w:r>
+      <w:r>
+        <w:t>#9CA3AF</w:t>
+      </w:r>
+    </w:p>
+    <w:p>
+      <w:pPr>
+        <w:pStyle w:val="Heading3"/>
+      </w:pPr>
+      <w:bookmarkStart w:id="34" w:name="_Toc224235738"/>
+      <w:bookmarkStart w:id="35" w:name="_Toc224631674"/>
+      <w:r>
+        <w:t>Interactive</w:t>
+      </w:r>
+      <w:bookmarkEnd w:id="34"/>
+      <w:bookmarkEnd w:id="35"/>
+    </w:p>
+    <w:p>
+      <w:pPr>
+        <w:pStyle w:val="ListParagraph"/>
+        <w:numPr>
+          <w:ilvl w:val="0"/>
+          <w:numId w:val="2"/>
+        </w:numPr>
+        <w:rPr>
+          <w:sz w:val="28"/>
+          <w:szCs w:val="28"/>
+        </w:rPr>
+      </w:pPr>
+      <w:r>
+        <w:rPr>
+          <w:noProof/>
+          <w:sz w:val="28"/>
+          <w:szCs w:val="28"/>
+          <w14:ligatures w14:val="none"/>
+        </w:rPr>
+        <mc:AlternateContent>
+          <mc:Choice Requires="wps">
+            <w:drawing>
+              <wp:anchor distT="0" distB="0" distL="114300" distR="114300" simplePos="0" relativeHeight="251667456" behindDoc="0" locked="0" layoutInCell="1" allowOverlap="1" wp14:anchorId="2C4BF2D3" wp14:editId="2C1839C7">
+                <wp:simplePos x="0" y="0"/>
+                <wp:positionH relativeFrom="column">
+                  <wp:posOffset>1666875</wp:posOffset>
+                </wp:positionH>
+                <wp:positionV relativeFrom="paragraph">
+                  <wp:posOffset>9525</wp:posOffset>
+                </wp:positionV>
+                <wp:extent cx="200025" cy="200025"/>
+                <wp:effectExtent l="0" t="0" r="28575" b="28575"/>
+                <wp:wrapNone/>
+                <wp:docPr id="11" name="Oval 11"/>
+                <wp:cNvGraphicFramePr/>
+                <a:graphic xmlns:a="http://schemas.openxmlformats.org/drawingml/2006/main">
+                  <a:graphicData uri="http://schemas.microsoft.com/office/word/2010/wordprocessingShape">
+                    <wps:wsp>
+                      <wps:cNvSpPr/>
+                      <wps:spPr>
+                        <a:xfrm>
+                          <a:off x="0" y="0"/>
+                          <a:ext cx="200025" cy="200025"/>
+                        </a:xfrm>
+                        <a:prstGeom prst="ellipse">
+                          <a:avLst/>
+                        </a:prstGeom>
+                        <a:solidFill>
+                          <a:srgbClr val="22C55E"/>
+                        </a:solidFill>
+                      </wps:spPr>
+                      <wps:style>
+                        <a:lnRef idx="2">
+                          <a:schemeClr val="accent1">
+                            <a:shade val="50000"/>
+                          </a:schemeClr>
+                        </a:lnRef>
+                        <a:fillRef idx="1">
+                          <a:schemeClr val="accent1"/>
+                        </a:fillRef>
+                        <a:effectRef idx="0">
+                          <a:schemeClr val="accent1"/>
+                        </a:effectRef>
+                        <a:fontRef idx="minor">
+                          <a:schemeClr val="lt1"/>
+                        </a:fontRef>
+                      </wps:style>
+                      <wps:bodyPr rot="0" spcFirstLastPara="0" vertOverflow="overflow" horzOverflow="overflow" vert="horz" wrap="square" lIns="91440" tIns="45720" rIns="91440" bIns="45720" numCol="1" spcCol="0" rtlCol="0" fromWordArt="0" anchor="ctr" anchorCtr="0" forceAA="0" compatLnSpc="1">
+                        <a:prstTxWarp prst="textNoShape">
+                          <a:avLst/>
+                        </a:prstTxWarp>
+                        <a:noAutofit/>
+                      </wps:bodyPr>
+                    </wps:wsp>
+                  </a:graphicData>
+                </a:graphic>
+              </wp:anchor>
+            </w:drawing>
+          </mc:Choice>
+          <mc:Fallback>
+            <w:pict>
+              <v:oval w14:anchorId="318B6882" id="Oval 11" o:spid="_x0000_s1026" style="position:absolute;margin-left:131.25pt;margin-top:.75pt;width:15.75pt;height:15.75pt;z-index:251667456;visibility:visible;mso-wrap-style:square;mso-wrap-distance-left:9pt;mso-wrap-distance-top:0;mso-wrap-distance-right:9pt;mso-wrap-distance-bottom:0;mso-position-horizontal:absolute;mso-position-horizontal-relative:text;mso-position-vertical:absolute;mso-position-vertical-relative:text;v-text-anchor:middle" o:gfxdata="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" fillcolor="#22c55e" strokecolor="#1f3763 [1604]" strokeweight="1pt">
+                <v:stroke joinstyle="miter"/>
+              </v:oval>
+            </w:pict>
+          </mc:Fallback>
+        </mc:AlternateContent>
+      </w:r>
+      <w:r>
+        <w:rPr>
+          <w:sz w:val="28"/>
+          <w:szCs w:val="28"/>
+        </w:rPr>
+        <w:t>Normal</w:t>
+      </w:r>
+      <w:r>
+        <w:rPr>
+          <w:sz w:val="28"/>
+          <w:szCs w:val="28"/>
+        </w:rPr>
+        <w:t xml:space="preserve">: </w:t>
+      </w:r>
+      <w:r>
+        <w:t>#22C55E</w:t>
+      </w:r>
+    </w:p>
+    <w:p>
+      <w:pPr>
+        <w:pStyle w:val="ListParagraph"/>
+        <w:numPr>
+          <w:ilvl w:val="0"/>
+          <w:numId w:val="2"/>
+        </w:numPr>
+        <w:rPr>
+          <w:sz w:val="28"/>
+          <w:szCs w:val="28"/>
+        </w:rPr>
+      </w:pPr>
+      <w:r>
+        <w:rPr>
+          <w:noProof/>
+          <w:sz w:val="28"/>
+          <w:szCs w:val="28"/>
+          <w14:ligatures w14:val="none"/>
+        </w:rPr>
+        <mc:AlternateContent>
+          <mc:Choice Requires="wps">
+            <w:drawing>
+              <wp:anchor distT="0" distB="0" distL="114300" distR="114300" simplePos="0" relativeHeight="251669504" behindDoc="0" locked="0" layoutInCell="1" allowOverlap="1" wp14:anchorId="3F563163" wp14:editId="063D4D3F">
+                <wp:simplePos x="0" y="0"/>
+                <wp:positionH relativeFrom="column">
+                  <wp:posOffset>2247900</wp:posOffset>
+                </wp:positionH>
+                <wp:positionV relativeFrom="paragraph">
+                  <wp:posOffset>19050</wp:posOffset>
+                </wp:positionV>
+                <wp:extent cx="200025" cy="200025"/>
+                <wp:effectExtent l="0" t="0" r="28575" b="28575"/>
+                <wp:wrapNone/>
+                <wp:docPr id="12" name="Oval 12"/>
+                <wp:cNvGraphicFramePr/>
+                <a:graphic xmlns:a="http://schemas.openxmlformats.org/drawingml/2006/main">
+                  <a:graphicData uri="http://schemas.microsoft.com/office/word/2010/wordprocessingShape">
+                    <wps:wsp>
+                      <wps:cNvSpPr/>
+                      <wps:spPr>
+                        <a:xfrm>
+                          <a:off x="0" y="0"/>
+                          <a:ext cx="200025" cy="200025"/>
+                        </a:xfrm>
+                        <a:prstGeom prst="ellipse">
+                          <a:avLst/>
+                        </a:prstGeom>
+                        <a:solidFill>
+                          <a:srgbClr val="4ADE80"/>
+                        </a:solidFill>
+                      </wps:spPr>
+                      <wps:style>
+                        <a:lnRef idx="2">
+                          <a:schemeClr val="accent1">
+                            <a:shade val="50000"/>
+                          </a:schemeClr>
+                        </a:lnRef>
+                        <a:fillRef idx="1">
+                          <a:schemeClr val="accent1"/>
+                        </a:fillRef>
+                        <a:effectRef idx="0">
+                          <a:schemeClr val="accent1"/>
+                        </a:effectRef>
+                        <a:fontRef idx="minor">
+                          <a:schemeClr val="lt1"/>
+                        </a:fontRef>
+                      </wps:style>
+                      <wps:bodyPr rot="0" spcFirstLastPara="0" vertOverflow="overflow" horzOverflow="overflow" vert="horz" wrap="square" lIns="91440" tIns="45720" rIns="91440" bIns="45720" numCol="1" spcCol="0" rtlCol="0" fromWordArt="0" anchor="ctr" anchorCtr="0" forceAA="0" compatLnSpc="1">
+                        <a:prstTxWarp prst="textNoShape">
+                          <a:avLst/>
+                        </a:prstTxWarp>
+                        <a:noAutofit/>
+                      </wps:bodyPr>
+                    </wps:wsp>
+                  </a:graphicData>
+                </a:graphic>
+              </wp:anchor>
+            </w:drawing>
+          </mc:Choice>
+          <mc:Fallback>
+            <w:pict>
+              <v:oval w14:anchorId="4837062D" id="Oval 12" o:spid="_x0000_s1026" style="position:absolute;margin-left:177pt;margin-top:1.5pt;width:15.75pt;height:15.75pt;z-index:251669504;visibility:visible;mso-wrap-style:square;mso-wrap-distance-left:9pt;mso-wrap-distance-top:0;mso-wrap-distance-right:9pt;mso-wrap-distance-bottom:0;mso-position-horizontal:absolute;mso-position-horizontal-relative:text;mso-position-vertical:absolute;mso-position-vertical-relative:text;v-text-anchor:middle" o:gfxdata="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" fillcolor="#4ade80" strokecolor="#1f3763 [1604]" strokeweight="1pt">
+                <v:stroke joinstyle="miter"/>
+              </v:oval>
+            </w:pict>
+          </mc:Fallback>
+        </mc:AlternateContent>
+      </w:r>
+      <w:r>
+        <w:rPr>
+          <w:sz w:val="28"/>
+          <w:szCs w:val="28"/>
+        </w:rPr>
+        <w:t>Hover</w:t>
+      </w:r>
+      <w:r>
+        <w:rPr>
+          <w:sz w:val="28"/>
+          <w:szCs w:val="28"/>
+        </w:rPr>
+        <w:t>/Selected:</w:t>
+      </w:r>
+      <w:r>
+        <w:rPr>
+          <w:sz w:val="28"/>
+          <w:szCs w:val="28"/>
+        </w:rPr>
+        <w:t xml:space="preserve"> </w:t>
+      </w:r>
+      <w:r>
+        <w:t>#4ADE80</w:t>
+      </w:r>
+      <w:r>
+        <w:t xml:space="preserve"> </w:t>
+      </w:r>
+    </w:p>
+    <w:p>
+      <w:pPr>
+        <w:rPr>
+          <w:sz w:val="28"/>
+          <w:szCs w:val="28"/>
+        </w:rPr>
+      </w:pPr>
+    </w:p>
+    <w:p>
+      <w:pPr>
+        <w:pStyle w:val="Heading2"/>
+      </w:pPr>
+      <w:bookmarkStart w:id="36" w:name="_Toc224235739"/>
+      <w:bookmarkStart w:id="37" w:name="_Toc224631675"/>
+      <w:r>
+        <w:t>Light Mode</w:t>
+      </w:r>
+      <w:bookmarkEnd w:id="36"/>
+      <w:bookmarkEnd w:id="37"/>
+    </w:p>
+    <w:p>
+      <w:pPr>
+        <w:pStyle w:val="Heading3"/>
+      </w:pPr>
+      <w:bookmarkStart w:id="38" w:name="_Toc224235740"/>
+      <w:bookmarkStart w:id="39" w:name="_Toc224631676"/>
+      <w:r>
+        <w:t>Background</w:t>
+      </w:r>
+      <w:bookmarkEnd w:id="38"/>
+      <w:bookmarkEnd w:id="39"/>
+    </w:p>
+    <w:p>
+      <w:pPr>
+        <w:pStyle w:val="ListParagraph"/>
+        <w:numPr>
+          <w:ilvl w:val="0"/>
+          <w:numId w:val="1"/>
+        </w:numPr>
+        <w:rPr>
+          <w:sz w:val="28"/>
+          <w:szCs w:val="28"/>
+        </w:rPr>
+      </w:pPr>
+      <w:r>
+        <w:rPr>
+          <w:noProof/>
+          <w:sz w:val="28"/>
+          <w:szCs w:val="28"/>
+          <w14:ligatures w14:val="none"/>
+        </w:rPr>
+        <mc:AlternateContent>
+          <mc:Choice Requires="wps">
+            <w:drawing>
+              <wp:anchor distT="0" distB="0" distL="114300" distR="114300" simplePos="0" relativeHeight="251671552" behindDoc="0" locked="0" layoutInCell="1" allowOverlap="1" wp14:anchorId="43296DE6" wp14:editId="2F652BC8">
+                <wp:simplePos x="0" y="0"/>
+                <wp:positionH relativeFrom="column">
+                  <wp:posOffset>3362325</wp:posOffset>
+                </wp:positionH>
+                <wp:positionV relativeFrom="paragraph">
+                  <wp:posOffset>27940</wp:posOffset>
+                </wp:positionV>
+                <wp:extent cx="200025" cy="200025"/>
+                <wp:effectExtent l="0" t="0" r="28575" b="28575"/>
+                <wp:wrapNone/>
+                <wp:docPr id="13" name="Oval 13"/>
+                <wp:cNvGraphicFramePr/>
+                <a:graphic xmlns:a="http://schemas.openxmlformats.org/drawingml/2006/main">
+                  <a:graphicData uri="http://schemas.microsoft.com/office/word/2010/wordprocessingShape">
+                    <wps:wsp>
+                      <wps:cNvSpPr/>
+                      <wps:spPr>
+                        <a:xfrm>
+                          <a:off x="0" y="0"/>
+                          <a:ext cx="200025" cy="200025"/>
+                        </a:xfrm>
+                        <a:prstGeom prst="ellipse">
+                          <a:avLst/>
+                        </a:prstGeom>
+                        <a:solidFill>
+                          <a:srgbClr val="F7FDF9"/>
+                        </a:solidFill>
+                      </wps:spPr>
+                      <wps:style>
+                        <a:lnRef idx="2">
+                          <a:schemeClr val="accent1">
+                            <a:shade val="50000"/>
+                          </a:schemeClr>
+                        </a:lnRef>
+                        <a:fillRef idx="1">
+                          <a:schemeClr val="accent1"/>
+                        </a:fillRef>
+                        <a:effectRef idx="0">
+                          <a:schemeClr val="accent1"/>
+                        </a:effectRef>
+                        <a:fontRef idx="minor">
+                          <a:schemeClr val="lt1"/>
+                        </a:fontRef>
+                      </wps:style>
+                      <wps:bodyPr rot="0" spcFirstLastPara="0" vertOverflow="overflow" horzOverflow="overflow" vert="horz" wrap="square" lIns="91440" tIns="45720" rIns="91440" bIns="45720" numCol="1" spcCol="0" rtlCol="0" fromWordArt="0" anchor="ctr" anchorCtr="0" forceAA="0" compatLnSpc="1">
+                        <a:prstTxWarp prst="textNoShape">
+                          <a:avLst/>
+                        </a:prstTxWarp>
+                        <a:noAutofit/>
+                      </wps:bodyPr>
+                    </wps:wsp>
+                  </a:graphicData>
+                </a:graphic>
+              </wp:anchor>
+            </w:drawing>
+          </mc:Choice>
+          <mc:Fallback>
+            <w:pict>
+              <v:oval w14:anchorId="1878C806" id="Oval 13" o:spid="_x0000_s1026" style="position:absolute;margin-left:264.75pt;margin-top:2.2pt;width:15.75pt;height:15.75pt;z-index:251671552;visibility:visible;mso-wrap-style:square;mso-wrap-distance-left:9pt;mso-wrap-distance-top:0;mso-wrap-distance-right:9pt;mso-wrap-distance-bottom:0;mso-position-horizontal:absolute;mso-position-horizontal-relative:text;mso-position-vertical:absolute;mso-position-vertical-relative:text;v-text-anchor:middle" o:gfxdata="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" fillcolor="#f7fdf9" strokecolor="#1f3763 [1604]" strokeweight="1pt">
+                <v:stroke joinstyle="miter"/>
+              </v:oval>
+            </w:pict>
+          </mc:Fallback>
+        </mc:AlternateContent>
+      </w:r>
+      <w:r>
+        <w:rPr>
+          <w:sz w:val="28"/>
+          <w:szCs w:val="28"/>
+        </w:rPr>
+        <w:t>Body</w:t>
+      </w:r>
+      <w:r>
+        <w:rPr>
+          <w:sz w:val="28"/>
+          <w:szCs w:val="28"/>
+        </w:rPr>
+        <w:t>:</w:t>
+      </w:r>
+      <w:r>
+        <w:rPr>
+          <w:sz w:val="28"/>
+          <w:szCs w:val="28"/>
+        </w:rPr>
+        <w:t xml:space="preserve"> </w:t>
+      </w:r>
+      <w:r>
+        <w:t>#F7FDF9</w:t>
+      </w:r>
+      <w:r>
+        <w:t xml:space="preserve"> (Very light green-tinted white)</w:t>
+      </w:r>
+    </w:p>
+    <w:p>
+      <w:pPr>
+        <w:pStyle w:val="ListParagraph"/>
+        <w:numPr>
+          <w:ilvl w:val="0"/>
+          <w:numId w:val="1"/>
+        </w:numPr>
+        <w:rPr>
+          <w:sz w:val="28"/>
+          <w:szCs w:val="28"/>
+        </w:rPr>
+      </w:pPr>
+      <w:r>
+        <w:rPr>
+          <w:noProof/>
+          <w:sz w:val="28"/>
+          <w:szCs w:val="28"/>
+          <w14:ligatures w14:val="none"/>
+        </w:rPr>
+        <mc:AlternateContent>
+          <mc:Choice Requires="wps">
+            <w:drawing>
+              <wp:anchor distT="0" distB="0" distL="114300" distR="114300" simplePos="0" relativeHeight="251673600" behindDoc="0" locked="0" layoutInCell="1" allowOverlap="1" wp14:anchorId="72FE9A51" wp14:editId="62CD8779">
+                <wp:simplePos x="0" y="0"/>
+                <wp:positionH relativeFrom="column">
+                  <wp:posOffset>2609850</wp:posOffset>
+                </wp:positionH>
+                <wp:positionV relativeFrom="paragraph">
+                  <wp:posOffset>10160</wp:posOffset>
+                </wp:positionV>
+                <wp:extent cx="200025" cy="200025"/>
+                <wp:effectExtent l="0" t="0" r="28575" b="28575"/>
+                <wp:wrapNone/>
+                <wp:docPr id="14" name="Oval 14"/>
+                <wp:cNvGraphicFramePr/>
+                <a:graphic xmlns:a="http://schemas.openxmlformats.org/drawingml/2006/main">
+                  <a:graphicData uri="http://schemas.microsoft.com/office/word/2010/wordprocessingShape">
+                    <wps:wsp>
+                      <wps:cNvSpPr/>
+                      <wps:spPr>
+                        <a:xfrm>
+                          <a:off x="0" y="0"/>
+                          <a:ext cx="200025" cy="200025"/>
+                        </a:xfrm>
+                        <a:prstGeom prst="ellipse">
+                          <a:avLst/>
+                        </a:prstGeom>
+                        <a:solidFill>
+                          <a:schemeClr val="bg1"/>
+                        </a:solidFill>
+                      </wps:spPr>
+                      <wps:style>
+                        <a:lnRef idx="2">
+                          <a:schemeClr val="accent1">
+                            <a:shade val="50000"/>
+                          </a:schemeClr>
+                        </a:lnRef>
+                        <a:fillRef idx="1">
+                          <a:schemeClr val="accent1"/>
+                        </a:fillRef>
+                        <a:effectRef idx="0">
+                          <a:schemeClr val="accent1"/>
+                        </a:effectRef>
+                        <a:fontRef idx="minor">
+                          <a:schemeClr val="lt1"/>
+                        </a:fontRef>
+                      </wps:style>
+                      <wps:bodyPr rot="0" spcFirstLastPara="0" vertOverflow="overflow" horzOverflow="overflow" vert="horz" wrap="square" lIns="91440" tIns="45720" rIns="91440" bIns="45720" numCol="1" spcCol="0" rtlCol="0" fromWordArt="0" anchor="ctr" anchorCtr="0" forceAA="0" compatLnSpc="1">
+                        <a:prstTxWarp prst="textNoShape">
+                          <a:avLst/>
+                        </a:prstTxWarp>
+                        <a:noAutofit/>
+                      </wps:bodyPr>
+                    </wps:wsp>
+                  </a:graphicData>
+                </a:graphic>
+              </wp:anchor>
+            </w:drawing>
+          </mc:Choice>
+          <mc:Fallback>
+            <w:pict>
+              <v:oval w14:anchorId="17B30DF0" id="Oval 14" o:spid="_x0000_s1026" style="position:absolute;margin-left:205.5pt;margin-top:.8pt;width:15.75pt;height:15.75pt;z-index:251673600;visibility:visible;mso-wrap-style:square;mso-wrap-distance-left:9pt;mso-wrap-distance-top:0;mso-wrap-distance-right:9pt;mso-wrap-distance-bottom:0;mso-position-horizontal:absolute;mso-position-horizontal-relative:text;mso-position-vertical:absolute;mso-position-vertical-relative:text;v-text-anchor:middle" o:gfxdata="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" fillcolor="white [3212]" strokecolor="#1f3763 [1604]" strokeweight="1pt">
+                <v:stroke joinstyle="miter"/>
+              </v:oval>
+            </w:pict>
+          </mc:Fallback>
+        </mc:AlternateContent>
+      </w:r>
+      <w:r>
+        <w:rPr>
+          <w:sz w:val="28"/>
+          <w:szCs w:val="28"/>
+        </w:rPr>
+        <w:t>Foreground Elements</w:t>
+      </w:r>
+      <w:r>
+        <w:rPr>
+          <w:sz w:val="28"/>
+          <w:szCs w:val="28"/>
+        </w:rPr>
+        <w:t xml:space="preserve">: </w:t>
+      </w:r>
+      <w:r>
+        <w:t>#FFFFFF</w:t>
+      </w:r>
+    </w:p>
+    <w:p>
+      <w:pPr>
+        <w:pStyle w:val="Heading3"/>
+      </w:pPr>
+      <w:bookmarkStart w:id="40" w:name="_Toc224235741"/>
+      <w:bookmarkStart w:id="41" w:name="_Toc224631677"/>
+      <w:r>
+        <w:t>Font</w:t>
+      </w:r>
+      <w:bookmarkEnd w:id="40"/>
+      <w:bookmarkEnd w:id="41"/>
+    </w:p>
+    <w:p>
+      <w:pPr>
+        <w:pStyle w:val="ListParagraph"/>
+        <w:numPr>
+          <w:ilvl w:val="0"/>
+          <w:numId w:val="3"/>
+        </w:numPr>
+        <w:rPr>
+          <w:sz w:val="28"/>
+          <w:szCs w:val="28"/>
+        </w:rPr>
+      </w:pPr>
+      <w:r>
+        <w:rPr>
+          <w:noProof/>
+          <w:sz w:val="28"/>
+          <w:szCs w:val="28"/>
+          <w14:ligatures w14:val="none"/>
+        </w:rPr>
+        <mc:AlternateContent>
+          <mc:Choice Requires="wps">
+            <w:drawing>
+              <wp:anchor distT="0" distB="0" distL="114300" distR="114300" simplePos="0" relativeHeight="251675648" behindDoc="0" locked="0" layoutInCell="1" allowOverlap="1" wp14:anchorId="5A7757F7" wp14:editId="45CA87F6">
+                <wp:simplePos x="0" y="0"/>
+                <wp:positionH relativeFrom="column">
+                  <wp:posOffset>3028950</wp:posOffset>
+                </wp:positionH>
+                <wp:positionV relativeFrom="paragraph">
+                  <wp:posOffset>38100</wp:posOffset>
+                </wp:positionV>
+                <wp:extent cx="200025" cy="200025"/>
+                <wp:effectExtent l="0" t="0" r="28575" b="28575"/>
+                <wp:wrapNone/>
+                <wp:docPr id="15" name="Oval 15"/>
+                <wp:cNvGraphicFramePr/>
+                <a:graphic xmlns:a="http://schemas.openxmlformats.org/drawingml/2006/main">
+                  <a:graphicData uri="http://schemas.microsoft.com/office/word/2010/wordprocessingShape">
+                    <wps:wsp>
+                      <wps:cNvSpPr/>
+                      <wps:spPr>
+                        <a:xfrm>
+                          <a:off x="0" y="0"/>
+                          <a:ext cx="200025" cy="200025"/>
+                        </a:xfrm>
+                        <a:prstGeom prst="ellipse">
+                          <a:avLst/>
+                        </a:prstGeom>
+                        <a:solidFill>
+                          <a:srgbClr val="111827"/>
+                        </a:solidFill>
+                      </wps:spPr>
+                      <wps:style>
+                        <a:lnRef idx="2">
+                          <a:schemeClr val="accent1">
+                            <a:shade val="50000"/>
+                          </a:schemeClr>
+                        </a:lnRef>
+                        <a:fillRef idx="1">
+                          <a:schemeClr val="accent1"/>
+                        </a:fillRef>
+                        <a:effectRef idx="0">
+                          <a:schemeClr val="accent1"/>
+                        </a:effectRef>
+                        <a:fontRef idx="minor">
+                          <a:schemeClr val="lt1"/>
+                        </a:fontRef>
+                      </wps:style>
+                      <wps:bodyPr rot="0" spcFirstLastPara="0" vertOverflow="overflow" horzOverflow="overflow" vert="horz" wrap="square" lIns="91440" tIns="45720" rIns="91440" bIns="45720" numCol="1" spcCol="0" rtlCol="0" fromWordArt="0" anchor="ctr" anchorCtr="0" forceAA="0" compatLnSpc="1">
+                        <a:prstTxWarp prst="textNoShape">
+                          <a:avLst/>
+                        </a:prstTxWarp>
+                        <a:noAutofit/>
+                      </wps:bodyPr>
+                    </wps:wsp>
+                  </a:graphicData>
+                </a:graphic>
+              </wp:anchor>
+            </w:drawing>
+          </mc:Choice>
+          <mc:Fallback>
+            <w:pict>
+              <v:oval w14:anchorId="40A68B6B" id="Oval 15" o:spid="_x0000_s1026" style="position:absolute;margin-left:238.5pt;margin-top:3pt;width:15.75pt;height:15.75pt;z-index:251675648;visibility:visible;mso-wrap-style:square;mso-wrap-distance-left:9pt;mso-wrap-distance-top:0;mso-wrap-distance-right:9pt;mso-wrap-distance-bottom:0;mso-position-horizontal:absolute;mso-position-horizontal-relative:text;mso-position-vertical:absolute;mso-position-vertical-relative:text;v-text-anchor:middle" o:gfxdata="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" fillcolor="#111827" strokecolor="#1f3763 [1604]" strokeweight="1pt">
+                <v:stroke joinstyle="miter"/>
+              </v:oval>
+            </w:pict>
+          </mc:Fallback>
+        </mc:AlternateContent>
+      </w:r>
+      <w:r>
+        <w:rPr>
+          <w:sz w:val="28"/>
+          <w:szCs w:val="28"/>
+        </w:rPr>
+        <w:t>Norma</w:t>
+      </w:r>
+      <w:r>
+        <w:rPr>
+          <w:sz w:val="28"/>
+          <w:szCs w:val="28"/>
+        </w:rPr>
+        <w:t xml:space="preserve">l: </w:t>
+      </w:r>
+      <w:r>
+        <w:t>#111827</w:t>
+      </w:r>
+      <w:r>
+        <w:t xml:space="preserve"> For strong readability</w:t>
+      </w:r>
+    </w:p>
+    <w:p>
+      <w:pPr>
+        <w:pStyle w:val="ListParagraph"/>
+        <w:numPr>
+          <w:ilvl w:val="0"/>
+          <w:numId w:val="3"/>
+        </w:numPr>
+        <w:rPr>
+          <w:sz w:val="28"/>
+          <w:szCs w:val="28"/>
+        </w:rPr>
+      </w:pPr>
+      <w:r>
+        <w:rPr>
+          <w:noProof/>
+          <w:sz w:val="28"/>
+          <w:szCs w:val="28"/>
+          <w14:ligatures w14:val="none"/>
+        </w:rPr>
+        <mc:AlternateContent>
+          <mc:Choice Requires="wps">
+            <w:drawing>
+              <wp:anchor distT="0" distB="0" distL="114300" distR="114300" simplePos="0" relativeHeight="251677696" behindDoc="0" locked="0" layoutInCell="1" allowOverlap="1" wp14:anchorId="5025612E" wp14:editId="265181A6">
+                <wp:simplePos x="0" y="0"/>
+                <wp:positionH relativeFrom="column">
+                  <wp:posOffset>1638300</wp:posOffset>
+                </wp:positionH>
+                <wp:positionV relativeFrom="paragraph">
+                  <wp:posOffset>8890</wp:posOffset>
+                </wp:positionV>
+                <wp:extent cx="200025" cy="200025"/>
+                <wp:effectExtent l="0" t="0" r="28575" b="28575"/>
+                <wp:wrapNone/>
+                <wp:docPr id="16" name="Oval 16"/>
+                <wp:cNvGraphicFramePr/>
+                <a:graphic xmlns:a="http://schemas.openxmlformats.org/drawingml/2006/main">
+                  <a:graphicData uri="http://schemas.microsoft.com/office/word/2010/wordprocessingShape">
+                    <wps:wsp>
+                      <wps:cNvSpPr/>
+                      <wps:spPr>
+                        <a:xfrm>
+                          <a:off x="0" y="0"/>
+                          <a:ext cx="200025" cy="200025"/>
+                        </a:xfrm>
+                        <a:prstGeom prst="ellipse">
+                          <a:avLst/>
+                        </a:prstGeom>
+                        <a:solidFill>
+                          <a:srgbClr val="6B7280"/>
+                        </a:solidFill>
+                      </wps:spPr>
+                      <wps:style>
+                        <a:lnRef idx="2">
+                          <a:schemeClr val="accent1">
+                            <a:shade val="50000"/>
+                          </a:schemeClr>
+                        </a:lnRef>
+                        <a:fillRef idx="1">
+                          <a:schemeClr val="accent1"/>
+                        </a:fillRef>
+                        <a:effectRef idx="0">
+                          <a:schemeClr val="accent1"/>
+                        </a:effectRef>
+                        <a:fontRef idx="minor">
+                          <a:schemeClr val="lt1"/>
+                        </a:fontRef>
+                      </wps:style>
+                      <wps:bodyPr rot="0" spcFirstLastPara="0" vertOverflow="overflow" horzOverflow="overflow" vert="horz" wrap="square" lIns="91440" tIns="45720" rIns="91440" bIns="45720" numCol="1" spcCol="0" rtlCol="0" fromWordArt="0" anchor="ctr" anchorCtr="0" forceAA="0" compatLnSpc="1">
+                        <a:prstTxWarp prst="textNoShape">
+                          <a:avLst/>
+                        </a:prstTxWarp>
+                        <a:noAutofit/>
+                      </wps:bodyPr>
+                    </wps:wsp>
+                  </a:graphicData>
+                </a:graphic>
+              </wp:anchor>
+            </w:drawing>
+          </mc:Choice>
+          <mc:Fallback>
+            <w:pict>
+              <v:oval w14:anchorId="70E5CFAA" id="Oval 16" o:spid="_x0000_s1026" style="position:absolute;margin-left:129pt;margin-top:.7pt;width:15.75pt;height:15.75pt;z-index:251677696;visibility:visible;mso-wrap-style:square;mso-wrap-distance-left:9pt;mso-wrap-distance-top:0;mso-wrap-distance-right:9pt;mso-wrap-distance-bottom:0;mso-position-horizontal:absolute;mso-position-horizontal-relative:text;mso-position-vertical:absolute;mso-position-vertical-relative:text;v-text-anchor:middle" o:gfxdata="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" fillcolor="#6b7280" strokecolor="#1f3763 [1604]" strokeweight="1pt">
+                <v:stroke joinstyle="miter"/>
+              </v:oval>
+            </w:pict>
+          </mc:Fallback>
+        </mc:AlternateContent>
+      </w:r>
+      <w:r>
+        <w:rPr>
+          <w:sz w:val="28"/>
+          <w:szCs w:val="28"/>
+        </w:rPr>
+        <w:t>Lighter</w:t>
+      </w:r>
+      <w:r>
+        <w:rPr>
+          <w:sz w:val="28"/>
+          <w:szCs w:val="28"/>
+        </w:rPr>
+        <w:t>:</w:t>
+      </w:r>
+      <w:r>
+        <w:rPr>
+          <w:sz w:val="28"/>
+          <w:szCs w:val="28"/>
+        </w:rPr>
+        <w:t xml:space="preserve"> </w:t>
+      </w:r>
+      <w:r>
+        <w:t>#6B7280</w:t>
+      </w:r>
+      <w:r>
+        <w:t xml:space="preserve"> </w:t>
+      </w:r>
+    </w:p>
+    <w:p>
+      <w:pPr>
+        <w:pStyle w:val="Heading3"/>
+      </w:pPr>
+      <w:bookmarkStart w:id="42" w:name="_Toc224235742"/>
+      <w:bookmarkStart w:id="43" w:name="_Toc224631678"/>
+      <w:r>
+        <w:t>Interactive</w:t>
+      </w:r>
+      <w:bookmarkEnd w:id="42"/>
+      <w:bookmarkEnd w:id="43"/>
+    </w:p>
+    <w:p>
+      <w:pPr>
+        <w:pStyle w:val="ListParagraph"/>
+        <w:numPr>
+          <w:ilvl w:val="0"/>
+          <w:numId w:val="2"/>
+        </w:numPr>
+        <w:rPr>
+          <w:sz w:val="28"/>
+          <w:szCs w:val="28"/>
+        </w:rPr>
+      </w:pPr>
+      <w:r>
+        <w:rPr>
+          <w:noProof/>
+          <w:sz w:val="28"/>
+          <w:szCs w:val="28"/>
+          <w14:ligatures w14:val="none"/>
+        </w:rPr>
+        <mc:AlternateContent>
+          <mc:Choice Requires="wps">
+            <w:drawing>
+              <wp:anchor distT="0" distB="0" distL="114300" distR="114300" simplePos="0" relativeHeight="251679744" behindDoc="0" locked="0" layoutInCell="1" allowOverlap="1" wp14:anchorId="55124CFB" wp14:editId="28D565BD">
+                <wp:simplePos x="0" y="0"/>
+                <wp:positionH relativeFrom="column">
+                  <wp:posOffset>1676400</wp:posOffset>
+                </wp:positionH>
+                <wp:positionV relativeFrom="paragraph">
+                  <wp:posOffset>8890</wp:posOffset>
+                </wp:positionV>
+                <wp:extent cx="200025" cy="200025"/>
+                <wp:effectExtent l="0" t="0" r="28575" b="28575"/>
+                <wp:wrapNone/>
+                <wp:docPr id="17" name="Oval 17"/>
+                <wp:cNvGraphicFramePr/>
+                <a:graphic xmlns:a="http://schemas.openxmlformats.org/drawingml/2006/main">
+                  <a:graphicData uri="http://schemas.microsoft.com/office/word/2010/wordprocessingShape">
+                    <wps:wsp>
+                      <wps:cNvSpPr/>
+                      <wps:spPr>
+                        <a:xfrm>
+                          <a:off x="0" y="0"/>
+                          <a:ext cx="200025" cy="200025"/>
+                        </a:xfrm>
+                        <a:prstGeom prst="ellipse">
+                          <a:avLst/>
+                        </a:prstGeom>
+                        <a:solidFill>
+                          <a:srgbClr val="16A34A"/>
+                        </a:solidFill>
+                      </wps:spPr>
+                      <wps:style>
+                        <a:lnRef idx="2">
+                          <a:schemeClr val="accent1">
+                            <a:shade val="50000"/>
+                          </a:schemeClr>
+                        </a:lnRef>
+                        <a:fillRef idx="1">
+                          <a:schemeClr val="accent1"/>
+                        </a:fillRef>
+                        <a:effectRef idx="0">
+                          <a:schemeClr val="accent1"/>
+                        </a:effectRef>
+                        <a:fontRef idx="minor">
+                          <a:schemeClr val="lt1"/>
+                        </a:fontRef>
+                      </wps:style>
+                      <wps:bodyPr rot="0" spcFirstLastPara="0" vertOverflow="overflow" horzOverflow="overflow" vert="horz" wrap="square" lIns="91440" tIns="45720" rIns="91440" bIns="45720" numCol="1" spcCol="0" rtlCol="0" fromWordArt="0" anchor="ctr" anchorCtr="0" forceAA="0" compatLnSpc="1">
+                        <a:prstTxWarp prst="textNoShape">
+                          <a:avLst/>
+                        </a:prstTxWarp>
+                        <a:noAutofit/>
+                      </wps:bodyPr>
+                    </wps:wsp>
+                  </a:graphicData>
+                </a:graphic>
+              </wp:anchor>
+            </w:drawing>
+          </mc:Choice>
+          <mc:Fallback>
+            <w:pict>
+              <v:oval w14:anchorId="5E2F8608" id="Oval 17" o:spid="_x0000_s1026" style="position:absolute;margin-left:132pt;margin-top:.7pt;width:15.75pt;height:15.75pt;z-index:251679744;visibility:visible;mso-wrap-style:square;mso-wrap-distance-left:9pt;mso-wrap-distance-top:0;mso-wrap-distance-right:9pt;mso-wrap-distance-bottom:0;mso-position-horizontal:absolute;mso-position-horizontal-relative:text;mso-position-vertical:absolute;mso-position-vertical-relative:text;v-text-anchor:middle" o:gfxdata="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" fillcolor="#16a34a" strokecolor="#1f3763 [1604]" strokeweight="1pt">
+                <v:stroke joinstyle="miter"/>
+              </v:oval>
+            </w:pict>
+          </mc:Fallback>
+        </mc:AlternateContent>
+      </w:r>
+      <w:r>
+        <w:rPr>
+          <w:sz w:val="28"/>
+          <w:szCs w:val="28"/>
+        </w:rPr>
+        <w:t>Normal</w:t>
+      </w:r>
+      <w:r>
+        <w:rPr>
+          <w:sz w:val="28"/>
+          <w:szCs w:val="28"/>
+        </w:rPr>
+        <w:t xml:space="preserve">: </w:t>
+      </w:r>
+      <w:r>
+        <w:t>#16A34A</w:t>
+      </w:r>
+    </w:p>
+    <w:p>
+      <w:pPr>
+        <w:pStyle w:val="ListParagraph"/>
+        <w:numPr>
+          <w:ilvl w:val="0"/>
+          <w:numId w:val="2"/>
+        </w:numPr>
+        <w:rPr>
+          <w:sz w:val="28"/>
+          <w:szCs w:val="28"/>
+        </w:rPr>
+      </w:pPr>
+      <w:r>
+        <w:rPr>
+          <w:noProof/>
+          <w:sz w:val="28"/>
+          <w:szCs w:val="28"/>
+          <w14:ligatures w14:val="none"/>
+        </w:rPr>
+        <w:lastRenderedPageBreak/>
+        <mc:AlternateContent>
+          <mc:Choice Requires="wps">
+            <w:drawing>
+              <wp:anchor distT="0" distB="0" distL="114300" distR="114300" simplePos="0" relativeHeight="251681792" behindDoc="0" locked="0" layoutInCell="1" allowOverlap="1" wp14:anchorId="08A95194" wp14:editId="51745044">
+                <wp:simplePos x="0" y="0"/>
+                <wp:positionH relativeFrom="column">
+                  <wp:posOffset>2257425</wp:posOffset>
+                </wp:positionH>
+                <wp:positionV relativeFrom="paragraph">
+                  <wp:posOffset>9525</wp:posOffset>
+                </wp:positionV>
+                <wp:extent cx="200025" cy="200025"/>
+                <wp:effectExtent l="0" t="0" r="28575" b="28575"/>
+                <wp:wrapNone/>
+                <wp:docPr id="18" name="Oval 18"/>
+                <wp:cNvGraphicFramePr/>
+                <a:graphic xmlns:a="http://schemas.openxmlformats.org/drawingml/2006/main">
+                  <a:graphicData uri="http://schemas.microsoft.com/office/word/2010/wordprocessingShape">
+                    <wps:wsp>
+                      <wps:cNvSpPr/>
+                      <wps:spPr>
+                        <a:xfrm>
+                          <a:off x="0" y="0"/>
+                          <a:ext cx="200025" cy="200025"/>
+                        </a:xfrm>
+                        <a:prstGeom prst="ellipse">
+                          <a:avLst/>
+                        </a:prstGeom>
+                        <a:solidFill>
+                          <a:srgbClr val="15803D"/>
+                        </a:solidFill>
+                      </wps:spPr>
+                      <wps:style>
+                        <a:lnRef idx="2">
+                          <a:schemeClr val="accent1">
+                            <a:shade val="50000"/>
+                          </a:schemeClr>
+                        </a:lnRef>
+                        <a:fillRef idx="1">
+                          <a:schemeClr val="accent1"/>
+                        </a:fillRef>
+                        <a:effectRef idx="0">
+                          <a:schemeClr val="accent1"/>
+                        </a:effectRef>
+                        <a:fontRef idx="minor">
+                          <a:schemeClr val="lt1"/>
+                        </a:fontRef>
+                      </wps:style>
+                      <wps:bodyPr rot="0" spcFirstLastPara="0" vertOverflow="overflow" horzOverflow="overflow" vert="horz" wrap="square" lIns="91440" tIns="45720" rIns="91440" bIns="45720" numCol="1" spcCol="0" rtlCol="0" fromWordArt="0" anchor="ctr" anchorCtr="0" forceAA="0" compatLnSpc="1">
+                        <a:prstTxWarp prst="textNoShape">
+                          <a:avLst/>
+                        </a:prstTxWarp>
+                        <a:noAutofit/>
+                      </wps:bodyPr>
+                    </wps:wsp>
+                  </a:graphicData>
+                </a:graphic>
+              </wp:anchor>
+            </w:drawing>
+          </mc:Choice>
+          <mc:Fallback>
+            <w:pict>
+              <v:oval w14:anchorId="6F9D50B0" id="Oval 18" o:spid="_x0000_s1026" style="position:absolute;margin-left:177.75pt;margin-top:.75pt;width:15.75pt;height:15.75pt;z-index:251681792;visibility:visible;mso-wrap-style:square;mso-wrap-distance-left:9pt;mso-wrap-distance-top:0;mso-wrap-distance-right:9pt;mso-wrap-distance-bottom:0;mso-position-horizontal:absolute;mso-position-horizontal-relative:text;mso-position-vertical:absolute;mso-position-vertical-relative:text;v-text-anchor:middle" o:gfxdata="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" fillcolor="#15803d" strokecolor="#1f3763 [1604]" strokeweight="1pt">
+                <v:stroke joinstyle="miter"/>
+              </v:oval>
+            </w:pict>
+          </mc:Fallback>
+        </mc:AlternateContent>
+      </w:r>
+      <w:r>
+        <w:rPr>
+          <w:sz w:val="28"/>
+          <w:szCs w:val="28"/>
+        </w:rPr>
+        <w:t>Hover</w:t>
+      </w:r>
+      <w:r>
+        <w:rPr>
+          <w:sz w:val="28"/>
+          <w:szCs w:val="28"/>
+        </w:rPr>
+        <w:t>/Selected:</w:t>
+      </w:r>
+      <w:r>
+        <w:rPr>
+          <w:sz w:val="28"/>
+          <w:szCs w:val="28"/>
+        </w:rPr>
+        <w:t xml:space="preserve"> </w:t>
+      </w:r>
+      <w:r>
+        <w:t>#15803D</w:t>
+      </w:r>
+    </w:p>
+    <w:p>
+      <w:pPr>
+        <w:pStyle w:val="Heading2"/>
+      </w:pPr>
+      <w:bookmarkStart w:id="44" w:name="_Toc224235743"/>
+      <w:bookmarkStart w:id="45" w:name="_Toc224631679"/>
+      <w:r>
+        <w:t>Buttons/Cards</w:t>
+      </w:r>
+      <w:bookmarkEnd w:id="44"/>
+      <w:bookmarkEnd w:id="45"/>
+    </w:p>
+    <w:p>
+      <w:pPr>
+        <w:pStyle w:val="ListParagraph"/>
+        <w:numPr>
+          <w:ilvl w:val="0"/>
+          <w:numId w:val="4"/>
+        </w:numPr>
+        <w:rPr>
+          <w:sz w:val="28"/>
+          <w:szCs w:val="28"/>
+        </w:rPr>
+      </w:pPr>
+      <w:r>
+        <w:rPr>
+          <w:sz w:val="28"/>
+          <w:szCs w:val="28"/>
+        </w:rPr>
+        <w:t xml:space="preserve">Corners = </w:t>
+      </w:r>
+      <w:r>
+        <w:t>12px</w:t>
+      </w:r>
+      <w:r>
+        <w:t>. Modern, soft.</w:t>
+      </w:r>
+    </w:p>
+    <w:p>
+      <w:pPr>
+        <w:pStyle w:val="ListParagraph"/>
+        <w:numPr>
+          <w:ilvl w:val="0"/>
+          <w:numId w:val="4"/>
+        </w:numPr>
+      </w:pPr>
+      <w:r>
+        <w:rPr>
+          <w:noProof/>
+          <w:sz w:val="28"/>
+          <w:szCs w:val="28"/>
+          <w14:ligatures w14:val="none"/>
+        </w:rPr>
+        <mc:AlternateContent>
+          <mc:Choice Requires="wps">
+            <w:drawing>
+              <wp:anchor distT="0" distB="0" distL="114300" distR="114300" simplePos="0" relativeHeight="251685888" behindDoc="0" locked="0" layoutInCell="1" allowOverlap="1" wp14:anchorId="532AF043" wp14:editId="11CB42C9">
+                <wp:simplePos x="0" y="0"/>
+                <wp:positionH relativeFrom="column">
+                  <wp:posOffset>1847850</wp:posOffset>
+                </wp:positionH>
+                <wp:positionV relativeFrom="paragraph">
+                  <wp:posOffset>232410</wp:posOffset>
+                </wp:positionV>
+                <wp:extent cx="200025" cy="200025"/>
+                <wp:effectExtent l="0" t="0" r="28575" b="28575"/>
+                <wp:wrapNone/>
+                <wp:docPr id="20" name="Oval 20"/>
+                <wp:cNvGraphicFramePr/>
+                <a:graphic xmlns:a="http://schemas.openxmlformats.org/drawingml/2006/main">
+                  <a:graphicData uri="http://schemas.microsoft.com/office/word/2010/wordprocessingShape">
+                    <wps:wsp>
+                      <wps:cNvSpPr/>
+                      <wps:spPr>
+                        <a:xfrm>
+                          <a:off x="0" y="0"/>
+                          <a:ext cx="200025" cy="200025"/>
+                        </a:xfrm>
+                        <a:prstGeom prst="ellipse">
+                          <a:avLst/>
+                        </a:prstGeom>
+                        <a:solidFill>
+                          <a:srgbClr val="111827"/>
+                        </a:solidFill>
+                      </wps:spPr>
+                      <wps:style>
+                        <a:lnRef idx="2">
+                          <a:schemeClr val="accent1">
+                            <a:shade val="50000"/>
+                          </a:schemeClr>
+                        </a:lnRef>
+                        <a:fillRef idx="1">
+                          <a:schemeClr val="accent1"/>
+                        </a:fillRef>
+                        <a:effectRef idx="0">
+                          <a:schemeClr val="accent1"/>
+                        </a:effectRef>
+                        <a:fontRef idx="minor">
+                          <a:schemeClr val="lt1"/>
+                        </a:fontRef>
+                      </wps:style>
+                      <wps:bodyPr rot="0" spcFirstLastPara="0" vertOverflow="overflow" horzOverflow="overflow" vert="horz" wrap="square" lIns="91440" tIns="45720" rIns="91440" bIns="45720" numCol="1" spcCol="0" rtlCol="0" fromWordArt="0" anchor="ctr" anchorCtr="0" forceAA="0" compatLnSpc="1">
+                        <a:prstTxWarp prst="textNoShape">
+                          <a:avLst/>
+                        </a:prstTxWarp>
+                        <a:noAutofit/>
+                      </wps:bodyPr>
+                    </wps:wsp>
+                  </a:graphicData>
+                </a:graphic>
+              </wp:anchor>
+            </w:drawing>
+          </mc:Choice>
+          <mc:Fallback>
+            <w:pict>
+              <v:oval w14:anchorId="59FF399C" id="Oval 20" o:spid="_x0000_s1026" style="position:absolute;margin-left:145.5pt;margin-top:18.3pt;width:15.75pt;height:15.75pt;z-index:251685888;visibility:visible;mso-wrap-style:square;mso-wrap-distance-left:9pt;mso-wrap-distance-top:0;mso-wrap-distance-right:9pt;mso-wrap-distance-bottom:0;mso-position-horizontal:absolute;mso-position-horizontal-relative:text;mso-position-vertical:absolute;mso-position-vertical-relative:text;v-text-anchor:middle" o:gfxdata="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" fillcolor="#111827" strokecolor="#1f3763 [1604]" strokeweight="1pt">
+                <v:stroke joinstyle="miter"/>
+              </v:oval>
+            </w:pict>
+          </mc:Fallback>
+        </mc:AlternateContent>
+      </w:r>
+      <w:r>
+        <w:rPr>
+          <w:sz w:val="28"/>
+          <w:szCs w:val="28"/>
+        </w:rPr>
+        <w:t xml:space="preserve">Background = </w:t>
+      </w:r>
+    </w:p>
+    <w:p>
+      <w:pPr>
+        <w:pStyle w:val="ListParagraph"/>
+        <w:numPr>
+          <w:ilvl w:val="1"/>
+          <w:numId w:val="4"/>
+        </w:numPr>
+      </w:pPr>
+      <w:r>
+        <w:rPr>
+          <w:noProof/>
+          <w:sz w:val="28"/>
+          <w:szCs w:val="28"/>
+          <w14:ligatures w14:val="none"/>
+        </w:rPr>
+        <mc:AlternateContent>
+          <mc:Choice Requires="wps">
+            <w:drawing>
+              <wp:anchor distT="0" distB="0" distL="114300" distR="114300" simplePos="0" relativeHeight="251683840" behindDoc="0" locked="0" layoutInCell="1" allowOverlap="1" wp14:anchorId="41B229D2" wp14:editId="0BDC86A5">
+                <wp:simplePos x="0" y="0"/>
+                <wp:positionH relativeFrom="column">
+                  <wp:posOffset>1819275</wp:posOffset>
+                </wp:positionH>
+                <wp:positionV relativeFrom="paragraph">
+                  <wp:posOffset>224790</wp:posOffset>
+                </wp:positionV>
+                <wp:extent cx="200025" cy="200025"/>
+                <wp:effectExtent l="0" t="0" r="28575" b="28575"/>
+                <wp:wrapNone/>
+                <wp:docPr id="19" name="Oval 19"/>
+                <wp:cNvGraphicFramePr/>
+                <a:graphic xmlns:a="http://schemas.openxmlformats.org/drawingml/2006/main">
+                  <a:graphicData uri="http://schemas.microsoft.com/office/word/2010/wordprocessingShape">
+                    <wps:wsp>
+                      <wps:cNvSpPr/>
+                      <wps:spPr>
+                        <a:xfrm>
+                          <a:off x="0" y="0"/>
+                          <a:ext cx="200025" cy="200025"/>
+                        </a:xfrm>
+                        <a:prstGeom prst="ellipse">
+                          <a:avLst/>
+                        </a:prstGeom>
+                        <a:solidFill>
+                          <a:schemeClr val="bg1"/>
+                        </a:solidFill>
+                      </wps:spPr>
+                      <wps:style>
+                        <a:lnRef idx="2">
+                          <a:schemeClr val="accent1">
+                            <a:shade val="50000"/>
+                          </a:schemeClr>
+                        </a:lnRef>
+                        <a:fillRef idx="1">
+                          <a:schemeClr val="accent1"/>
+                        </a:fillRef>
+                        <a:effectRef idx="0">
+                          <a:schemeClr val="accent1"/>
+                        </a:effectRef>
+                        <a:fontRef idx="minor">
+                          <a:schemeClr val="lt1"/>
+                        </a:fontRef>
+                      </wps:style>
+                      <wps:bodyPr rot="0" spcFirstLastPara="0" vertOverflow="overflow" horzOverflow="overflow" vert="horz" wrap="square" lIns="91440" tIns="45720" rIns="91440" bIns="45720" numCol="1" spcCol="0" rtlCol="0" fromWordArt="0" anchor="ctr" anchorCtr="0" forceAA="0" compatLnSpc="1">
+                        <a:prstTxWarp prst="textNoShape">
+                          <a:avLst/>
+                        </a:prstTxWarp>
+                        <a:noAutofit/>
+                      </wps:bodyPr>
+                    </wps:wsp>
+                  </a:graphicData>
+                </a:graphic>
+              </wp:anchor>
+            </w:drawing>
+          </mc:Choice>
+          <mc:Fallback>
+            <w:pict>
+              <v:oval w14:anchorId="1A8D583B" id="Oval 19" o:spid="_x0000_s1026" style="position:absolute;margin-left:143.25pt;margin-top:17.7pt;width:15.75pt;height:15.75pt;z-index:251683840;visibility:visible;mso-wrap-style:square;mso-wrap-distance-left:9pt;mso-wrap-distance-top:0;mso-wrap-distance-right:9pt;mso-wrap-distance-bottom:0;mso-position-horizontal:absolute;mso-position-horizontal-relative:text;mso-position-vertical:absolute;mso-position-vertical-relative:text;v-text-anchor:middle" o:gfxdata="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" fillcolor="white [3212]" strokecolor="#1f3763 [1604]" strokeweight="1pt">
+                <v:stroke joinstyle="miter"/>
+              </v:oval>
+            </w:pict>
+          </mc:Fallback>
+        </mc:AlternateContent>
+      </w:r>
+      <w:r>
+        <w:t xml:space="preserve">Dark: </w:t>
+      </w:r>
+      <w:r>
+        <w:t>#111827</w:t>
+      </w:r>
+      <w:r>
+        <w:br/>
+        <w:t>Light: #FFFFFF</w:t>
+      </w:r>
+    </w:p>
+    <w:p>
+      <w:pPr>
+        <w:pStyle w:val="ListParagraph"/>
+        <w:numPr>
+          <w:ilvl w:val="0"/>
+          <w:numId w:val="4"/>
+        </w:numPr>
+        <w:rPr>
+          <w:sz w:val="28"/>
+          <w:szCs w:val="28"/>
+        </w:rPr>
+      </w:pPr>
+      <w:r>
+        <w:rPr>
+          <w:sz w:val="28"/>
+          <w:szCs w:val="28"/>
+        </w:rPr>
+        <w:t>No outline</w:t>
+      </w:r>
+    </w:p>
+    <w:p>
+      <w:pPr>
+        <w:pStyle w:val="ListParagraph"/>
+        <w:numPr>
+          <w:ilvl w:val="0"/>
+          <w:numId w:val="4"/>
+        </w:numPr>
+        <w:rPr>
+          <w:sz w:val="28"/>
+          <w:szCs w:val="28"/>
+        </w:rPr>
+      </w:pPr>
+      <w:r>
+        <w:rPr>
+          <w:sz w:val="28"/>
+          <w:szCs w:val="28"/>
+        </w:rPr>
+        <w:t xml:space="preserve">Shadow = </w:t>
+      </w:r>
+    </w:p>
+    <w:p>
+      <w:pPr>
+        <w:pStyle w:val="ListParagraph"/>
+        <w:numPr>
+          <w:ilvl w:val="1"/>
+          <w:numId w:val="4"/>
+        </w:numPr>
+        <w:rPr>
+          <w:sz w:val="28"/>
+          <w:szCs w:val="28"/>
+        </w:rPr>
+      </w:pPr>
+      <w:r>
+        <w:rPr>
+          <w:sz w:val="28"/>
+          <w:szCs w:val="28"/>
+        </w:rPr>
+        <w:t>Light: Soft lift (</w:t>
+      </w:r>
+      <w:r>
+        <w:t xml:space="preserve">0 4px 12px </w:t>
+      </w:r>
+      <w:proofErr w:type="spellStart"/>
+      <w:proofErr w:type="gramStart"/>
+      <w:r>
+        <w:t>rgba</w:t>
+      </w:r>
+      <w:proofErr w:type="spellEnd"/>
+      <w:r>
+        <w:t>(</w:t>
+      </w:r>
+      <w:proofErr w:type="gramEnd"/>
+      <w:r>
+        <w:t>0,0,0,0.05)</w:t>
+      </w:r>
+      <w:r>
+        <w:t>)</w:t>
+      </w:r>
+    </w:p>
+    <w:p>
+      <w:pPr>
+        <w:pStyle w:val="ListParagraph"/>
+        <w:numPr>
+          <w:ilvl w:val="1"/>
+          <w:numId w:val="4"/>
+        </w:numPr>
+        <w:rPr>
+          <w:sz w:val="28"/>
+          <w:szCs w:val="28"/>
+        </w:rPr>
+      </w:pPr>
+      <w:r>
+        <w:rPr>
+          <w:sz w:val="28"/>
+          <w:szCs w:val="28"/>
+        </w:rPr>
+        <w:t>Dark: subtle glow (</w:t>
+      </w:r>
+      <w:r>
+        <w:t xml:space="preserve">0 0 0 1px </w:t>
+      </w:r>
+      <w:proofErr w:type="spellStart"/>
+      <w:proofErr w:type="gramStart"/>
+      <w:r>
+        <w:t>rgba</w:t>
+      </w:r>
+      <w:proofErr w:type="spellEnd"/>
+      <w:r>
+        <w:t>(</w:t>
+      </w:r>
+      <w:proofErr w:type="gramEnd"/>
+      <w:r>
+        <w:t>34,197,94,0.15)</w:t>
+      </w:r>
+      <w:r>
+        <w:t>)</w:t>
+      </w:r>
+    </w:p>
+    <w:p>
+      <w:pPr>
+        <w:pStyle w:val="Heading2"/>
+      </w:pPr>
+      <w:bookmarkStart w:id="46" w:name="_Toc224235744"/>
+      <w:bookmarkStart w:id="47" w:name="_Toc224631680"/>
+      <w:r>
+        <w:t>Accent Colours</w:t>
+      </w:r>
+      <w:bookmarkEnd w:id="46"/>
+      <w:bookmarkEnd w:id="47"/>
+    </w:p>
+    <w:p>
+      <w:pPr>
+        <w:pStyle w:val="ListParagraph"/>
+        <w:numPr>
+          <w:ilvl w:val="0"/>
+          <w:numId w:val="3"/>
+        </w:numPr>
+        <w:rPr>
+          <w:sz w:val="28"/>
+          <w:szCs w:val="28"/>
+        </w:rPr>
+      </w:pPr>
+      <w:r>
+        <w:rPr>
+          <w:noProof/>
+          <w:sz w:val="28"/>
+          <w:szCs w:val="28"/>
+          <w14:ligatures w14:val="none"/>
+        </w:rPr>
+        <mc:AlternateContent>
+          <mc:Choice Requires="wps">
+            <w:drawing>
+              <wp:anchor distT="0" distB="0" distL="114300" distR="114300" simplePos="0" relativeHeight="251687936" behindDoc="0" locked="0" layoutInCell="1" allowOverlap="1" wp14:anchorId="1BD8AC4B" wp14:editId="02ED4C66">
+                <wp:simplePos x="0" y="0"/>
+                <wp:positionH relativeFrom="column">
+                  <wp:posOffset>4181475</wp:posOffset>
+                </wp:positionH>
+                <wp:positionV relativeFrom="paragraph">
+                  <wp:posOffset>37465</wp:posOffset>
+                </wp:positionV>
+                <wp:extent cx="200025" cy="200025"/>
+                <wp:effectExtent l="0" t="0" r="28575" b="28575"/>
+                <wp:wrapNone/>
+                <wp:docPr id="21" name="Oval 21"/>
+                <wp:cNvGraphicFramePr/>
+                <a:graphic xmlns:a="http://schemas.openxmlformats.org/drawingml/2006/main">
+                  <a:graphicData uri="http://schemas.microsoft.com/office/word/2010/wordprocessingShape">
+                    <wps:wsp>
+                      <wps:cNvSpPr/>
+                      <wps:spPr>
+                        <a:xfrm>
+                          <a:off x="0" y="0"/>
+                          <a:ext cx="200025" cy="200025"/>
+                        </a:xfrm>
+                        <a:prstGeom prst="ellipse">
+                          <a:avLst/>
+                        </a:prstGeom>
+                        <a:solidFill>
+                          <a:srgbClr val="84CC16"/>
+                        </a:solidFill>
+                      </wps:spPr>
+                      <wps:style>
+                        <a:lnRef idx="2">
+                          <a:schemeClr val="accent1">
+                            <a:shade val="50000"/>
+                          </a:schemeClr>
+                        </a:lnRef>
+                        <a:fillRef idx="1">
+                          <a:schemeClr val="accent1"/>
+                        </a:fillRef>
+                        <a:effectRef idx="0">
+                          <a:schemeClr val="accent1"/>
+                        </a:effectRef>
+                        <a:fontRef idx="minor">
+                          <a:schemeClr val="lt1"/>
+                        </a:fontRef>
+                      </wps:style>
+                      <wps:bodyPr rot="0" spcFirstLastPara="0" vertOverflow="overflow" horzOverflow="overflow" vert="horz" wrap="square" lIns="91440" tIns="45720" rIns="91440" bIns="45720" numCol="1" spcCol="0" rtlCol="0" fromWordArt="0" anchor="ctr" anchorCtr="0" forceAA="0" compatLnSpc="1">
+                        <a:prstTxWarp prst="textNoShape">
+                          <a:avLst/>
+                        </a:prstTxWarp>
+                        <a:noAutofit/>
+                      </wps:bodyPr>
+                    </wps:wsp>
+                  </a:graphicData>
+                </a:graphic>
+              </wp:anchor>
+            </w:drawing>
+          </mc:Choice>
+          <mc:Fallback>
+            <w:pict>
+              <v:oval w14:anchorId="5710EE66" id="Oval 21" o:spid="_x0000_s1026" style="position:absolute;margin-left:329.25pt;margin-top:2.95pt;width:15.75pt;height:15.75pt;z-index:251687936;visibility:visible;mso-wrap-style:square;mso-wrap-distance-left:9pt;mso-wrap-distance-top:0;mso-wrap-distance-right:9pt;mso-wrap-distance-bottom:0;mso-position-horizontal:absolute;mso-position-horizontal-relative:text;mso-position-vertical:absolute;mso-position-vertical-relative:text;v-text-anchor:middle" o:gfxdata="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" fillcolor="#84cc16" strokecolor="#1f3763 [1604]" strokeweight="1pt">
+                <v:stroke joinstyle="miter"/>
+              </v:oval>
+            </w:pict>
+          </mc:Fallback>
+        </mc:AlternateContent>
+      </w:r>
+      <w:r>
+        <w:rPr>
+          <w:sz w:val="28"/>
+          <w:szCs w:val="28"/>
+        </w:rPr>
+        <w:t xml:space="preserve">Discounts/loyalty offers: </w:t>
+      </w:r>
+      <w:r>
+        <w:t>#84CC16</w:t>
+      </w:r>
+      <w:r>
+        <w:t xml:space="preserve"> Energetic Lime Green</w:t>
+      </w:r>
+    </w:p>
+    <w:p>
+      <w:pPr>
+        <w:pStyle w:val="ListParagraph"/>
+        <w:numPr>
+          <w:ilvl w:val="0"/>
+          <w:numId w:val="3"/>
+        </w:numPr>
+        <w:rPr>
+          <w:sz w:val="28"/>
+          <w:szCs w:val="28"/>
+        </w:rPr>
+      </w:pPr>
+      <w:r>
+        <w:rPr>
+          <w:noProof/>
+          <w:sz w:val="28"/>
+          <w:szCs w:val="28"/>
+          <w14:ligatures w14:val="none"/>
+        </w:rPr>
+        <mc:AlternateContent>
+          <mc:Choice Requires="wps">
+            <w:drawing>
+              <wp:anchor distT="0" distB="0" distL="114300" distR="114300" simplePos="0" relativeHeight="251689984" behindDoc="0" locked="0" layoutInCell="1" allowOverlap="1" wp14:anchorId="49EDB757" wp14:editId="7BB64F90">
+                <wp:simplePos x="0" y="0"/>
+                <wp:positionH relativeFrom="column">
+                  <wp:posOffset>2390775</wp:posOffset>
+                </wp:positionH>
+                <wp:positionV relativeFrom="paragraph">
+                  <wp:posOffset>18415</wp:posOffset>
+                </wp:positionV>
+                <wp:extent cx="200025" cy="200025"/>
+                <wp:effectExtent l="0" t="0" r="28575" b="28575"/>
+                <wp:wrapNone/>
+                <wp:docPr id="22" name="Oval 22"/>
+                <wp:cNvGraphicFramePr/>
+                <a:graphic xmlns:a="http://schemas.openxmlformats.org/drawingml/2006/main">
+                  <a:graphicData uri="http://schemas.microsoft.com/office/word/2010/wordprocessingShape">
+                    <wps:wsp>
+                      <wps:cNvSpPr/>
+                      <wps:spPr>
+                        <a:xfrm>
+                          <a:off x="0" y="0"/>
+                          <a:ext cx="200025" cy="200025"/>
+                        </a:xfrm>
+                        <a:prstGeom prst="ellipse">
+                          <a:avLst/>
+                        </a:prstGeom>
+                        <a:solidFill>
+                          <a:srgbClr val="22C55E"/>
+                        </a:solidFill>
+                      </wps:spPr>
+                      <wps:style>
+                        <a:lnRef idx="2">
+                          <a:schemeClr val="accent1">
+                            <a:shade val="50000"/>
+                          </a:schemeClr>
+                        </a:lnRef>
+                        <a:fillRef idx="1">
+                          <a:schemeClr val="accent1"/>
+                        </a:fillRef>
+                        <a:effectRef idx="0">
+                          <a:schemeClr val="accent1"/>
+                        </a:effectRef>
+                        <a:fontRef idx="minor">
+                          <a:schemeClr val="lt1"/>
+                        </a:fontRef>
+                      </wps:style>
+                      <wps:bodyPr rot="0" spcFirstLastPara="0" vertOverflow="overflow" horzOverflow="overflow" vert="horz" wrap="square" lIns="91440" tIns="45720" rIns="91440" bIns="45720" numCol="1" spcCol="0" rtlCol="0" fromWordArt="0" anchor="ctr" anchorCtr="0" forceAA="0" compatLnSpc="1">
+                        <a:prstTxWarp prst="textNoShape">
+                          <a:avLst/>
+                        </a:prstTxWarp>
+                        <a:noAutofit/>
+                      </wps:bodyPr>
+                    </wps:wsp>
+                  </a:graphicData>
+                </a:graphic>
+              </wp:anchor>
+            </w:drawing>
+          </mc:Choice>
+          <mc:Fallback>
+            <w:pict>
+              <v:oval w14:anchorId="73566596" id="Oval 22" o:spid="_x0000_s1026" style="position:absolute;margin-left:188.25pt;margin-top:1.45pt;width:15.75pt;height:15.75pt;z-index:251689984;visibility:visible;mso-wrap-style:square;mso-wrap-distance-left:9pt;mso-wrap-distance-top:0;mso-wrap-distance-right:9pt;mso-wrap-distance-bottom:0;mso-position-horizontal:absolute;mso-position-horizontal-relative:text;mso-position-vertical:absolute;mso-position-vertical-relative:text;v-text-anchor:middle" o:gfxdata="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" fillcolor="#22c55e" strokecolor="#1f3763 [1604]" strokeweight="1pt">
+                <v:stroke joinstyle="miter"/>
+              </v:oval>
+            </w:pict>
+          </mc:Fallback>
+        </mc:AlternateContent>
+      </w:r>
+      <w:r>
+        <w:rPr>
+          <w:sz w:val="28"/>
+          <w:szCs w:val="28"/>
+        </w:rPr>
+        <w:t xml:space="preserve">Success messages: </w:t>
+      </w:r>
+      <w:r>
+        <w:t>#22C55E</w:t>
+      </w:r>
+    </w:p>
+    <w:p>
+      <w:pPr>
+        <w:pStyle w:val="ListParagraph"/>
+        <w:numPr>
+          <w:ilvl w:val="0"/>
+          <w:numId w:val="3"/>
+        </w:numPr>
+        <w:rPr>
+          <w:sz w:val="28"/>
+          <w:szCs w:val="28"/>
+        </w:rPr>
+      </w:pPr>
+      <w:r>
+        <w:rPr>
+          <w:noProof/>
+          <w:sz w:val="28"/>
+          <w:szCs w:val="28"/>
+          <w14:ligatures w14:val="none"/>
+        </w:rPr>
+        <mc:AlternateContent>
+          <mc:Choice Requires="wps">
+            <w:drawing>
+              <wp:anchor distT="0" distB="0" distL="114300" distR="114300" simplePos="0" relativeHeight="251692032" behindDoc="0" locked="0" layoutInCell="1" allowOverlap="1" wp14:anchorId="116741CC" wp14:editId="444048B0">
+                <wp:simplePos x="0" y="0"/>
+                <wp:positionH relativeFrom="column">
+                  <wp:posOffset>1781175</wp:posOffset>
+                </wp:positionH>
+                <wp:positionV relativeFrom="paragraph">
+                  <wp:posOffset>19050</wp:posOffset>
+                </wp:positionV>
+                <wp:extent cx="200025" cy="200025"/>
+                <wp:effectExtent l="0" t="0" r="28575" b="28575"/>
+                <wp:wrapNone/>
+                <wp:docPr id="23" name="Oval 23"/>
+                <wp:cNvGraphicFramePr/>
+                <a:graphic xmlns:a="http://schemas.openxmlformats.org/drawingml/2006/main">
+                  <a:graphicData uri="http://schemas.microsoft.com/office/word/2010/wordprocessingShape">
+                    <wps:wsp>
+                      <wps:cNvSpPr/>
+                      <wps:spPr>
+                        <a:xfrm>
+                          <a:off x="0" y="0"/>
+                          <a:ext cx="200025" cy="200025"/>
+                        </a:xfrm>
+                        <a:prstGeom prst="ellipse">
+                          <a:avLst/>
+                        </a:prstGeom>
+                        <a:solidFill>
+                          <a:srgbClr val="F59E0B"/>
+                        </a:solidFill>
+                      </wps:spPr>
+                      <wps:style>
+                        <a:lnRef idx="2">
+                          <a:schemeClr val="accent1">
+                            <a:shade val="50000"/>
+                          </a:schemeClr>
+                        </a:lnRef>
+                        <a:fillRef idx="1">
+                          <a:schemeClr val="accent1"/>
+                        </a:fillRef>
+                        <a:effectRef idx="0">
+                          <a:schemeClr val="accent1"/>
+                        </a:effectRef>
+                        <a:fontRef idx="minor">
+                          <a:schemeClr val="lt1"/>
+                        </a:fontRef>
+                      </wps:style>
+                      <wps:bodyPr rot="0" spcFirstLastPara="0" vertOverflow="overflow" horzOverflow="overflow" vert="horz" wrap="square" lIns="91440" tIns="45720" rIns="91440" bIns="45720" numCol="1" spcCol="0" rtlCol="0" fromWordArt="0" anchor="ctr" anchorCtr="0" forceAA="0" compatLnSpc="1">
+                        <a:prstTxWarp prst="textNoShape">
+                          <a:avLst/>
+                        </a:prstTxWarp>
+                        <a:noAutofit/>
+                      </wps:bodyPr>
+                    </wps:wsp>
+                  </a:graphicData>
+                </a:graphic>
+              </wp:anchor>
+            </w:drawing>
+          </mc:Choice>
+          <mc:Fallback>
+            <w:pict>
+              <v:oval w14:anchorId="7248E0C2" id="Oval 23" o:spid="_x0000_s1026" style="position:absolute;margin-left:140.25pt;margin-top:1.5pt;width:15.75pt;height:15.75pt;z-index:251692032;visibility:visible;mso-wrap-style:square;mso-wrap-distance-left:9pt;mso-wrap-distance-top:0;mso-wrap-distance-right:9pt;mso-wrap-distance-bottom:0;mso-position-horizontal:absolute;mso-position-horizontal-relative:text;mso-position-vertical:absolute;mso-position-vertical-relative:text;v-text-anchor:middle" o:gfxdata="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" fillcolor="#f59e0b" strokecolor="#1f3763 [1604]" strokeweight="1pt">
+                <v:stroke joinstyle="miter"/>
+              </v:oval>
+            </w:pict>
+          </mc:Fallback>
+        </mc:AlternateContent>
+      </w:r>
+      <w:r>
+        <w:rPr>
+          <w:sz w:val="28"/>
+          <w:szCs w:val="28"/>
+        </w:rPr>
+        <w:t xml:space="preserve">Warnings: </w:t>
+      </w:r>
+      <w:r>
+        <w:t>#F59E0B</w:t>
+      </w:r>
+    </w:p>
+    <w:p>
+      <w:pPr>
+        <w:pStyle w:val="ListParagraph"/>
+        <w:numPr>
+          <w:ilvl w:val="0"/>
+          <w:numId w:val="3"/>
+        </w:numPr>
+        <w:rPr>
+          <w:sz w:val="28"/>
+          <w:szCs w:val="28"/>
+        </w:rPr>
+      </w:pPr>
+      <w:r>
+        <w:rPr>
+          <w:noProof/>
+          <w:sz w:val="28"/>
+          <w:szCs w:val="28"/>
+          <w14:ligatures w14:val="none"/>
+        </w:rPr>
+        <mc:AlternateContent>
+          <mc:Choice Requires="wps">
+            <w:drawing>
+              <wp:anchor distT="0" distB="0" distL="114300" distR="114300" simplePos="0" relativeHeight="251694080" behindDoc="0" locked="0" layoutInCell="1" allowOverlap="1" wp14:anchorId="621D3BC9" wp14:editId="75066639">
+                <wp:simplePos x="0" y="0"/>
+                <wp:positionH relativeFrom="column">
+                  <wp:posOffset>1533525</wp:posOffset>
+                </wp:positionH>
+                <wp:positionV relativeFrom="paragraph">
+                  <wp:posOffset>28575</wp:posOffset>
+                </wp:positionV>
+                <wp:extent cx="200025" cy="200025"/>
+                <wp:effectExtent l="0" t="0" r="28575" b="28575"/>
+                <wp:wrapNone/>
+                <wp:docPr id="24" name="Oval 24"/>
+                <wp:cNvGraphicFramePr/>
+                <a:graphic xmlns:a="http://schemas.openxmlformats.org/drawingml/2006/main">
+                  <a:graphicData uri="http://schemas.microsoft.com/office/word/2010/wordprocessingShape">
+                    <wps:wsp>
+                      <wps:cNvSpPr/>
+                      <wps:spPr>
+                        <a:xfrm>
+                          <a:off x="0" y="0"/>
+                          <a:ext cx="200025" cy="200025"/>
+                        </a:xfrm>
+                        <a:prstGeom prst="ellipse">
+                          <a:avLst/>
+                        </a:prstGeom>
+                        <a:solidFill>
+                          <a:srgbClr val="EF4444"/>
+                        </a:solidFill>
+                      </wps:spPr>
+                      <wps:style>
+                        <a:lnRef idx="2">
+                          <a:schemeClr val="accent1">
+                            <a:shade val="50000"/>
+                          </a:schemeClr>
+                        </a:lnRef>
+                        <a:fillRef idx="1">
+                          <a:schemeClr val="accent1"/>
+                        </a:fillRef>
+                        <a:effectRef idx="0">
+                          <a:schemeClr val="accent1"/>
+                        </a:effectRef>
+                        <a:fontRef idx="minor">
+                          <a:schemeClr val="lt1"/>
+                        </a:fontRef>
+                      </wps:style>
+                      <wps:bodyPr rot="0" spcFirstLastPara="0" vertOverflow="overflow" horzOverflow="overflow" vert="horz" wrap="square" lIns="91440" tIns="45720" rIns="91440" bIns="45720" numCol="1" spcCol="0" rtlCol="0" fromWordArt="0" anchor="ctr" anchorCtr="0" forceAA="0" compatLnSpc="1">
+                        <a:prstTxWarp prst="textNoShape">
+                          <a:avLst/>
+                        </a:prstTxWarp>
+                        <a:noAutofit/>
+                      </wps:bodyPr>
+                    </wps:wsp>
+                  </a:graphicData>
+                </a:graphic>
+              </wp:anchor>
+            </w:drawing>
+          </mc:Choice>
+          <mc:Fallback>
+            <w:pict>
+              <v:oval w14:anchorId="6FF49A60" id="Oval 24" o:spid="_x0000_s1026" style="position:absolute;margin-left:120.75pt;margin-top:2.25pt;width:15.75pt;height:15.75pt;z-index:251694080;visibility:visible;mso-wrap-style:square;mso-wrap-distance-left:9pt;mso-wrap-distance-top:0;mso-wrap-distance-right:9pt;mso-wrap-distance-bottom:0;mso-position-horizontal:absolute;mso-position-horizontal-relative:text;mso-position-vertical:absolute;mso-position-vertical-relative:text;v-text-anchor:middle" o:gfxdata="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" fillcolor="#ef4444" strokecolor="#1f3763 [1604]" strokeweight="1pt">
+                <v:stroke joinstyle="miter"/>
+              </v:oval>
+            </w:pict>
+          </mc:Fallback>
+        </mc:AlternateContent>
+      </w:r>
+      <w:r>
+        <w:rPr>
+          <w:sz w:val="28"/>
+          <w:szCs w:val="28"/>
+        </w:rPr>
+        <w:t xml:space="preserve">Errors: </w:t>
+      </w:r>
+      <w:r>
+        <w:t>#EF4444</w:t>
+      </w:r>
+      <w:r>
+        <w:t xml:space="preserve"> </w:t>
+      </w:r>
+    </w:p>
+    <w:p>
+      <w:pPr>
+        <w:pStyle w:val="Heading1"/>
+      </w:pPr>
     </w:p>
     <w:sectPr>
       <w:pgSz w:w="11906" w:h="16838"/>
@@ -12481,8 +16357,477 @@
 </w:document>
 </file>
 
+<file path=word/numbering.xml><?xml version="1.0" encoding="utf-8"?>
+<w:numbering xmlns:wpc="http://schemas.microsoft.com/office/word/2010/wordprocessingCanvas" xmlns:cx="http://schemas.microsoft.com/office/drawing/2014/chartex" xmlns:cx1="http://schemas.microsoft.com/office/drawing/2015/9/8/chartex" xmlns:cx2="http://schemas.microsoft.com/office/drawing/2015/10/21/chartex" xmlns:cx3="http://schemas.microsoft.com/office/drawing/2016/5/9/chartex" xmlns:cx4="http://schemas.microsoft.com/office/drawing/2016/5/10/chartex" xmlns:cx5="http://schemas.microsoft.com/office/drawing/2016/5/11/chartex" xmlns:cx6="http://schemas.microsoft.com/office/drawing/2016/5/12/chartex" xmlns:cx7="http://schemas.microsoft.com/office/drawing/2016/5/13/chartex" xmlns:cx8="http://schemas.microsoft.com/office/drawing/2016/5/14/chartex" xmlns:mc="http://schemas.openxmlformats.org/markup-compatibility/2006" xmlns:aink="http://schemas.microsoft.com/office/drawing/2016/ink" xmlns:am3d="http://schemas.microsoft.com/office/drawing/2017/model3d" xmlns:o="urn:schemas-microsoft-com:office:office" xmlns:r="http://schemas.openxmlformats.org/officeDocument/2006/relationships" xmlns:m="http://schemas.openxmlformats.org/officeDocument/2006/math" xmlns:v="urn:schemas-microsoft-com:vml" xmlns:wp14="http://schemas.microsoft.com/office/word/2010/wordprocessingDrawing" xmlns:wp="http://schemas.openxmlformats.org/drawingml/2006/wordprocessingDrawing" xmlns:w10="urn:schemas-microsoft-com:office:word" xmlns:w="http://schemas.openxmlformats.org/wordprocessingml/2006/main" xmlns:w14="http://schemas.microsoft.com/office/word/2010/wordml" xmlns:w15="http://schemas.microsoft.com/office/word/2012/wordml" xmlns:w16cex="http://schemas.microsoft.com/office/word/2018/wordml/cex" xmlns:w16cid="http://schemas.microsoft.com/office/word/2016/wordml/cid" xmlns:w16="http://schemas.microsoft.com/office/word/2018/wordml" xmlns:w16sdtdh="http://schemas.microsoft.com/office/word/2020/wordml/sdtdatahash" xmlns:w16se="http://schemas.microsoft.com/office/word/2015/wordml/symex" xmlns:wpg="http://schemas.microsoft.com/office/word/2010/wordprocessingGroup" xmlns:wpi="http://schemas.microsoft.com/office/word/2010/wordprocessingInk" xmlns:wne="http://schemas.microsoft.com/office/word/2006/wordml" xmlns:wps="http://schemas.microsoft.com/office/word/2010/wordprocessingShape" mc:Ignorable="w14 w15 w16se w16cid w16 w16cex w16sdtdh wp14">
+  <w:abstractNum w:abstractNumId="0" w15:restartNumberingAfterBreak="0">
+    <w:nsid w:val="238969E0"/>
+    <w:multiLevelType w:val="hybridMultilevel"/>
+    <w:tmpl w:val="24122240"/>
+    <w:lvl w:ilvl="0" w:tplc="08090001">
+      <w:start w:val="1"/>
+      <w:numFmt w:val="bullet"/>
+      <w:lvlText w:val=""/>
+      <w:lvlJc w:val="left"/>
+      <w:pPr>
+        <w:ind w:left="720" w:hanging="360"/>
+      </w:pPr>
+      <w:rPr>
+        <w:rFonts w:ascii="Symbol" w:hAnsi="Symbol" w:hint="default"/>
+      </w:rPr>
+    </w:lvl>
+    <w:lvl w:ilvl="1" w:tplc="08090003">
+      <w:start w:val="1"/>
+      <w:numFmt w:val="bullet"/>
+      <w:lvlText w:val="o"/>
+      <w:lvlJc w:val="left"/>
+      <w:pPr>
+        <w:ind w:left="1440" w:hanging="360"/>
+      </w:pPr>
+      <w:rPr>
+        <w:rFonts w:ascii="Courier New" w:hAnsi="Courier New" w:cs="Courier New" w:hint="default"/>
+      </w:rPr>
+    </w:lvl>
+    <w:lvl w:ilvl="2" w:tplc="08090005" w:tentative="1">
+      <w:start w:val="1"/>
+      <w:numFmt w:val="bullet"/>
+      <w:lvlText w:val=""/>
+      <w:lvlJc w:val="left"/>
+      <w:pPr>
+        <w:ind w:left="2160" w:hanging="360"/>
+      </w:pPr>
+      <w:rPr>
+        <w:rFonts w:ascii="Wingdings" w:hAnsi="Wingdings" w:hint="default"/>
+      </w:rPr>
+    </w:lvl>
+    <w:lvl w:ilvl="3" w:tplc="08090001" w:tentative="1">
+      <w:start w:val="1"/>
+      <w:numFmt w:val="bullet"/>
+      <w:lvlText w:val=""/>
+      <w:lvlJc w:val="left"/>
+      <w:pPr>
+        <w:ind w:left="2880" w:hanging="360"/>
+      </w:pPr>
+      <w:rPr>
+        <w:rFonts w:ascii="Symbol" w:hAnsi="Symbol" w:hint="default"/>
+      </w:rPr>
+    </w:lvl>
+    <w:lvl w:ilvl="4" w:tplc="08090003" w:tentative="1">
+      <w:start w:val="1"/>
+      <w:numFmt w:val="bullet"/>
+      <w:lvlText w:val="o"/>
+      <w:lvlJc w:val="left"/>
+      <w:pPr>
+        <w:ind w:left="3600" w:hanging="360"/>
+      </w:pPr>
+      <w:rPr>
+        <w:rFonts w:ascii="Courier New" w:hAnsi="Courier New" w:cs="Courier New" w:hint="default"/>
+      </w:rPr>
+    </w:lvl>
+    <w:lvl w:ilvl="5" w:tplc="08090005" w:tentative="1">
+      <w:start w:val="1"/>
+      <w:numFmt w:val="bullet"/>
+      <w:lvlText w:val=""/>
+      <w:lvlJc w:val="left"/>
+      <w:pPr>
+        <w:ind w:left="4320" w:hanging="360"/>
+      </w:pPr>
+      <w:rPr>
+        <w:rFonts w:ascii="Wingdings" w:hAnsi="Wingdings" w:hint="default"/>
+      </w:rPr>
+    </w:lvl>
+    <w:lvl w:ilvl="6" w:tplc="08090001" w:tentative="1">
+      <w:start w:val="1"/>
+      <w:numFmt w:val="bullet"/>
+      <w:lvlText w:val=""/>
+      <w:lvlJc w:val="left"/>
+      <w:pPr>
+        <w:ind w:left="5040" w:hanging="360"/>
+      </w:pPr>
+      <w:rPr>
+        <w:rFonts w:ascii="Symbol" w:hAnsi="Symbol" w:hint="default"/>
+      </w:rPr>
+    </w:lvl>
+    <w:lvl w:ilvl="7" w:tplc="08090003" w:tentative="1">
+      <w:start w:val="1"/>
+      <w:numFmt w:val="bullet"/>
+      <w:lvlText w:val="o"/>
+      <w:lvlJc w:val="left"/>
+      <w:pPr>
+        <w:ind w:left="5760" w:hanging="360"/>
+      </w:pPr>
+      <w:rPr>
+        <w:rFonts w:ascii="Courier New" w:hAnsi="Courier New" w:cs="Courier New" w:hint="default"/>
+      </w:rPr>
+    </w:lvl>
+    <w:lvl w:ilvl="8" w:tplc="08090005" w:tentative="1">
+      <w:start w:val="1"/>
+      <w:numFmt w:val="bullet"/>
+      <w:lvlText w:val=""/>
+      <w:lvlJc w:val="left"/>
+      <w:pPr>
+        <w:ind w:left="6480" w:hanging="360"/>
+      </w:pPr>
+      <w:rPr>
+        <w:rFonts w:ascii="Wingdings" w:hAnsi="Wingdings" w:hint="default"/>
+      </w:rPr>
+    </w:lvl>
+  </w:abstractNum>
+  <w:abstractNum w:abstractNumId="1" w15:restartNumberingAfterBreak="0">
+    <w:nsid w:val="337C6889"/>
+    <w:multiLevelType w:val="hybridMultilevel"/>
+    <w:tmpl w:val="591C19FE"/>
+    <w:lvl w:ilvl="0" w:tplc="08090001">
+      <w:start w:val="1"/>
+      <w:numFmt w:val="bullet"/>
+      <w:lvlText w:val=""/>
+      <w:lvlJc w:val="left"/>
+      <w:pPr>
+        <w:ind w:left="720" w:hanging="360"/>
+      </w:pPr>
+      <w:rPr>
+        <w:rFonts w:ascii="Symbol" w:hAnsi="Symbol" w:hint="default"/>
+      </w:rPr>
+    </w:lvl>
+    <w:lvl w:ilvl="1" w:tplc="08090003">
+      <w:start w:val="1"/>
+      <w:numFmt w:val="bullet"/>
+      <w:lvlText w:val="o"/>
+      <w:lvlJc w:val="left"/>
+      <w:pPr>
+        <w:ind w:left="1440" w:hanging="360"/>
+      </w:pPr>
+      <w:rPr>
+        <w:rFonts w:ascii="Courier New" w:hAnsi="Courier New" w:cs="Courier New" w:hint="default"/>
+      </w:rPr>
+    </w:lvl>
+    <w:lvl w:ilvl="2" w:tplc="08090005" w:tentative="1">
+      <w:start w:val="1"/>
+      <w:numFmt w:val="bullet"/>
+      <w:lvlText w:val=""/>
+      <w:lvlJc w:val="left"/>
+      <w:pPr>
+        <w:ind w:left="2160" w:hanging="360"/>
+      </w:pPr>
+      <w:rPr>
+        <w:rFonts w:ascii="Wingdings" w:hAnsi="Wingdings" w:hint="default"/>
+      </w:rPr>
+    </w:lvl>
+    <w:lvl w:ilvl="3" w:tplc="08090001" w:tentative="1">
+      <w:start w:val="1"/>
+      <w:numFmt w:val="bullet"/>
+      <w:lvlText w:val=""/>
+      <w:lvlJc w:val="left"/>
+      <w:pPr>
+        <w:ind w:left="2880" w:hanging="360"/>
+      </w:pPr>
+      <w:rPr>
+        <w:rFonts w:ascii="Symbol" w:hAnsi="Symbol" w:hint="default"/>
+      </w:rPr>
+    </w:lvl>
+    <w:lvl w:ilvl="4" w:tplc="08090003" w:tentative="1">
+      <w:start w:val="1"/>
+      <w:numFmt w:val="bullet"/>
+      <w:lvlText w:val="o"/>
+      <w:lvlJc w:val="left"/>
+      <w:pPr>
+        <w:ind w:left="3600" w:hanging="360"/>
+      </w:pPr>
+      <w:rPr>
+        <w:rFonts w:ascii="Courier New" w:hAnsi="Courier New" w:cs="Courier New" w:hint="default"/>
+      </w:rPr>
+    </w:lvl>
+    <w:lvl w:ilvl="5" w:tplc="08090005" w:tentative="1">
+      <w:start w:val="1"/>
+      <w:numFmt w:val="bullet"/>
+      <w:lvlText w:val=""/>
+      <w:lvlJc w:val="left"/>
+      <w:pPr>
+        <w:ind w:left="4320" w:hanging="360"/>
+      </w:pPr>
+      <w:rPr>
+        <w:rFonts w:ascii="Wingdings" w:hAnsi="Wingdings" w:hint="default"/>
+      </w:rPr>
+    </w:lvl>
+    <w:lvl w:ilvl="6" w:tplc="08090001" w:tentative="1">
+      <w:start w:val="1"/>
+      <w:numFmt w:val="bullet"/>
+      <w:lvlText w:val=""/>
+      <w:lvlJc w:val="left"/>
+      <w:pPr>
+        <w:ind w:left="5040" w:hanging="360"/>
+      </w:pPr>
+      <w:rPr>
+        <w:rFonts w:ascii="Symbol" w:hAnsi="Symbol" w:hint="default"/>
+      </w:rPr>
+    </w:lvl>
+    <w:lvl w:ilvl="7" w:tplc="08090003" w:tentative="1">
+      <w:start w:val="1"/>
+      <w:numFmt w:val="bullet"/>
+      <w:lvlText w:val="o"/>
+      <w:lvlJc w:val="left"/>
+      <w:pPr>
+        <w:ind w:left="5760" w:hanging="360"/>
+      </w:pPr>
+      <w:rPr>
+        <w:rFonts w:ascii="Courier New" w:hAnsi="Courier New" w:cs="Courier New" w:hint="default"/>
+      </w:rPr>
+    </w:lvl>
+    <w:lvl w:ilvl="8" w:tplc="08090005" w:tentative="1">
+      <w:start w:val="1"/>
+      <w:numFmt w:val="bullet"/>
+      <w:lvlText w:val=""/>
+      <w:lvlJc w:val="left"/>
+      <w:pPr>
+        <w:ind w:left="6480" w:hanging="360"/>
+      </w:pPr>
+      <w:rPr>
+        <w:rFonts w:ascii="Wingdings" w:hAnsi="Wingdings" w:hint="default"/>
+      </w:rPr>
+    </w:lvl>
+  </w:abstractNum>
+  <w:abstractNum w:abstractNumId="2" w15:restartNumberingAfterBreak="0">
+    <w:nsid w:val="7AF143C7"/>
+    <w:multiLevelType w:val="hybridMultilevel"/>
+    <w:tmpl w:val="E26C0DBC"/>
+    <w:lvl w:ilvl="0" w:tplc="08090001">
+      <w:start w:val="1"/>
+      <w:numFmt w:val="bullet"/>
+      <w:lvlText w:val=""/>
+      <w:lvlJc w:val="left"/>
+      <w:pPr>
+        <w:ind w:left="720" w:hanging="360"/>
+      </w:pPr>
+      <w:rPr>
+        <w:rFonts w:ascii="Symbol" w:hAnsi="Symbol" w:hint="default"/>
+      </w:rPr>
+    </w:lvl>
+    <w:lvl w:ilvl="1" w:tplc="08090003" w:tentative="1">
+      <w:start w:val="1"/>
+      <w:numFmt w:val="bullet"/>
+      <w:lvlText w:val="o"/>
+      <w:lvlJc w:val="left"/>
+      <w:pPr>
+        <w:ind w:left="1440" w:hanging="360"/>
+      </w:pPr>
+      <w:rPr>
+        <w:rFonts w:ascii="Courier New" w:hAnsi="Courier New" w:cs="Courier New" w:hint="default"/>
+      </w:rPr>
+    </w:lvl>
+    <w:lvl w:ilvl="2" w:tplc="08090005" w:tentative="1">
+      <w:start w:val="1"/>
+      <w:numFmt w:val="bullet"/>
+      <w:lvlText w:val=""/>
+      <w:lvlJc w:val="left"/>
+      <w:pPr>
+        <w:ind w:left="2160" w:hanging="360"/>
+      </w:pPr>
+      <w:rPr>
+        <w:rFonts w:ascii="Wingdings" w:hAnsi="Wingdings" w:hint="default"/>
+      </w:rPr>
+    </w:lvl>
+    <w:lvl w:ilvl="3" w:tplc="08090001" w:tentative="1">
+      <w:start w:val="1"/>
+      <w:numFmt w:val="bullet"/>
+      <w:lvlText w:val=""/>
+      <w:lvlJc w:val="left"/>
+      <w:pPr>
+        <w:ind w:left="2880" w:hanging="360"/>
+      </w:pPr>
+      <w:rPr>
+        <w:rFonts w:ascii="Symbol" w:hAnsi="Symbol" w:hint="default"/>
+      </w:rPr>
+    </w:lvl>
+    <w:lvl w:ilvl="4" w:tplc="08090003" w:tentative="1">
+      <w:start w:val="1"/>
+      <w:numFmt w:val="bullet"/>
+      <w:lvlText w:val="o"/>
+      <w:lvlJc w:val="left"/>
+      <w:pPr>
+        <w:ind w:left="3600" w:hanging="360"/>
+      </w:pPr>
+      <w:rPr>
+        <w:rFonts w:ascii="Courier New" w:hAnsi="Courier New" w:cs="Courier New" w:hint="default"/>
+      </w:rPr>
+    </w:lvl>
+    <w:lvl w:ilvl="5" w:tplc="08090005" w:tentative="1">
+      <w:start w:val="1"/>
+      <w:numFmt w:val="bullet"/>
+      <w:lvlText w:val=""/>
+      <w:lvlJc w:val="left"/>
+      <w:pPr>
+        <w:ind w:left="4320" w:hanging="360"/>
+      </w:pPr>
+      <w:rPr>
+        <w:rFonts w:ascii="Wingdings" w:hAnsi="Wingdings" w:hint="default"/>
+      </w:rPr>
+    </w:lvl>
+    <w:lvl w:ilvl="6" w:tplc="08090001" w:tentative="1">
+      <w:start w:val="1"/>
+      <w:numFmt w:val="bullet"/>
+      <w:lvlText w:val=""/>
+      <w:lvlJc w:val="left"/>
+      <w:pPr>
+        <w:ind w:left="5040" w:hanging="360"/>
+      </w:pPr>
+      <w:rPr>
+        <w:rFonts w:ascii="Symbol" w:hAnsi="Symbol" w:hint="default"/>
+      </w:rPr>
+    </w:lvl>
+    <w:lvl w:ilvl="7" w:tplc="08090003" w:tentative="1">
+      <w:start w:val="1"/>
+      <w:numFmt w:val="bullet"/>
+      <w:lvlText w:val="o"/>
+      <w:lvlJc w:val="left"/>
+      <w:pPr>
+        <w:ind w:left="5760" w:hanging="360"/>
+      </w:pPr>
+      <w:rPr>
+        <w:rFonts w:ascii="Courier New" w:hAnsi="Courier New" w:cs="Courier New" w:hint="default"/>
+      </w:rPr>
+    </w:lvl>
+    <w:lvl w:ilvl="8" w:tplc="08090005" w:tentative="1">
+      <w:start w:val="1"/>
+      <w:numFmt w:val="bullet"/>
+      <w:lvlText w:val=""/>
+      <w:lvlJc w:val="left"/>
+      <w:pPr>
+        <w:ind w:left="6480" w:hanging="360"/>
+      </w:pPr>
+      <w:rPr>
+        <w:rFonts w:ascii="Wingdings" w:hAnsi="Wingdings" w:hint="default"/>
+      </w:rPr>
+    </w:lvl>
+  </w:abstractNum>
+  <w:abstractNum w:abstractNumId="3" w15:restartNumberingAfterBreak="0">
+    <w:nsid w:val="7CC32A22"/>
+    <w:multiLevelType w:val="hybridMultilevel"/>
+    <w:tmpl w:val="120C9342"/>
+    <w:lvl w:ilvl="0" w:tplc="08090001">
+      <w:start w:val="1"/>
+      <w:numFmt w:val="bullet"/>
+      <w:lvlText w:val=""/>
+      <w:lvlJc w:val="left"/>
+      <w:pPr>
+        <w:ind w:left="720" w:hanging="360"/>
+      </w:pPr>
+      <w:rPr>
+        <w:rFonts w:ascii="Symbol" w:hAnsi="Symbol" w:hint="default"/>
+      </w:rPr>
+    </w:lvl>
+    <w:lvl w:ilvl="1" w:tplc="08090003" w:tentative="1">
+      <w:start w:val="1"/>
+      <w:numFmt w:val="bullet"/>
+      <w:lvlText w:val="o"/>
+      <w:lvlJc w:val="left"/>
+      <w:pPr>
+        <w:ind w:left="1440" w:hanging="360"/>
+      </w:pPr>
+      <w:rPr>
+        <w:rFonts w:ascii="Courier New" w:hAnsi="Courier New" w:cs="Courier New" w:hint="default"/>
+      </w:rPr>
+    </w:lvl>
+    <w:lvl w:ilvl="2" w:tplc="08090005" w:tentative="1">
+      <w:start w:val="1"/>
+      <w:numFmt w:val="bullet"/>
+      <w:lvlText w:val=""/>
+      <w:lvlJc w:val="left"/>
+      <w:pPr>
+        <w:ind w:left="2160" w:hanging="360"/>
+      </w:pPr>
+      <w:rPr>
+        <w:rFonts w:ascii="Wingdings" w:hAnsi="Wingdings" w:hint="default"/>
+      </w:rPr>
+    </w:lvl>
+    <w:lvl w:ilvl="3" w:tplc="08090001" w:tentative="1">
+      <w:start w:val="1"/>
+      <w:numFmt w:val="bullet"/>
+      <w:lvlText w:val=""/>
+      <w:lvlJc w:val="left"/>
+      <w:pPr>
+        <w:ind w:left="2880" w:hanging="360"/>
+      </w:pPr>
+      <w:rPr>
+        <w:rFonts w:ascii="Symbol" w:hAnsi="Symbol" w:hint="default"/>
+      </w:rPr>
+    </w:lvl>
+    <w:lvl w:ilvl="4" w:tplc="08090003" w:tentative="1">
+      <w:start w:val="1"/>
+      <w:numFmt w:val="bullet"/>
+      <w:lvlText w:val="o"/>
+      <w:lvlJc w:val="left"/>
+      <w:pPr>
+        <w:ind w:left="3600" w:hanging="360"/>
+      </w:pPr>
+      <w:rPr>
+        <w:rFonts w:ascii="Courier New" w:hAnsi="Courier New" w:cs="Courier New" w:hint="default"/>
+      </w:rPr>
+    </w:lvl>
+    <w:lvl w:ilvl="5" w:tplc="08090005" w:tentative="1">
+      <w:start w:val="1"/>
+      <w:numFmt w:val="bullet"/>
+      <w:lvlText w:val=""/>
+      <w:lvlJc w:val="left"/>
+      <w:pPr>
+        <w:ind w:left="4320" w:hanging="360"/>
+      </w:pPr>
+      <w:rPr>
+        <w:rFonts w:ascii="Wingdings" w:hAnsi="Wingdings" w:hint="default"/>
+      </w:rPr>
+    </w:lvl>
+    <w:lvl w:ilvl="6" w:tplc="08090001" w:tentative="1">
+      <w:start w:val="1"/>
+      <w:numFmt w:val="bullet"/>
+      <w:lvlText w:val=""/>
+      <w:lvlJc w:val="left"/>
+      <w:pPr>
+        <w:ind w:left="5040" w:hanging="360"/>
+      </w:pPr>
+      <w:rPr>
+        <w:rFonts w:ascii="Symbol" w:hAnsi="Symbol" w:hint="default"/>
+      </w:rPr>
+    </w:lvl>
+    <w:lvl w:ilvl="7" w:tplc="08090003" w:tentative="1">
+      <w:start w:val="1"/>
+      <w:numFmt w:val="bullet"/>
+      <w:lvlText w:val="o"/>
+      <w:lvlJc w:val="left"/>
+      <w:pPr>
+        <w:ind w:left="5760" w:hanging="360"/>
+      </w:pPr>
+      <w:rPr>
+        <w:rFonts w:ascii="Courier New" w:hAnsi="Courier New" w:cs="Courier New" w:hint="default"/>
+      </w:rPr>
+    </w:lvl>
+    <w:lvl w:ilvl="8" w:tplc="08090005" w:tentative="1">
+      <w:start w:val="1"/>
+      <w:numFmt w:val="bullet"/>
+      <w:lvlText w:val=""/>
+      <w:lvlJc w:val="left"/>
+      <w:pPr>
+        <w:ind w:left="6480" w:hanging="360"/>
+      </w:pPr>
+      <w:rPr>
+        <w:rFonts w:ascii="Wingdings" w:hAnsi="Wingdings" w:hint="default"/>
+      </w:rPr>
+    </w:lvl>
+  </w:abstractNum>
+  <w:num w:numId="1">
+    <w:abstractNumId w:val="2"/>
+  </w:num>
+  <w:num w:numId="2">
+    <w:abstractNumId w:val="3"/>
+  </w:num>
+  <w:num w:numId="3">
+    <w:abstractNumId w:val="0"/>
+  </w:num>
+  <w:num w:numId="4">
+    <w:abstractNumId w:val="1"/>
+  </w:num>
+</w:numbering>
+</file>
+
 <file path=word/styles.xml><?xml version="1.0" encoding="utf-8"?>
-<w:styles xmlns:mc="http://schemas.openxmlformats.org/markup-compatibility/2006" xmlns:r="http://schemas.openxmlformats.org/officeDocument/2006/relationships" xmlns:w="http://schemas.openxmlformats.org/wordprocessingml/2006/main" xmlns:w14="http://schemas.microsoft.com/office/word/2010/wordml" xmlns:w15="http://schemas.microsoft.com/office/word/2012/wordml" xmlns:w16cex="http://schemas.microsoft.com/office/word/2018/wordml/cex" xmlns:w16cid="http://schemas.microsoft.com/office/word/2016/wordml/cid" xmlns:w16="http://schemas.microsoft.com/office/word/2018/wordml" xmlns:w16du="http://schemas.microsoft.com/office/word/2023/wordml/word16du" xmlns:w16sdtdh="http://schemas.microsoft.com/office/word/2020/wordml/sdtdatahash" xmlns:w16sdtfl="http://schemas.microsoft.com/office/word/2024/wordml/sdtformatlock" xmlns:w16se="http://schemas.microsoft.com/office/word/2015/wordml/symex" mc:Ignorable="w14 w15 w16se w16cid w16 w16cex w16sdtdh w16sdtfl w16du">
+<w:styles xmlns:mc="http://schemas.openxmlformats.org/markup-compatibility/2006" xmlns:r="http://schemas.openxmlformats.org/officeDocument/2006/relationships" xmlns:w="http://schemas.openxmlformats.org/wordprocessingml/2006/main" xmlns:w14="http://schemas.microsoft.com/office/word/2010/wordml" xmlns:w15="http://schemas.microsoft.com/office/word/2012/wordml" xmlns:w16cex="http://schemas.microsoft.com/office/word/2018/wordml/cex" xmlns:w16cid="http://schemas.microsoft.com/office/word/2016/wordml/cid" xmlns:w16="http://schemas.microsoft.com/office/word/2018/wordml" xmlns:w16sdtdh="http://schemas.microsoft.com/office/word/2020/wordml/sdtdatahash" xmlns:w16se="http://schemas.microsoft.com/office/word/2015/wordml/symex" mc:Ignorable="w14 w15 w16se w16cid w16 w16cex w16sdtdh">
   <w:docDefaults>
     <w:rPrDefault>
       <w:rPr>
@@ -13540,6 +17885,24 @@
       </w:tcPr>
     </w:tblStylePr>
   </w:style>
+  <w:style w:type="paragraph" w:styleId="ListParagraph">
+    <w:name w:val="List Paragraph"/>
+    <w:basedOn w:val="Normal"/>
+    <w:uiPriority w:val="34"/>
+    <w:qFormat/>
+    <w:rsid w:val="00EF6BB4"/>
+    <w:pPr>
+      <w:spacing w:line="278" w:lineRule="auto"/>
+      <w:ind w:left="720"/>
+      <w:contextualSpacing/>
+    </w:pPr>
+    <w:rPr>
+      <w:kern w:val="2"/>
+      <w:sz w:val="24"/>
+      <w:szCs w:val="24"/>
+      <w14:ligatures w14:val="standardContextual"/>
+    </w:rPr>
+  </w:style>
 </w:styles>
 </file>
 

--- a/Task1B_Design_722957_Adewuyi_AREAL.docx
+++ b/Task1B_Design_722957_Adewuyi_AREAL.docx
@@ -13379,47 +13379,37 @@
             </w:r>
             <w:r>
               <w:lastRenderedPageBreak/>
-              <w:t>duplicate accounts and password complexity must be set up. Tests should include valid/invalid Test data needed. The log-in page must be created, and the migration and update database must be completed. There must be working controller logic. Testers must test valid/invalid credentials, session management, variability's (SQL injection) and password encryption. Example of test data: - Normal: Email: “</w:t>
+              <w:t>duplicate accounts and password complexity must be set up. Tests should include valid/invalid Test data needed. The log-in page must be created, and the migration and update database must be completed. There must be working controller logic. Testers must test valid/invalid credentials, session management, variability's (SQL injection) and password encryption. Example of test data: - Normal: Email: “Test@testemail.com,” Password: "Password</w:t>
+            </w:r>
+            <w:proofErr w:type="gramStart"/>
+            <w:r>
+              <w:t>123 ?</w:t>
+            </w:r>
+            <w:proofErr w:type="gramEnd"/>
+            <w:r>
+              <w:t>”, Confirm Password: “Password123 ?” - Erroneous: Email: “</w:t>
             </w:r>
             <w:proofErr w:type="spellStart"/>
             <w:r>
-              <w:t>Test@teste</w:t>
+              <w:t>falseemail</w:t>
             </w:r>
             <w:proofErr w:type="spellEnd"/>
             <w:r>
-              <w:t xml:space="preserve"> mail.com,” Password: "Password</w:t>
+              <w:t xml:space="preserve">” (Should contain a “@ symbol”, Should contain a domain </w:t>
             </w:r>
             <w:proofErr w:type="gramStart"/>
             <w:r>
-              <w:t>123 ?</w:t>
+              <w:t>e.g.</w:t>
             </w:r>
             <w:proofErr w:type="gramEnd"/>
             <w:r>
-              <w:t>”, Confirm Password: “Password123 ?” - Erroneous: Email: “</w:t>
-            </w:r>
-            <w:proofErr w:type="spellStart"/>
-            <w:r>
-              <w:t>falseemail</w:t>
-            </w:r>
-            <w:proofErr w:type="spellEnd"/>
-            <w:r>
-              <w:t xml:space="preserve">” (Should contain a “@ symbol”, Should contain a domain </w:t>
-            </w:r>
-            <w:proofErr w:type="gramStart"/>
-            <w:r>
-              <w:t>e.g.</w:t>
-            </w:r>
-            <w:proofErr w:type="gramEnd"/>
-            <w:r>
-              <w:t xml:space="preserve"> “.com”), Password: “111” (Should be longer, should be a string, should have a capital letter and a symbol), Confirm Password: “1er” (Dose not match original password) - Extreme: </w:t>
-            </w:r>
-            <w:proofErr w:type="spellStart"/>
-            <w:r>
-              <w:t>test@testema</w:t>
-            </w:r>
-            <w:proofErr w:type="spellEnd"/>
-            <w:r>
-              <w:t xml:space="preserve"> il.com, Password: “QwE12?” (Exactly 6 characters which is the minimum and includes 1 symbol which is the minimum)</w:t>
+              <w:t xml:space="preserve"> “.com”), Password: “111” (Should be longer, should be a string, should have a capital letter and a symbol), Confirm Password: “1er” (Do</w:t>
+            </w:r>
+            <w:r>
+              <w:t>es</w:t>
+            </w:r>
+            <w:r>
+              <w:t xml:space="preserve"> not match original password) - Extreme: test@testemail.com, Password: “QwE12?” (Exactly 6 characters which is the minimum and includes 1 symbol which is the minimum)</w:t>
             </w:r>
           </w:p>
         </w:tc>
@@ -13460,51 +13450,41 @@
           </w:tcPr>
           <w:p>
             <w:r>
-              <w:t>Test data needed. The log-in page must be created, and the migration and update database must be completed. There must be working controller logic. Testers must test valid/invalid credentials, session management, variability's (SQL injection) and password encryption. Example of test data: - Normal: Email: “</w:t>
+              <w:t>Test data needed. The log-in page must be created, and the migration and update database must be completed. There must be working controller logic. Testers must test valid/invalid credentials, session management, variability's (SQL injection) and password encryption. Example of test data: - Normal: Email: “Test@testemail.com”, Password: “Password</w:t>
+            </w:r>
+            <w:proofErr w:type="gramStart"/>
+            <w:r>
+              <w:t>123 ?</w:t>
+            </w:r>
+            <w:proofErr w:type="gramEnd"/>
+            <w:r>
+              <w:t>” - Erroneous: Email: “</w:t>
             </w:r>
             <w:proofErr w:type="spellStart"/>
             <w:r>
-              <w:t>Test@teste</w:t>
+              <w:t>falseemail</w:t>
             </w:r>
             <w:proofErr w:type="spellEnd"/>
             <w:r>
-              <w:t xml:space="preserve"> mail.com”, Password: “Password</w:t>
+              <w:t xml:space="preserve">” (Should contain a “@ symbol”, Should contain a domain </w:t>
             </w:r>
             <w:proofErr w:type="gramStart"/>
             <w:r>
-              <w:t>123 ?</w:t>
+              <w:t>e.g.</w:t>
             </w:r>
             <w:proofErr w:type="gramEnd"/>
             <w:r>
-              <w:t>” - Erroneous: Email: “</w:t>
-            </w:r>
-            <w:proofErr w:type="spellStart"/>
-            <w:r>
-              <w:t>falseemail</w:t>
-            </w:r>
-            <w:proofErr w:type="spellEnd"/>
-            <w:r>
-              <w:t xml:space="preserve">” (Should contain a “@ symbol”, Should contain a domain </w:t>
-            </w:r>
-            <w:proofErr w:type="gramStart"/>
-            <w:r>
-              <w:t>e.g.</w:t>
-            </w:r>
-            <w:proofErr w:type="gramEnd"/>
-            <w:r>
               <w:t xml:space="preserve"> “.com”), Password: “pass” (Should be longer, should be a string, should have a capital </w:t>
             </w:r>
             <w:r>
               <w:lastRenderedPageBreak/>
-              <w:t>letter and a symbol) - Extreme: “</w:t>
-            </w:r>
-            <w:proofErr w:type="spellStart"/>
-            <w:r>
-              <w:t>test@testem</w:t>
-            </w:r>
-            <w:proofErr w:type="spellEnd"/>
-            <w:r>
-              <w:t xml:space="preserve"> ail.com”, Password: QwE12? (Exactly 6 characters which is the minimum)</w:t>
+              <w:t>letter and a symbol) - Extreme: “test@testem</w:t>
+            </w:r>
+            <w:r>
+              <w:t>a</w:t>
+            </w:r>
+            <w:r>
+              <w:t>il.com”, Password: QwE12? (Exactly 6 characters which is the minimum)</w:t>
             </w:r>
           </w:p>
         </w:tc>
@@ -13634,7 +13614,15 @@
           </w:tcPr>
           <w:p>
             <w:r>
-              <w:t xml:space="preserve">Test data: </w:t>
+              <w:t>Test data:</w:t>
+            </w:r>
+          </w:p>
+          <w:p>
+            <w:r>
+              <w:t>Normal:</w:t>
+            </w:r>
+            <w:r>
+              <w:t xml:space="preserve"> </w:t>
             </w:r>
             <w:hyperlink r:id="rId12" w:history="1">
               <w:r>
@@ -13645,24 +13633,23 @@
               </w:r>
             </w:hyperlink>
             <w:r>
+              <w:rPr>
+                <w:rStyle w:val="Hyperlink"/>
+              </w:rPr>
               <w:br/>
-              <w:t xml:space="preserve">The system should prompt </w:t>
-            </w:r>
-            <w:proofErr w:type="spellStart"/>
-            <w:r>
-              <w:t>th</w:t>
-            </w:r>
-            <w:proofErr w:type="spellEnd"/>
-            <w:r>
-              <w:t xml:space="preserve"> user to put in an email and it will send account recovery information to that email. If the email hasn’t been used to create an account for the </w:t>
-            </w:r>
-            <w:proofErr w:type="gramStart"/>
-            <w:r>
-              <w:t>system</w:t>
-            </w:r>
-            <w:proofErr w:type="gramEnd"/>
-            <w:r>
-              <w:t xml:space="preserve"> then it should redirect them back to the sign up page</w:t>
+            </w:r>
+            <w:r>
+              <w:t>Erroneous: Blank email field</w:t>
+            </w:r>
+            <w:r>
+              <w:br/>
+              <w:t>Extreme</w:t>
+            </w:r>
+            <w:r>
+              <w:t>: Email</w:t>
+            </w:r>
+            <w:r>
+              <w:t xml:space="preserve"> that hasn’t been used to make an account on the system</w:t>
             </w:r>
           </w:p>
         </w:tc>
@@ -13688,7 +13675,11 @@
           <w:tcPr>
             <w:tcW w:w="2268" w:type="dxa"/>
           </w:tcPr>
-          <w:p/>
+          <w:p>
+            <w:r>
+              <w:t>Black box, Functionality testing, integration testing</w:t>
+            </w:r>
+          </w:p>
         </w:tc>
         <w:tc>
           <w:tcPr>
@@ -13726,7 +13717,17 @@
           <w:tcPr>
             <w:tcW w:w="2268" w:type="dxa"/>
           </w:tcPr>
-          <w:p/>
+          <w:p>
+            <w:r>
+              <w:t>Black box, Functionality testing,</w:t>
+            </w:r>
+            <w:r>
+              <w:t xml:space="preserve"> </w:t>
+            </w:r>
+            <w:r>
+              <w:t>integration testing</w:t>
+            </w:r>
+          </w:p>
         </w:tc>
         <w:tc>
           <w:tcPr>
@@ -13772,7 +13773,11 @@
           <w:tcPr>
             <w:tcW w:w="2268" w:type="dxa"/>
           </w:tcPr>
-          <w:p/>
+          <w:p>
+            <w:r>
+              <w:t>Black box, Functionality testing, integration testing</w:t>
+            </w:r>
+          </w:p>
         </w:tc>
         <w:tc>
           <w:tcPr>
@@ -13810,7 +13815,11 @@
           <w:tcPr>
             <w:tcW w:w="2268" w:type="dxa"/>
           </w:tcPr>
-          <w:p/>
+          <w:p>
+            <w:r>
+              <w:t>Black box, functionality testing, integration testing</w:t>
+            </w:r>
+          </w:p>
         </w:tc>
         <w:tc>
           <w:tcPr>
@@ -13848,7 +13857,11 @@
           <w:tcPr>
             <w:tcW w:w="2268" w:type="dxa"/>
           </w:tcPr>
-          <w:p/>
+          <w:p>
+            <w:r>
+              <w:t>Black box, functionality testing, integration testing</w:t>
+            </w:r>
+          </w:p>
         </w:tc>
         <w:tc>
           <w:tcPr>
@@ -13897,7 +13910,11 @@
           <w:tcPr>
             <w:tcW w:w="2268" w:type="dxa"/>
           </w:tcPr>
-          <w:p/>
+          <w:p>
+            <w:r>
+              <w:t>Black box, functionality testing, integration testing</w:t>
+            </w:r>
+          </w:p>
         </w:tc>
         <w:tc>
           <w:tcPr>
@@ -13997,13 +14014,50 @@
           <w:tcPr>
             <w:tcW w:w="2268" w:type="dxa"/>
           </w:tcPr>
-          <w:p/>
+          <w:p>
+            <w:r>
+              <w:t>Black box, white box, functionality testing, integration testing, security testing</w:t>
+            </w:r>
+          </w:p>
         </w:tc>
         <w:tc>
           <w:tcPr>
             <w:tcW w:w="3634" w:type="dxa"/>
           </w:tcPr>
-          <w:p/>
+          <w:p>
+            <w:r>
+              <w:t>Test data: Normal: ProductName: “</w:t>
+            </w:r>
+            <w:r>
+              <w:t>F</w:t>
+            </w:r>
+            <w:r>
+              <w:t xml:space="preserve">resh Tomatoes”, Price:2.99, Stock: 50, Description: “Locally grown”, </w:t>
+            </w:r>
+            <w:proofErr w:type="spellStart"/>
+            <w:r>
+              <w:t>IsAvailable</w:t>
+            </w:r>
+            <w:proofErr w:type="spellEnd"/>
+            <w:r>
+              <w:t xml:space="preserve">: true. </w:t>
+            </w:r>
+            <w:r>
+              <w:br/>
+              <w:t>Erroneous: Price: -1, stock: -5, ProductName: “”</w:t>
+            </w:r>
+            <w:r>
+              <w:br/>
+              <w:t>Extreme: Price: 0.01, stock:0</w:t>
+            </w:r>
+            <w:r>
+              <w:br/>
+            </w:r>
+            <w:r>
+              <w:br/>
+              <w:t>Tester must be logged in using an admin or producer account.</w:t>
+            </w:r>
+          </w:p>
         </w:tc>
       </w:tr>
       <w:tr>
@@ -14027,13 +14081,53 @@
           <w:tcPr>
             <w:tcW w:w="2268" w:type="dxa"/>
           </w:tcPr>
-          <w:p/>
+          <w:p>
+            <w:r>
+              <w:t>Black Box, Functionality testing, integration testing</w:t>
+            </w:r>
+          </w:p>
         </w:tc>
         <w:tc>
           <w:tcPr>
             <w:tcW w:w="3634" w:type="dxa"/>
           </w:tcPr>
-          <w:p/>
+          <w:p>
+            <w:r>
+              <w:t>Tester must be logged</w:t>
+            </w:r>
+            <w:r>
+              <w:t xml:space="preserve"> </w:t>
+            </w:r>
+            <w:r>
+              <w:t>in with an account holding the producer or admin role, at</w:t>
+            </w:r>
+            <w:r>
+              <w:t xml:space="preserve"> </w:t>
+            </w:r>
+            <w:r>
+              <w:t>leas</w:t>
+            </w:r>
+            <w:r>
+              <w:t>t one product must exist, edit page must be fully implemented.</w:t>
+            </w:r>
+          </w:p>
+          <w:p>
+            <w:r>
+              <w:t>Test data:</w:t>
+            </w:r>
+            <w:r>
+              <w:br/>
+              <w:t>Normal: Update stock from 50 to 30</w:t>
+            </w:r>
+            <w:r>
+              <w:br/>
+              <w:t>Erroneous: Stock to -1</w:t>
+            </w:r>
+            <w:r>
+              <w:br/>
+              <w:t>Extreme: Stock to 0</w:t>
+            </w:r>
+          </w:p>
         </w:tc>
       </w:tr>
       <w:tr>
@@ -14057,13 +14151,49 @@
           <w:tcPr>
             <w:tcW w:w="2268" w:type="dxa"/>
           </w:tcPr>
-          <w:p/>
+          <w:p>
+            <w:r>
+              <w:t>Black Box, functionality testing, integration testing</w:t>
+            </w:r>
+          </w:p>
         </w:tc>
         <w:tc>
           <w:tcPr>
             <w:tcW w:w="3634" w:type="dxa"/>
           </w:tcPr>
-          <w:p/>
+          <w:p>
+            <w:r>
+              <w:t>Store page must be fully implemented, multiple products with different categories, a range of names and prices must exist in the database</w:t>
+            </w:r>
+            <w:r>
+              <w:br/>
+              <w:t>Test data: Filter by stamp: set stamp filter to “organic”</w:t>
+            </w:r>
+            <w:r>
+              <w:br/>
+              <w:t>Filter by price ranges.</w:t>
+            </w:r>
+            <w:r>
+              <w:br/>
+              <w:t>Normal price range: £10 - £20</w:t>
+            </w:r>
+            <w:r>
+              <w:br/>
+              <w:t>Erroneous price range: £-12 -£10</w:t>
+            </w:r>
+            <w:r>
+              <w:br/>
+              <w:t>Filter by producer:</w:t>
+            </w:r>
+            <w:r>
+              <w:br/>
+              <w:t>Normal: A valid producer</w:t>
+            </w:r>
+            <w:r>
+              <w:br/>
+              <w:t>Erroneous: Blank field</w:t>
+            </w:r>
+          </w:p>
         </w:tc>
       </w:tr>
       <w:tr>
@@ -14077,19 +14207,55 @@
           <w:tcPr>
             <w:tcW w:w="1701" w:type="dxa"/>
           </w:tcPr>
-          <w:p/>
+          <w:p>
+            <w:r>
+              <w:t>Discount code at checkout</w:t>
+            </w:r>
+          </w:p>
         </w:tc>
         <w:tc>
           <w:tcPr>
             <w:tcW w:w="2268" w:type="dxa"/>
           </w:tcPr>
-          <w:p/>
+          <w:p>
+            <w:r>
+              <w:t>Black box, Functionality testing, security testing, integration testing</w:t>
+            </w:r>
+          </w:p>
         </w:tc>
         <w:tc>
           <w:tcPr>
             <w:tcW w:w="3634" w:type="dxa"/>
           </w:tcPr>
-          <w:p/>
+          <w:p>
+            <w:r>
+              <w:t>Checkout page must be fully implemented, at</w:t>
+            </w:r>
+            <w:r>
+              <w:t xml:space="preserve"> </w:t>
+            </w:r>
+            <w:r>
+              <w:t>least 1 discount code must exist in the database</w:t>
+            </w:r>
+            <w:r>
+              <w:br/>
+              <w:t>Test Data:</w:t>
+            </w:r>
+          </w:p>
+          <w:p>
+            <w:r>
+              <w:t>Normal: Valid active code “SUMMER10”</w:t>
+            </w:r>
+            <w:r>
+              <w:br/>
+              <w:t>Erroneous: Invalid code “FAKECODE”</w:t>
+            </w:r>
+          </w:p>
+          <w:p>
+            <w:r>
+              <w:t>Extreme: Deactivated code “WINTER25”</w:t>
+            </w:r>
+          </w:p>
         </w:tc>
       </w:tr>
       <w:tr>
@@ -14103,19 +14269,171 @@
           <w:tcPr>
             <w:tcW w:w="1701" w:type="dxa"/>
           </w:tcPr>
+          <w:p>
+            <w:r>
+              <w:t>Delivery vs pickup selection at checkout</w:t>
+            </w:r>
+          </w:p>
+        </w:tc>
+        <w:tc>
+          <w:tcPr>
+            <w:tcW w:w="2268" w:type="dxa"/>
+          </w:tcPr>
+          <w:p>
+            <w:r>
+              <w:t>Black Box, functionality testing, integration testing</w:t>
+            </w:r>
+          </w:p>
+        </w:tc>
+        <w:tc>
+          <w:tcPr>
+            <w:tcW w:w="3634" w:type="dxa"/>
+          </w:tcPr>
+          <w:p>
+            <w:r>
+              <w:t xml:space="preserve">Checkout page and logic must be fully implemented, </w:t>
+            </w:r>
+            <w:proofErr w:type="spellStart"/>
+            <w:r>
+              <w:t>IsDelivery</w:t>
+            </w:r>
+            <w:proofErr w:type="spellEnd"/>
+            <w:r>
+              <w:t xml:space="preserve"> field must be functional.</w:t>
+            </w:r>
+            <w:r>
+              <w:br/>
+              <w:t>Test data:</w:t>
+            </w:r>
+          </w:p>
+          <w:p>
+            <w:r>
+              <w:t>Normal: Select Delivery</w:t>
+            </w:r>
+            <w:r>
+              <w:t>, enter valid address. (Delivery fee should be added to total)</w:t>
+            </w:r>
+            <w:r>
+              <w:br/>
+              <w:t>Erroneous: Select delivery but leave address empty (should not allow to proceed to checkout)</w:t>
+            </w:r>
+          </w:p>
+        </w:tc>
+      </w:tr>
+      <w:tr>
+        <w:tc>
+          <w:tcPr>
+            <w:tcW w:w="1413" w:type="dxa"/>
+          </w:tcPr>
           <w:p/>
         </w:tc>
         <w:tc>
           <w:tcPr>
+            <w:tcW w:w="1701" w:type="dxa"/>
+          </w:tcPr>
+          <w:p>
+            <w:r>
+              <w:t>Stamp management</w:t>
+            </w:r>
+          </w:p>
+        </w:tc>
+        <w:tc>
+          <w:tcPr>
             <w:tcW w:w="2268" w:type="dxa"/>
           </w:tcPr>
+          <w:p>
+            <w:r>
+              <w:t>Black box, Functionality testing, security testing, integration testing</w:t>
+            </w:r>
+          </w:p>
+        </w:tc>
+        <w:tc>
+          <w:tcPr>
+            <w:tcW w:w="3634" w:type="dxa"/>
+          </w:tcPr>
+          <w:p>
+            <w:r>
+              <w:t>Tester must be logged into the system with an admin account.</w:t>
+            </w:r>
+            <w:r>
+              <w:br/>
+              <w:t>Stamps page must be fully implemented</w:t>
+            </w:r>
+            <w:r>
+              <w:br/>
+            </w:r>
+            <w:r>
+              <w:t>Test Data:</w:t>
+            </w:r>
+            <w:r>
+              <w:br/>
+              <w:t>Normal: Add Stamp “Organic” with a description. Assign it to a product.</w:t>
+            </w:r>
+            <w:r>
+              <w:br/>
+              <w:t>Erroneous: Add stamp with empty name.</w:t>
+            </w:r>
+            <w:r>
+              <w:br/>
+              <w:t>Security: A non admin user should not be able to access stamp management pages at all, test by logging in as a customer and trying the navigation URL link. Access should be blocked.</w:t>
+            </w:r>
+          </w:p>
+        </w:tc>
+      </w:tr>
+      <w:tr>
+        <w:tc>
+          <w:tcPr>
+            <w:tcW w:w="1413" w:type="dxa"/>
+          </w:tcPr>
           <w:p/>
         </w:tc>
         <w:tc>
           <w:tcPr>
+            <w:tcW w:w="1701" w:type="dxa"/>
+          </w:tcPr>
+          <w:p>
+            <w:r>
+              <w:t>Order History</w:t>
+            </w:r>
+          </w:p>
+        </w:tc>
+        <w:tc>
+          <w:tcPr>
+            <w:tcW w:w="2268" w:type="dxa"/>
+          </w:tcPr>
+          <w:p>
+            <w:r>
+              <w:t>Black box, Functionality testing,</w:t>
+            </w:r>
+            <w:r>
+              <w:t xml:space="preserve"> </w:t>
+            </w:r>
+            <w:r>
+              <w:t>integration testing</w:t>
+            </w:r>
+          </w:p>
+        </w:tc>
+        <w:tc>
+          <w:tcPr>
             <w:tcW w:w="3634" w:type="dxa"/>
           </w:tcPr>
-          <w:p/>
+          <w:p>
+            <w:r>
+              <w:t>Customer must be logged in and have at least one completed order.</w:t>
+            </w:r>
+            <w:r>
+              <w:br/>
+              <w:t xml:space="preserve">Test data: Order history should display all past orders with correct products, quantities, total price and order date. Clicking an order should show full detail. A customer should not be able to view another </w:t>
+            </w:r>
+            <w:proofErr w:type="gramStart"/>
+            <w:r>
+              <w:t>customers</w:t>
+            </w:r>
+            <w:proofErr w:type="gramEnd"/>
+            <w:r>
+              <w:t xml:space="preserve"> order history.</w:t>
+            </w:r>
+          </w:p>
         </w:tc>
       </w:tr>
     </w:tbl>
@@ -14395,10 +14713,7 @@
         <w:t xml:space="preserve">: </w:t>
       </w:r>
       <w:r>
-        <w:t>#111827</w:t>
-      </w:r>
-      <w:r>
-        <w:t xml:space="preserve"> (Cards / Surfaces, for slight elevation contrast)</w:t>
+        <w:t>#111827 (Cards / Surfaces, for slight elevation contrast)</w:t>
       </w:r>
     </w:p>
     <w:p>
@@ -14408,6 +14723,7 @@
       <w:bookmarkStart w:id="32" w:name="_Toc224235737"/>
       <w:bookmarkStart w:id="33" w:name="_Toc224631673"/>
       <w:r>
+        <w:lastRenderedPageBreak/>
         <w:t>Font</w:t>
       </w:r>
       <w:bookmarkEnd w:id="32"/>
@@ -14516,10 +14832,7 @@
         <w:t xml:space="preserve">l: </w:t>
       </w:r>
       <w:r>
-        <w:t>#E5E7EB</w:t>
-      </w:r>
-      <w:r>
-        <w:t xml:space="preserve">       </w:t>
+        <w:t xml:space="preserve">#E5E7EB       </w:t>
       </w:r>
     </w:p>
     <w:p>
@@ -14856,10 +15169,7 @@
         <w:t xml:space="preserve"> </w:t>
       </w:r>
       <w:r>
-        <w:t>#4ADE80</w:t>
-      </w:r>
-      <w:r>
-        <w:t xml:space="preserve"> </w:t>
+        <w:t xml:space="preserve">#4ADE80 </w:t>
       </w:r>
     </w:p>
     <w:p>
@@ -15004,10 +15314,7 @@
         <w:t xml:space="preserve"> </w:t>
       </w:r>
       <w:r>
-        <w:t>#F7FDF9</w:t>
-      </w:r>
-      <w:r>
-        <w:t xml:space="preserve"> (Very light green-tinted white)</w:t>
+        <w:t>#F7FDF9 (Very light green-tinted white)</w:t>
       </w:r>
     </w:p>
     <w:p>
@@ -15231,10 +15538,7 @@
         <w:t xml:space="preserve">l: </w:t>
       </w:r>
       <w:r>
-        <w:t>#111827</w:t>
-      </w:r>
-      <w:r>
-        <w:t xml:space="preserve"> For strong readability</w:t>
+        <w:t>#111827 For strong readability</w:t>
       </w:r>
     </w:p>
     <w:p>
@@ -15347,10 +15651,7 @@
         <w:t xml:space="preserve"> </w:t>
       </w:r>
       <w:r>
-        <w:t>#6B7280</w:t>
-      </w:r>
-      <w:r>
-        <w:t xml:space="preserve"> </w:t>
+        <w:t xml:space="preserve">#6B7280 </w:t>
       </w:r>
     </w:p>
     <w:p>
@@ -15490,7 +15791,6 @@
           <w:szCs w:val="28"/>
           <w14:ligatures w14:val="none"/>
         </w:rPr>
-        <w:lastRenderedPageBreak/>
         <mc:AlternateContent>
           <mc:Choice Requires="wps">
             <w:drawing>
@@ -15617,10 +15917,7 @@
         <w:t xml:space="preserve">Corners = </w:t>
       </w:r>
       <w:r>
-        <w:t>12px</w:t>
-      </w:r>
-      <w:r>
-        <w:t>. Modern, soft.</w:t>
+        <w:t>12px. Modern, soft.</w:t>
       </w:r>
     </w:p>
     <w:p>
@@ -15800,10 +16097,7 @@
         </mc:AlternateContent>
       </w:r>
       <w:r>
-        <w:t xml:space="preserve">Dark: </w:t>
-      </w:r>
-      <w:r>
-        <w:t>#111827</w:t>
+        <w:t>Dark: #111827</w:t>
       </w:r>
       <w:r>
         <w:br/>
@@ -15883,10 +16177,7 @@
       </w:r>
       <w:proofErr w:type="gramEnd"/>
       <w:r>
-        <w:t>0,0,0,0.05)</w:t>
-      </w:r>
-      <w:r>
-        <w:t>)</w:t>
+        <w:t>0,0,0,0.05))</w:t>
       </w:r>
     </w:p>
     <w:p>
@@ -15922,10 +16213,7 @@
       </w:r>
       <w:proofErr w:type="gramEnd"/>
       <w:r>
-        <w:t>34,197,94,0.15)</w:t>
-      </w:r>
-      <w:r>
-        <w:t>)</w:t>
+        <w:t>34,197,94,0.15))</w:t>
       </w:r>
     </w:p>
     <w:p>
@@ -16036,10 +16324,7 @@
         <w:t xml:space="preserve">Discounts/loyalty offers: </w:t>
       </w:r>
       <w:r>
-        <w:t>#84CC16</w:t>
-      </w:r>
-      <w:r>
-        <w:t xml:space="preserve"> Energetic Lime Green</w:t>
+        <w:t>#84CC16 Energetic Lime Green</w:t>
       </w:r>
     </w:p>
     <w:p>
@@ -16336,10 +16621,7 @@
         <w:t xml:space="preserve">Errors: </w:t>
       </w:r>
       <w:r>
-        <w:t>#EF4444</w:t>
-      </w:r>
-      <w:r>
-        <w:t xml:space="preserve"> </w:t>
+        <w:t xml:space="preserve">#EF4444 </w:t>
       </w:r>
     </w:p>
     <w:p>
@@ -17903,6 +18185,74 @@
       <w14:ligatures w14:val="standardContextual"/>
     </w:rPr>
   </w:style>
+  <w:style w:type="character" w:styleId="CommentReference">
+    <w:name w:val="annotation reference"/>
+    <w:basedOn w:val="DefaultParagraphFont"/>
+    <w:uiPriority w:val="99"/>
+    <w:semiHidden/>
+    <w:unhideWhenUsed/>
+    <w:rsid w:val="00BE6858"/>
+    <w:rPr>
+      <w:sz w:val="16"/>
+      <w:szCs w:val="16"/>
+    </w:rPr>
+  </w:style>
+  <w:style w:type="paragraph" w:styleId="CommentText">
+    <w:name w:val="annotation text"/>
+    <w:basedOn w:val="Normal"/>
+    <w:link w:val="CommentTextChar"/>
+    <w:uiPriority w:val="99"/>
+    <w:semiHidden/>
+    <w:unhideWhenUsed/>
+    <w:rsid w:val="00BE6858"/>
+    <w:pPr>
+      <w:spacing w:line="240" w:lineRule="auto"/>
+    </w:pPr>
+    <w:rPr>
+      <w:sz w:val="20"/>
+      <w:szCs w:val="20"/>
+    </w:rPr>
+  </w:style>
+  <w:style w:type="character" w:customStyle="1" w:styleId="CommentTextChar">
+    <w:name w:val="Comment Text Char"/>
+    <w:basedOn w:val="DefaultParagraphFont"/>
+    <w:link w:val="CommentText"/>
+    <w:uiPriority w:val="99"/>
+    <w:semiHidden/>
+    <w:rsid w:val="00BE6858"/>
+    <w:rPr>
+      <w:sz w:val="20"/>
+      <w:szCs w:val="20"/>
+    </w:rPr>
+  </w:style>
+  <w:style w:type="paragraph" w:styleId="CommentSubject">
+    <w:name w:val="annotation subject"/>
+    <w:basedOn w:val="CommentText"/>
+    <w:next w:val="CommentText"/>
+    <w:link w:val="CommentSubjectChar"/>
+    <w:uiPriority w:val="99"/>
+    <w:semiHidden/>
+    <w:unhideWhenUsed/>
+    <w:rsid w:val="00BE6858"/>
+    <w:rPr>
+      <w:b/>
+      <w:bCs/>
+    </w:rPr>
+  </w:style>
+  <w:style w:type="character" w:customStyle="1" w:styleId="CommentSubjectChar">
+    <w:name w:val="Comment Subject Char"/>
+    <w:basedOn w:val="CommentTextChar"/>
+    <w:link w:val="CommentSubject"/>
+    <w:uiPriority w:val="99"/>
+    <w:semiHidden/>
+    <w:rsid w:val="00BE6858"/>
+    <w:rPr>
+      <w:b/>
+      <w:bCs/>
+      <w:sz w:val="20"/>
+      <w:szCs w:val="20"/>
+    </w:rPr>
+  </w:style>
 </w:styles>
 </file>
 

--- a/Task1B_Design_722957_Adewuyi_AREAL.docx
+++ b/Task1B_Design_722957_Adewuyi_AREAL.docx
@@ -53,7 +53,7 @@
           <w:r>
             <w:fldChar w:fldCharType="separate"/>
           </w:r>
-          <w:hyperlink w:anchor="_Toc224631644" w:history="1">
+          <w:hyperlink w:anchor="_Toc224642641" w:history="1">
             <w:r>
               <w:rPr>
                 <w:rStyle w:val="Hyperlink"/>
@@ -82,7 +82,7 @@
                 <w:noProof/>
                 <w:webHidden/>
               </w:rPr>
-              <w:instrText xml:space="preserve"> PAGEREF _Toc224631644 \h </w:instrText>
+              <w:instrText xml:space="preserve"> PAGEREF _Toc224642641 \h </w:instrText>
             </w:r>
             <w:r>
               <w:rPr>
@@ -125,7 +125,7 @@
               <w:lang w:eastAsia="en-GB"/>
             </w:rPr>
           </w:pPr>
-          <w:hyperlink w:anchor="_Toc224631645" w:history="1">
+          <w:hyperlink w:anchor="_Toc224642642" w:history="1">
             <w:r>
               <w:rPr>
                 <w:rStyle w:val="Hyperlink"/>
@@ -152,7 +152,7 @@
                 <w:noProof/>
                 <w:webHidden/>
               </w:rPr>
-              <w:instrText xml:space="preserve"> PAGEREF _Toc224631645 \h </w:instrText>
+              <w:instrText xml:space="preserve"> PAGEREF _Toc224642642 \h </w:instrText>
             </w:r>
             <w:r>
               <w:rPr>
@@ -195,7 +195,7 @@
               <w:lang w:eastAsia="en-GB"/>
             </w:rPr>
           </w:pPr>
-          <w:hyperlink w:anchor="_Toc224631646" w:history="1">
+          <w:hyperlink w:anchor="_Toc224642643" w:history="1">
             <w:r>
               <w:rPr>
                 <w:rStyle w:val="Hyperlink"/>
@@ -222,7 +222,7 @@
                 <w:noProof/>
                 <w:webHidden/>
               </w:rPr>
-              <w:instrText xml:space="preserve"> PAGEREF _Toc224631646 \h </w:instrText>
+              <w:instrText xml:space="preserve"> PAGEREF _Toc224642643 \h </w:instrText>
             </w:r>
             <w:r>
               <w:rPr>
@@ -265,7 +265,7 @@
               <w:lang w:eastAsia="en-GB"/>
             </w:rPr>
           </w:pPr>
-          <w:hyperlink w:anchor="_Toc224631647" w:history="1">
+          <w:hyperlink w:anchor="_Toc224642644" w:history="1">
             <w:r>
               <w:rPr>
                 <w:rStyle w:val="Hyperlink"/>
@@ -292,7 +292,7 @@
                 <w:noProof/>
                 <w:webHidden/>
               </w:rPr>
-              <w:instrText xml:space="preserve"> PAGEREF _Toc224631647 \h </w:instrText>
+              <w:instrText xml:space="preserve"> PAGEREF _Toc224642644 \h </w:instrText>
             </w:r>
             <w:r>
               <w:rPr>
@@ -335,7 +335,7 @@
               <w:lang w:eastAsia="en-GB"/>
             </w:rPr>
           </w:pPr>
-          <w:hyperlink w:anchor="_Toc224631648" w:history="1">
+          <w:hyperlink w:anchor="_Toc224642645" w:history="1">
             <w:r>
               <w:rPr>
                 <w:rStyle w:val="Hyperlink"/>
@@ -362,7 +362,7 @@
                 <w:noProof/>
                 <w:webHidden/>
               </w:rPr>
-              <w:instrText xml:space="preserve"> PAGEREF _Toc224631648 \h </w:instrText>
+              <w:instrText xml:space="preserve"> PAGEREF _Toc224642645 \h </w:instrText>
             </w:r>
             <w:r>
               <w:rPr>
@@ -405,7 +405,7 @@
               <w:lang w:eastAsia="en-GB"/>
             </w:rPr>
           </w:pPr>
-          <w:hyperlink w:anchor="_Toc224631649" w:history="1">
+          <w:hyperlink w:anchor="_Toc224642646" w:history="1">
             <w:r>
               <w:rPr>
                 <w:rStyle w:val="Hyperlink"/>
@@ -432,7 +432,7 @@
                 <w:noProof/>
                 <w:webHidden/>
               </w:rPr>
-              <w:instrText xml:space="preserve"> PAGEREF _Toc224631649 \h </w:instrText>
+              <w:instrText xml:space="preserve"> PAGEREF _Toc224642646 \h </w:instrText>
             </w:r>
             <w:r>
               <w:rPr>
@@ -475,7 +475,7 @@
               <w:lang w:eastAsia="en-GB"/>
             </w:rPr>
           </w:pPr>
-          <w:hyperlink w:anchor="_Toc224631650" w:history="1">
+          <w:hyperlink w:anchor="_Toc224642647" w:history="1">
             <w:r>
               <w:rPr>
                 <w:rStyle w:val="Hyperlink"/>
@@ -502,7 +502,7 @@
                 <w:noProof/>
                 <w:webHidden/>
               </w:rPr>
-              <w:instrText xml:space="preserve"> PAGEREF _Toc224631650 \h </w:instrText>
+              <w:instrText xml:space="preserve"> PAGEREF _Toc224642647 \h </w:instrText>
             </w:r>
             <w:r>
               <w:rPr>
@@ -545,7 +545,7 @@
               <w:lang w:eastAsia="en-GB"/>
             </w:rPr>
           </w:pPr>
-          <w:hyperlink w:anchor="_Toc224631651" w:history="1">
+          <w:hyperlink w:anchor="_Toc224642648" w:history="1">
             <w:r>
               <w:rPr>
                 <w:rStyle w:val="Hyperlink"/>
@@ -572,7 +572,7 @@
                 <w:noProof/>
                 <w:webHidden/>
               </w:rPr>
-              <w:instrText xml:space="preserve"> PAGEREF _Toc224631651 \h </w:instrText>
+              <w:instrText xml:space="preserve"> PAGEREF _Toc224642648 \h </w:instrText>
             </w:r>
             <w:r>
               <w:rPr>
@@ -615,7 +615,7 @@
               <w:lang w:eastAsia="en-GB"/>
             </w:rPr>
           </w:pPr>
-          <w:hyperlink w:anchor="_Toc224631652" w:history="1">
+          <w:hyperlink w:anchor="_Toc224642649" w:history="1">
             <w:r>
               <w:rPr>
                 <w:rStyle w:val="Hyperlink"/>
@@ -643,7 +643,7 @@
                 <w:noProof/>
                 <w:webHidden/>
               </w:rPr>
-              <w:instrText xml:space="preserve"> PAGEREF _Toc224631652 \h </w:instrText>
+              <w:instrText xml:space="preserve"> PAGEREF _Toc224642649 \h </w:instrText>
             </w:r>
             <w:r>
               <w:rPr>
@@ -686,7 +686,7 @@
               <w:lang w:eastAsia="en-GB"/>
             </w:rPr>
           </w:pPr>
-          <w:hyperlink w:anchor="_Toc224631653" w:history="1">
+          <w:hyperlink w:anchor="_Toc224642650" w:history="1">
             <w:r>
               <w:rPr>
                 <w:rStyle w:val="Hyperlink"/>
@@ -714,7 +714,7 @@
                 <w:noProof/>
                 <w:webHidden/>
               </w:rPr>
-              <w:instrText xml:space="preserve"> PAGEREF _Toc224631653 \h </w:instrText>
+              <w:instrText xml:space="preserve"> PAGEREF _Toc224642650 \h </w:instrText>
             </w:r>
             <w:r>
               <w:rPr>
@@ -757,7 +757,7 @@
               <w:lang w:eastAsia="en-GB"/>
             </w:rPr>
           </w:pPr>
-          <w:hyperlink w:anchor="_Toc224631654" w:history="1">
+          <w:hyperlink w:anchor="_Toc224642651" w:history="1">
             <w:r>
               <w:rPr>
                 <w:rStyle w:val="Hyperlink"/>
@@ -785,7 +785,7 @@
                 <w:noProof/>
                 <w:webHidden/>
               </w:rPr>
-              <w:instrText xml:space="preserve"> PAGEREF _Toc224631654 \h </w:instrText>
+              <w:instrText xml:space="preserve"> PAGEREF _Toc224642651 \h </w:instrText>
             </w:r>
             <w:r>
               <w:rPr>
@@ -828,7 +828,7 @@
               <w:lang w:eastAsia="en-GB"/>
             </w:rPr>
           </w:pPr>
-          <w:hyperlink w:anchor="_Toc224631655" w:history="1">
+          <w:hyperlink w:anchor="_Toc224642652" w:history="1">
             <w:r>
               <w:rPr>
                 <w:rStyle w:val="Hyperlink"/>
@@ -856,7 +856,7 @@
                 <w:noProof/>
                 <w:webHidden/>
               </w:rPr>
-              <w:instrText xml:space="preserve"> PAGEREF _Toc224631655 \h </w:instrText>
+              <w:instrText xml:space="preserve"> PAGEREF _Toc224642652 \h </w:instrText>
             </w:r>
             <w:r>
               <w:rPr>
@@ -899,7 +899,7 @@
               <w:lang w:eastAsia="en-GB"/>
             </w:rPr>
           </w:pPr>
-          <w:hyperlink w:anchor="_Toc224631656" w:history="1">
+          <w:hyperlink w:anchor="_Toc224642653" w:history="1">
             <w:r>
               <w:rPr>
                 <w:rStyle w:val="Hyperlink"/>
@@ -927,7 +927,7 @@
                 <w:noProof/>
                 <w:webHidden/>
               </w:rPr>
-              <w:instrText xml:space="preserve"> PAGEREF _Toc224631656 \h </w:instrText>
+              <w:instrText xml:space="preserve"> PAGEREF _Toc224642653 \h </w:instrText>
             </w:r>
             <w:r>
               <w:rPr>
@@ -970,7 +970,7 @@
               <w:lang w:eastAsia="en-GB"/>
             </w:rPr>
           </w:pPr>
-          <w:hyperlink w:anchor="_Toc224631657" w:history="1">
+          <w:hyperlink w:anchor="_Toc224642654" w:history="1">
             <w:r>
               <w:rPr>
                 <w:rStyle w:val="Hyperlink"/>
@@ -998,7 +998,7 @@
                 <w:noProof/>
                 <w:webHidden/>
               </w:rPr>
-              <w:instrText xml:space="preserve"> PAGEREF _Toc224631657 \h </w:instrText>
+              <w:instrText xml:space="preserve"> PAGEREF _Toc224642654 \h </w:instrText>
             </w:r>
             <w:r>
               <w:rPr>
@@ -1041,7 +1041,7 @@
               <w:lang w:eastAsia="en-GB"/>
             </w:rPr>
           </w:pPr>
-          <w:hyperlink w:anchor="_Toc224631658" w:history="1">
+          <w:hyperlink w:anchor="_Toc224642655" w:history="1">
             <w:r>
               <w:rPr>
                 <w:rStyle w:val="Hyperlink"/>
@@ -1069,7 +1069,7 @@
                 <w:noProof/>
                 <w:webHidden/>
               </w:rPr>
-              <w:instrText xml:space="preserve"> PAGEREF _Toc224631658 \h </w:instrText>
+              <w:instrText xml:space="preserve"> PAGEREF _Toc224642655 \h </w:instrText>
             </w:r>
             <w:r>
               <w:rPr>
@@ -1112,7 +1112,7 @@
               <w:lang w:eastAsia="en-GB"/>
             </w:rPr>
           </w:pPr>
-          <w:hyperlink w:anchor="_Toc224631659" w:history="1">
+          <w:hyperlink w:anchor="_Toc224642656" w:history="1">
             <w:r>
               <w:rPr>
                 <w:rStyle w:val="Hyperlink"/>
@@ -1140,7 +1140,7 @@
                 <w:noProof/>
                 <w:webHidden/>
               </w:rPr>
-              <w:instrText xml:space="preserve"> PAGEREF _Toc224631659 \h </w:instrText>
+              <w:instrText xml:space="preserve"> PAGEREF _Toc224642656 \h </w:instrText>
             </w:r>
             <w:r>
               <w:rPr>
@@ -1183,7 +1183,7 @@
               <w:lang w:eastAsia="en-GB"/>
             </w:rPr>
           </w:pPr>
-          <w:hyperlink w:anchor="_Toc224631660" w:history="1">
+          <w:hyperlink w:anchor="_Toc224642657" w:history="1">
             <w:r>
               <w:rPr>
                 <w:rStyle w:val="Hyperlink"/>
@@ -1211,7 +1211,7 @@
                 <w:noProof/>
                 <w:webHidden/>
               </w:rPr>
-              <w:instrText xml:space="preserve"> PAGEREF _Toc224631660 \h </w:instrText>
+              <w:instrText xml:space="preserve"> PAGEREF _Toc224642657 \h </w:instrText>
             </w:r>
             <w:r>
               <w:rPr>
@@ -1254,7 +1254,7 @@
               <w:lang w:eastAsia="en-GB"/>
             </w:rPr>
           </w:pPr>
-          <w:hyperlink w:anchor="_Toc224631661" w:history="1">
+          <w:hyperlink w:anchor="_Toc224642658" w:history="1">
             <w:r>
               <w:rPr>
                 <w:rStyle w:val="Hyperlink"/>
@@ -1282,7 +1282,7 @@
                 <w:noProof/>
                 <w:webHidden/>
               </w:rPr>
-              <w:instrText xml:space="preserve"> PAGEREF _Toc224631661 \h </w:instrText>
+              <w:instrText xml:space="preserve"> PAGEREF _Toc224642658 \h </w:instrText>
             </w:r>
             <w:r>
               <w:rPr>
@@ -1325,7 +1325,7 @@
               <w:lang w:eastAsia="en-GB"/>
             </w:rPr>
           </w:pPr>
-          <w:hyperlink w:anchor="_Toc224631662" w:history="1">
+          <w:hyperlink w:anchor="_Toc224642659" w:history="1">
             <w:r>
               <w:rPr>
                 <w:rStyle w:val="Hyperlink"/>
@@ -1353,7 +1353,7 @@
                 <w:noProof/>
                 <w:webHidden/>
               </w:rPr>
-              <w:instrText xml:space="preserve"> PAGEREF _Toc224631662 \h </w:instrText>
+              <w:instrText xml:space="preserve"> PAGEREF _Toc224642659 \h </w:instrText>
             </w:r>
             <w:r>
               <w:rPr>
@@ -1373,7 +1373,7 @@
                 <w:noProof/>
                 <w:webHidden/>
               </w:rPr>
-              <w:t>12</w:t>
+              <w:t>13</w:t>
             </w:r>
             <w:r>
               <w:rPr>
@@ -1396,7 +1396,7 @@
               <w:lang w:eastAsia="en-GB"/>
             </w:rPr>
           </w:pPr>
-          <w:hyperlink w:anchor="_Toc224631663" w:history="1">
+          <w:hyperlink w:anchor="_Toc224642660" w:history="1">
             <w:r>
               <w:rPr>
                 <w:rStyle w:val="Hyperlink"/>
@@ -1424,7 +1424,7 @@
                 <w:noProof/>
                 <w:webHidden/>
               </w:rPr>
-              <w:instrText xml:space="preserve"> PAGEREF _Toc224631663 \h </w:instrText>
+              <w:instrText xml:space="preserve"> PAGEREF _Toc224642660 \h </w:instrText>
             </w:r>
             <w:r>
               <w:rPr>
@@ -1467,7 +1467,7 @@
               <w:lang w:eastAsia="en-GB"/>
             </w:rPr>
           </w:pPr>
-          <w:hyperlink w:anchor="_Toc224631664" w:history="1">
+          <w:hyperlink w:anchor="_Toc224642661" w:history="1">
             <w:r>
               <w:rPr>
                 <w:rStyle w:val="Hyperlink"/>
@@ -1495,7 +1495,7 @@
                 <w:noProof/>
                 <w:webHidden/>
               </w:rPr>
-              <w:instrText xml:space="preserve"> PAGEREF _Toc224631664 \h </w:instrText>
+              <w:instrText xml:space="preserve"> PAGEREF _Toc224642661 \h </w:instrText>
             </w:r>
             <w:r>
               <w:rPr>
@@ -1538,7 +1538,7 @@
               <w:lang w:eastAsia="en-GB"/>
             </w:rPr>
           </w:pPr>
-          <w:hyperlink w:anchor="_Toc224631665" w:history="1">
+          <w:hyperlink w:anchor="_Toc224642662" w:history="1">
             <w:r>
               <w:rPr>
                 <w:rStyle w:val="Hyperlink"/>
@@ -1566,7 +1566,7 @@
                 <w:noProof/>
                 <w:webHidden/>
               </w:rPr>
-              <w:instrText xml:space="preserve"> PAGEREF _Toc224631665 \h </w:instrText>
+              <w:instrText xml:space="preserve"> PAGEREF _Toc224642662 \h </w:instrText>
             </w:r>
             <w:r>
               <w:rPr>
@@ -1609,7 +1609,7 @@
               <w:lang w:eastAsia="en-GB"/>
             </w:rPr>
           </w:pPr>
-          <w:hyperlink w:anchor="_Toc224631666" w:history="1">
+          <w:hyperlink w:anchor="_Toc224642663" w:history="1">
             <w:r>
               <w:rPr>
                 <w:rStyle w:val="Hyperlink"/>
@@ -1637,7 +1637,7 @@
                 <w:noProof/>
                 <w:webHidden/>
               </w:rPr>
-              <w:instrText xml:space="preserve"> PAGEREF _Toc224631666 \h </w:instrText>
+              <w:instrText xml:space="preserve"> PAGEREF _Toc224642663 \h </w:instrText>
             </w:r>
             <w:r>
               <w:rPr>
@@ -1657,7 +1657,7 @@
                 <w:noProof/>
                 <w:webHidden/>
               </w:rPr>
-              <w:t>13</w:t>
+              <w:t>14</w:t>
             </w:r>
             <w:r>
               <w:rPr>
@@ -1680,7 +1680,7 @@
               <w:lang w:eastAsia="en-GB"/>
             </w:rPr>
           </w:pPr>
-          <w:hyperlink w:anchor="_Toc224631667" w:history="1">
+          <w:hyperlink w:anchor="_Toc224642664" w:history="1">
             <w:r>
               <w:rPr>
                 <w:rStyle w:val="Hyperlink"/>
@@ -1708,7 +1708,7 @@
                 <w:noProof/>
                 <w:webHidden/>
               </w:rPr>
-              <w:instrText xml:space="preserve"> PAGEREF _Toc224631667 \h </w:instrText>
+              <w:instrText xml:space="preserve"> PAGEREF _Toc224642664 \h </w:instrText>
             </w:r>
             <w:r>
               <w:rPr>
@@ -1751,7 +1751,7 @@
               <w:lang w:eastAsia="en-GB"/>
             </w:rPr>
           </w:pPr>
-          <w:hyperlink w:anchor="_Toc224631668" w:history="1">
+          <w:hyperlink w:anchor="_Toc224642665" w:history="1">
             <w:r>
               <w:rPr>
                 <w:rStyle w:val="Hyperlink"/>
@@ -1778,7 +1778,7 @@
                 <w:noProof/>
                 <w:webHidden/>
               </w:rPr>
-              <w:instrText xml:space="preserve"> PAGEREF _Toc224631668 \h </w:instrText>
+              <w:instrText xml:space="preserve"> PAGEREF _Toc224642665 \h </w:instrText>
             </w:r>
             <w:r>
               <w:rPr>
@@ -1821,7 +1821,7 @@
               <w:lang w:eastAsia="en-GB"/>
             </w:rPr>
           </w:pPr>
-          <w:hyperlink w:anchor="_Toc224631669" w:history="1">
+          <w:hyperlink w:anchor="_Toc224642666" w:history="1">
             <w:r>
               <w:rPr>
                 <w:rStyle w:val="Hyperlink"/>
@@ -1848,7 +1848,7 @@
                 <w:noProof/>
                 <w:webHidden/>
               </w:rPr>
-              <w:instrText xml:space="preserve"> PAGEREF _Toc224631669 \h </w:instrText>
+              <w:instrText xml:space="preserve"> PAGEREF _Toc224642666 \h </w:instrText>
             </w:r>
             <w:r>
               <w:rPr>
@@ -1891,7 +1891,7 @@
               <w:lang w:eastAsia="en-GB"/>
             </w:rPr>
           </w:pPr>
-          <w:hyperlink w:anchor="_Toc224631670" w:history="1">
+          <w:hyperlink w:anchor="_Toc224642667" w:history="1">
             <w:r>
               <w:rPr>
                 <w:rStyle w:val="Hyperlink"/>
@@ -1918,7 +1918,7 @@
                 <w:noProof/>
                 <w:webHidden/>
               </w:rPr>
-              <w:instrText xml:space="preserve"> PAGEREF _Toc224631670 \h </w:instrText>
+              <w:instrText xml:space="preserve"> PAGEREF _Toc224642667 \h </w:instrText>
             </w:r>
             <w:r>
               <w:rPr>
@@ -1938,7 +1938,7 @@
                 <w:noProof/>
                 <w:webHidden/>
               </w:rPr>
-              <w:t>20</w:t>
+              <w:t>19</w:t>
             </w:r>
             <w:r>
               <w:rPr>
@@ -1961,7 +1961,7 @@
               <w:lang w:eastAsia="en-GB"/>
             </w:rPr>
           </w:pPr>
-          <w:hyperlink w:anchor="_Toc224631671" w:history="1">
+          <w:hyperlink w:anchor="_Toc224642668" w:history="1">
             <w:r>
               <w:rPr>
                 <w:rStyle w:val="Hyperlink"/>
@@ -1988,7 +1988,7 @@
                 <w:noProof/>
                 <w:webHidden/>
               </w:rPr>
-              <w:instrText xml:space="preserve"> PAGEREF _Toc224631671 \h </w:instrText>
+              <w:instrText xml:space="preserve"> PAGEREF _Toc224642668 \h </w:instrText>
             </w:r>
             <w:r>
               <w:rPr>
@@ -2008,7 +2008,7 @@
                 <w:noProof/>
                 <w:webHidden/>
               </w:rPr>
-              <w:t>20</w:t>
+              <w:t>19</w:t>
             </w:r>
             <w:r>
               <w:rPr>
@@ -2031,7 +2031,7 @@
               <w:lang w:eastAsia="en-GB"/>
             </w:rPr>
           </w:pPr>
-          <w:hyperlink w:anchor="_Toc224631672" w:history="1">
+          <w:hyperlink w:anchor="_Toc224642669" w:history="1">
             <w:r>
               <w:rPr>
                 <w:rStyle w:val="Hyperlink"/>
@@ -2058,7 +2058,7 @@
                 <w:noProof/>
                 <w:webHidden/>
               </w:rPr>
-              <w:instrText xml:space="preserve"> PAGEREF _Toc224631672 \h </w:instrText>
+              <w:instrText xml:space="preserve"> PAGEREF _Toc224642669 \h </w:instrText>
             </w:r>
             <w:r>
               <w:rPr>
@@ -2078,7 +2078,7 @@
                 <w:noProof/>
                 <w:webHidden/>
               </w:rPr>
-              <w:t>20</w:t>
+              <w:t>19</w:t>
             </w:r>
             <w:r>
               <w:rPr>
@@ -2101,7 +2101,7 @@
               <w:lang w:eastAsia="en-GB"/>
             </w:rPr>
           </w:pPr>
-          <w:hyperlink w:anchor="_Toc224631673" w:history="1">
+          <w:hyperlink w:anchor="_Toc224642670" w:history="1">
             <w:r>
               <w:rPr>
                 <w:rStyle w:val="Hyperlink"/>
@@ -2128,7 +2128,7 @@
                 <w:noProof/>
                 <w:webHidden/>
               </w:rPr>
-              <w:instrText xml:space="preserve"> PAGEREF _Toc224631673 \h </w:instrText>
+              <w:instrText xml:space="preserve"> PAGEREF _Toc224642670 \h </w:instrText>
             </w:r>
             <w:r>
               <w:rPr>
@@ -2171,7 +2171,7 @@
               <w:lang w:eastAsia="en-GB"/>
             </w:rPr>
           </w:pPr>
-          <w:hyperlink w:anchor="_Toc224631674" w:history="1">
+          <w:hyperlink w:anchor="_Toc224642671" w:history="1">
             <w:r>
               <w:rPr>
                 <w:rStyle w:val="Hyperlink"/>
@@ -2198,7 +2198,7 @@
                 <w:noProof/>
                 <w:webHidden/>
               </w:rPr>
-              <w:instrText xml:space="preserve"> PAGEREF _Toc224631674 \h </w:instrText>
+              <w:instrText xml:space="preserve"> PAGEREF _Toc224642671 \h </w:instrText>
             </w:r>
             <w:r>
               <w:rPr>
@@ -2241,7 +2241,7 @@
               <w:lang w:eastAsia="en-GB"/>
             </w:rPr>
           </w:pPr>
-          <w:hyperlink w:anchor="_Toc224631675" w:history="1">
+          <w:hyperlink w:anchor="_Toc224642672" w:history="1">
             <w:r>
               <w:rPr>
                 <w:rStyle w:val="Hyperlink"/>
@@ -2268,7 +2268,7 @@
                 <w:noProof/>
                 <w:webHidden/>
               </w:rPr>
-              <w:instrText xml:space="preserve"> PAGEREF _Toc224631675 \h </w:instrText>
+              <w:instrText xml:space="preserve"> PAGEREF _Toc224642672 \h </w:instrText>
             </w:r>
             <w:r>
               <w:rPr>
@@ -2288,7 +2288,7 @@
                 <w:noProof/>
                 <w:webHidden/>
               </w:rPr>
-              <w:t>21</w:t>
+              <w:t>20</w:t>
             </w:r>
             <w:r>
               <w:rPr>
@@ -2311,7 +2311,7 @@
               <w:lang w:eastAsia="en-GB"/>
             </w:rPr>
           </w:pPr>
-          <w:hyperlink w:anchor="_Toc224631676" w:history="1">
+          <w:hyperlink w:anchor="_Toc224642673" w:history="1">
             <w:r>
               <w:rPr>
                 <w:rStyle w:val="Hyperlink"/>
@@ -2338,7 +2338,7 @@
                 <w:noProof/>
                 <w:webHidden/>
               </w:rPr>
-              <w:instrText xml:space="preserve"> PAGEREF _Toc224631676 \h </w:instrText>
+              <w:instrText xml:space="preserve"> PAGEREF _Toc224642673 \h </w:instrText>
             </w:r>
             <w:r>
               <w:rPr>
@@ -2358,7 +2358,7 @@
                 <w:noProof/>
                 <w:webHidden/>
               </w:rPr>
-              <w:t>21</w:t>
+              <w:t>20</w:t>
             </w:r>
             <w:r>
               <w:rPr>
@@ -2381,7 +2381,7 @@
               <w:lang w:eastAsia="en-GB"/>
             </w:rPr>
           </w:pPr>
-          <w:hyperlink w:anchor="_Toc224631677" w:history="1">
+          <w:hyperlink w:anchor="_Toc224642674" w:history="1">
             <w:r>
               <w:rPr>
                 <w:rStyle w:val="Hyperlink"/>
@@ -2408,7 +2408,7 @@
                 <w:noProof/>
                 <w:webHidden/>
               </w:rPr>
-              <w:instrText xml:space="preserve"> PAGEREF _Toc224631677 \h </w:instrText>
+              <w:instrText xml:space="preserve"> PAGEREF _Toc224642674 \h </w:instrText>
             </w:r>
             <w:r>
               <w:rPr>
@@ -2428,7 +2428,7 @@
                 <w:noProof/>
                 <w:webHidden/>
               </w:rPr>
-              <w:t>21</w:t>
+              <w:t>20</w:t>
             </w:r>
             <w:r>
               <w:rPr>
@@ -2451,7 +2451,7 @@
               <w:lang w:eastAsia="en-GB"/>
             </w:rPr>
           </w:pPr>
-          <w:hyperlink w:anchor="_Toc224631678" w:history="1">
+          <w:hyperlink w:anchor="_Toc224642675" w:history="1">
             <w:r>
               <w:rPr>
                 <w:rStyle w:val="Hyperlink"/>
@@ -2478,7 +2478,7 @@
                 <w:noProof/>
                 <w:webHidden/>
               </w:rPr>
-              <w:instrText xml:space="preserve"> PAGEREF _Toc224631678 \h </w:instrText>
+              <w:instrText xml:space="preserve"> PAGEREF _Toc224642675 \h </w:instrText>
             </w:r>
             <w:r>
               <w:rPr>
@@ -2498,7 +2498,7 @@
                 <w:noProof/>
                 <w:webHidden/>
               </w:rPr>
-              <w:t>21</w:t>
+              <w:t>20</w:t>
             </w:r>
             <w:r>
               <w:rPr>
@@ -2521,7 +2521,7 @@
               <w:lang w:eastAsia="en-GB"/>
             </w:rPr>
           </w:pPr>
-          <w:hyperlink w:anchor="_Toc224631679" w:history="1">
+          <w:hyperlink w:anchor="_Toc224642676" w:history="1">
             <w:r>
               <w:rPr>
                 <w:rStyle w:val="Hyperlink"/>
@@ -2548,7 +2548,7 @@
                 <w:noProof/>
                 <w:webHidden/>
               </w:rPr>
-              <w:instrText xml:space="preserve"> PAGEREF _Toc224631679 \h </w:instrText>
+              <w:instrText xml:space="preserve"> PAGEREF _Toc224642676 \h </w:instrText>
             </w:r>
             <w:r>
               <w:rPr>
@@ -2568,7 +2568,7 @@
                 <w:noProof/>
                 <w:webHidden/>
               </w:rPr>
-              <w:t>21</w:t>
+              <w:t>20</w:t>
             </w:r>
             <w:r>
               <w:rPr>
@@ -2591,7 +2591,7 @@
               <w:lang w:eastAsia="en-GB"/>
             </w:rPr>
           </w:pPr>
-          <w:hyperlink w:anchor="_Toc224631680" w:history="1">
+          <w:hyperlink w:anchor="_Toc224642677" w:history="1">
             <w:r>
               <w:rPr>
                 <w:rStyle w:val="Hyperlink"/>
@@ -2618,7 +2618,7 @@
                 <w:noProof/>
                 <w:webHidden/>
               </w:rPr>
-              <w:instrText xml:space="preserve"> PAGEREF _Toc224631680 \h </w:instrText>
+              <w:instrText xml:space="preserve"> PAGEREF _Toc224642677 \h </w:instrText>
             </w:r>
             <w:r>
               <w:rPr>
@@ -2638,7 +2638,7 @@
                 <w:noProof/>
                 <w:webHidden/>
               </w:rPr>
-              <w:t>21</w:t>
+              <w:t>20</w:t>
             </w:r>
             <w:r>
               <w:rPr>
@@ -2675,7 +2675,7 @@
           <w:bCs/>
         </w:rPr>
       </w:pPr>
-      <w:bookmarkStart w:id="0" w:name="_Toc224631644"/>
+      <w:bookmarkStart w:id="0" w:name="_Toc224642641"/>
       <w:r>
         <w:rPr>
           <w:b/>
@@ -2703,7 +2703,7 @@
       <w:pPr>
         <w:pStyle w:val="Heading2"/>
       </w:pPr>
-      <w:bookmarkStart w:id="1" w:name="_Toc224631645"/>
+      <w:bookmarkStart w:id="1" w:name="_Toc224642642"/>
       <w:r>
         <w:t>Log In Function</w:t>
       </w:r>
@@ -2781,7 +2781,7 @@
       <w:pPr>
         <w:pStyle w:val="Heading2"/>
       </w:pPr>
-      <w:bookmarkStart w:id="2" w:name="_Toc224631646"/>
+      <w:bookmarkStart w:id="2" w:name="_Toc224642643"/>
       <w:r>
         <w:t>Register Function</w:t>
       </w:r>
@@ -2839,7 +2839,7 @@
       <w:pPr>
         <w:pStyle w:val="Heading2"/>
       </w:pPr>
-      <w:bookmarkStart w:id="3" w:name="_Toc224631647"/>
+      <w:bookmarkStart w:id="3" w:name="_Toc224642644"/>
       <w:r>
         <w:lastRenderedPageBreak/>
         <w:t>Add Item to basket</w:t>
@@ -2911,7 +2911,7 @@
       <w:pPr>
         <w:pStyle w:val="Heading2"/>
       </w:pPr>
-      <w:bookmarkStart w:id="4" w:name="_Toc224631648"/>
+      <w:bookmarkStart w:id="4" w:name="_Toc224642645"/>
       <w:r>
         <w:lastRenderedPageBreak/>
         <w:t>Create an Order</w:t>
@@ -2972,7 +2972,7 @@
       <w:pPr>
         <w:pStyle w:val="Heading2"/>
       </w:pPr>
-      <w:bookmarkStart w:id="5" w:name="_Toc224631649"/>
+      <w:bookmarkStart w:id="5" w:name="_Toc224642646"/>
       <w:r>
         <w:lastRenderedPageBreak/>
         <w:t>Updating Products</w:t>
@@ -3034,7 +3034,7 @@
       <w:pPr>
         <w:pStyle w:val="Heading1"/>
       </w:pPr>
-      <w:bookmarkStart w:id="6" w:name="_Toc224631650"/>
+      <w:bookmarkStart w:id="6" w:name="_Toc224642647"/>
       <w:r>
         <w:lastRenderedPageBreak/>
         <w:t>Database Design</w:t>
@@ -3101,7 +3101,7 @@
       <w:pPr>
         <w:pStyle w:val="Heading2"/>
       </w:pPr>
-      <w:bookmarkStart w:id="7" w:name="_Toc224631651"/>
+      <w:bookmarkStart w:id="7" w:name="_Toc224642648"/>
       <w:r>
         <w:lastRenderedPageBreak/>
         <w:t>Data Dictionaries</w:t>
@@ -3112,7 +3112,7 @@
       <w:pPr>
         <w:pStyle w:val="Heading3"/>
       </w:pPr>
-      <w:bookmarkStart w:id="8" w:name="_Toc224631652"/>
+      <w:bookmarkStart w:id="8" w:name="_Toc224642649"/>
       <w:proofErr w:type="spellStart"/>
       <w:r>
         <w:rPr>
@@ -4678,7 +4678,7 @@
       <w:pPr>
         <w:pStyle w:val="Heading3"/>
       </w:pPr>
-      <w:bookmarkStart w:id="9" w:name="_Toc224631653"/>
+      <w:bookmarkStart w:id="9" w:name="_Toc224642650"/>
       <w:proofErr w:type="spellStart"/>
       <w:r>
         <w:rPr>
@@ -5196,7 +5196,7 @@
       <w:pPr>
         <w:pStyle w:val="Heading3"/>
       </w:pPr>
-      <w:bookmarkStart w:id="10" w:name="_Toc224631654"/>
+      <w:bookmarkStart w:id="10" w:name="_Toc224642651"/>
       <w:proofErr w:type="spellStart"/>
       <w:r>
         <w:rPr>
@@ -5638,7 +5638,7 @@
       <w:pPr>
         <w:pStyle w:val="Heading3"/>
       </w:pPr>
-      <w:bookmarkStart w:id="11" w:name="_Toc224631655"/>
+      <w:bookmarkStart w:id="11" w:name="_Toc224642652"/>
       <w:proofErr w:type="spellStart"/>
       <w:r>
         <w:rPr>
@@ -6165,7 +6165,7 @@
       <w:pPr>
         <w:pStyle w:val="Heading3"/>
       </w:pPr>
-      <w:bookmarkStart w:id="12" w:name="_Toc224631656"/>
+      <w:bookmarkStart w:id="12" w:name="_Toc224642653"/>
       <w:proofErr w:type="spellStart"/>
       <w:r>
         <w:rPr>
@@ -6691,7 +6691,7 @@
       <w:pPr>
         <w:pStyle w:val="Heading3"/>
       </w:pPr>
-      <w:bookmarkStart w:id="13" w:name="_Toc224631657"/>
+      <w:bookmarkStart w:id="13" w:name="_Toc224642654"/>
       <w:proofErr w:type="spellStart"/>
       <w:r>
         <w:rPr>
@@ -7217,7 +7217,7 @@
       <w:pPr>
         <w:pStyle w:val="Heading3"/>
       </w:pPr>
-      <w:bookmarkStart w:id="14" w:name="_Toc224631658"/>
+      <w:bookmarkStart w:id="14" w:name="_Toc224642655"/>
       <w:proofErr w:type="spellStart"/>
       <w:r>
         <w:rPr>
@@ -7743,7 +7743,7 @@
       <w:pPr>
         <w:pStyle w:val="Heading3"/>
       </w:pPr>
-      <w:bookmarkStart w:id="15" w:name="_Toc224631659"/>
+      <w:bookmarkStart w:id="15" w:name="_Toc224642656"/>
       <w:r>
         <w:rPr>
           <w:rFonts w:eastAsia="Arial"/>
@@ -8363,7 +8363,7 @@
       <w:pPr>
         <w:pStyle w:val="Heading3"/>
       </w:pPr>
-      <w:bookmarkStart w:id="16" w:name="_Toc224631660"/>
+      <w:bookmarkStart w:id="16" w:name="_Toc224642657"/>
       <w:r>
         <w:rPr>
           <w:rFonts w:eastAsia="Arial"/>
@@ -9131,7 +9131,7 @@
       <w:pPr>
         <w:pStyle w:val="Heading3"/>
       </w:pPr>
-      <w:bookmarkStart w:id="17" w:name="_Toc224631661"/>
+      <w:bookmarkStart w:id="17" w:name="_Toc224642658"/>
       <w:r>
         <w:rPr>
           <w:rFonts w:eastAsia="Arial"/>
@@ -10339,7 +10339,7 @@
       <w:pPr>
         <w:pStyle w:val="Heading3"/>
       </w:pPr>
-      <w:bookmarkStart w:id="18" w:name="_Toc224631662"/>
+      <w:bookmarkStart w:id="18" w:name="_Toc224642659"/>
       <w:proofErr w:type="spellStart"/>
       <w:r>
         <w:rPr>
@@ -10882,7 +10882,7 @@
       <w:pPr>
         <w:pStyle w:val="Heading3"/>
       </w:pPr>
-      <w:bookmarkStart w:id="19" w:name="_Toc224631663"/>
+      <w:bookmarkStart w:id="19" w:name="_Toc224642660"/>
       <w:r>
         <w:rPr>
           <w:rFonts w:eastAsia="Arial"/>
@@ -11219,7 +11219,7 @@
       <w:pPr>
         <w:pStyle w:val="Heading3"/>
       </w:pPr>
-      <w:bookmarkStart w:id="20" w:name="_Toc224631664"/>
+      <w:bookmarkStart w:id="20" w:name="_Toc224642661"/>
       <w:proofErr w:type="spellStart"/>
       <w:r>
         <w:rPr>
@@ -11761,7 +11761,7 @@
       <w:pPr>
         <w:pStyle w:val="Heading3"/>
       </w:pPr>
-      <w:bookmarkStart w:id="21" w:name="_Toc224631665"/>
+      <w:bookmarkStart w:id="21" w:name="_Toc224642662"/>
       <w:r>
         <w:rPr>
           <w:rFonts w:eastAsia="Arial"/>
@@ -12187,7 +12187,7 @@
       <w:pPr>
         <w:pStyle w:val="Heading3"/>
       </w:pPr>
-      <w:bookmarkStart w:id="22" w:name="_Toc224631666"/>
+      <w:bookmarkStart w:id="22" w:name="_Toc224642663"/>
       <w:proofErr w:type="spellStart"/>
       <w:r>
         <w:rPr>
@@ -12630,7 +12630,7 @@
       <w:pPr>
         <w:pStyle w:val="Heading3"/>
       </w:pPr>
-      <w:bookmarkStart w:id="23" w:name="_Toc224631667"/>
+      <w:bookmarkStart w:id="23" w:name="_Toc224642664"/>
       <w:proofErr w:type="spellStart"/>
       <w:r>
         <w:rPr>
@@ -13171,7 +13171,7 @@
       <w:pPr>
         <w:pStyle w:val="Heading1"/>
       </w:pPr>
-      <w:bookmarkStart w:id="24" w:name="_Toc224631668"/>
+      <w:bookmarkStart w:id="24" w:name="_Toc224642665"/>
       <w:r>
         <w:t>Site map</w:t>
       </w:r>
@@ -13223,7 +13223,7 @@
       <w:pPr>
         <w:pStyle w:val="Heading1"/>
       </w:pPr>
-      <w:bookmarkStart w:id="25" w:name="_Toc224631669"/>
+      <w:bookmarkStart w:id="25" w:name="_Toc224642666"/>
       <w:r>
         <w:t>Test Strategy</w:t>
       </w:r>
@@ -14403,13 +14403,7 @@
           </w:tcPr>
           <w:p>
             <w:r>
-              <w:t>Black box, Functionality testing,</w:t>
-            </w:r>
-            <w:r>
-              <w:t xml:space="preserve"> </w:t>
-            </w:r>
-            <w:r>
-              <w:t>integration testing</w:t>
+              <w:t>Black box, Functionality testing, integration testing</w:t>
             </w:r>
           </w:p>
         </w:tc>
@@ -14442,7 +14436,7 @@
         <w:pStyle w:val="Heading1"/>
       </w:pPr>
       <w:bookmarkStart w:id="26" w:name="_Toc224235734"/>
-      <w:bookmarkStart w:id="27" w:name="_Toc224631670"/>
+      <w:bookmarkStart w:id="27" w:name="_Toc224642667"/>
       <w:r>
         <w:t>Styles</w:t>
       </w:r>
@@ -14467,7 +14461,7 @@
         <w:pStyle w:val="Heading2"/>
       </w:pPr>
       <w:bookmarkStart w:id="28" w:name="_Toc224235735"/>
-      <w:bookmarkStart w:id="29" w:name="_Toc224631671"/>
+      <w:bookmarkStart w:id="29" w:name="_Toc224642668"/>
       <w:r>
         <w:t>Dark Mode</w:t>
       </w:r>
@@ -14479,7 +14473,7 @@
         <w:pStyle w:val="Heading3"/>
       </w:pPr>
       <w:bookmarkStart w:id="30" w:name="_Toc224235736"/>
-      <w:bookmarkStart w:id="31" w:name="_Toc224631672"/>
+      <w:bookmarkStart w:id="31" w:name="_Toc224642669"/>
       <w:r>
         <w:t>Background</w:t>
       </w:r>
@@ -14721,7 +14715,7 @@
         <w:pStyle w:val="Heading3"/>
       </w:pPr>
       <w:bookmarkStart w:id="32" w:name="_Toc224235737"/>
-      <w:bookmarkStart w:id="33" w:name="_Toc224631673"/>
+      <w:bookmarkStart w:id="33" w:name="_Toc224642670"/>
       <w:r>
         <w:lastRenderedPageBreak/>
         <w:t>Font</w:t>
@@ -14946,7 +14940,7 @@
         <w:pStyle w:val="Heading3"/>
       </w:pPr>
       <w:bookmarkStart w:id="34" w:name="_Toc224235738"/>
-      <w:bookmarkStart w:id="35" w:name="_Toc224631674"/>
+      <w:bookmarkStart w:id="35" w:name="_Toc224642671"/>
       <w:r>
         <w:t>Interactive</w:t>
       </w:r>
@@ -15185,7 +15179,7 @@
         <w:pStyle w:val="Heading2"/>
       </w:pPr>
       <w:bookmarkStart w:id="36" w:name="_Toc224235739"/>
-      <w:bookmarkStart w:id="37" w:name="_Toc224631675"/>
+      <w:bookmarkStart w:id="37" w:name="_Toc224642672"/>
       <w:r>
         <w:t>Light Mode</w:t>
       </w:r>
@@ -15197,7 +15191,7 @@
         <w:pStyle w:val="Heading3"/>
       </w:pPr>
       <w:bookmarkStart w:id="38" w:name="_Toc224235740"/>
-      <w:bookmarkStart w:id="39" w:name="_Toc224631676"/>
+      <w:bookmarkStart w:id="39" w:name="_Toc224642673"/>
       <w:r>
         <w:t>Background</w:t>
       </w:r>
@@ -15428,7 +15422,7 @@
         <w:pStyle w:val="Heading3"/>
       </w:pPr>
       <w:bookmarkStart w:id="40" w:name="_Toc224235741"/>
-      <w:bookmarkStart w:id="41" w:name="_Toc224631677"/>
+      <w:bookmarkStart w:id="41" w:name="_Toc224642674"/>
       <w:r>
         <w:t>Font</w:t>
       </w:r>
@@ -15659,7 +15653,7 @@
         <w:pStyle w:val="Heading3"/>
       </w:pPr>
       <w:bookmarkStart w:id="42" w:name="_Toc224235742"/>
-      <w:bookmarkStart w:id="43" w:name="_Toc224631678"/>
+      <w:bookmarkStart w:id="43" w:name="_Toc224642675"/>
       <w:r>
         <w:t>Interactive</w:t>
       </w:r>
@@ -15890,7 +15884,7 @@
         <w:pStyle w:val="Heading2"/>
       </w:pPr>
       <w:bookmarkStart w:id="44" w:name="_Toc224235743"/>
-      <w:bookmarkStart w:id="45" w:name="_Toc224631679"/>
+      <w:bookmarkStart w:id="45" w:name="_Toc224642676"/>
       <w:r>
         <w:t>Buttons/Cards</w:t>
       </w:r>
@@ -16221,7 +16215,7 @@
         <w:pStyle w:val="Heading2"/>
       </w:pPr>
       <w:bookmarkStart w:id="46" w:name="_Toc224235744"/>
-      <w:bookmarkStart w:id="47" w:name="_Toc224631680"/>
+      <w:bookmarkStart w:id="47" w:name="_Toc224642677"/>
       <w:r>
         <w:t>Accent Colours</w:t>
       </w:r>

--- a/Task1B_Design_722957_Adewuyi_AREAL.docx
+++ b/Task1B_Design_722957_Adewuyi_AREAL.docx
@@ -1,6 +1,6 @@
 
 <file path=word/document.xml><?xml version="1.0" encoding="utf-8"?>
-<w:document xmlns:wpc="http://schemas.microsoft.com/office/word/2010/wordprocessingCanvas" xmlns:cx="http://schemas.microsoft.com/office/drawing/2014/chartex" xmlns:cx1="http://schemas.microsoft.com/office/drawing/2015/9/8/chartex" xmlns:cx2="http://schemas.microsoft.com/office/drawing/2015/10/21/chartex" xmlns:cx3="http://schemas.microsoft.com/office/drawing/2016/5/9/chartex" xmlns:cx4="http://schemas.microsoft.com/office/drawing/2016/5/10/chartex" xmlns:cx5="http://schemas.microsoft.com/office/drawing/2016/5/11/chartex" xmlns:cx6="http://schemas.microsoft.com/office/drawing/2016/5/12/chartex" xmlns:cx7="http://schemas.microsoft.com/office/drawing/2016/5/13/chartex" xmlns:cx8="http://schemas.microsoft.com/office/drawing/2016/5/14/chartex" xmlns:mc="http://schemas.openxmlformats.org/markup-compatibility/2006" xmlns:aink="http://schemas.microsoft.com/office/drawing/2016/ink" xmlns:am3d="http://schemas.microsoft.com/office/drawing/2017/model3d" xmlns:o="urn:schemas-microsoft-com:office:office" xmlns:r="http://schemas.openxmlformats.org/officeDocument/2006/relationships" xmlns:m="http://schemas.openxmlformats.org/officeDocument/2006/math" xmlns:v="urn:schemas-microsoft-com:vml" xmlns:wp14="http://schemas.microsoft.com/office/word/2010/wordprocessingDrawing" xmlns:wp="http://schemas.openxmlformats.org/drawingml/2006/wordprocessingDrawing" xmlns:w10="urn:schemas-microsoft-com:office:word" xmlns:w="http://schemas.openxmlformats.org/wordprocessingml/2006/main" xmlns:w14="http://schemas.microsoft.com/office/word/2010/wordml" xmlns:w15="http://schemas.microsoft.com/office/word/2012/wordml" xmlns:w16cex="http://schemas.microsoft.com/office/word/2018/wordml/cex" xmlns:w16cid="http://schemas.microsoft.com/office/word/2016/wordml/cid" xmlns:w16="http://schemas.microsoft.com/office/word/2018/wordml" xmlns:w16sdtdh="http://schemas.microsoft.com/office/word/2020/wordml/sdtdatahash" xmlns:w16se="http://schemas.microsoft.com/office/word/2015/wordml/symex" xmlns:wpg="http://schemas.microsoft.com/office/word/2010/wordprocessingGroup" xmlns:wpi="http://schemas.microsoft.com/office/word/2010/wordprocessingInk" xmlns:wne="http://schemas.microsoft.com/office/word/2006/wordml" xmlns:wps="http://schemas.microsoft.com/office/word/2010/wordprocessingShape" mc:Ignorable="w14 w15 w16se w16cid w16 w16cex w16sdtdh wp14">
+<w:document xmlns:wpc="http://schemas.microsoft.com/office/word/2010/wordprocessingCanvas" xmlns:cx="http://schemas.microsoft.com/office/drawing/2014/chartex" xmlns:cx1="http://schemas.microsoft.com/office/drawing/2015/9/8/chartex" xmlns:cx2="http://schemas.microsoft.com/office/drawing/2015/10/21/chartex" xmlns:cx3="http://schemas.microsoft.com/office/drawing/2016/5/9/chartex" xmlns:cx4="http://schemas.microsoft.com/office/drawing/2016/5/10/chartex" xmlns:cx5="http://schemas.microsoft.com/office/drawing/2016/5/11/chartex" xmlns:cx6="http://schemas.microsoft.com/office/drawing/2016/5/12/chartex" xmlns:cx7="http://schemas.microsoft.com/office/drawing/2016/5/13/chartex" xmlns:cx8="http://schemas.microsoft.com/office/drawing/2016/5/14/chartex" xmlns:mc="http://schemas.openxmlformats.org/markup-compatibility/2006" xmlns:aink="http://schemas.microsoft.com/office/drawing/2016/ink" xmlns:am3d="http://schemas.microsoft.com/office/drawing/2017/model3d" xmlns:o="urn:schemas-microsoft-com:office:office" xmlns:oel="http://schemas.microsoft.com/office/2019/extlst" xmlns:r="http://schemas.openxmlformats.org/officeDocument/2006/relationships" xmlns:m="http://schemas.openxmlformats.org/officeDocument/2006/math" xmlns:v="urn:schemas-microsoft-com:vml" xmlns:wp14="http://schemas.microsoft.com/office/word/2010/wordprocessingDrawing" xmlns:wp="http://schemas.openxmlformats.org/drawingml/2006/wordprocessingDrawing" xmlns:w10="urn:schemas-microsoft-com:office:word" xmlns:w="http://schemas.openxmlformats.org/wordprocessingml/2006/main" xmlns:w14="http://schemas.microsoft.com/office/word/2010/wordml" xmlns:w15="http://schemas.microsoft.com/office/word/2012/wordml" xmlns:w16cex="http://schemas.microsoft.com/office/word/2018/wordml/cex" xmlns:w16cid="http://schemas.microsoft.com/office/word/2016/wordml/cid" xmlns:w16="http://schemas.microsoft.com/office/word/2018/wordml" xmlns:w16du="http://schemas.microsoft.com/office/word/2023/wordml/word16du" xmlns:w16sdtdh="http://schemas.microsoft.com/office/word/2020/wordml/sdtdatahash" xmlns:w16sdtfl="http://schemas.microsoft.com/office/word/2024/wordml/sdtformatlock" xmlns:w16se="http://schemas.microsoft.com/office/word/2015/wordml/symex" xmlns:wpg="http://schemas.microsoft.com/office/word/2010/wordprocessingGroup" xmlns:wpi="http://schemas.microsoft.com/office/word/2010/wordprocessingInk" xmlns:wne="http://schemas.microsoft.com/office/word/2006/wordml" xmlns:wps="http://schemas.microsoft.com/office/word/2010/wordprocessingShape" mc:Ignorable="w14 w15 w16se w16cid w16 w16cex w16sdtdh w16sdtfl w16du wp14">
   <w:body>
     <w:sdt>
       <w:sdtPr>
@@ -13387,7 +13387,15 @@
             </w:r>
             <w:proofErr w:type="gramEnd"/>
             <w:r>
-              <w:t>”, Confirm Password: “Password123 ?” - Erroneous: Email: “</w:t>
+              <w:t>”, Confirm Password: “Password</w:t>
+            </w:r>
+            <w:proofErr w:type="gramStart"/>
+            <w:r>
+              <w:t>123 ?</w:t>
+            </w:r>
+            <w:proofErr w:type="gramEnd"/>
+            <w:r>
+              <w:t>” - Erroneous: Email: “</w:t>
             </w:r>
             <w:proofErr w:type="spellStart"/>
             <w:r>
@@ -13395,15 +13403,7 @@
             </w:r>
             <w:proofErr w:type="spellEnd"/>
             <w:r>
-              <w:t xml:space="preserve">” (Should contain a “@ symbol”, Should contain a domain </w:t>
-            </w:r>
-            <w:proofErr w:type="gramStart"/>
-            <w:r>
-              <w:t>e.g.</w:t>
-            </w:r>
-            <w:proofErr w:type="gramEnd"/>
-            <w:r>
-              <w:t xml:space="preserve"> “.com”), Password: “111” (Should be longer, should be a string, should have a capital letter and a symbol), Confirm Password: “1er” (Do</w:t>
+              <w:t>” (Should contain a “@ symbol”, Should contain a domain e.g. “.com”), Password: “111” (Should be longer, should be a string, should have a capital letter and a symbol), Confirm Password: “1er” (Do</w:t>
             </w:r>
             <w:r>
               <w:t>es</w:t>
@@ -13466,15 +13466,7 @@
             </w:r>
             <w:proofErr w:type="spellEnd"/>
             <w:r>
-              <w:t xml:space="preserve">” (Should contain a “@ symbol”, Should contain a domain </w:t>
-            </w:r>
-            <w:proofErr w:type="gramStart"/>
-            <w:r>
-              <w:t>e.g.</w:t>
-            </w:r>
-            <w:proofErr w:type="gramEnd"/>
-            <w:r>
-              <w:t xml:space="preserve"> “.com”), Password: “pass” (Should be longer, should be a string, should have a capital </w:t>
+              <w:t xml:space="preserve">” (Should contain a “@ symbol”, Should contain a domain e.g. “.com”), Password: “pass” (Should be longer, should be a string, should have a capital </w:t>
             </w:r>
             <w:r>
               <w:lastRenderedPageBreak/>
@@ -16615,13 +16607,8 @@
         <w:t xml:space="preserve">Errors: </w:t>
       </w:r>
       <w:r>
-        <w:t xml:space="preserve">#EF4444 </w:t>
+        <w:t>#EF4444</w:t>
       </w:r>
-    </w:p>
-    <w:p>
-      <w:pPr>
-        <w:pStyle w:val="Heading1"/>
-      </w:pPr>
     </w:p>
     <w:sectPr>
       <w:pgSz w:w="11906" w:h="16838"/>
@@ -16634,7 +16621,7 @@
 </file>
 
 <file path=word/numbering.xml><?xml version="1.0" encoding="utf-8"?>
-<w:numbering xmlns:wpc="http://schemas.microsoft.com/office/word/2010/wordprocessingCanvas" xmlns:cx="http://schemas.microsoft.com/office/drawing/2014/chartex" xmlns:cx1="http://schemas.microsoft.com/office/drawing/2015/9/8/chartex" xmlns:cx2="http://schemas.microsoft.com/office/drawing/2015/10/21/chartex" xmlns:cx3="http://schemas.microsoft.com/office/drawing/2016/5/9/chartex" xmlns:cx4="http://schemas.microsoft.com/office/drawing/2016/5/10/chartex" xmlns:cx5="http://schemas.microsoft.com/office/drawing/2016/5/11/chartex" xmlns:cx6="http://schemas.microsoft.com/office/drawing/2016/5/12/chartex" xmlns:cx7="http://schemas.microsoft.com/office/drawing/2016/5/13/chartex" xmlns:cx8="http://schemas.microsoft.com/office/drawing/2016/5/14/chartex" xmlns:mc="http://schemas.openxmlformats.org/markup-compatibility/2006" xmlns:aink="http://schemas.microsoft.com/office/drawing/2016/ink" xmlns:am3d="http://schemas.microsoft.com/office/drawing/2017/model3d" xmlns:o="urn:schemas-microsoft-com:office:office" xmlns:r="http://schemas.openxmlformats.org/officeDocument/2006/relationships" xmlns:m="http://schemas.openxmlformats.org/officeDocument/2006/math" xmlns:v="urn:schemas-microsoft-com:vml" xmlns:wp14="http://schemas.microsoft.com/office/word/2010/wordprocessingDrawing" xmlns:wp="http://schemas.openxmlformats.org/drawingml/2006/wordprocessingDrawing" xmlns:w10="urn:schemas-microsoft-com:office:word" xmlns:w="http://schemas.openxmlformats.org/wordprocessingml/2006/main" xmlns:w14="http://schemas.microsoft.com/office/word/2010/wordml" xmlns:w15="http://schemas.microsoft.com/office/word/2012/wordml" xmlns:w16cex="http://schemas.microsoft.com/office/word/2018/wordml/cex" xmlns:w16cid="http://schemas.microsoft.com/office/word/2016/wordml/cid" xmlns:w16="http://schemas.microsoft.com/office/word/2018/wordml" xmlns:w16sdtdh="http://schemas.microsoft.com/office/word/2020/wordml/sdtdatahash" xmlns:w16se="http://schemas.microsoft.com/office/word/2015/wordml/symex" xmlns:wpg="http://schemas.microsoft.com/office/word/2010/wordprocessingGroup" xmlns:wpi="http://schemas.microsoft.com/office/word/2010/wordprocessingInk" xmlns:wne="http://schemas.microsoft.com/office/word/2006/wordml" xmlns:wps="http://schemas.microsoft.com/office/word/2010/wordprocessingShape" mc:Ignorable="w14 w15 w16se w16cid w16 w16cex w16sdtdh wp14">
+<w:numbering xmlns:wpc="http://schemas.microsoft.com/office/word/2010/wordprocessingCanvas" xmlns:cx="http://schemas.microsoft.com/office/drawing/2014/chartex" xmlns:cx1="http://schemas.microsoft.com/office/drawing/2015/9/8/chartex" xmlns:cx2="http://schemas.microsoft.com/office/drawing/2015/10/21/chartex" xmlns:cx3="http://schemas.microsoft.com/office/drawing/2016/5/9/chartex" xmlns:cx4="http://schemas.microsoft.com/office/drawing/2016/5/10/chartex" xmlns:cx5="http://schemas.microsoft.com/office/drawing/2016/5/11/chartex" xmlns:cx6="http://schemas.microsoft.com/office/drawing/2016/5/12/chartex" xmlns:cx7="http://schemas.microsoft.com/office/drawing/2016/5/13/chartex" xmlns:cx8="http://schemas.microsoft.com/office/drawing/2016/5/14/chartex" xmlns:mc="http://schemas.openxmlformats.org/markup-compatibility/2006" xmlns:aink="http://schemas.microsoft.com/office/drawing/2016/ink" xmlns:am3d="http://schemas.microsoft.com/office/drawing/2017/model3d" xmlns:o="urn:schemas-microsoft-com:office:office" xmlns:oel="http://schemas.microsoft.com/office/2019/extlst" xmlns:r="http://schemas.openxmlformats.org/officeDocument/2006/relationships" xmlns:m="http://schemas.openxmlformats.org/officeDocument/2006/math" xmlns:v="urn:schemas-microsoft-com:vml" xmlns:wp14="http://schemas.microsoft.com/office/word/2010/wordprocessingDrawing" xmlns:wp="http://schemas.openxmlformats.org/drawingml/2006/wordprocessingDrawing" xmlns:w10="urn:schemas-microsoft-com:office:word" xmlns:w="http://schemas.openxmlformats.org/wordprocessingml/2006/main" xmlns:w14="http://schemas.microsoft.com/office/word/2010/wordml" xmlns:w15="http://schemas.microsoft.com/office/word/2012/wordml" xmlns:w16cex="http://schemas.microsoft.com/office/word/2018/wordml/cex" xmlns:w16cid="http://schemas.microsoft.com/office/word/2016/wordml/cid" xmlns:w16="http://schemas.microsoft.com/office/word/2018/wordml" xmlns:w16du="http://schemas.microsoft.com/office/word/2023/wordml/word16du" xmlns:w16sdtdh="http://schemas.microsoft.com/office/word/2020/wordml/sdtdatahash" xmlns:w16sdtfl="http://schemas.microsoft.com/office/word/2024/wordml/sdtformatlock" xmlns:w16se="http://schemas.microsoft.com/office/word/2015/wordml/symex" xmlns:wpg="http://schemas.microsoft.com/office/word/2010/wordprocessingGroup" xmlns:wpi="http://schemas.microsoft.com/office/word/2010/wordprocessingInk" xmlns:wne="http://schemas.microsoft.com/office/word/2006/wordml" xmlns:wps="http://schemas.microsoft.com/office/word/2010/wordprocessingShape" mc:Ignorable="w14 w15 w16se w16cid w16 w16cex w16sdtdh w16sdtfl w16du wp14">
   <w:abstractNum w:abstractNumId="0" w15:restartNumberingAfterBreak="0">
     <w:nsid w:val="238969E0"/>
     <w:multiLevelType w:val="hybridMultilevel"/>
@@ -17087,23 +17074,23 @@
       </w:rPr>
     </w:lvl>
   </w:abstractNum>
-  <w:num w:numId="1">
+  <w:num w:numId="1" w16cid:durableId="1729304349">
     <w:abstractNumId w:val="2"/>
   </w:num>
-  <w:num w:numId="2">
+  <w:num w:numId="2" w16cid:durableId="964191159">
     <w:abstractNumId w:val="3"/>
   </w:num>
-  <w:num w:numId="3">
+  <w:num w:numId="3" w16cid:durableId="1923026611">
     <w:abstractNumId w:val="0"/>
   </w:num>
-  <w:num w:numId="4">
+  <w:num w:numId="4" w16cid:durableId="1653633875">
     <w:abstractNumId w:val="1"/>
   </w:num>
 </w:numbering>
 </file>
 
 <file path=word/styles.xml><?xml version="1.0" encoding="utf-8"?>
-<w:styles xmlns:mc="http://schemas.openxmlformats.org/markup-compatibility/2006" xmlns:r="http://schemas.openxmlformats.org/officeDocument/2006/relationships" xmlns:w="http://schemas.openxmlformats.org/wordprocessingml/2006/main" xmlns:w14="http://schemas.microsoft.com/office/word/2010/wordml" xmlns:w15="http://schemas.microsoft.com/office/word/2012/wordml" xmlns:w16cex="http://schemas.microsoft.com/office/word/2018/wordml/cex" xmlns:w16cid="http://schemas.microsoft.com/office/word/2016/wordml/cid" xmlns:w16="http://schemas.microsoft.com/office/word/2018/wordml" xmlns:w16sdtdh="http://schemas.microsoft.com/office/word/2020/wordml/sdtdatahash" xmlns:w16se="http://schemas.microsoft.com/office/word/2015/wordml/symex" mc:Ignorable="w14 w15 w16se w16cid w16 w16cex w16sdtdh">
+<w:styles xmlns:mc="http://schemas.openxmlformats.org/markup-compatibility/2006" xmlns:r="http://schemas.openxmlformats.org/officeDocument/2006/relationships" xmlns:w="http://schemas.openxmlformats.org/wordprocessingml/2006/main" xmlns:w14="http://schemas.microsoft.com/office/word/2010/wordml" xmlns:w15="http://schemas.microsoft.com/office/word/2012/wordml" xmlns:w16cex="http://schemas.microsoft.com/office/word/2018/wordml/cex" xmlns:w16cid="http://schemas.microsoft.com/office/word/2016/wordml/cid" xmlns:w16="http://schemas.microsoft.com/office/word/2018/wordml" xmlns:w16du="http://schemas.microsoft.com/office/word/2023/wordml/word16du" xmlns:w16sdtdh="http://schemas.microsoft.com/office/word/2020/wordml/sdtdatahash" xmlns:w16sdtfl="http://schemas.microsoft.com/office/word/2024/wordml/sdtformatlock" xmlns:w16se="http://schemas.microsoft.com/office/word/2015/wordml/symex" mc:Ignorable="w14 w15 w16se w16cid w16 w16cex w16sdtdh w16sdtfl w16du">
   <w:docDefaults>
     <w:rPrDefault>
       <w:rPr>
@@ -18247,6 +18234,15 @@
       <w:szCs w:val="20"/>
     </w:rPr>
   </w:style>
+  <w:style w:type="paragraph" w:styleId="NoSpacing">
+    <w:name w:val="No Spacing"/>
+    <w:uiPriority w:val="1"/>
+    <w:qFormat/>
+    <w:rsid w:val="00FD5AB3"/>
+    <w:pPr>
+      <w:spacing w:after="0" w:line="240" w:lineRule="auto"/>
+    </w:pPr>
+  </w:style>
 </w:styles>
 </file>
 

--- a/Task1B_Design_722957_Adewuyi_AREAL.docx
+++ b/Task1B_Design_722957_Adewuyi_AREAL.docx
@@ -13347,7 +13347,11 @@
           <w:tcPr>
             <w:tcW w:w="1413" w:type="dxa"/>
           </w:tcPr>
-          <w:p/>
+          <w:p>
+            <w:r>
+              <w:t>20/03/2026</w:t>
+            </w:r>
+          </w:p>
         </w:tc>
         <w:tc>
           <w:tcPr>
@@ -13419,7 +13423,12 @@
           <w:tcPr>
             <w:tcW w:w="1413" w:type="dxa"/>
           </w:tcPr>
-          <w:p/>
+          <w:p>
+            <w:r>
+              <w:lastRenderedPageBreak/>
+              <w:t>23/03/2026</w:t>
+            </w:r>
+          </w:p>
         </w:tc>
         <w:tc>
           <w:tcPr>
@@ -13486,7 +13495,12 @@
           <w:tcPr>
             <w:tcW w:w="1413" w:type="dxa"/>
           </w:tcPr>
-          <w:p/>
+          <w:p>
+            <w:r>
+              <w:lastRenderedPageBreak/>
+              <w:t>24/03/2026</w:t>
+            </w:r>
+          </w:p>
         </w:tc>
         <w:tc>
           <w:tcPr>
@@ -13530,7 +13544,11 @@
           <w:tcPr>
             <w:tcW w:w="1413" w:type="dxa"/>
           </w:tcPr>
-          <w:p/>
+          <w:p>
+            <w:r>
+              <w:t>25/03/2026</w:t>
+            </w:r>
+          </w:p>
         </w:tc>
         <w:tc>
           <w:tcPr>
@@ -13575,7 +13593,11 @@
           <w:tcPr>
             <w:tcW w:w="1413" w:type="dxa"/>
           </w:tcPr>
-          <w:p/>
+          <w:p>
+            <w:r>
+              <w:t>26/03/2026</w:t>
+            </w:r>
+          </w:p>
         </w:tc>
         <w:tc>
           <w:tcPr>
@@ -13651,7 +13673,11 @@
           <w:tcPr>
             <w:tcW w:w="1413" w:type="dxa"/>
           </w:tcPr>
-          <w:p/>
+          <w:p>
+            <w:r>
+              <w:t>27/03/2026</w:t>
+            </w:r>
+          </w:p>
         </w:tc>
         <w:tc>
           <w:tcPr>
@@ -13693,7 +13719,11 @@
           <w:tcPr>
             <w:tcW w:w="1413" w:type="dxa"/>
           </w:tcPr>
-          <w:p/>
+          <w:p>
+            <w:r>
+              <w:t>30/03/2026</w:t>
+            </w:r>
+          </w:p>
         </w:tc>
         <w:tc>
           <w:tcPr>
@@ -13749,7 +13779,11 @@
           <w:tcPr>
             <w:tcW w:w="1413" w:type="dxa"/>
           </w:tcPr>
-          <w:p/>
+          <w:p>
+            <w:r>
+              <w:t>31/03/2026</w:t>
+            </w:r>
+          </w:p>
         </w:tc>
         <w:tc>
           <w:tcPr>
@@ -13791,7 +13825,12 @@
           <w:tcPr>
             <w:tcW w:w="1413" w:type="dxa"/>
           </w:tcPr>
-          <w:p/>
+          <w:p>
+            <w:r>
+              <w:lastRenderedPageBreak/>
+              <w:t>01/04/2026</w:t>
+            </w:r>
+          </w:p>
         </w:tc>
         <w:tc>
           <w:tcPr>
@@ -13833,7 +13872,11 @@
           <w:tcPr>
             <w:tcW w:w="1413" w:type="dxa"/>
           </w:tcPr>
-          <w:p/>
+          <w:p>
+            <w:r>
+              <w:t>02/04/2026</w:t>
+            </w:r>
+          </w:p>
         </w:tc>
         <w:tc>
           <w:tcPr>
@@ -13886,7 +13929,11 @@
           <w:tcPr>
             <w:tcW w:w="1413" w:type="dxa"/>
           </w:tcPr>
-          <w:p/>
+          <w:p>
+            <w:r>
+              <w:t>03/04/2026</w:t>
+            </w:r>
+          </w:p>
         </w:tc>
         <w:tc>
           <w:tcPr>
@@ -13928,7 +13975,11 @@
           <w:tcPr>
             <w:tcW w:w="1413" w:type="dxa"/>
           </w:tcPr>
-          <w:p/>
+          <w:p>
+            <w:r>
+              <w:t>06/04/2026</w:t>
+            </w:r>
+          </w:p>
         </w:tc>
         <w:tc>
           <w:tcPr>
@@ -13990,7 +14041,12 @@
           <w:tcPr>
             <w:tcW w:w="1413" w:type="dxa"/>
           </w:tcPr>
-          <w:p/>
+          <w:p>
+            <w:r>
+              <w:lastRenderedPageBreak/>
+              <w:t>07/04/2026</w:t>
+            </w:r>
+          </w:p>
         </w:tc>
         <w:tc>
           <w:tcPr>
@@ -14057,7 +14113,11 @@
           <w:tcPr>
             <w:tcW w:w="1413" w:type="dxa"/>
           </w:tcPr>
-          <w:p/>
+          <w:p>
+            <w:r>
+              <w:t>08/04/2026</w:t>
+            </w:r>
+          </w:p>
         </w:tc>
         <w:tc>
           <w:tcPr>
@@ -14127,7 +14187,11 @@
           <w:tcPr>
             <w:tcW w:w="1413" w:type="dxa"/>
           </w:tcPr>
-          <w:p/>
+          <w:p>
+            <w:r>
+              <w:t>09/04/2026</w:t>
+            </w:r>
+          </w:p>
         </w:tc>
         <w:tc>
           <w:tcPr>
@@ -14193,7 +14257,11 @@
           <w:tcPr>
             <w:tcW w:w="1413" w:type="dxa"/>
           </w:tcPr>
-          <w:p/>
+          <w:p>
+            <w:r>
+              <w:t>10/04/2026</w:t>
+            </w:r>
+          </w:p>
         </w:tc>
         <w:tc>
           <w:tcPr>
@@ -14255,7 +14323,12 @@
           <w:tcPr>
             <w:tcW w:w="1413" w:type="dxa"/>
           </w:tcPr>
-          <w:p/>
+          <w:p>
+            <w:r>
+              <w:lastRenderedPageBreak/>
+              <w:t>13/04/2026</w:t>
+            </w:r>
+          </w:p>
         </w:tc>
         <w:tc>
           <w:tcPr>
@@ -14317,7 +14390,11 @@
           <w:tcPr>
             <w:tcW w:w="1413" w:type="dxa"/>
           </w:tcPr>
-          <w:p/>
+          <w:p>
+            <w:r>
+              <w:t>14/04/2026</w:t>
+            </w:r>
+          </w:p>
         </w:tc>
         <w:tc>
           <w:tcPr>
@@ -14377,7 +14454,11 @@
           <w:tcPr>
             <w:tcW w:w="1413" w:type="dxa"/>
           </w:tcPr>
-          <w:p/>
+          <w:p>
+            <w:r>
+              <w:t>15/04/2026</w:t>
+            </w:r>
+          </w:p>
         </w:tc>
         <w:tc>
           <w:tcPr>

--- a/Task1B_Design_722957_Adewuyi_AREAL.docx
+++ b/Task1B_Design_722957_Adewuyi_AREAL.docx
@@ -2722,10 +2722,10 @@
           <w:noProof/>
         </w:rPr>
         <w:drawing>
-          <wp:inline distT="0" distB="0" distL="0" distR="0" wp14:anchorId="2AA23E67" wp14:editId="2D40BED9">
-            <wp:extent cx="5439534" cy="6277851"/>
-            <wp:effectExtent l="0" t="0" r="8890" b="8890"/>
-            <wp:docPr id="1" name="Picture 1"/>
+          <wp:inline distT="0" distB="0" distL="0" distR="0" wp14:anchorId="4E29A972" wp14:editId="4F4936C2">
+            <wp:extent cx="5730875" cy="5730875"/>
+            <wp:effectExtent l="0" t="0" r="3175" b="3175"/>
+            <wp:docPr id="466304422" name="Picture 19"/>
             <wp:cNvGraphicFramePr>
               <a:graphicFrameLocks xmlns:a="http://schemas.openxmlformats.org/drawingml/2006/main" noChangeAspect="1"/>
             </wp:cNvGraphicFramePr>
@@ -2733,23 +2733,36 @@
               <a:graphicData uri="http://schemas.openxmlformats.org/drawingml/2006/picture">
                 <pic:pic xmlns:pic="http://schemas.openxmlformats.org/drawingml/2006/picture">
                   <pic:nvPicPr>
-                    <pic:cNvPr id="1" name=""/>
-                    <pic:cNvPicPr/>
+                    <pic:cNvPr id="0" name="Picture 1"/>
+                    <pic:cNvPicPr>
+                      <a:picLocks noChangeAspect="1" noChangeArrowheads="1"/>
+                    </pic:cNvPicPr>
                   </pic:nvPicPr>
                   <pic:blipFill>
-                    <a:blip r:embed="rId5"/>
+                    <a:blip r:embed="rId5">
+                      <a:extLst>
+                        <a:ext uri="{28A0092B-C50C-407E-A947-70E740481C1C}">
+                          <a14:useLocalDpi xmlns:a14="http://schemas.microsoft.com/office/drawing/2010/main" val="0"/>
+                        </a:ext>
+                      </a:extLst>
+                    </a:blip>
+                    <a:srcRect/>
                     <a:stretch>
                       <a:fillRect/>
                     </a:stretch>
                   </pic:blipFill>
-                  <pic:spPr>
+                  <pic:spPr bwMode="auto">
                     <a:xfrm>
                       <a:off x="0" y="0"/>
-                      <a:ext cx="5439534" cy="6277851"/>
+                      <a:ext cx="5730875" cy="5730875"/>
                     </a:xfrm>
                     <a:prstGeom prst="rect">
                       <a:avLst/>
                     </a:prstGeom>
+                    <a:noFill/>
+                    <a:ln>
+                      <a:noFill/>
+                    </a:ln>
                   </pic:spPr>
                 </pic:pic>
               </a:graphicData>
@@ -2765,15 +2778,7 @@
           <w:sz w:val="23"/>
           <w:szCs w:val="23"/>
         </w:rPr>
-        <w:t xml:space="preserve">The user will be prompted to enter their username and password the system will then check if the user clicked other options like forgot password or register if they did it will take the appropriate actions like sending a reset email link or taking the user to the register page if not </w:t>
-      </w:r>
-      <w:r>
-        <w:rPr>
-          <w:sz w:val="23"/>
-          <w:szCs w:val="23"/>
-        </w:rPr>
-        <w:lastRenderedPageBreak/>
-        <w:t xml:space="preserve">the system will check if the username and password match the ones in the database and if not, not, it will send an error message telling the user what they did wrong if its correct the system will log the user in return them to the landing page.  </w:t>
+        <w:t xml:space="preserve">The user will be prompted to enter their username and password the system will then check if the user clicked other options like forgot password or register if they did it will take the appropriate actions like sending a reset email link or taking the user to the register page if not the system will check if the username and password match the ones in the database and if not, not, it will send an error message telling the user what they did wrong if its correct the system will log the user in return them to the landing page.  </w:t>
       </w:r>
     </w:p>
     <w:p/>
@@ -2783,6 +2788,7 @@
       </w:pPr>
       <w:bookmarkStart w:id="2" w:name="_Toc224642643"/>
       <w:r>
+        <w:lastRenderedPageBreak/>
         <w:t>Register Function</w:t>
       </w:r>
       <w:bookmarkEnd w:id="2"/>
@@ -2793,10 +2799,10 @@
           <w:noProof/>
         </w:rPr>
         <w:drawing>
-          <wp:inline distT="0" distB="0" distL="0" distR="0" wp14:anchorId="2020CBCA" wp14:editId="2536CE90">
-            <wp:extent cx="5706271" cy="6268325"/>
-            <wp:effectExtent l="0" t="0" r="8890" b="0"/>
-            <wp:docPr id="2" name="Picture 2"/>
+          <wp:inline distT="0" distB="0" distL="0" distR="0" wp14:anchorId="0E802F17" wp14:editId="26BCB7E1">
+            <wp:extent cx="5730875" cy="5730875"/>
+            <wp:effectExtent l="0" t="0" r="3175" b="3175"/>
+            <wp:docPr id="585580757" name="Picture 20"/>
             <wp:cNvGraphicFramePr>
               <a:graphicFrameLocks xmlns:a="http://schemas.openxmlformats.org/drawingml/2006/main" noChangeAspect="1"/>
             </wp:cNvGraphicFramePr>
@@ -2804,23 +2810,36 @@
               <a:graphicData uri="http://schemas.openxmlformats.org/drawingml/2006/picture">
                 <pic:pic xmlns:pic="http://schemas.openxmlformats.org/drawingml/2006/picture">
                   <pic:nvPicPr>
-                    <pic:cNvPr id="1" name=""/>
-                    <pic:cNvPicPr/>
+                    <pic:cNvPr id="0" name="Picture 2"/>
+                    <pic:cNvPicPr>
+                      <a:picLocks noChangeAspect="1" noChangeArrowheads="1"/>
+                    </pic:cNvPicPr>
                   </pic:nvPicPr>
                   <pic:blipFill>
-                    <a:blip r:embed="rId6"/>
+                    <a:blip r:embed="rId6">
+                      <a:extLst>
+                        <a:ext uri="{28A0092B-C50C-407E-A947-70E740481C1C}">
+                          <a14:useLocalDpi xmlns:a14="http://schemas.microsoft.com/office/drawing/2010/main" val="0"/>
+                        </a:ext>
+                      </a:extLst>
+                    </a:blip>
+                    <a:srcRect/>
                     <a:stretch>
                       <a:fillRect/>
                     </a:stretch>
                   </pic:blipFill>
-                  <pic:spPr>
+                  <pic:spPr bwMode="auto">
                     <a:xfrm>
                       <a:off x="0" y="0"/>
-                      <a:ext cx="5706271" cy="6268325"/>
+                      <a:ext cx="5730875" cy="5730875"/>
                     </a:xfrm>
                     <a:prstGeom prst="rect">
                       <a:avLst/>
                     </a:prstGeom>
+                    <a:noFill/>
+                    <a:ln>
+                      <a:noFill/>
+                    </a:ln>
                   </pic:spPr>
                 </pic:pic>
               </a:graphicData>
@@ -2852,10 +2871,10 @@
           <w:noProof/>
         </w:rPr>
         <w:drawing>
-          <wp:inline distT="0" distB="0" distL="0" distR="0" wp14:anchorId="715948F7" wp14:editId="09511828">
-            <wp:extent cx="3286584" cy="6773220"/>
-            <wp:effectExtent l="0" t="0" r="9525" b="0"/>
-            <wp:docPr id="3" name="Picture 3"/>
+          <wp:inline distT="0" distB="0" distL="0" distR="0" wp14:anchorId="42CC2D22" wp14:editId="4B765064">
+            <wp:extent cx="5730875" cy="5730875"/>
+            <wp:effectExtent l="0" t="0" r="3175" b="3175"/>
+            <wp:docPr id="1864220393" name="Picture 21"/>
             <wp:cNvGraphicFramePr>
               <a:graphicFrameLocks xmlns:a="http://schemas.openxmlformats.org/drawingml/2006/main" noChangeAspect="1"/>
             </wp:cNvGraphicFramePr>
@@ -2863,23 +2882,36 @@
               <a:graphicData uri="http://schemas.openxmlformats.org/drawingml/2006/picture">
                 <pic:pic xmlns:pic="http://schemas.openxmlformats.org/drawingml/2006/picture">
                   <pic:nvPicPr>
-                    <pic:cNvPr id="1" name=""/>
-                    <pic:cNvPicPr/>
+                    <pic:cNvPr id="0" name="Picture 3"/>
+                    <pic:cNvPicPr>
+                      <a:picLocks noChangeAspect="1" noChangeArrowheads="1"/>
+                    </pic:cNvPicPr>
                   </pic:nvPicPr>
                   <pic:blipFill>
-                    <a:blip r:embed="rId7"/>
+                    <a:blip r:embed="rId7">
+                      <a:extLst>
+                        <a:ext uri="{28A0092B-C50C-407E-A947-70E740481C1C}">
+                          <a14:useLocalDpi xmlns:a14="http://schemas.microsoft.com/office/drawing/2010/main" val="0"/>
+                        </a:ext>
+                      </a:extLst>
+                    </a:blip>
+                    <a:srcRect/>
                     <a:stretch>
                       <a:fillRect/>
                     </a:stretch>
                   </pic:blipFill>
-                  <pic:spPr>
+                  <pic:spPr bwMode="auto">
                     <a:xfrm>
                       <a:off x="0" y="0"/>
-                      <a:ext cx="3286584" cy="6773220"/>
+                      <a:ext cx="5730875" cy="5730875"/>
                     </a:xfrm>
                     <a:prstGeom prst="rect">
                       <a:avLst/>
                     </a:prstGeom>
+                    <a:noFill/>
+                    <a:ln>
+                      <a:noFill/>
+                    </a:ln>
                   </pic:spPr>
                 </pic:pic>
               </a:graphicData>
@@ -2924,10 +2956,10 @@
           <w:noProof/>
         </w:rPr>
         <w:drawing>
-          <wp:inline distT="0" distB="0" distL="0" distR="0" wp14:anchorId="5482101E" wp14:editId="55051ACD">
-            <wp:extent cx="2603680" cy="5363308"/>
-            <wp:effectExtent l="0" t="0" r="6350" b="8890"/>
-            <wp:docPr id="4" name="Picture 4"/>
+          <wp:inline distT="0" distB="0" distL="0" distR="0" wp14:anchorId="205A981E" wp14:editId="10C82673">
+            <wp:extent cx="5730875" cy="5730875"/>
+            <wp:effectExtent l="0" t="0" r="3175" b="3175"/>
+            <wp:docPr id="580555128" name="Picture 22"/>
             <wp:cNvGraphicFramePr>
               <a:graphicFrameLocks xmlns:a="http://schemas.openxmlformats.org/drawingml/2006/main" noChangeAspect="1"/>
             </wp:cNvGraphicFramePr>
@@ -2935,23 +2967,36 @@
               <a:graphicData uri="http://schemas.openxmlformats.org/drawingml/2006/picture">
                 <pic:pic xmlns:pic="http://schemas.openxmlformats.org/drawingml/2006/picture">
                   <pic:nvPicPr>
-                    <pic:cNvPr id="1" name=""/>
-                    <pic:cNvPicPr/>
+                    <pic:cNvPr id="0" name="Picture 4"/>
+                    <pic:cNvPicPr>
+                      <a:picLocks noChangeAspect="1" noChangeArrowheads="1"/>
+                    </pic:cNvPicPr>
                   </pic:nvPicPr>
                   <pic:blipFill>
-                    <a:blip r:embed="rId8"/>
+                    <a:blip r:embed="rId8">
+                      <a:extLst>
+                        <a:ext uri="{28A0092B-C50C-407E-A947-70E740481C1C}">
+                          <a14:useLocalDpi xmlns:a14="http://schemas.microsoft.com/office/drawing/2010/main" val="0"/>
+                        </a:ext>
+                      </a:extLst>
+                    </a:blip>
+                    <a:srcRect/>
                     <a:stretch>
                       <a:fillRect/>
                     </a:stretch>
                   </pic:blipFill>
-                  <pic:spPr>
+                  <pic:spPr bwMode="auto">
                     <a:xfrm>
                       <a:off x="0" y="0"/>
-                      <a:ext cx="2614794" cy="5386201"/>
+                      <a:ext cx="5730875" cy="5730875"/>
                     </a:xfrm>
                     <a:prstGeom prst="rect">
                       <a:avLst/>
                     </a:prstGeom>
+                    <a:noFill/>
+                    <a:ln>
+                      <a:noFill/>
+                    </a:ln>
                   </pic:spPr>
                 </pic:pic>
               </a:graphicData>

--- a/Task1B_Design_722957_Adewuyi_AREAL.docx
+++ b/Task1B_Design_722957_Adewuyi_AREAL.docx
@@ -1,6 +1,6 @@
 
 <file path=word/document.xml><?xml version="1.0" encoding="utf-8"?>
-<w:document xmlns:wpc="http://schemas.microsoft.com/office/word/2010/wordprocessingCanvas" xmlns:cx="http://schemas.microsoft.com/office/drawing/2014/chartex" xmlns:cx1="http://schemas.microsoft.com/office/drawing/2015/9/8/chartex" xmlns:cx2="http://schemas.microsoft.com/office/drawing/2015/10/21/chartex" xmlns:cx3="http://schemas.microsoft.com/office/drawing/2016/5/9/chartex" xmlns:cx4="http://schemas.microsoft.com/office/drawing/2016/5/10/chartex" xmlns:cx5="http://schemas.microsoft.com/office/drawing/2016/5/11/chartex" xmlns:cx6="http://schemas.microsoft.com/office/drawing/2016/5/12/chartex" xmlns:cx7="http://schemas.microsoft.com/office/drawing/2016/5/13/chartex" xmlns:cx8="http://schemas.microsoft.com/office/drawing/2016/5/14/chartex" xmlns:mc="http://schemas.openxmlformats.org/markup-compatibility/2006" xmlns:aink="http://schemas.microsoft.com/office/drawing/2016/ink" xmlns:am3d="http://schemas.microsoft.com/office/drawing/2017/model3d" xmlns:o="urn:schemas-microsoft-com:office:office" xmlns:oel="http://schemas.microsoft.com/office/2019/extlst" xmlns:r="http://schemas.openxmlformats.org/officeDocument/2006/relationships" xmlns:m="http://schemas.openxmlformats.org/officeDocument/2006/math" xmlns:v="urn:schemas-microsoft-com:vml" xmlns:wp14="http://schemas.microsoft.com/office/word/2010/wordprocessingDrawing" xmlns:wp="http://schemas.openxmlformats.org/drawingml/2006/wordprocessingDrawing" xmlns:w10="urn:schemas-microsoft-com:office:word" xmlns:w="http://schemas.openxmlformats.org/wordprocessingml/2006/main" xmlns:w14="http://schemas.microsoft.com/office/word/2010/wordml" xmlns:w15="http://schemas.microsoft.com/office/word/2012/wordml" xmlns:w16cex="http://schemas.microsoft.com/office/word/2018/wordml/cex" xmlns:w16cid="http://schemas.microsoft.com/office/word/2016/wordml/cid" xmlns:w16="http://schemas.microsoft.com/office/word/2018/wordml" xmlns:w16du="http://schemas.microsoft.com/office/word/2023/wordml/word16du" xmlns:w16sdtdh="http://schemas.microsoft.com/office/word/2020/wordml/sdtdatahash" xmlns:w16sdtfl="http://schemas.microsoft.com/office/word/2024/wordml/sdtformatlock" xmlns:w16se="http://schemas.microsoft.com/office/word/2015/wordml/symex" xmlns:wpg="http://schemas.microsoft.com/office/word/2010/wordprocessingGroup" xmlns:wpi="http://schemas.microsoft.com/office/word/2010/wordprocessingInk" xmlns:wne="http://schemas.microsoft.com/office/word/2006/wordml" xmlns:wps="http://schemas.microsoft.com/office/word/2010/wordprocessingShape" mc:Ignorable="w14 w15 w16se w16cid w16 w16cex w16sdtdh w16sdtfl w16du wp14">
+<w:document xmlns:wpc="http://schemas.microsoft.com/office/word/2010/wordprocessingCanvas" xmlns:cx="http://schemas.microsoft.com/office/drawing/2014/chartex" xmlns:cx1="http://schemas.microsoft.com/office/drawing/2015/9/8/chartex" xmlns:cx2="http://schemas.microsoft.com/office/drawing/2015/10/21/chartex" xmlns:cx3="http://schemas.microsoft.com/office/drawing/2016/5/9/chartex" xmlns:cx4="http://schemas.microsoft.com/office/drawing/2016/5/10/chartex" xmlns:cx5="http://schemas.microsoft.com/office/drawing/2016/5/11/chartex" xmlns:cx6="http://schemas.microsoft.com/office/drawing/2016/5/12/chartex" xmlns:cx7="http://schemas.microsoft.com/office/drawing/2016/5/13/chartex" xmlns:cx8="http://schemas.microsoft.com/office/drawing/2016/5/14/chartex" xmlns:mc="http://schemas.openxmlformats.org/markup-compatibility/2006" xmlns:aink="http://schemas.microsoft.com/office/drawing/2016/ink" xmlns:am3d="http://schemas.microsoft.com/office/drawing/2017/model3d" xmlns:o="urn:schemas-microsoft-com:office:office" xmlns:r="http://schemas.openxmlformats.org/officeDocument/2006/relationships" xmlns:m="http://schemas.openxmlformats.org/officeDocument/2006/math" xmlns:v="urn:schemas-microsoft-com:vml" xmlns:wp14="http://schemas.microsoft.com/office/word/2010/wordprocessingDrawing" xmlns:wp="http://schemas.openxmlformats.org/drawingml/2006/wordprocessingDrawing" xmlns:w10="urn:schemas-microsoft-com:office:word" xmlns:w="http://schemas.openxmlformats.org/wordprocessingml/2006/main" xmlns:w14="http://schemas.microsoft.com/office/word/2010/wordml" xmlns:w15="http://schemas.microsoft.com/office/word/2012/wordml" xmlns:w16cex="http://schemas.microsoft.com/office/word/2018/wordml/cex" xmlns:w16cid="http://schemas.microsoft.com/office/word/2016/wordml/cid" xmlns:w16="http://schemas.microsoft.com/office/word/2018/wordml" xmlns:w16sdtdh="http://schemas.microsoft.com/office/word/2020/wordml/sdtdatahash" xmlns:w16se="http://schemas.microsoft.com/office/word/2015/wordml/symex" xmlns:wpg="http://schemas.microsoft.com/office/word/2010/wordprocessingGroup" xmlns:wpi="http://schemas.microsoft.com/office/word/2010/wordprocessingInk" xmlns:wne="http://schemas.microsoft.com/office/word/2006/wordml" xmlns:wps="http://schemas.microsoft.com/office/word/2010/wordprocessingShape" mc:Ignorable="w14 w15 w16se w16cid w16 w16cex w16sdtdh wp14">
   <w:body>
     <w:sdt>
       <w:sdtPr>
@@ -3074,12 +3074,12 @@
         <w:lastRenderedPageBreak/>
         <w:t>are valid, and if not it prompts them to try again and if the changes are valid it posts the changes to the database making them permanent till updated again.</w:t>
       </w:r>
+      <w:bookmarkStart w:id="6" w:name="_Toc224642647"/>
     </w:p>
     <w:p>
       <w:pPr>
         <w:pStyle w:val="Heading1"/>
       </w:pPr>
-      <w:bookmarkStart w:id="6" w:name="_Toc224642647"/>
       <w:r>
         <w:lastRenderedPageBreak/>
         <w:t>Database Design</w:t>
@@ -3093,7 +3093,7 @@
         </w:rPr>
         <w:lastRenderedPageBreak/>
         <w:drawing>
-          <wp:inline distT="0" distB="0" distL="0" distR="0" wp14:anchorId="48BA2F74" wp14:editId="04E2A6F9">
+          <wp:inline distT="0" distB="0" distL="0" distR="0" wp14:anchorId="664F9A17" wp14:editId="16D74697">
             <wp:extent cx="4053205" cy="8862695"/>
             <wp:effectExtent l="0" t="0" r="4445" b="0"/>
             <wp:docPr id="455194549" name="Picture 1"/>
@@ -13436,15 +13436,7 @@
             </w:r>
             <w:proofErr w:type="gramEnd"/>
             <w:r>
-              <w:t>”, Confirm Password: “Password</w:t>
-            </w:r>
-            <w:proofErr w:type="gramStart"/>
-            <w:r>
-              <w:t>123 ?</w:t>
-            </w:r>
-            <w:proofErr w:type="gramEnd"/>
-            <w:r>
-              <w:t>” - Erroneous: Email: “</w:t>
+              <w:t>”, Confirm Password: “Password123 ?” - Erroneous: Email: “</w:t>
             </w:r>
             <w:proofErr w:type="spellStart"/>
             <w:r>
@@ -14358,7 +14350,11 @@
           </w:p>
           <w:p>
             <w:r>
+              <w:lastRenderedPageBreak/>
               <w:t>Extreme: Deactivated code “WINTER25”</w:t>
+            </w:r>
+            <w:r>
+              <w:t xml:space="preserve"> (a code that has its status as deactivated)</w:t>
             </w:r>
           </w:p>
         </w:tc>
@@ -14544,6 +14540,789 @@
             <w:proofErr w:type="gramEnd"/>
             <w:r>
               <w:t xml:space="preserve"> order history.</w:t>
+            </w:r>
+          </w:p>
+        </w:tc>
+      </w:tr>
+      <w:tr>
+        <w:tc>
+          <w:tcPr>
+            <w:tcW w:w="1413" w:type="dxa"/>
+          </w:tcPr>
+          <w:p>
+            <w:r>
+              <w:t>16/04/2026</w:t>
+            </w:r>
+          </w:p>
+        </w:tc>
+        <w:tc>
+          <w:tcPr>
+            <w:tcW w:w="1701" w:type="dxa"/>
+          </w:tcPr>
+          <w:p>
+            <w:r>
+              <w:t>Duplicate account registration</w:t>
+            </w:r>
+          </w:p>
+        </w:tc>
+        <w:tc>
+          <w:tcPr>
+            <w:tcW w:w="2268" w:type="dxa"/>
+          </w:tcPr>
+          <w:p>
+            <w:r>
+              <w:t>Black box, functionality testing, security testing, integration testing</w:t>
+            </w:r>
+          </w:p>
+        </w:tc>
+        <w:tc>
+          <w:tcPr>
+            <w:tcW w:w="3634" w:type="dxa"/>
+          </w:tcPr>
+          <w:p>
+            <w:proofErr w:type="spellStart"/>
+            <w:r>
+              <w:t>Prgistration</w:t>
+            </w:r>
+            <w:proofErr w:type="spellEnd"/>
+            <w:r>
+              <w:t xml:space="preserve"> page must be fully implemented. An account must already exist in the database with the email </w:t>
+            </w:r>
+            <w:hyperlink r:id="rId13" w:history="1">
+              <w:r>
+                <w:rPr>
+                  <w:rStyle w:val="Hyperlink"/>
+                </w:rPr>
+                <w:t>Test@Testemail.com</w:t>
+              </w:r>
+            </w:hyperlink>
+            <w:r>
+              <w:t xml:space="preserve">. Tester should attempt to register a second account using that same email. The system should disallow this attempt and display the appropriate error message. The </w:t>
+            </w:r>
+            <w:r>
+              <w:lastRenderedPageBreak/>
+              <w:t>database should contain only one account with that email.</w:t>
+            </w:r>
+          </w:p>
+        </w:tc>
+      </w:tr>
+      <w:tr>
+        <w:tc>
+          <w:tcPr>
+            <w:tcW w:w="1413" w:type="dxa"/>
+          </w:tcPr>
+          <w:p>
+            <w:r>
+              <w:lastRenderedPageBreak/>
+              <w:t>17/04/2026</w:t>
+            </w:r>
+          </w:p>
+        </w:tc>
+        <w:tc>
+          <w:tcPr>
+            <w:tcW w:w="1701" w:type="dxa"/>
+          </w:tcPr>
+          <w:p>
+            <w:r>
+              <w:t>Unauthorised route access</w:t>
+            </w:r>
+          </w:p>
+        </w:tc>
+        <w:tc>
+          <w:tcPr>
+            <w:tcW w:w="2268" w:type="dxa"/>
+          </w:tcPr>
+          <w:p>
+            <w:r>
+              <w:t>Black box, functionality testing, security testing, integration testing</w:t>
+            </w:r>
+          </w:p>
+        </w:tc>
+        <w:tc>
+          <w:tcPr>
+            <w:tcW w:w="3634" w:type="dxa"/>
+          </w:tcPr>
+          <w:p>
+            <w:r>
+              <w:t>A logged-out session must be used. Tester must directly navigate via URL to /Dashboard, /Basket, /Admin and /Producer, /Basket, each route should redirect the user to the login page rather than rendering the targeted page. Tests with logged in session of a customer account should block /Admin and pages as they do not have sufficient permission.</w:t>
+            </w:r>
+          </w:p>
+        </w:tc>
+      </w:tr>
+      <w:tr>
+        <w:tc>
+          <w:tcPr>
+            <w:tcW w:w="1413" w:type="dxa"/>
+          </w:tcPr>
+          <w:p>
+            <w:r>
+              <w:t>22/04/2026</w:t>
+            </w:r>
+          </w:p>
+        </w:tc>
+        <w:tc>
+          <w:tcPr>
+            <w:tcW w:w="1701" w:type="dxa"/>
+          </w:tcPr>
+          <w:p>
+            <w:r>
+              <w:t>Producer Login and Dashboard Access</w:t>
+            </w:r>
+          </w:p>
+        </w:tc>
+        <w:tc>
+          <w:tcPr>
+            <w:tcW w:w="2268" w:type="dxa"/>
+          </w:tcPr>
+          <w:p>
+            <w:r>
+              <w:t>Black box, functionality testing, security testing, integration testing</w:t>
+            </w:r>
+          </w:p>
+        </w:tc>
+        <w:tc>
+          <w:tcPr>
+            <w:tcW w:w="3634" w:type="dxa"/>
+          </w:tcPr>
+          <w:p>
+            <w:proofErr w:type="spellStart"/>
+            <w:r>
+              <w:t>Atleast</w:t>
+            </w:r>
+            <w:proofErr w:type="spellEnd"/>
+            <w:r>
+              <w:t xml:space="preserve"> 2 producer account with products must exist and be approved on the database. Tester should login with the producer account and verify the producer dashboard loads correctly. Tester should also test that the producer can only see their own products and cannot view or edit products belonging to them</w:t>
+            </w:r>
+          </w:p>
+        </w:tc>
+      </w:tr>
+      <w:tr>
+        <w:tc>
+          <w:tcPr>
+            <w:tcW w:w="1413" w:type="dxa"/>
+          </w:tcPr>
+          <w:p>
+            <w:r>
+              <w:t>23/04/2026</w:t>
+            </w:r>
+          </w:p>
+        </w:tc>
+        <w:tc>
+          <w:tcPr>
+            <w:tcW w:w="1701" w:type="dxa"/>
+          </w:tcPr>
+          <w:p>
+            <w:r>
+              <w:t>Producer cannot access admin pages</w:t>
+            </w:r>
+          </w:p>
+        </w:tc>
+        <w:tc>
+          <w:tcPr>
+            <w:tcW w:w="2268" w:type="dxa"/>
+          </w:tcPr>
+          <w:p>
+            <w:r>
+              <w:t>Black box, security testing, integration testing</w:t>
+            </w:r>
+          </w:p>
+        </w:tc>
+        <w:tc>
+          <w:tcPr>
+            <w:tcW w:w="3634" w:type="dxa"/>
+          </w:tcPr>
+          <w:p>
+            <w:r>
+              <w:t>A producer account must be logged in.</w:t>
+            </w:r>
+            <w:r>
+              <w:t xml:space="preserve"> Tester must directly navigate using URL to the </w:t>
+            </w:r>
+            <w:proofErr w:type="spellStart"/>
+            <w:r>
+              <w:t>stamo</w:t>
+            </w:r>
+            <w:proofErr w:type="spellEnd"/>
+            <w:r>
+              <w:t xml:space="preserve"> management page, user management page, and discount code management page. All three should block access and redirect the producer away. The producer role must not have the same permissions as an admin role. No test data required beyond the producer account credentials.</w:t>
+            </w:r>
+          </w:p>
+        </w:tc>
+      </w:tr>
+      <w:tr>
+        <w:tc>
+          <w:tcPr>
+            <w:tcW w:w="1413" w:type="dxa"/>
+          </w:tcPr>
+          <w:p>
+            <w:r>
+              <w:t>2</w:t>
+            </w:r>
+            <w:r>
+              <w:t>4</w:t>
+            </w:r>
+            <w:r>
+              <w:t>/04/2026</w:t>
+            </w:r>
+          </w:p>
+        </w:tc>
+        <w:tc>
+          <w:tcPr>
+            <w:tcW w:w="1701" w:type="dxa"/>
+          </w:tcPr>
+          <w:p>
+            <w:r>
+              <w:t>Admin granting stamps to products</w:t>
+            </w:r>
+          </w:p>
+        </w:tc>
+        <w:tc>
+          <w:tcPr>
+            <w:tcW w:w="2268" w:type="dxa"/>
+          </w:tcPr>
+          <w:p>
+            <w:r>
+              <w:t>Black box, functionality testing, security testing, integration testing</w:t>
+            </w:r>
+          </w:p>
+        </w:tc>
+        <w:tc>
+          <w:tcPr>
+            <w:tcW w:w="3634" w:type="dxa"/>
+          </w:tcPr>
+          <w:p>
+            <w:r>
+              <w:t xml:space="preserve">Admin must be logged in. </w:t>
+            </w:r>
+            <w:proofErr w:type="spellStart"/>
+            <w:r>
+              <w:t>Atleast</w:t>
+            </w:r>
+            <w:proofErr w:type="spellEnd"/>
+            <w:r>
+              <w:t xml:space="preserve"> one product and </w:t>
+            </w:r>
+            <w:proofErr w:type="spellStart"/>
+            <w:r>
+              <w:t>atleast</w:t>
+            </w:r>
+            <w:proofErr w:type="spellEnd"/>
+            <w:r>
+              <w:t xml:space="preserve"> one stamp must be present in the database.</w:t>
+            </w:r>
+          </w:p>
+          <w:p>
+            <w:r>
+              <w:t>Normal: Admin assigning stamp “organic” to tomatoes</w:t>
+            </w:r>
+          </w:p>
+          <w:p>
+            <w:r>
+              <w:t>Stamp should appear on the products age</w:t>
+            </w:r>
+            <w:r>
+              <w:br/>
+              <w:t>Erroneous: Admin assigning a stamp to a product that doesn’t exist</w:t>
+            </w:r>
+            <w:r>
+              <w:br/>
+              <w:t>Should fail and give an error, not crash system.</w:t>
+            </w:r>
+            <w:r>
+              <w:br/>
+            </w:r>
+            <w:r>
+              <w:lastRenderedPageBreak/>
+              <w:t>Log in as a customer and try to access stamp assignment URL directly: access should be blocked</w:t>
+            </w:r>
+          </w:p>
+        </w:tc>
+      </w:tr>
+      <w:tr>
+        <w:tc>
+          <w:tcPr>
+            <w:tcW w:w="1413" w:type="dxa"/>
+          </w:tcPr>
+          <w:p>
+            <w:r>
+              <w:lastRenderedPageBreak/>
+              <w:t>25/04/2026</w:t>
+            </w:r>
+          </w:p>
+        </w:tc>
+        <w:tc>
+          <w:tcPr>
+            <w:tcW w:w="1701" w:type="dxa"/>
+          </w:tcPr>
+          <w:p>
+            <w:r>
+              <w:t>Admin granting stamps to produc</w:t>
+            </w:r>
+            <w:r>
+              <w:t>ers</w:t>
+            </w:r>
+          </w:p>
+        </w:tc>
+        <w:tc>
+          <w:tcPr>
+            <w:tcW w:w="2268" w:type="dxa"/>
+          </w:tcPr>
+          <w:p>
+            <w:r>
+              <w:t>Black box, functionality testing, security testing, integration testing</w:t>
+            </w:r>
+          </w:p>
+        </w:tc>
+        <w:tc>
+          <w:tcPr>
+            <w:tcW w:w="3634" w:type="dxa"/>
+          </w:tcPr>
+          <w:p>
+            <w:r>
+              <w:t xml:space="preserve">Admin must be logged in. </w:t>
+            </w:r>
+            <w:proofErr w:type="spellStart"/>
+            <w:r>
+              <w:t>Atleast</w:t>
+            </w:r>
+            <w:proofErr w:type="spellEnd"/>
+            <w:r>
+              <w:t xml:space="preserve"> one produ</w:t>
+            </w:r>
+            <w:r>
+              <w:t>cer</w:t>
+            </w:r>
+            <w:r>
+              <w:t xml:space="preserve"> and </w:t>
+            </w:r>
+            <w:proofErr w:type="spellStart"/>
+            <w:r>
+              <w:t>atleast</w:t>
+            </w:r>
+            <w:proofErr w:type="spellEnd"/>
+            <w:r>
+              <w:t xml:space="preserve"> one stamp must be present in the database</w:t>
+            </w:r>
+            <w:r>
+              <w:t>.</w:t>
+            </w:r>
+            <w:r>
+              <w:br/>
+              <w:t xml:space="preserve">Normal: Admin assigns stamp “Free Range” to “Happy farms”. Stamp should appear on the producer’s profile and </w:t>
+            </w:r>
+            <w:proofErr w:type="gramStart"/>
+            <w:r>
+              <w:t>producers</w:t>
+            </w:r>
+            <w:proofErr w:type="gramEnd"/>
+            <w:r>
+              <w:t xml:space="preserve"> page</w:t>
+            </w:r>
+          </w:p>
+          <w:p>
+            <w:r>
+              <w:t xml:space="preserve">Erroneous: </w:t>
+            </w:r>
+            <w:r>
+              <w:t>Admin assigning a stamp to a produc</w:t>
+            </w:r>
+            <w:r>
+              <w:t>er</w:t>
+            </w:r>
+            <w:r>
+              <w:t xml:space="preserve"> that doesn’t exist</w:t>
+            </w:r>
+            <w:r>
+              <w:br/>
+              <w:t>Should fail and give an error, not crash system.</w:t>
+            </w:r>
+            <w:r>
+              <w:br/>
+            </w:r>
+          </w:p>
+        </w:tc>
+      </w:tr>
+      <w:tr>
+        <w:tc>
+          <w:tcPr>
+            <w:tcW w:w="1413" w:type="dxa"/>
+          </w:tcPr>
+          <w:p>
+            <w:r>
+              <w:t>28/04/2026</w:t>
+            </w:r>
+          </w:p>
+        </w:tc>
+        <w:tc>
+          <w:tcPr>
+            <w:tcW w:w="1701" w:type="dxa"/>
+          </w:tcPr>
+          <w:p>
+            <w:r>
+              <w:t>Discount code creation</w:t>
+            </w:r>
+          </w:p>
+        </w:tc>
+        <w:tc>
+          <w:tcPr>
+            <w:tcW w:w="2268" w:type="dxa"/>
+          </w:tcPr>
+          <w:p>
+            <w:r>
+              <w:t>Black box, functionality testing, security testing, integration testing</w:t>
+            </w:r>
+          </w:p>
+        </w:tc>
+        <w:tc>
+          <w:tcPr>
+            <w:tcW w:w="3634" w:type="dxa"/>
+          </w:tcPr>
+          <w:p>
+            <w:r>
+              <w:t xml:space="preserve">Tester must be logged in as an admin, Discount codes </w:t>
+            </w:r>
+            <w:proofErr w:type="spellStart"/>
+            <w:r>
+              <w:t>pag</w:t>
+            </w:r>
+            <w:proofErr w:type="spellEnd"/>
+            <w:r>
+              <w:t xml:space="preserve"> must be fully implemented.</w:t>
+            </w:r>
+            <w:r>
+              <w:br/>
+              <w:t xml:space="preserve">Normal: Code: SPRING15 with 15% off, and </w:t>
+            </w:r>
+            <w:proofErr w:type="spellStart"/>
+            <w:r>
+              <w:t>IsActive</w:t>
+            </w:r>
+            <w:proofErr w:type="spellEnd"/>
+            <w:r>
+              <w:t xml:space="preserve"> set to true. The code should be created successfully and be usable at checkout.</w:t>
+            </w:r>
+            <w:r>
+              <w:br/>
+              <w:t>Erroneous: Admin attempts to create a code with a blank name</w:t>
+            </w:r>
+            <w:r>
+              <w:t>. should be rejected and an error message should be thrown.</w:t>
+            </w:r>
+            <w:r>
+              <w:br/>
+              <w:t>Erroneous: Admin tries to create a code with a percentage value above 100 or below 0.</w:t>
+            </w:r>
+            <w:r>
+              <w:br/>
+              <w:t>Should be rejected and an error message should be sent.</w:t>
+            </w:r>
+            <w:r>
+              <w:br/>
+            </w:r>
+          </w:p>
+        </w:tc>
+      </w:tr>
+      <w:tr>
+        <w:tc>
+          <w:tcPr>
+            <w:tcW w:w="1413" w:type="dxa"/>
+          </w:tcPr>
+          <w:p>
+            <w:r>
+              <w:t>29/04/2026</w:t>
+            </w:r>
+          </w:p>
+        </w:tc>
+        <w:tc>
+          <w:tcPr>
+            <w:tcW w:w="1701" w:type="dxa"/>
+          </w:tcPr>
+          <w:p>
+            <w:r>
+              <w:t xml:space="preserve"> Adding items to basket</w:t>
+            </w:r>
+          </w:p>
+        </w:tc>
+        <w:tc>
+          <w:tcPr>
+            <w:tcW w:w="2268" w:type="dxa"/>
+          </w:tcPr>
+          <w:p>
+            <w:r>
+              <w:t xml:space="preserve"> </w:t>
+            </w:r>
+            <w:r>
+              <w:t>Black box, functionality testing, integration testing</w:t>
+            </w:r>
+          </w:p>
+        </w:tc>
+        <w:tc>
+          <w:tcPr>
+            <w:tcW w:w="3634" w:type="dxa"/>
+          </w:tcPr>
+          <w:p>
+            <w:r>
+              <w:t xml:space="preserve"> Tester must be logged in as a customer. At least one product with </w:t>
+            </w:r>
+            <w:proofErr w:type="spellStart"/>
+            <w:proofErr w:type="gramStart"/>
+            <w:r>
+              <w:t>IsAvailable:true</w:t>
+            </w:r>
+            <w:proofErr w:type="spellEnd"/>
+            <w:proofErr w:type="gramEnd"/>
+            <w:r>
+              <w:t xml:space="preserve"> and stock greater than 0 must exist. Basket system must be </w:t>
+            </w:r>
+            <w:proofErr w:type="spellStart"/>
+            <w:r>
+              <w:t>filly</w:t>
+            </w:r>
+            <w:proofErr w:type="spellEnd"/>
+            <w:r>
+              <w:t xml:space="preserve"> implemented.</w:t>
+            </w:r>
+          </w:p>
+          <w:p>
+            <w:r>
+              <w:t xml:space="preserve">one product with </w:t>
+            </w:r>
+            <w:proofErr w:type="spellStart"/>
+            <w:proofErr w:type="gramStart"/>
+            <w:r>
+              <w:t>IsAvailable:</w:t>
+            </w:r>
+            <w:r>
+              <w:t>False</w:t>
+            </w:r>
+            <w:proofErr w:type="spellEnd"/>
+            <w:proofErr w:type="gramEnd"/>
+            <w:r>
+              <w:t xml:space="preserve"> should be present.</w:t>
+            </w:r>
+            <w:r>
+              <w:br/>
+              <w:t xml:space="preserve">Normal: Tester clicks “Add to basket” on a product. The item should appear in the basket page Tester should navigate to the </w:t>
+            </w:r>
+            <w:r>
+              <w:lastRenderedPageBreak/>
+              <w:t>basket page and confirm that it is the correct product, and all of its details match correctly (producer name, stamps, etc.)</w:t>
+            </w:r>
+            <w:r>
+              <w:br/>
+              <w:t xml:space="preserve">Erroneous: tester should attempt to add a product that has its </w:t>
+            </w:r>
+            <w:proofErr w:type="spellStart"/>
+            <w:r>
+              <w:t>IsAvailable</w:t>
+            </w:r>
+            <w:proofErr w:type="spellEnd"/>
+            <w:r>
+              <w:t xml:space="preserve"> set to false, the add to basket button should be disabled.</w:t>
+            </w:r>
+          </w:p>
+        </w:tc>
+      </w:tr>
+      <w:tr>
+        <w:tc>
+          <w:tcPr>
+            <w:tcW w:w="1413" w:type="dxa"/>
+          </w:tcPr>
+          <w:p>
+            <w:r>
+              <w:lastRenderedPageBreak/>
+              <w:t>30/04/2026</w:t>
+            </w:r>
+          </w:p>
+        </w:tc>
+        <w:tc>
+          <w:tcPr>
+            <w:tcW w:w="1701" w:type="dxa"/>
+          </w:tcPr>
+          <w:p>
+            <w:r>
+              <w:t>Basket Persists Across Sessions</w:t>
+            </w:r>
+          </w:p>
+        </w:tc>
+        <w:tc>
+          <w:tcPr>
+            <w:tcW w:w="2268" w:type="dxa"/>
+          </w:tcPr>
+          <w:p>
+            <w:r>
+              <w:t>Black box, functionality testing, integration testing</w:t>
+            </w:r>
+          </w:p>
+        </w:tc>
+        <w:tc>
+          <w:tcPr>
+            <w:tcW w:w="3634" w:type="dxa"/>
+          </w:tcPr>
+          <w:p>
+            <w:r>
+              <w:t>Tester should be logged in as a customer. Two products must be in the basket. Tester should log out of account, tester must log back in using the same account, navigate to the basket page. All previously added items should still be present in the basket in their correct quantities.</w:t>
+            </w:r>
+            <w:r>
+              <w:br/>
+              <w:t>Test Data: customer account credentials, “Organic mixed vegetables (Qty:2)” and “Raw Local Honey” (Qty:1) before logging out. After logging back in both items should appear in the basket unchanged.</w:t>
+            </w:r>
+          </w:p>
+        </w:tc>
+      </w:tr>
+      <w:tr>
+        <w:tc>
+          <w:tcPr>
+            <w:tcW w:w="1413" w:type="dxa"/>
+          </w:tcPr>
+          <w:p>
+            <w:r>
+              <w:t>01/05/2026</w:t>
+            </w:r>
+          </w:p>
+        </w:tc>
+        <w:tc>
+          <w:tcPr>
+            <w:tcW w:w="1701" w:type="dxa"/>
+          </w:tcPr>
+          <w:p>
+            <w:r>
+              <w:t>Out of stock products</w:t>
+            </w:r>
+          </w:p>
+        </w:tc>
+        <w:tc>
+          <w:tcPr>
+            <w:tcW w:w="2268" w:type="dxa"/>
+          </w:tcPr>
+          <w:p>
+            <w:r>
+              <w:t>Black box, functionality testing, integration testing</w:t>
+            </w:r>
+          </w:p>
+        </w:tc>
+        <w:tc>
+          <w:tcPr>
+            <w:tcW w:w="3634" w:type="dxa"/>
+          </w:tcPr>
+          <w:p>
+            <w:r>
+              <w:t xml:space="preserve">A product must be entered with stock: 0 and </w:t>
+            </w:r>
+            <w:proofErr w:type="spellStart"/>
+            <w:r>
+              <w:t>IsAvailable</w:t>
+            </w:r>
+            <w:proofErr w:type="spellEnd"/>
+            <w:r>
+              <w:t>: False</w:t>
+            </w:r>
+            <w:r>
+              <w:br/>
+              <w:t xml:space="preserve">Normal: </w:t>
+            </w:r>
+            <w:r>
+              <w:t>Tester should navigate to the store. The product should be marked as unavailable clea</w:t>
+            </w:r>
+            <w:r>
+              <w:t>r</w:t>
+            </w:r>
+            <w:r>
+              <w:t xml:space="preserve">ly, with </w:t>
+            </w:r>
+            <w:proofErr w:type="gramStart"/>
+            <w:r>
+              <w:t>a disabled</w:t>
+            </w:r>
+            <w:proofErr w:type="gramEnd"/>
+            <w:r>
+              <w:t xml:space="preserve"> add to basket button</w:t>
+            </w:r>
+            <w:r>
+              <w:br/>
+            </w:r>
+            <w:r>
+              <w:br/>
+              <w:t>A product that was in a customers basket before it went out of stock. When the customer tries to check he product out a warning should be sent and the checkout should not proceed. Controller logic must validate stock levels server-side at checkout</w:t>
+            </w:r>
+          </w:p>
+        </w:tc>
+      </w:tr>
+      <w:tr>
+        <w:tc>
+          <w:tcPr>
+            <w:tcW w:w="1413" w:type="dxa"/>
+          </w:tcPr>
+          <w:p>
+            <w:r>
+              <w:t>04/05/2026</w:t>
+            </w:r>
+          </w:p>
+        </w:tc>
+        <w:tc>
+          <w:tcPr>
+            <w:tcW w:w="1701" w:type="dxa"/>
+          </w:tcPr>
+          <w:p>
+            <w:r>
+              <w:t>Points Calculated and Granted Accurately</w:t>
+            </w:r>
+          </w:p>
+        </w:tc>
+        <w:tc>
+          <w:tcPr>
+            <w:tcW w:w="2268" w:type="dxa"/>
+          </w:tcPr>
+          <w:p>
+            <w:r>
+              <w:t>Black box, functionality testing, integration testing</w:t>
+            </w:r>
+          </w:p>
+        </w:tc>
+        <w:tc>
+          <w:tcPr>
+            <w:tcW w:w="3634" w:type="dxa"/>
+          </w:tcPr>
+          <w:p>
+            <w:r>
+              <w:t xml:space="preserve">A customer account must exist with </w:t>
+            </w:r>
+            <w:proofErr w:type="gramStart"/>
+            <w:r>
+              <w:t>a points</w:t>
+            </w:r>
+            <w:proofErr w:type="gramEnd"/>
+            <w:r>
+              <w:t xml:space="preserve"> balance of 0. The points calculation logic must be fully implemented in the controller.</w:t>
+            </w:r>
+            <w:r>
+              <w:br/>
+              <w:t xml:space="preserve">Normal: Customer completes an order with a total of £14.50, the dashboard should update to show </w:t>
+            </w:r>
+            <w:r>
+              <w:lastRenderedPageBreak/>
+              <w:t>145 points added top their balance.</w:t>
+            </w:r>
+            <w:r>
+              <w:br/>
+              <w:t xml:space="preserve">Normal: Tester completes a second order </w:t>
+            </w:r>
+            <w:r>
+              <w:t>worth £8.00;</w:t>
+            </w:r>
+            <w:r>
+              <w:t xml:space="preserve"> an additional 80 points should be added to the already existing ones</w:t>
+            </w:r>
+            <w:r>
+              <w:t xml:space="preserve"> bringing the total to 225.</w:t>
+            </w:r>
+            <w:r>
+              <w:br/>
+              <w:t>Erroneous: An order that is cancelled or not completed should not grant any points.</w:t>
+            </w:r>
+            <w:r>
+              <w:br/>
+              <w:t>Extreme: An order of £0.50 should grant 5 points, confirming calculation and assigning is flawless.</w:t>
             </w:r>
           </w:p>
         </w:tc>
@@ -14555,6 +15334,48 @@
       </w:pPr>
       <w:bookmarkStart w:id="26" w:name="_Toc224235734"/>
       <w:bookmarkStart w:id="27" w:name="_Toc224642667"/>
+      <w:r>
+        <w:lastRenderedPageBreak/>
+        <w:br/>
+        <w:t>Visual Design</w:t>
+      </w:r>
+    </w:p>
+    <w:p>
+      <w:hyperlink r:id="rId14" w:history="1">
+        <w:r>
+          <w:rPr>
+            <w:rStyle w:val="Hyperlink"/>
+          </w:rPr>
+          <w:t>https://www.figma.com/design/1EqeVTI5KxbxTRcD0BxGgB/GreenField-Local-Hub-Visual-Design-And-Annotations?node-id=0</w:t>
+        </w:r>
+        <w:r>
+          <w:rPr>
+            <w:rStyle w:val="Hyperlink"/>
+          </w:rPr>
+          <w:t>```````</w:t>
+        </w:r>
+        <w:r>
+          <w:rPr>
+            <w:rStyle w:val="Hyperlink"/>
+          </w:rPr>
+          <w:t>-1&amp;t=kx2QjfxyFKHHoj72-1</w:t>
+        </w:r>
+      </w:hyperlink>
+      <w:r>
+        <w:br/>
+        <w:t xml:space="preserve">(If this link doesn’t </w:t>
+      </w:r>
+      <w:r>
+        <w:t>work,</w:t>
+      </w:r>
+      <w:r>
+        <w:t xml:space="preserve"> please get in contact with my college)</w:t>
+      </w:r>
+    </w:p>
+    <w:p>
+      <w:pPr>
+        <w:pStyle w:val="Heading1"/>
+      </w:pPr>
       <w:r>
         <w:t>Styles</w:t>
       </w:r>
@@ -14677,7 +15498,7 @@
               </wp:anchor>
             </w:drawing>
           </mc:Choice>
-          <mc:Fallback>
+          <mc:Fallback xmlns:w16sdtfl="http://schemas.microsoft.com/office/word/2024/wordml/sdtformatlock" xmlns:w16du="http://schemas.microsoft.com/office/word/2023/wordml/word16du" xmlns:oel="http://schemas.microsoft.com/office/2019/extlst">
             <w:pict>
               <v:oval w14:anchorId="6664DEE9" id="Oval 7" o:spid="_x0000_s1026" style="position:absolute;margin-left:86.25pt;margin-top:21.55pt;width:15.75pt;height:15.75pt;z-index:251659264;visibility:visible;mso-wrap-style:square;mso-wrap-distance-left:9pt;mso-wrap-distance-top:0;mso-wrap-distance-right:9pt;mso-wrap-distance-bottom:0;mso-position-horizontal:absolute;mso-position-horizontal-relative:text;mso-position-vertical:absolute;mso-position-vertical-relative:text;v-text-anchor:middle" o:gfxdata="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" fillcolor="#0b0f14" strokecolor="#1f3763 [1604]" strokeweight="1pt">
                 <v:stroke joinstyle="miter"/>
@@ -14801,7 +15622,7 @@
               </wp:anchor>
             </w:drawing>
           </mc:Choice>
-          <mc:Fallback>
+          <mc:Fallback xmlns:w16sdtfl="http://schemas.microsoft.com/office/word/2024/wordml/sdtformatlock" xmlns:w16du="http://schemas.microsoft.com/office/word/2023/wordml/word16du" xmlns:oel="http://schemas.microsoft.com/office/2019/extlst">
             <w:pict>
               <v:oval w14:anchorId="7C27773B" id="Oval 8" o:spid="_x0000_s1026" style="position:absolute;margin-left:435.75pt;margin-top:.75pt;width:15.75pt;height:15.75pt;z-index:251661312;visibility:visible;mso-wrap-style:square;mso-wrap-distance-left:9pt;mso-wrap-distance-top:0;mso-wrap-distance-right:9pt;mso-wrap-distance-bottom:0;mso-position-horizontal:absolute;mso-position-horizontal-relative:text;mso-position-vertical:absolute;mso-position-vertical-relative:text;v-text-anchor:middle" o:gfxdata="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" fillcolor="#111827" strokecolor="#1f3763 [1604]" strokeweight="1pt">
                 <v:stroke joinstyle="miter"/>
@@ -14835,7 +15656,6 @@
       <w:bookmarkStart w:id="32" w:name="_Toc224235737"/>
       <w:bookmarkStart w:id="33" w:name="_Toc224642670"/>
       <w:r>
-        <w:lastRenderedPageBreak/>
         <w:t>Font</w:t>
       </w:r>
       <w:bookmarkEnd w:id="32"/>
@@ -14920,7 +15740,7 @@
               </wp:anchor>
             </w:drawing>
           </mc:Choice>
-          <mc:Fallback>
+          <mc:Fallback xmlns:w16sdtfl="http://schemas.microsoft.com/office/word/2024/wordml/sdtformatlock" xmlns:w16du="http://schemas.microsoft.com/office/word/2023/wordml/word16du" xmlns:oel="http://schemas.microsoft.com/office/2019/extlst">
             <w:pict>
               <v:oval w14:anchorId="14C0D5DA" id="Oval 9" o:spid="_x0000_s1026" style="position:absolute;margin-left:130.5pt;margin-top:.7pt;width:15.75pt;height:15.75pt;z-index:251663360;visibility:visible;mso-wrap-style:square;mso-wrap-distance-left:9pt;mso-wrap-distance-top:0;mso-wrap-distance-right:9pt;mso-wrap-distance-bottom:0;mso-position-horizontal:absolute;mso-position-horizontal-relative:text;mso-position-vertical:absolute;mso-position-vertical-relative:text;v-text-anchor:middle" o:gfxdata="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" fillcolor="#e5e8eb" strokecolor="#1f3763 [1604]" strokeweight="1pt">
                 <v:stroke joinstyle="miter"/>
@@ -15026,7 +15846,7 @@
               </wp:anchor>
             </w:drawing>
           </mc:Choice>
-          <mc:Fallback>
+          <mc:Fallback xmlns:w16sdtfl="http://schemas.microsoft.com/office/word/2024/wordml/sdtformatlock" xmlns:w16du="http://schemas.microsoft.com/office/word/2023/wordml/word16du" xmlns:oel="http://schemas.microsoft.com/office/2019/extlst">
             <w:pict>
               <v:oval w14:anchorId="531E6A65" id="Oval 10" o:spid="_x0000_s1026" style="position:absolute;margin-left:130.5pt;margin-top:.7pt;width:15.75pt;height:15.75pt;z-index:251665408;visibility:visible;mso-wrap-style:square;mso-wrap-distance-left:9pt;mso-wrap-distance-top:0;mso-wrap-distance-right:9pt;mso-wrap-distance-bottom:0;mso-position-horizontal:absolute;mso-position-horizontal-relative:text;mso-position-vertical:absolute;mso-position-vertical-relative:text;v-text-anchor:middle" o:gfxdata="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" fillcolor="#9ca3af" strokecolor="#1f3763 [1604]" strokeweight="1pt">
                 <v:stroke joinstyle="miter"/>
@@ -15144,7 +15964,7 @@
               </wp:anchor>
             </w:drawing>
           </mc:Choice>
-          <mc:Fallback>
+          <mc:Fallback xmlns:w16sdtfl="http://schemas.microsoft.com/office/word/2024/wordml/sdtformatlock" xmlns:w16du="http://schemas.microsoft.com/office/word/2023/wordml/word16du" xmlns:oel="http://schemas.microsoft.com/office/2019/extlst">
             <w:pict>
               <v:oval w14:anchorId="318B6882" id="Oval 11" o:spid="_x0000_s1026" style="position:absolute;margin-left:131.25pt;margin-top:.75pt;width:15.75pt;height:15.75pt;z-index:251667456;visibility:visible;mso-wrap-style:square;mso-wrap-distance-left:9pt;mso-wrap-distance-top:0;mso-wrap-distance-right:9pt;mso-wrap-distance-bottom:0;mso-position-horizontal:absolute;mso-position-horizontal-relative:text;mso-position-vertical:absolute;mso-position-vertical-relative:text;v-text-anchor:middle" o:gfxdata="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" fillcolor="#22c55e" strokecolor="#1f3763 [1604]" strokeweight="1pt">
                 <v:stroke joinstyle="miter"/>
@@ -15250,7 +16070,7 @@
               </wp:anchor>
             </w:drawing>
           </mc:Choice>
-          <mc:Fallback>
+          <mc:Fallback xmlns:w16sdtfl="http://schemas.microsoft.com/office/word/2024/wordml/sdtformatlock" xmlns:w16du="http://schemas.microsoft.com/office/word/2023/wordml/word16du" xmlns:oel="http://schemas.microsoft.com/office/2019/extlst">
             <w:pict>
               <v:oval w14:anchorId="4837062D" id="Oval 12" o:spid="_x0000_s1026" style="position:absolute;margin-left:177pt;margin-top:1.5pt;width:15.75pt;height:15.75pt;z-index:251669504;visibility:visible;mso-wrap-style:square;mso-wrap-distance-left:9pt;mso-wrap-distance-top:0;mso-wrap-distance-right:9pt;mso-wrap-distance-bottom:0;mso-position-horizontal:absolute;mso-position-horizontal-relative:text;mso-position-vertical:absolute;mso-position-vertical-relative:text;v-text-anchor:middle" o:gfxdata="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" fillcolor="#4ade80" strokecolor="#1f3763 [1604]" strokeweight="1pt">
                 <v:stroke joinstyle="miter"/>
@@ -15395,7 +16215,7 @@
               </wp:anchor>
             </w:drawing>
           </mc:Choice>
-          <mc:Fallback>
+          <mc:Fallback xmlns:w16sdtfl="http://schemas.microsoft.com/office/word/2024/wordml/sdtformatlock" xmlns:w16du="http://schemas.microsoft.com/office/word/2023/wordml/word16du" xmlns:oel="http://schemas.microsoft.com/office/2019/extlst">
             <w:pict>
               <v:oval w14:anchorId="1878C806" id="Oval 13" o:spid="_x0000_s1026" style="position:absolute;margin-left:264.75pt;margin-top:2.2pt;width:15.75pt;height:15.75pt;z-index:251671552;visibility:visible;mso-wrap-style:square;mso-wrap-distance-left:9pt;mso-wrap-distance-top:0;mso-wrap-distance-right:9pt;mso-wrap-distance-bottom:0;mso-position-horizontal:absolute;mso-position-horizontal-relative:text;mso-position-vertical:absolute;mso-position-vertical-relative:text;v-text-anchor:middle" o:gfxdata="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" fillcolor="#f7fdf9" strokecolor="#1f3763 [1604]" strokeweight="1pt">
                 <v:stroke joinstyle="miter"/>
@@ -15508,7 +16328,7 @@
               </wp:anchor>
             </w:drawing>
           </mc:Choice>
-          <mc:Fallback>
+          <mc:Fallback xmlns:w16sdtfl="http://schemas.microsoft.com/office/word/2024/wordml/sdtformatlock" xmlns:w16du="http://schemas.microsoft.com/office/word/2023/wordml/word16du" xmlns:oel="http://schemas.microsoft.com/office/2019/extlst">
             <w:pict>
               <v:oval w14:anchorId="17B30DF0" id="Oval 14" o:spid="_x0000_s1026" style="position:absolute;margin-left:205.5pt;margin-top:.8pt;width:15.75pt;height:15.75pt;z-index:251673600;visibility:visible;mso-wrap-style:square;mso-wrap-distance-left:9pt;mso-wrap-distance-top:0;mso-wrap-distance-right:9pt;mso-wrap-distance-bottom:0;mso-position-horizontal:absolute;mso-position-horizontal-relative:text;mso-position-vertical:absolute;mso-position-vertical-relative:text;v-text-anchor:middle" o:gfxdata="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" fillcolor="white [3212]" strokecolor="#1f3763 [1604]" strokeweight="1pt">
                 <v:stroke joinstyle="miter"/>
@@ -15542,6 +16362,7 @@
       <w:bookmarkStart w:id="40" w:name="_Toc224235741"/>
       <w:bookmarkStart w:id="41" w:name="_Toc224642674"/>
       <w:r>
+        <w:lastRenderedPageBreak/>
         <w:t>Font</w:t>
       </w:r>
       <w:bookmarkEnd w:id="40"/>
@@ -15626,7 +16447,7 @@
               </wp:anchor>
             </w:drawing>
           </mc:Choice>
-          <mc:Fallback>
+          <mc:Fallback xmlns:w16sdtfl="http://schemas.microsoft.com/office/word/2024/wordml/sdtformatlock" xmlns:w16du="http://schemas.microsoft.com/office/word/2023/wordml/word16du" xmlns:oel="http://schemas.microsoft.com/office/2019/extlst">
             <w:pict>
               <v:oval w14:anchorId="40A68B6B" id="Oval 15" o:spid="_x0000_s1026" style="position:absolute;margin-left:238.5pt;margin-top:3pt;width:15.75pt;height:15.75pt;z-index:251675648;visibility:visible;mso-wrap-style:square;mso-wrap-distance-left:9pt;mso-wrap-distance-top:0;mso-wrap-distance-right:9pt;mso-wrap-distance-bottom:0;mso-position-horizontal:absolute;mso-position-horizontal-relative:text;mso-position-vertical:absolute;mso-position-vertical-relative:text;v-text-anchor:middle" o:gfxdata="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" fillcolor="#111827" strokecolor="#1f3763 [1604]" strokeweight="1pt">
                 <v:stroke joinstyle="miter"/>
@@ -15732,7 +16553,7 @@
               </wp:anchor>
             </w:drawing>
           </mc:Choice>
-          <mc:Fallback>
+          <mc:Fallback xmlns:w16sdtfl="http://schemas.microsoft.com/office/word/2024/wordml/sdtformatlock" xmlns:w16du="http://schemas.microsoft.com/office/word/2023/wordml/word16du" xmlns:oel="http://schemas.microsoft.com/office/2019/extlst">
             <w:pict>
               <v:oval w14:anchorId="70E5CFAA" id="Oval 16" o:spid="_x0000_s1026" style="position:absolute;margin-left:129pt;margin-top:.7pt;width:15.75pt;height:15.75pt;z-index:251677696;visibility:visible;mso-wrap-style:square;mso-wrap-distance-left:9pt;mso-wrap-distance-top:0;mso-wrap-distance-right:9pt;mso-wrap-distance-bottom:0;mso-position-horizontal:absolute;mso-position-horizontal-relative:text;mso-position-vertical:absolute;mso-position-vertical-relative:text;v-text-anchor:middle" o:gfxdata="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" fillcolor="#6b7280" strokecolor="#1f3763 [1604]" strokeweight="1pt">
                 <v:stroke joinstyle="miter"/>
@@ -15857,7 +16678,7 @@
               </wp:anchor>
             </w:drawing>
           </mc:Choice>
-          <mc:Fallback>
+          <mc:Fallback xmlns:w16sdtfl="http://schemas.microsoft.com/office/word/2024/wordml/sdtformatlock" xmlns:w16du="http://schemas.microsoft.com/office/word/2023/wordml/word16du" xmlns:oel="http://schemas.microsoft.com/office/2019/extlst">
             <w:pict>
               <v:oval w14:anchorId="5E2F8608" id="Oval 17" o:spid="_x0000_s1026" style="position:absolute;margin-left:132pt;margin-top:.7pt;width:15.75pt;height:15.75pt;z-index:251679744;visibility:visible;mso-wrap-style:square;mso-wrap-distance-left:9pt;mso-wrap-distance-top:0;mso-wrap-distance-right:9pt;mso-wrap-distance-bottom:0;mso-position-horizontal:absolute;mso-position-horizontal-relative:text;mso-position-vertical:absolute;mso-position-vertical-relative:text;v-text-anchor:middle" o:gfxdata="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" fillcolor="#16a34a" strokecolor="#1f3763 [1604]" strokeweight="1pt">
                 <v:stroke joinstyle="miter"/>
@@ -15963,7 +16784,7 @@
               </wp:anchor>
             </w:drawing>
           </mc:Choice>
-          <mc:Fallback>
+          <mc:Fallback xmlns:w16sdtfl="http://schemas.microsoft.com/office/word/2024/wordml/sdtformatlock" xmlns:w16du="http://schemas.microsoft.com/office/word/2023/wordml/word16du" xmlns:oel="http://schemas.microsoft.com/office/2019/extlst">
             <w:pict>
               <v:oval w14:anchorId="6F9D50B0" id="Oval 18" o:spid="_x0000_s1026" style="position:absolute;margin-left:177.75pt;margin-top:.75pt;width:15.75pt;height:15.75pt;z-index:251681792;visibility:visible;mso-wrap-style:square;mso-wrap-distance-left:9pt;mso-wrap-distance-top:0;mso-wrap-distance-right:9pt;mso-wrap-distance-bottom:0;mso-position-horizontal:absolute;mso-position-horizontal-relative:text;mso-position-vertical:absolute;mso-position-vertical-relative:text;v-text-anchor:middle" o:gfxdata="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" fillcolor="#15803d" strokecolor="#1f3763 [1604]" strokeweight="1pt">
                 <v:stroke joinstyle="miter"/>
@@ -16107,7 +16928,7 @@
               </wp:anchor>
             </w:drawing>
           </mc:Choice>
-          <mc:Fallback>
+          <mc:Fallback xmlns:w16sdtfl="http://schemas.microsoft.com/office/word/2024/wordml/sdtformatlock" xmlns:w16du="http://schemas.microsoft.com/office/word/2023/wordml/word16du" xmlns:oel="http://schemas.microsoft.com/office/2019/extlst">
             <w:pict>
               <v:oval w14:anchorId="59FF399C" id="Oval 20" o:spid="_x0000_s1026" style="position:absolute;margin-left:145.5pt;margin-top:18.3pt;width:15.75pt;height:15.75pt;z-index:251685888;visibility:visible;mso-wrap-style:square;mso-wrap-distance-left:9pt;mso-wrap-distance-top:0;mso-wrap-distance-right:9pt;mso-wrap-distance-bottom:0;mso-position-horizontal:absolute;mso-position-horizontal-relative:text;mso-position-vertical:absolute;mso-position-vertical-relative:text;v-text-anchor:middle" o:gfxdata="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" fillcolor="#111827" strokecolor="#1f3763 [1604]" strokeweight="1pt">
                 <v:stroke joinstyle="miter"/>
@@ -16199,7 +17020,7 @@
               </wp:anchor>
             </w:drawing>
           </mc:Choice>
-          <mc:Fallback>
+          <mc:Fallback xmlns:w16sdtfl="http://schemas.microsoft.com/office/word/2024/wordml/sdtformatlock" xmlns:w16du="http://schemas.microsoft.com/office/word/2023/wordml/word16du" xmlns:oel="http://schemas.microsoft.com/office/2019/extlst">
             <w:pict>
               <v:oval w14:anchorId="1A8D583B" id="Oval 19" o:spid="_x0000_s1026" style="position:absolute;margin-left:143.25pt;margin-top:17.7pt;width:15.75pt;height:15.75pt;z-index:251683840;visibility:visible;mso-wrap-style:square;mso-wrap-distance-left:9pt;mso-wrap-distance-top:0;mso-wrap-distance-right:9pt;mso-wrap-distance-bottom:0;mso-position-horizontal:absolute;mso-position-horizontal-relative:text;mso-position-vertical:absolute;mso-position-vertical-relative:text;v-text-anchor:middle" o:gfxdata="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" fillcolor="white [3212]" strokecolor="#1f3763 [1604]" strokeweight="1pt">
                 <v:stroke joinstyle="miter"/>
@@ -16419,7 +17240,7 @@
               </wp:anchor>
             </w:drawing>
           </mc:Choice>
-          <mc:Fallback>
+          <mc:Fallback xmlns:w16sdtfl="http://schemas.microsoft.com/office/word/2024/wordml/sdtformatlock" xmlns:w16du="http://schemas.microsoft.com/office/word/2023/wordml/word16du" xmlns:oel="http://schemas.microsoft.com/office/2019/extlst">
             <w:pict>
               <v:oval w14:anchorId="5710EE66" id="Oval 21" o:spid="_x0000_s1026" style="position:absolute;margin-left:329.25pt;margin-top:2.95pt;width:15.75pt;height:15.75pt;z-index:251687936;visibility:visible;mso-wrap-style:square;mso-wrap-distance-left:9pt;mso-wrap-distance-top:0;mso-wrap-distance-right:9pt;mso-wrap-distance-bottom:0;mso-position-horizontal:absolute;mso-position-horizontal-relative:text;mso-position-vertical:absolute;mso-position-vertical-relative:text;v-text-anchor:middle" o:gfxdata="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" fillcolor="#84cc16" strokecolor="#1f3763 [1604]" strokeweight="1pt">
                 <v:stroke joinstyle="miter"/>
@@ -16518,7 +17339,7 @@
               </wp:anchor>
             </w:drawing>
           </mc:Choice>
-          <mc:Fallback>
+          <mc:Fallback xmlns:w16sdtfl="http://schemas.microsoft.com/office/word/2024/wordml/sdtformatlock" xmlns:w16du="http://schemas.microsoft.com/office/word/2023/wordml/word16du" xmlns:oel="http://schemas.microsoft.com/office/2019/extlst">
             <w:pict>
               <v:oval w14:anchorId="73566596" id="Oval 22" o:spid="_x0000_s1026" style="position:absolute;margin-left:188.25pt;margin-top:1.45pt;width:15.75pt;height:15.75pt;z-index:251689984;visibility:visible;mso-wrap-style:square;mso-wrap-distance-left:9pt;mso-wrap-distance-top:0;mso-wrap-distance-right:9pt;mso-wrap-distance-bottom:0;mso-position-horizontal:absolute;mso-position-horizontal-relative:text;mso-position-vertical:absolute;mso-position-vertical-relative:text;v-text-anchor:middle" o:gfxdata="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" fillcolor="#22c55e" strokecolor="#1f3763 [1604]" strokeweight="1pt">
                 <v:stroke joinstyle="miter"/>
@@ -16617,7 +17438,7 @@
               </wp:anchor>
             </w:drawing>
           </mc:Choice>
-          <mc:Fallback>
+          <mc:Fallback xmlns:w16sdtfl="http://schemas.microsoft.com/office/word/2024/wordml/sdtformatlock" xmlns:w16du="http://schemas.microsoft.com/office/word/2023/wordml/word16du" xmlns:oel="http://schemas.microsoft.com/office/2019/extlst">
             <w:pict>
               <v:oval w14:anchorId="7248E0C2" id="Oval 23" o:spid="_x0000_s1026" style="position:absolute;margin-left:140.25pt;margin-top:1.5pt;width:15.75pt;height:15.75pt;z-index:251692032;visibility:visible;mso-wrap-style:square;mso-wrap-distance-left:9pt;mso-wrap-distance-top:0;mso-wrap-distance-right:9pt;mso-wrap-distance-bottom:0;mso-position-horizontal:absolute;mso-position-horizontal-relative:text;mso-position-vertical:absolute;mso-position-vertical-relative:text;v-text-anchor:middle" o:gfxdata="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" fillcolor="#f59e0b" strokecolor="#1f3763 [1604]" strokeweight="1pt">
                 <v:stroke joinstyle="miter"/>
@@ -16716,7 +17537,7 @@
               </wp:anchor>
             </w:drawing>
           </mc:Choice>
-          <mc:Fallback>
+          <mc:Fallback xmlns:w16sdtfl="http://schemas.microsoft.com/office/word/2024/wordml/sdtformatlock" xmlns:w16du="http://schemas.microsoft.com/office/word/2023/wordml/word16du" xmlns:oel="http://schemas.microsoft.com/office/2019/extlst">
             <w:pict>
               <v:oval w14:anchorId="6FF49A60" id="Oval 24" o:spid="_x0000_s1026" style="position:absolute;margin-left:120.75pt;margin-top:2.25pt;width:15.75pt;height:15.75pt;z-index:251694080;visibility:visible;mso-wrap-style:square;mso-wrap-distance-left:9pt;mso-wrap-distance-top:0;mso-wrap-distance-right:9pt;mso-wrap-distance-bottom:0;mso-position-horizontal:absolute;mso-position-horizontal-relative:text;mso-position-vertical:absolute;mso-position-vertical-relative:text;v-text-anchor:middle" o:gfxdata="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" fillcolor="#ef4444" strokecolor="#1f3763 [1604]" strokeweight="1pt">
                 <v:stroke joinstyle="miter"/>
@@ -16747,7 +17568,7 @@
 </file>
 
 <file path=word/numbering.xml><?xml version="1.0" encoding="utf-8"?>
-<w:numbering xmlns:wpc="http://schemas.microsoft.com/office/word/2010/wordprocessingCanvas" xmlns:cx="http://schemas.microsoft.com/office/drawing/2014/chartex" xmlns:cx1="http://schemas.microsoft.com/office/drawing/2015/9/8/chartex" xmlns:cx2="http://schemas.microsoft.com/office/drawing/2015/10/21/chartex" xmlns:cx3="http://schemas.microsoft.com/office/drawing/2016/5/9/chartex" xmlns:cx4="http://schemas.microsoft.com/office/drawing/2016/5/10/chartex" xmlns:cx5="http://schemas.microsoft.com/office/drawing/2016/5/11/chartex" xmlns:cx6="http://schemas.microsoft.com/office/drawing/2016/5/12/chartex" xmlns:cx7="http://schemas.microsoft.com/office/drawing/2016/5/13/chartex" xmlns:cx8="http://schemas.microsoft.com/office/drawing/2016/5/14/chartex" xmlns:mc="http://schemas.openxmlformats.org/markup-compatibility/2006" xmlns:aink="http://schemas.microsoft.com/office/drawing/2016/ink" xmlns:am3d="http://schemas.microsoft.com/office/drawing/2017/model3d" xmlns:o="urn:schemas-microsoft-com:office:office" xmlns:oel="http://schemas.microsoft.com/office/2019/extlst" xmlns:r="http://schemas.openxmlformats.org/officeDocument/2006/relationships" xmlns:m="http://schemas.openxmlformats.org/officeDocument/2006/math" xmlns:v="urn:schemas-microsoft-com:vml" xmlns:wp14="http://schemas.microsoft.com/office/word/2010/wordprocessingDrawing" xmlns:wp="http://schemas.openxmlformats.org/drawingml/2006/wordprocessingDrawing" xmlns:w10="urn:schemas-microsoft-com:office:word" xmlns:w="http://schemas.openxmlformats.org/wordprocessingml/2006/main" xmlns:w14="http://schemas.microsoft.com/office/word/2010/wordml" xmlns:w15="http://schemas.microsoft.com/office/word/2012/wordml" xmlns:w16cex="http://schemas.microsoft.com/office/word/2018/wordml/cex" xmlns:w16cid="http://schemas.microsoft.com/office/word/2016/wordml/cid" xmlns:w16="http://schemas.microsoft.com/office/word/2018/wordml" xmlns:w16du="http://schemas.microsoft.com/office/word/2023/wordml/word16du" xmlns:w16sdtdh="http://schemas.microsoft.com/office/word/2020/wordml/sdtdatahash" xmlns:w16sdtfl="http://schemas.microsoft.com/office/word/2024/wordml/sdtformatlock" xmlns:w16se="http://schemas.microsoft.com/office/word/2015/wordml/symex" xmlns:wpg="http://schemas.microsoft.com/office/word/2010/wordprocessingGroup" xmlns:wpi="http://schemas.microsoft.com/office/word/2010/wordprocessingInk" xmlns:wne="http://schemas.microsoft.com/office/word/2006/wordml" xmlns:wps="http://schemas.microsoft.com/office/word/2010/wordprocessingShape" mc:Ignorable="w14 w15 w16se w16cid w16 w16cex w16sdtdh w16sdtfl w16du wp14">
+<w:numbering xmlns:wpc="http://schemas.microsoft.com/office/word/2010/wordprocessingCanvas" xmlns:cx="http://schemas.microsoft.com/office/drawing/2014/chartex" xmlns:cx1="http://schemas.microsoft.com/office/drawing/2015/9/8/chartex" xmlns:cx2="http://schemas.microsoft.com/office/drawing/2015/10/21/chartex" xmlns:cx3="http://schemas.microsoft.com/office/drawing/2016/5/9/chartex" xmlns:cx4="http://schemas.microsoft.com/office/drawing/2016/5/10/chartex" xmlns:cx5="http://schemas.microsoft.com/office/drawing/2016/5/11/chartex" xmlns:cx6="http://schemas.microsoft.com/office/drawing/2016/5/12/chartex" xmlns:cx7="http://schemas.microsoft.com/office/drawing/2016/5/13/chartex" xmlns:cx8="http://schemas.microsoft.com/office/drawing/2016/5/14/chartex" xmlns:mc="http://schemas.openxmlformats.org/markup-compatibility/2006" xmlns:aink="http://schemas.microsoft.com/office/drawing/2016/ink" xmlns:am3d="http://schemas.microsoft.com/office/drawing/2017/model3d" xmlns:o="urn:schemas-microsoft-com:office:office" xmlns:r="http://schemas.openxmlformats.org/officeDocument/2006/relationships" xmlns:m="http://schemas.openxmlformats.org/officeDocument/2006/math" xmlns:v="urn:schemas-microsoft-com:vml" xmlns:wp14="http://schemas.microsoft.com/office/word/2010/wordprocessingDrawing" xmlns:wp="http://schemas.openxmlformats.org/drawingml/2006/wordprocessingDrawing" xmlns:w10="urn:schemas-microsoft-com:office:word" xmlns:w="http://schemas.openxmlformats.org/wordprocessingml/2006/main" xmlns:w14="http://schemas.microsoft.com/office/word/2010/wordml" xmlns:w15="http://schemas.microsoft.com/office/word/2012/wordml" xmlns:w16cex="http://schemas.microsoft.com/office/word/2018/wordml/cex" xmlns:w16cid="http://schemas.microsoft.com/office/word/2016/wordml/cid" xmlns:w16="http://schemas.microsoft.com/office/word/2018/wordml" xmlns:w16sdtdh="http://schemas.microsoft.com/office/word/2020/wordml/sdtdatahash" xmlns:w16se="http://schemas.microsoft.com/office/word/2015/wordml/symex" xmlns:wpg="http://schemas.microsoft.com/office/word/2010/wordprocessingGroup" xmlns:wpi="http://schemas.microsoft.com/office/word/2010/wordprocessingInk" xmlns:wne="http://schemas.microsoft.com/office/word/2006/wordml" xmlns:wps="http://schemas.microsoft.com/office/word/2010/wordprocessingShape" mc:Ignorable="w14 w15 w16se w16cid w16 w16cex w16sdtdh wp14">
   <w:abstractNum w:abstractNumId="0" w15:restartNumberingAfterBreak="0">
     <w:nsid w:val="238969E0"/>
     <w:multiLevelType w:val="hybridMultilevel"/>
@@ -17200,23 +18021,23 @@
       </w:rPr>
     </w:lvl>
   </w:abstractNum>
-  <w:num w:numId="1" w16cid:durableId="1729304349">
+  <w:num w:numId="1">
     <w:abstractNumId w:val="2"/>
   </w:num>
-  <w:num w:numId="2" w16cid:durableId="964191159">
+  <w:num w:numId="2">
     <w:abstractNumId w:val="3"/>
   </w:num>
-  <w:num w:numId="3" w16cid:durableId="1923026611">
+  <w:num w:numId="3">
     <w:abstractNumId w:val="0"/>
   </w:num>
-  <w:num w:numId="4" w16cid:durableId="1653633875">
+  <w:num w:numId="4">
     <w:abstractNumId w:val="1"/>
   </w:num>
 </w:numbering>
 </file>
 
 <file path=word/styles.xml><?xml version="1.0" encoding="utf-8"?>
-<w:styles xmlns:mc="http://schemas.openxmlformats.org/markup-compatibility/2006" xmlns:r="http://schemas.openxmlformats.org/officeDocument/2006/relationships" xmlns:w="http://schemas.openxmlformats.org/wordprocessingml/2006/main" xmlns:w14="http://schemas.microsoft.com/office/word/2010/wordml" xmlns:w15="http://schemas.microsoft.com/office/word/2012/wordml" xmlns:w16cex="http://schemas.microsoft.com/office/word/2018/wordml/cex" xmlns:w16cid="http://schemas.microsoft.com/office/word/2016/wordml/cid" xmlns:w16="http://schemas.microsoft.com/office/word/2018/wordml" xmlns:w16du="http://schemas.microsoft.com/office/word/2023/wordml/word16du" xmlns:w16sdtdh="http://schemas.microsoft.com/office/word/2020/wordml/sdtdatahash" xmlns:w16sdtfl="http://schemas.microsoft.com/office/word/2024/wordml/sdtformatlock" xmlns:w16se="http://schemas.microsoft.com/office/word/2015/wordml/symex" mc:Ignorable="w14 w15 w16se w16cid w16 w16cex w16sdtdh w16sdtfl w16du">
+<w:styles xmlns:mc="http://schemas.openxmlformats.org/markup-compatibility/2006" xmlns:r="http://schemas.openxmlformats.org/officeDocument/2006/relationships" xmlns:w="http://schemas.openxmlformats.org/wordprocessingml/2006/main" xmlns:w14="http://schemas.microsoft.com/office/word/2010/wordml" xmlns:w15="http://schemas.microsoft.com/office/word/2012/wordml" xmlns:w16cex="http://schemas.microsoft.com/office/word/2018/wordml/cex" xmlns:w16cid="http://schemas.microsoft.com/office/word/2016/wordml/cid" xmlns:w16="http://schemas.microsoft.com/office/word/2018/wordml" xmlns:w16sdtdh="http://schemas.microsoft.com/office/word/2020/wordml/sdtdatahash" xmlns:w16se="http://schemas.microsoft.com/office/word/2015/wordml/symex" mc:Ignorable="w14 w15 w16se w16cid w16 w16cex w16sdtdh">
   <w:docDefaults>
     <w:rPrDefault>
       <w:rPr>
@@ -18369,6 +19190,30 @@
       <w:spacing w:after="0" w:line="240" w:lineRule="auto"/>
     </w:pPr>
   </w:style>
+  <w:style w:type="character" w:styleId="UnresolvedMention">
+    <w:name w:val="Unresolved Mention"/>
+    <w:basedOn w:val="DefaultParagraphFont"/>
+    <w:uiPriority w:val="99"/>
+    <w:semiHidden/>
+    <w:unhideWhenUsed/>
+    <w:rsid w:val="0050212B"/>
+    <w:rPr>
+      <w:color w:val="605E5C"/>
+      <w:shd w:val="clear" w:color="auto" w:fill="E1DFDD"/>
+    </w:rPr>
+  </w:style>
+  <w:style w:type="character" w:styleId="FollowedHyperlink">
+    <w:name w:val="FollowedHyperlink"/>
+    <w:basedOn w:val="DefaultParagraphFont"/>
+    <w:uiPriority w:val="99"/>
+    <w:semiHidden/>
+    <w:unhideWhenUsed/>
+    <w:rsid w:val="00536ED7"/>
+    <w:rPr>
+      <w:color w:val="954F72" w:themeColor="followedHyperlink"/>
+      <w:u w:val="single"/>
+    </w:rPr>
+  </w:style>
 </w:styles>
 </file>
 

--- a/Task1B_Design_722957_Adewuyi_AREAL.docx
+++ b/Task1B_Design_722957_Adewuyi_AREAL.docx
@@ -53,7 +53,7 @@
           <w:r>
             <w:fldChar w:fldCharType="separate"/>
           </w:r>
-          <w:hyperlink w:anchor="_Toc224642641" w:history="1">
+          <w:hyperlink w:anchor="_Toc224902381" w:history="1">
             <w:r>
               <w:rPr>
                 <w:rStyle w:val="Hyperlink"/>
@@ -82,7 +82,7 @@
                 <w:noProof/>
                 <w:webHidden/>
               </w:rPr>
-              <w:instrText xml:space="preserve"> PAGEREF _Toc224642641 \h </w:instrText>
+              <w:instrText xml:space="preserve"> PAGEREF _Toc224902381 \h </w:instrText>
             </w:r>
             <w:r>
               <w:rPr>
@@ -125,7 +125,7 @@
               <w:lang w:eastAsia="en-GB"/>
             </w:rPr>
           </w:pPr>
-          <w:hyperlink w:anchor="_Toc224642642" w:history="1">
+          <w:hyperlink w:anchor="_Toc224902382" w:history="1">
             <w:r>
               <w:rPr>
                 <w:rStyle w:val="Hyperlink"/>
@@ -152,7 +152,7 @@
                 <w:noProof/>
                 <w:webHidden/>
               </w:rPr>
-              <w:instrText xml:space="preserve"> PAGEREF _Toc224642642 \h </w:instrText>
+              <w:instrText xml:space="preserve"> PAGEREF _Toc224902382 \h </w:instrText>
             </w:r>
             <w:r>
               <w:rPr>
@@ -195,7 +195,7 @@
               <w:lang w:eastAsia="en-GB"/>
             </w:rPr>
           </w:pPr>
-          <w:hyperlink w:anchor="_Toc224642643" w:history="1">
+          <w:hyperlink w:anchor="_Toc224902383" w:history="1">
             <w:r>
               <w:rPr>
                 <w:rStyle w:val="Hyperlink"/>
@@ -222,7 +222,7 @@
                 <w:noProof/>
                 <w:webHidden/>
               </w:rPr>
-              <w:instrText xml:space="preserve"> PAGEREF _Toc224642643 \h </w:instrText>
+              <w:instrText xml:space="preserve"> PAGEREF _Toc224902383 \h </w:instrText>
             </w:r>
             <w:r>
               <w:rPr>
@@ -265,7 +265,7 @@
               <w:lang w:eastAsia="en-GB"/>
             </w:rPr>
           </w:pPr>
-          <w:hyperlink w:anchor="_Toc224642644" w:history="1">
+          <w:hyperlink w:anchor="_Toc224902384" w:history="1">
             <w:r>
               <w:rPr>
                 <w:rStyle w:val="Hyperlink"/>
@@ -292,7 +292,7 @@
                 <w:noProof/>
                 <w:webHidden/>
               </w:rPr>
-              <w:instrText xml:space="preserve"> PAGEREF _Toc224642644 \h </w:instrText>
+              <w:instrText xml:space="preserve"> PAGEREF _Toc224902384 \h </w:instrText>
             </w:r>
             <w:r>
               <w:rPr>
@@ -335,7 +335,7 @@
               <w:lang w:eastAsia="en-GB"/>
             </w:rPr>
           </w:pPr>
-          <w:hyperlink w:anchor="_Toc224642645" w:history="1">
+          <w:hyperlink w:anchor="_Toc224902385" w:history="1">
             <w:r>
               <w:rPr>
                 <w:rStyle w:val="Hyperlink"/>
@@ -362,7 +362,7 @@
                 <w:noProof/>
                 <w:webHidden/>
               </w:rPr>
-              <w:instrText xml:space="preserve"> PAGEREF _Toc224642645 \h </w:instrText>
+              <w:instrText xml:space="preserve"> PAGEREF _Toc224902385 \h </w:instrText>
             </w:r>
             <w:r>
               <w:rPr>
@@ -405,7 +405,7 @@
               <w:lang w:eastAsia="en-GB"/>
             </w:rPr>
           </w:pPr>
-          <w:hyperlink w:anchor="_Toc224642646" w:history="1">
+          <w:hyperlink w:anchor="_Toc224902386" w:history="1">
             <w:r>
               <w:rPr>
                 <w:rStyle w:val="Hyperlink"/>
@@ -432,7 +432,7 @@
                 <w:noProof/>
                 <w:webHidden/>
               </w:rPr>
-              <w:instrText xml:space="preserve"> PAGEREF _Toc224642646 \h </w:instrText>
+              <w:instrText xml:space="preserve"> PAGEREF _Toc224902386 \h </w:instrText>
             </w:r>
             <w:r>
               <w:rPr>
@@ -475,7 +475,7 @@
               <w:lang w:eastAsia="en-GB"/>
             </w:rPr>
           </w:pPr>
-          <w:hyperlink w:anchor="_Toc224642647" w:history="1">
+          <w:hyperlink w:anchor="_Toc224902387" w:history="1">
             <w:r>
               <w:rPr>
                 <w:rStyle w:val="Hyperlink"/>
@@ -502,7 +502,7 @@
                 <w:noProof/>
                 <w:webHidden/>
               </w:rPr>
-              <w:instrText xml:space="preserve"> PAGEREF _Toc224642647 \h </w:instrText>
+              <w:instrText xml:space="preserve"> PAGEREF _Toc224902387 \h </w:instrText>
             </w:r>
             <w:r>
               <w:rPr>
@@ -545,7 +545,7 @@
               <w:lang w:eastAsia="en-GB"/>
             </w:rPr>
           </w:pPr>
-          <w:hyperlink w:anchor="_Toc224642648" w:history="1">
+          <w:hyperlink w:anchor="_Toc224902388" w:history="1">
             <w:r>
               <w:rPr>
                 <w:rStyle w:val="Hyperlink"/>
@@ -572,7 +572,7 @@
                 <w:noProof/>
                 <w:webHidden/>
               </w:rPr>
-              <w:instrText xml:space="preserve"> PAGEREF _Toc224642648 \h </w:instrText>
+              <w:instrText xml:space="preserve"> PAGEREF _Toc224902388 \h </w:instrText>
             </w:r>
             <w:r>
               <w:rPr>
@@ -615,7 +615,7 @@
               <w:lang w:eastAsia="en-GB"/>
             </w:rPr>
           </w:pPr>
-          <w:hyperlink w:anchor="_Toc224642649" w:history="1">
+          <w:hyperlink w:anchor="_Toc224902389" w:history="1">
             <w:r>
               <w:rPr>
                 <w:rStyle w:val="Hyperlink"/>
@@ -643,7 +643,7 @@
                 <w:noProof/>
                 <w:webHidden/>
               </w:rPr>
-              <w:instrText xml:space="preserve"> PAGEREF _Toc224642649 \h </w:instrText>
+              <w:instrText xml:space="preserve"> PAGEREF _Toc224902389 \h </w:instrText>
             </w:r>
             <w:r>
               <w:rPr>
@@ -686,7 +686,7 @@
               <w:lang w:eastAsia="en-GB"/>
             </w:rPr>
           </w:pPr>
-          <w:hyperlink w:anchor="_Toc224642650" w:history="1">
+          <w:hyperlink w:anchor="_Toc224902390" w:history="1">
             <w:r>
               <w:rPr>
                 <w:rStyle w:val="Hyperlink"/>
@@ -714,7 +714,7 @@
                 <w:noProof/>
                 <w:webHidden/>
               </w:rPr>
-              <w:instrText xml:space="preserve"> PAGEREF _Toc224642650 \h </w:instrText>
+              <w:instrText xml:space="preserve"> PAGEREF _Toc224902390 \h </w:instrText>
             </w:r>
             <w:r>
               <w:rPr>
@@ -757,7 +757,7 @@
               <w:lang w:eastAsia="en-GB"/>
             </w:rPr>
           </w:pPr>
-          <w:hyperlink w:anchor="_Toc224642651" w:history="1">
+          <w:hyperlink w:anchor="_Toc224902391" w:history="1">
             <w:r>
               <w:rPr>
                 <w:rStyle w:val="Hyperlink"/>
@@ -785,7 +785,7 @@
                 <w:noProof/>
                 <w:webHidden/>
               </w:rPr>
-              <w:instrText xml:space="preserve"> PAGEREF _Toc224642651 \h </w:instrText>
+              <w:instrText xml:space="preserve"> PAGEREF _Toc224902391 \h </w:instrText>
             </w:r>
             <w:r>
               <w:rPr>
@@ -828,7 +828,7 @@
               <w:lang w:eastAsia="en-GB"/>
             </w:rPr>
           </w:pPr>
-          <w:hyperlink w:anchor="_Toc224642652" w:history="1">
+          <w:hyperlink w:anchor="_Toc224902392" w:history="1">
             <w:r>
               <w:rPr>
                 <w:rStyle w:val="Hyperlink"/>
@@ -856,7 +856,7 @@
                 <w:noProof/>
                 <w:webHidden/>
               </w:rPr>
-              <w:instrText xml:space="preserve"> PAGEREF _Toc224642652 \h </w:instrText>
+              <w:instrText xml:space="preserve"> PAGEREF _Toc224902392 \h </w:instrText>
             </w:r>
             <w:r>
               <w:rPr>
@@ -899,7 +899,7 @@
               <w:lang w:eastAsia="en-GB"/>
             </w:rPr>
           </w:pPr>
-          <w:hyperlink w:anchor="_Toc224642653" w:history="1">
+          <w:hyperlink w:anchor="_Toc224902393" w:history="1">
             <w:r>
               <w:rPr>
                 <w:rStyle w:val="Hyperlink"/>
@@ -927,7 +927,7 @@
                 <w:noProof/>
                 <w:webHidden/>
               </w:rPr>
-              <w:instrText xml:space="preserve"> PAGEREF _Toc224642653 \h </w:instrText>
+              <w:instrText xml:space="preserve"> PAGEREF _Toc224902393 \h </w:instrText>
             </w:r>
             <w:r>
               <w:rPr>
@@ -970,7 +970,7 @@
               <w:lang w:eastAsia="en-GB"/>
             </w:rPr>
           </w:pPr>
-          <w:hyperlink w:anchor="_Toc224642654" w:history="1">
+          <w:hyperlink w:anchor="_Toc224902394" w:history="1">
             <w:r>
               <w:rPr>
                 <w:rStyle w:val="Hyperlink"/>
@@ -998,7 +998,7 @@
                 <w:noProof/>
                 <w:webHidden/>
               </w:rPr>
-              <w:instrText xml:space="preserve"> PAGEREF _Toc224642654 \h </w:instrText>
+              <w:instrText xml:space="preserve"> PAGEREF _Toc224902394 \h </w:instrText>
             </w:r>
             <w:r>
               <w:rPr>
@@ -1041,7 +1041,7 @@
               <w:lang w:eastAsia="en-GB"/>
             </w:rPr>
           </w:pPr>
-          <w:hyperlink w:anchor="_Toc224642655" w:history="1">
+          <w:hyperlink w:anchor="_Toc224902395" w:history="1">
             <w:r>
               <w:rPr>
                 <w:rStyle w:val="Hyperlink"/>
@@ -1069,7 +1069,7 @@
                 <w:noProof/>
                 <w:webHidden/>
               </w:rPr>
-              <w:instrText xml:space="preserve"> PAGEREF _Toc224642655 \h </w:instrText>
+              <w:instrText xml:space="preserve"> PAGEREF _Toc224902395 \h </w:instrText>
             </w:r>
             <w:r>
               <w:rPr>
@@ -1112,7 +1112,7 @@
               <w:lang w:eastAsia="en-GB"/>
             </w:rPr>
           </w:pPr>
-          <w:hyperlink w:anchor="_Toc224642656" w:history="1">
+          <w:hyperlink w:anchor="_Toc224902396" w:history="1">
             <w:r>
               <w:rPr>
                 <w:rStyle w:val="Hyperlink"/>
@@ -1140,7 +1140,7 @@
                 <w:noProof/>
                 <w:webHidden/>
               </w:rPr>
-              <w:instrText xml:space="preserve"> PAGEREF _Toc224642656 \h </w:instrText>
+              <w:instrText xml:space="preserve"> PAGEREF _Toc224902396 \h </w:instrText>
             </w:r>
             <w:r>
               <w:rPr>
@@ -1183,7 +1183,7 @@
               <w:lang w:eastAsia="en-GB"/>
             </w:rPr>
           </w:pPr>
-          <w:hyperlink w:anchor="_Toc224642657" w:history="1">
+          <w:hyperlink w:anchor="_Toc224902397" w:history="1">
             <w:r>
               <w:rPr>
                 <w:rStyle w:val="Hyperlink"/>
@@ -1211,7 +1211,7 @@
                 <w:noProof/>
                 <w:webHidden/>
               </w:rPr>
-              <w:instrText xml:space="preserve"> PAGEREF _Toc224642657 \h </w:instrText>
+              <w:instrText xml:space="preserve"> PAGEREF _Toc224902397 \h </w:instrText>
             </w:r>
             <w:r>
               <w:rPr>
@@ -1254,7 +1254,7 @@
               <w:lang w:eastAsia="en-GB"/>
             </w:rPr>
           </w:pPr>
-          <w:hyperlink w:anchor="_Toc224642658" w:history="1">
+          <w:hyperlink w:anchor="_Toc224902398" w:history="1">
             <w:r>
               <w:rPr>
                 <w:rStyle w:val="Hyperlink"/>
@@ -1282,7 +1282,7 @@
                 <w:noProof/>
                 <w:webHidden/>
               </w:rPr>
-              <w:instrText xml:space="preserve"> PAGEREF _Toc224642658 \h </w:instrText>
+              <w:instrText xml:space="preserve"> PAGEREF _Toc224902398 \h </w:instrText>
             </w:r>
             <w:r>
               <w:rPr>
@@ -1325,7 +1325,7 @@
               <w:lang w:eastAsia="en-GB"/>
             </w:rPr>
           </w:pPr>
-          <w:hyperlink w:anchor="_Toc224642659" w:history="1">
+          <w:hyperlink w:anchor="_Toc224902399" w:history="1">
             <w:r>
               <w:rPr>
                 <w:rStyle w:val="Hyperlink"/>
@@ -1353,7 +1353,7 @@
                 <w:noProof/>
                 <w:webHidden/>
               </w:rPr>
-              <w:instrText xml:space="preserve"> PAGEREF _Toc224642659 \h </w:instrText>
+              <w:instrText xml:space="preserve"> PAGEREF _Toc224902399 \h </w:instrText>
             </w:r>
             <w:r>
               <w:rPr>
@@ -1396,7 +1396,7 @@
               <w:lang w:eastAsia="en-GB"/>
             </w:rPr>
           </w:pPr>
-          <w:hyperlink w:anchor="_Toc224642660" w:history="1">
+          <w:hyperlink w:anchor="_Toc224902400" w:history="1">
             <w:r>
               <w:rPr>
                 <w:rStyle w:val="Hyperlink"/>
@@ -1424,7 +1424,7 @@
                 <w:noProof/>
                 <w:webHidden/>
               </w:rPr>
-              <w:instrText xml:space="preserve"> PAGEREF _Toc224642660 \h </w:instrText>
+              <w:instrText xml:space="preserve"> PAGEREF _Toc224902400 \h </w:instrText>
             </w:r>
             <w:r>
               <w:rPr>
@@ -1467,7 +1467,7 @@
               <w:lang w:eastAsia="en-GB"/>
             </w:rPr>
           </w:pPr>
-          <w:hyperlink w:anchor="_Toc224642661" w:history="1">
+          <w:hyperlink w:anchor="_Toc224902401" w:history="1">
             <w:r>
               <w:rPr>
                 <w:rStyle w:val="Hyperlink"/>
@@ -1495,7 +1495,7 @@
                 <w:noProof/>
                 <w:webHidden/>
               </w:rPr>
-              <w:instrText xml:space="preserve"> PAGEREF _Toc224642661 \h </w:instrText>
+              <w:instrText xml:space="preserve"> PAGEREF _Toc224902401 \h </w:instrText>
             </w:r>
             <w:r>
               <w:rPr>
@@ -1538,7 +1538,7 @@
               <w:lang w:eastAsia="en-GB"/>
             </w:rPr>
           </w:pPr>
-          <w:hyperlink w:anchor="_Toc224642662" w:history="1">
+          <w:hyperlink w:anchor="_Toc224902402" w:history="1">
             <w:r>
               <w:rPr>
                 <w:rStyle w:val="Hyperlink"/>
@@ -1566,7 +1566,7 @@
                 <w:noProof/>
                 <w:webHidden/>
               </w:rPr>
-              <w:instrText xml:space="preserve"> PAGEREF _Toc224642662 \h </w:instrText>
+              <w:instrText xml:space="preserve"> PAGEREF _Toc224902402 \h </w:instrText>
             </w:r>
             <w:r>
               <w:rPr>
@@ -1609,7 +1609,7 @@
               <w:lang w:eastAsia="en-GB"/>
             </w:rPr>
           </w:pPr>
-          <w:hyperlink w:anchor="_Toc224642663" w:history="1">
+          <w:hyperlink w:anchor="_Toc224902403" w:history="1">
             <w:r>
               <w:rPr>
                 <w:rStyle w:val="Hyperlink"/>
@@ -1637,7 +1637,7 @@
                 <w:noProof/>
                 <w:webHidden/>
               </w:rPr>
-              <w:instrText xml:space="preserve"> PAGEREF _Toc224642663 \h </w:instrText>
+              <w:instrText xml:space="preserve"> PAGEREF _Toc224902403 \h </w:instrText>
             </w:r>
             <w:r>
               <w:rPr>
@@ -1680,7 +1680,7 @@
               <w:lang w:eastAsia="en-GB"/>
             </w:rPr>
           </w:pPr>
-          <w:hyperlink w:anchor="_Toc224642664" w:history="1">
+          <w:hyperlink w:anchor="_Toc224902404" w:history="1">
             <w:r>
               <w:rPr>
                 <w:rStyle w:val="Hyperlink"/>
@@ -1708,7 +1708,7 @@
                 <w:noProof/>
                 <w:webHidden/>
               </w:rPr>
-              <w:instrText xml:space="preserve"> PAGEREF _Toc224642664 \h </w:instrText>
+              <w:instrText xml:space="preserve"> PAGEREF _Toc224902404 \h </w:instrText>
             </w:r>
             <w:r>
               <w:rPr>
@@ -1751,7 +1751,7 @@
               <w:lang w:eastAsia="en-GB"/>
             </w:rPr>
           </w:pPr>
-          <w:hyperlink w:anchor="_Toc224642665" w:history="1">
+          <w:hyperlink w:anchor="_Toc224902405" w:history="1">
             <w:r>
               <w:rPr>
                 <w:rStyle w:val="Hyperlink"/>
@@ -1778,7 +1778,7 @@
                 <w:noProof/>
                 <w:webHidden/>
               </w:rPr>
-              <w:instrText xml:space="preserve"> PAGEREF _Toc224642665 \h </w:instrText>
+              <w:instrText xml:space="preserve"> PAGEREF _Toc224902405 \h </w:instrText>
             </w:r>
             <w:r>
               <w:rPr>
@@ -1821,7 +1821,7 @@
               <w:lang w:eastAsia="en-GB"/>
             </w:rPr>
           </w:pPr>
-          <w:hyperlink w:anchor="_Toc224642666" w:history="1">
+          <w:hyperlink w:anchor="_Toc224902406" w:history="1">
             <w:r>
               <w:rPr>
                 <w:rStyle w:val="Hyperlink"/>
@@ -1848,7 +1848,7 @@
                 <w:noProof/>
                 <w:webHidden/>
               </w:rPr>
-              <w:instrText xml:space="preserve"> PAGEREF _Toc224642666 \h </w:instrText>
+              <w:instrText xml:space="preserve"> PAGEREF _Toc224902406 \h </w:instrText>
             </w:r>
             <w:r>
               <w:rPr>
@@ -1891,12 +1891,82 @@
               <w:lang w:eastAsia="en-GB"/>
             </w:rPr>
           </w:pPr>
-          <w:hyperlink w:anchor="_Toc224642667" w:history="1">
+          <w:hyperlink w:anchor="_Toc224902407" w:history="1">
             <w:r>
               <w:rPr>
                 <w:rStyle w:val="Hyperlink"/>
                 <w:noProof/>
               </w:rPr>
+              <w:t>Visual Design</w:t>
+            </w:r>
+            <w:r>
+              <w:rPr>
+                <w:noProof/>
+                <w:webHidden/>
+              </w:rPr>
+              <w:tab/>
+            </w:r>
+            <w:r>
+              <w:rPr>
+                <w:noProof/>
+                <w:webHidden/>
+              </w:rPr>
+              <w:fldChar w:fldCharType="begin"/>
+            </w:r>
+            <w:r>
+              <w:rPr>
+                <w:noProof/>
+                <w:webHidden/>
+              </w:rPr>
+              <w:instrText xml:space="preserve"> PAGEREF _Toc224902407 \h </w:instrText>
+            </w:r>
+            <w:r>
+              <w:rPr>
+                <w:noProof/>
+                <w:webHidden/>
+              </w:rPr>
+            </w:r>
+            <w:r>
+              <w:rPr>
+                <w:noProof/>
+                <w:webHidden/>
+              </w:rPr>
+              <w:fldChar w:fldCharType="separate"/>
+            </w:r>
+            <w:r>
+              <w:rPr>
+                <w:noProof/>
+                <w:webHidden/>
+              </w:rPr>
+              <w:t>23</w:t>
+            </w:r>
+            <w:r>
+              <w:rPr>
+                <w:noProof/>
+                <w:webHidden/>
+              </w:rPr>
+              <w:fldChar w:fldCharType="end"/>
+            </w:r>
+          </w:hyperlink>
+        </w:p>
+        <w:p>
+          <w:pPr>
+            <w:pStyle w:val="TOC1"/>
+            <w:tabs>
+              <w:tab w:val="right" w:leader="dot" w:pos="9016"/>
+            </w:tabs>
+            <w:rPr>
+              <w:rFonts w:eastAsiaTheme="minorEastAsia"/>
+              <w:noProof/>
+              <w:lang w:eastAsia="en-GB"/>
+            </w:rPr>
+          </w:pPr>
+          <w:hyperlink w:anchor="_Toc224902408" w:history="1">
+            <w:r>
+              <w:rPr>
+                <w:rStyle w:val="Hyperlink"/>
+                <w:noProof/>
+              </w:rPr>
               <w:t>Styles</w:t>
             </w:r>
             <w:r>
@@ -1918,7 +1988,7 @@
                 <w:noProof/>
                 <w:webHidden/>
               </w:rPr>
-              <w:instrText xml:space="preserve"> PAGEREF _Toc224642667 \h </w:instrText>
+              <w:instrText xml:space="preserve"> PAGEREF _Toc224902408 \h </w:instrText>
             </w:r>
             <w:r>
               <w:rPr>
@@ -1938,7 +2008,7 @@
                 <w:noProof/>
                 <w:webHidden/>
               </w:rPr>
-              <w:t>19</w:t>
+              <w:t>23</w:t>
             </w:r>
             <w:r>
               <w:rPr>
@@ -1961,7 +2031,7 @@
               <w:lang w:eastAsia="en-GB"/>
             </w:rPr>
           </w:pPr>
-          <w:hyperlink w:anchor="_Toc224642668" w:history="1">
+          <w:hyperlink w:anchor="_Toc224902409" w:history="1">
             <w:r>
               <w:rPr>
                 <w:rStyle w:val="Hyperlink"/>
@@ -1988,7 +2058,7 @@
                 <w:noProof/>
                 <w:webHidden/>
               </w:rPr>
-              <w:instrText xml:space="preserve"> PAGEREF _Toc224642668 \h </w:instrText>
+              <w:instrText xml:space="preserve"> PAGEREF _Toc224902409 \h </w:instrText>
             </w:r>
             <w:r>
               <w:rPr>
@@ -2008,7 +2078,7 @@
                 <w:noProof/>
                 <w:webHidden/>
               </w:rPr>
-              <w:t>19</w:t>
+              <w:t>23</w:t>
             </w:r>
             <w:r>
               <w:rPr>
@@ -2031,7 +2101,7 @@
               <w:lang w:eastAsia="en-GB"/>
             </w:rPr>
           </w:pPr>
-          <w:hyperlink w:anchor="_Toc224642669" w:history="1">
+          <w:hyperlink w:anchor="_Toc224902410" w:history="1">
             <w:r>
               <w:rPr>
                 <w:rStyle w:val="Hyperlink"/>
@@ -2058,7 +2128,7 @@
                 <w:noProof/>
                 <w:webHidden/>
               </w:rPr>
-              <w:instrText xml:space="preserve"> PAGEREF _Toc224642669 \h </w:instrText>
+              <w:instrText xml:space="preserve"> PAGEREF _Toc224902410 \h </w:instrText>
             </w:r>
             <w:r>
               <w:rPr>
@@ -2078,7 +2148,7 @@
                 <w:noProof/>
                 <w:webHidden/>
               </w:rPr>
-              <w:t>19</w:t>
+              <w:t>23</w:t>
             </w:r>
             <w:r>
               <w:rPr>
@@ -2101,7 +2171,7 @@
               <w:lang w:eastAsia="en-GB"/>
             </w:rPr>
           </w:pPr>
-          <w:hyperlink w:anchor="_Toc224642670" w:history="1">
+          <w:hyperlink w:anchor="_Toc224902411" w:history="1">
             <w:r>
               <w:rPr>
                 <w:rStyle w:val="Hyperlink"/>
@@ -2128,7 +2198,7 @@
                 <w:noProof/>
                 <w:webHidden/>
               </w:rPr>
-              <w:instrText xml:space="preserve"> PAGEREF _Toc224642670 \h </w:instrText>
+              <w:instrText xml:space="preserve"> PAGEREF _Toc224902411 \h </w:instrText>
             </w:r>
             <w:r>
               <w:rPr>
@@ -2148,7 +2218,7 @@
                 <w:noProof/>
                 <w:webHidden/>
               </w:rPr>
-              <w:t>20</w:t>
+              <w:t>23</w:t>
             </w:r>
             <w:r>
               <w:rPr>
@@ -2171,7 +2241,7 @@
               <w:lang w:eastAsia="en-GB"/>
             </w:rPr>
           </w:pPr>
-          <w:hyperlink w:anchor="_Toc224642671" w:history="1">
+          <w:hyperlink w:anchor="_Toc224902412" w:history="1">
             <w:r>
               <w:rPr>
                 <w:rStyle w:val="Hyperlink"/>
@@ -2198,7 +2268,7 @@
                 <w:noProof/>
                 <w:webHidden/>
               </w:rPr>
-              <w:instrText xml:space="preserve"> PAGEREF _Toc224642671 \h </w:instrText>
+              <w:instrText xml:space="preserve"> PAGEREF _Toc224902412 \h </w:instrText>
             </w:r>
             <w:r>
               <w:rPr>
@@ -2218,7 +2288,7 @@
                 <w:noProof/>
                 <w:webHidden/>
               </w:rPr>
-              <w:t>20</w:t>
+              <w:t>23</w:t>
             </w:r>
             <w:r>
               <w:rPr>
@@ -2241,7 +2311,7 @@
               <w:lang w:eastAsia="en-GB"/>
             </w:rPr>
           </w:pPr>
-          <w:hyperlink w:anchor="_Toc224642672" w:history="1">
+          <w:hyperlink w:anchor="_Toc224902413" w:history="1">
             <w:r>
               <w:rPr>
                 <w:rStyle w:val="Hyperlink"/>
@@ -2268,7 +2338,7 @@
                 <w:noProof/>
                 <w:webHidden/>
               </w:rPr>
-              <w:instrText xml:space="preserve"> PAGEREF _Toc224642672 \h </w:instrText>
+              <w:instrText xml:space="preserve"> PAGEREF _Toc224902413 \h </w:instrText>
             </w:r>
             <w:r>
               <w:rPr>
@@ -2288,7 +2358,7 @@
                 <w:noProof/>
                 <w:webHidden/>
               </w:rPr>
-              <w:t>20</w:t>
+              <w:t>23</w:t>
             </w:r>
             <w:r>
               <w:rPr>
@@ -2311,7 +2381,7 @@
               <w:lang w:eastAsia="en-GB"/>
             </w:rPr>
           </w:pPr>
-          <w:hyperlink w:anchor="_Toc224642673" w:history="1">
+          <w:hyperlink w:anchor="_Toc224902414" w:history="1">
             <w:r>
               <w:rPr>
                 <w:rStyle w:val="Hyperlink"/>
@@ -2338,7 +2408,7 @@
                 <w:noProof/>
                 <w:webHidden/>
               </w:rPr>
-              <w:instrText xml:space="preserve"> PAGEREF _Toc224642673 \h </w:instrText>
+              <w:instrText xml:space="preserve"> PAGEREF _Toc224902414 \h </w:instrText>
             </w:r>
             <w:r>
               <w:rPr>
@@ -2358,7 +2428,7 @@
                 <w:noProof/>
                 <w:webHidden/>
               </w:rPr>
-              <w:t>20</w:t>
+              <w:t>23</w:t>
             </w:r>
             <w:r>
               <w:rPr>
@@ -2381,7 +2451,7 @@
               <w:lang w:eastAsia="en-GB"/>
             </w:rPr>
           </w:pPr>
-          <w:hyperlink w:anchor="_Toc224642674" w:history="1">
+          <w:hyperlink w:anchor="_Toc224902415" w:history="1">
             <w:r>
               <w:rPr>
                 <w:rStyle w:val="Hyperlink"/>
@@ -2408,7 +2478,7 @@
                 <w:noProof/>
                 <w:webHidden/>
               </w:rPr>
-              <w:instrText xml:space="preserve"> PAGEREF _Toc224642674 \h </w:instrText>
+              <w:instrText xml:space="preserve"> PAGEREF _Toc224902415 \h </w:instrText>
             </w:r>
             <w:r>
               <w:rPr>
@@ -2428,7 +2498,7 @@
                 <w:noProof/>
                 <w:webHidden/>
               </w:rPr>
-              <w:t>20</w:t>
+              <w:t>24</w:t>
             </w:r>
             <w:r>
               <w:rPr>
@@ -2451,7 +2521,7 @@
               <w:lang w:eastAsia="en-GB"/>
             </w:rPr>
           </w:pPr>
-          <w:hyperlink w:anchor="_Toc224642675" w:history="1">
+          <w:hyperlink w:anchor="_Toc224902416" w:history="1">
             <w:r>
               <w:rPr>
                 <w:rStyle w:val="Hyperlink"/>
@@ -2478,7 +2548,7 @@
                 <w:noProof/>
                 <w:webHidden/>
               </w:rPr>
-              <w:instrText xml:space="preserve"> PAGEREF _Toc224642675 \h </w:instrText>
+              <w:instrText xml:space="preserve"> PAGEREF _Toc224902416 \h </w:instrText>
             </w:r>
             <w:r>
               <w:rPr>
@@ -2498,7 +2568,7 @@
                 <w:noProof/>
                 <w:webHidden/>
               </w:rPr>
-              <w:t>20</w:t>
+              <w:t>24</w:t>
             </w:r>
             <w:r>
               <w:rPr>
@@ -2521,7 +2591,7 @@
               <w:lang w:eastAsia="en-GB"/>
             </w:rPr>
           </w:pPr>
-          <w:hyperlink w:anchor="_Toc224642676" w:history="1">
+          <w:hyperlink w:anchor="_Toc224902417" w:history="1">
             <w:r>
               <w:rPr>
                 <w:rStyle w:val="Hyperlink"/>
@@ -2548,7 +2618,7 @@
                 <w:noProof/>
                 <w:webHidden/>
               </w:rPr>
-              <w:instrText xml:space="preserve"> PAGEREF _Toc224642676 \h </w:instrText>
+              <w:instrText xml:space="preserve"> PAGEREF _Toc224902417 \h </w:instrText>
             </w:r>
             <w:r>
               <w:rPr>
@@ -2568,7 +2638,7 @@
                 <w:noProof/>
                 <w:webHidden/>
               </w:rPr>
-              <w:t>20</w:t>
+              <w:t>24</w:t>
             </w:r>
             <w:r>
               <w:rPr>
@@ -2591,7 +2661,7 @@
               <w:lang w:eastAsia="en-GB"/>
             </w:rPr>
           </w:pPr>
-          <w:hyperlink w:anchor="_Toc224642677" w:history="1">
+          <w:hyperlink w:anchor="_Toc224902418" w:history="1">
             <w:r>
               <w:rPr>
                 <w:rStyle w:val="Hyperlink"/>
@@ -2618,7 +2688,7 @@
                 <w:noProof/>
                 <w:webHidden/>
               </w:rPr>
-              <w:instrText xml:space="preserve"> PAGEREF _Toc224642677 \h </w:instrText>
+              <w:instrText xml:space="preserve"> PAGEREF _Toc224902418 \h </w:instrText>
             </w:r>
             <w:r>
               <w:rPr>
@@ -2638,7 +2708,7 @@
                 <w:noProof/>
                 <w:webHidden/>
               </w:rPr>
-              <w:t>20</w:t>
+              <w:t>24</w:t>
             </w:r>
             <w:r>
               <w:rPr>
@@ -2675,7 +2745,16 @@
           <w:bCs/>
         </w:rPr>
       </w:pPr>
-      <w:bookmarkStart w:id="0" w:name="_Toc224642641"/>
+      <w:bookmarkStart w:id="0" w:name="_Toc224902381"/>
+    </w:p>
+    <w:p>
+      <w:pPr>
+        <w:pStyle w:val="Heading1"/>
+        <w:rPr>
+          <w:b/>
+          <w:bCs/>
+        </w:rPr>
+      </w:pPr>
       <w:r>
         <w:rPr>
           <w:b/>
@@ -2703,7 +2782,7 @@
       <w:pPr>
         <w:pStyle w:val="Heading2"/>
       </w:pPr>
-      <w:bookmarkStart w:id="1" w:name="_Toc224642642"/>
+      <w:bookmarkStart w:id="1" w:name="_Toc224902382"/>
       <w:r>
         <w:t>Log In Function</w:t>
       </w:r>
@@ -2778,7 +2857,15 @@
           <w:sz w:val="23"/>
           <w:szCs w:val="23"/>
         </w:rPr>
-        <w:t xml:space="preserve">The user will be prompted to enter their username and password the system will then check if the user clicked other options like forgot password or register if they did it will take the appropriate actions like sending a reset email link or taking the user to the register page if not the system will check if the username and password match the ones in the database and if not, not, it will send an error message telling the user what they did wrong if its correct the system will log the user in return them to the landing page.  </w:t>
+        <w:t xml:space="preserve">The user will be prompted to enter their username and password the system will then check if the user clicked other options like forgot password or register if they did it will take the appropriate actions like sending a reset email link or taking the user to the register page if not </w:t>
+      </w:r>
+      <w:r>
+        <w:rPr>
+          <w:sz w:val="23"/>
+          <w:szCs w:val="23"/>
+        </w:rPr>
+        <w:lastRenderedPageBreak/>
+        <w:t xml:space="preserve">the system will check if the username and password match the ones in the database and if not, not, it will send an error message telling the user what they did wrong if its correct the system will log the user in return them to the landing page.  </w:t>
       </w:r>
     </w:p>
     <w:p/>
@@ -2786,9 +2873,8 @@
       <w:pPr>
         <w:pStyle w:val="Heading2"/>
       </w:pPr>
-      <w:bookmarkStart w:id="2" w:name="_Toc224642643"/>
+      <w:bookmarkStart w:id="2" w:name="_Toc224902383"/>
       <w:r>
-        <w:lastRenderedPageBreak/>
         <w:t>Register Function</w:t>
       </w:r>
       <w:bookmarkEnd w:id="2"/>
@@ -2858,7 +2944,7 @@
       <w:pPr>
         <w:pStyle w:val="Heading2"/>
       </w:pPr>
-      <w:bookmarkStart w:id="3" w:name="_Toc224642644"/>
+      <w:bookmarkStart w:id="3" w:name="_Toc224902384"/>
       <w:r>
         <w:lastRenderedPageBreak/>
         <w:t>Add Item to basket</w:t>
@@ -2943,7 +3029,7 @@
       <w:pPr>
         <w:pStyle w:val="Heading2"/>
       </w:pPr>
-      <w:bookmarkStart w:id="4" w:name="_Toc224642645"/>
+      <w:bookmarkStart w:id="4" w:name="_Toc224902385"/>
       <w:r>
         <w:lastRenderedPageBreak/>
         <w:t>Create an Order</w:t>
@@ -3017,7 +3103,7 @@
       <w:pPr>
         <w:pStyle w:val="Heading2"/>
       </w:pPr>
-      <w:bookmarkStart w:id="5" w:name="_Toc224642646"/>
+      <w:bookmarkStart w:id="5" w:name="_Toc224902386"/>
       <w:r>
         <w:lastRenderedPageBreak/>
         <w:t>Updating Products</w:t>
@@ -3074,12 +3160,12 @@
         <w:lastRenderedPageBreak/>
         <w:t>are valid, and if not it prompts them to try again and if the changes are valid it posts the changes to the database making them permanent till updated again.</w:t>
       </w:r>
-      <w:bookmarkStart w:id="6" w:name="_Toc224642647"/>
     </w:p>
     <w:p>
       <w:pPr>
         <w:pStyle w:val="Heading1"/>
       </w:pPr>
+      <w:bookmarkStart w:id="6" w:name="_Toc224902387"/>
       <w:r>
         <w:lastRenderedPageBreak/>
         <w:t>Database Design</w:t>
@@ -3146,7 +3232,7 @@
       <w:pPr>
         <w:pStyle w:val="Heading2"/>
       </w:pPr>
-      <w:bookmarkStart w:id="7" w:name="_Toc224642648"/>
+      <w:bookmarkStart w:id="7" w:name="_Toc224902388"/>
       <w:r>
         <w:lastRenderedPageBreak/>
         <w:t>Data Dictionaries</w:t>
@@ -3157,7 +3243,7 @@
       <w:pPr>
         <w:pStyle w:val="Heading3"/>
       </w:pPr>
-      <w:bookmarkStart w:id="8" w:name="_Toc224642649"/>
+      <w:bookmarkStart w:id="8" w:name="_Toc224902389"/>
       <w:proofErr w:type="spellStart"/>
       <w:r>
         <w:rPr>
@@ -4723,7 +4809,7 @@
       <w:pPr>
         <w:pStyle w:val="Heading3"/>
       </w:pPr>
-      <w:bookmarkStart w:id="9" w:name="_Toc224642650"/>
+      <w:bookmarkStart w:id="9" w:name="_Toc224902390"/>
       <w:proofErr w:type="spellStart"/>
       <w:r>
         <w:rPr>
@@ -5241,7 +5327,7 @@
       <w:pPr>
         <w:pStyle w:val="Heading3"/>
       </w:pPr>
-      <w:bookmarkStart w:id="10" w:name="_Toc224642651"/>
+      <w:bookmarkStart w:id="10" w:name="_Toc224902391"/>
       <w:proofErr w:type="spellStart"/>
       <w:r>
         <w:rPr>
@@ -5683,7 +5769,7 @@
       <w:pPr>
         <w:pStyle w:val="Heading3"/>
       </w:pPr>
-      <w:bookmarkStart w:id="11" w:name="_Toc224642652"/>
+      <w:bookmarkStart w:id="11" w:name="_Toc224902392"/>
       <w:proofErr w:type="spellStart"/>
       <w:r>
         <w:rPr>
@@ -6210,7 +6296,7 @@
       <w:pPr>
         <w:pStyle w:val="Heading3"/>
       </w:pPr>
-      <w:bookmarkStart w:id="12" w:name="_Toc224642653"/>
+      <w:bookmarkStart w:id="12" w:name="_Toc224902393"/>
       <w:proofErr w:type="spellStart"/>
       <w:r>
         <w:rPr>
@@ -6736,7 +6822,7 @@
       <w:pPr>
         <w:pStyle w:val="Heading3"/>
       </w:pPr>
-      <w:bookmarkStart w:id="13" w:name="_Toc224642654"/>
+      <w:bookmarkStart w:id="13" w:name="_Toc224902394"/>
       <w:proofErr w:type="spellStart"/>
       <w:r>
         <w:rPr>
@@ -7262,7 +7348,7 @@
       <w:pPr>
         <w:pStyle w:val="Heading3"/>
       </w:pPr>
-      <w:bookmarkStart w:id="14" w:name="_Toc224642655"/>
+      <w:bookmarkStart w:id="14" w:name="_Toc224902395"/>
       <w:proofErr w:type="spellStart"/>
       <w:r>
         <w:rPr>
@@ -7788,7 +7874,7 @@
       <w:pPr>
         <w:pStyle w:val="Heading3"/>
       </w:pPr>
-      <w:bookmarkStart w:id="15" w:name="_Toc224642656"/>
+      <w:bookmarkStart w:id="15" w:name="_Toc224902396"/>
       <w:r>
         <w:rPr>
           <w:rFonts w:eastAsia="Arial"/>
@@ -8408,7 +8494,7 @@
       <w:pPr>
         <w:pStyle w:val="Heading3"/>
       </w:pPr>
-      <w:bookmarkStart w:id="16" w:name="_Toc224642657"/>
+      <w:bookmarkStart w:id="16" w:name="_Toc224902397"/>
       <w:r>
         <w:rPr>
           <w:rFonts w:eastAsia="Arial"/>
@@ -9176,7 +9262,7 @@
       <w:pPr>
         <w:pStyle w:val="Heading3"/>
       </w:pPr>
-      <w:bookmarkStart w:id="17" w:name="_Toc224642658"/>
+      <w:bookmarkStart w:id="17" w:name="_Toc224902398"/>
       <w:r>
         <w:rPr>
           <w:rFonts w:eastAsia="Arial"/>
@@ -10384,7 +10470,7 @@
       <w:pPr>
         <w:pStyle w:val="Heading3"/>
       </w:pPr>
-      <w:bookmarkStart w:id="18" w:name="_Toc224642659"/>
+      <w:bookmarkStart w:id="18" w:name="_Toc224902399"/>
       <w:proofErr w:type="spellStart"/>
       <w:r>
         <w:rPr>
@@ -10927,7 +11013,7 @@
       <w:pPr>
         <w:pStyle w:val="Heading3"/>
       </w:pPr>
-      <w:bookmarkStart w:id="19" w:name="_Toc224642660"/>
+      <w:bookmarkStart w:id="19" w:name="_Toc224902400"/>
       <w:r>
         <w:rPr>
           <w:rFonts w:eastAsia="Arial"/>
@@ -11264,7 +11350,7 @@
       <w:pPr>
         <w:pStyle w:val="Heading3"/>
       </w:pPr>
-      <w:bookmarkStart w:id="20" w:name="_Toc224642661"/>
+      <w:bookmarkStart w:id="20" w:name="_Toc224902401"/>
       <w:proofErr w:type="spellStart"/>
       <w:r>
         <w:rPr>
@@ -11806,7 +11892,7 @@
       <w:pPr>
         <w:pStyle w:val="Heading3"/>
       </w:pPr>
-      <w:bookmarkStart w:id="21" w:name="_Toc224642662"/>
+      <w:bookmarkStart w:id="21" w:name="_Toc224902402"/>
       <w:r>
         <w:rPr>
           <w:rFonts w:eastAsia="Arial"/>
@@ -12232,7 +12318,7 @@
       <w:pPr>
         <w:pStyle w:val="Heading3"/>
       </w:pPr>
-      <w:bookmarkStart w:id="22" w:name="_Toc224642663"/>
+      <w:bookmarkStart w:id="22" w:name="_Toc224902403"/>
       <w:proofErr w:type="spellStart"/>
       <w:r>
         <w:rPr>
@@ -12675,7 +12761,7 @@
       <w:pPr>
         <w:pStyle w:val="Heading3"/>
       </w:pPr>
-      <w:bookmarkStart w:id="23" w:name="_Toc224642664"/>
+      <w:bookmarkStart w:id="23" w:name="_Toc224902404"/>
       <w:proofErr w:type="spellStart"/>
       <w:r>
         <w:rPr>
@@ -13216,7 +13302,7 @@
       <w:pPr>
         <w:pStyle w:val="Heading1"/>
       </w:pPr>
-      <w:bookmarkStart w:id="24" w:name="_Toc224642665"/>
+      <w:bookmarkStart w:id="24" w:name="_Toc224902405"/>
       <w:r>
         <w:t>Site map</w:t>
       </w:r>
@@ -13268,7 +13354,7 @@
       <w:pPr>
         <w:pStyle w:val="Heading1"/>
       </w:pPr>
-      <w:bookmarkStart w:id="25" w:name="_Toc224642666"/>
+      <w:bookmarkStart w:id="25" w:name="_Toc224902406"/>
       <w:r>
         <w:t>Test Strategy</w:t>
       </w:r>
@@ -13394,7 +13480,7 @@
           </w:tcPr>
           <w:p>
             <w:r>
-              <w:t>20/03/2026</w:t>
+              <w:t xml:space="preserve"> 14/04/2026</w:t>
             </w:r>
           </w:p>
         </w:tc>
@@ -13462,8 +13548,7 @@
           </w:tcPr>
           <w:p>
             <w:r>
-              <w:lastRenderedPageBreak/>
-              <w:t>23/03/2026</w:t>
+              <w:t>14/04/2026</w:t>
             </w:r>
           </w:p>
         </w:tc>
@@ -13534,8 +13619,7 @@
           </w:tcPr>
           <w:p>
             <w:r>
-              <w:lastRenderedPageBreak/>
-              <w:t>24/03/2026</w:t>
+              <w:t>14/04/2026</w:t>
             </w:r>
           </w:p>
         </w:tc>
@@ -13583,7 +13667,7 @@
           </w:tcPr>
           <w:p>
             <w:r>
-              <w:t>25/03/2026</w:t>
+              <w:t>14/04/2026</w:t>
             </w:r>
           </w:p>
         </w:tc>
@@ -13632,7 +13716,7 @@
           </w:tcPr>
           <w:p>
             <w:r>
-              <w:t>26/03/2026</w:t>
+              <w:t>14/04/2026</w:t>
             </w:r>
           </w:p>
         </w:tc>
@@ -13712,7 +13796,7 @@
           </w:tcPr>
           <w:p>
             <w:r>
-              <w:t>27/03/2026</w:t>
+              <w:t>14/04/2026</w:t>
             </w:r>
           </w:p>
         </w:tc>
@@ -13758,7 +13842,7 @@
           </w:tcPr>
           <w:p>
             <w:r>
-              <w:t>30/03/2026</w:t>
+              <w:t>16/04/26</w:t>
             </w:r>
           </w:p>
         </w:tc>
@@ -13778,13 +13862,7 @@
           </w:tcPr>
           <w:p>
             <w:r>
-              <w:t>Black box, Functionality testing,</w:t>
-            </w:r>
-            <w:r>
-              <w:t xml:space="preserve"> </w:t>
-            </w:r>
-            <w:r>
-              <w:t>integration testing</w:t>
+              <w:t>Black box, Functionality testing, integration testing</w:t>
             </w:r>
           </w:p>
         </w:tc>
@@ -13818,7 +13896,7 @@
           </w:tcPr>
           <w:p>
             <w:r>
-              <w:t>31/03/2026</w:t>
+              <w:t>16/04/26</w:t>
             </w:r>
           </w:p>
         </w:tc>
@@ -13865,7 +13943,7 @@
           <w:p>
             <w:r>
               <w:lastRenderedPageBreak/>
-              <w:t>01/04/2026</w:t>
+              <w:t>16/04/26</w:t>
             </w:r>
           </w:p>
         </w:tc>
@@ -13911,7 +13989,7 @@
           </w:tcPr>
           <w:p>
             <w:r>
-              <w:t>02/04/2026</w:t>
+              <w:t>16/04/26</w:t>
             </w:r>
           </w:p>
         </w:tc>
@@ -13968,7 +14046,7 @@
           </w:tcPr>
           <w:p>
             <w:r>
-              <w:t>03/04/2026</w:t>
+              <w:t>16/04/26</w:t>
             </w:r>
           </w:p>
         </w:tc>
@@ -14014,7 +14092,7 @@
           </w:tcPr>
           <w:p>
             <w:r>
-              <w:t>06/04/2026</w:t>
+              <w:t>16/04/26</w:t>
             </w:r>
           </w:p>
         </w:tc>
@@ -14081,7 +14159,7 @@
           <w:p>
             <w:r>
               <w:lastRenderedPageBreak/>
-              <w:t>07/04/2026</w:t>
+              <w:t>20/04/26</w:t>
             </w:r>
           </w:p>
         </w:tc>
@@ -14111,13 +14189,7 @@
           </w:tcPr>
           <w:p>
             <w:r>
-              <w:t>Test data: Normal: ProductName: “</w:t>
-            </w:r>
-            <w:r>
-              <w:t>F</w:t>
-            </w:r>
-            <w:r>
-              <w:t xml:space="preserve">resh Tomatoes”, Price:2.99, Stock: 50, Description: “Locally grown”, </w:t>
+              <w:t xml:space="preserve">Test data: Normal: ProductName: “Fresh Tomatoes”, Price:2.99, Stock: 50, Description: “Locally grown”, </w:t>
             </w:r>
             <w:proofErr w:type="spellStart"/>
             <w:r>
@@ -14152,7 +14224,7 @@
           </w:tcPr>
           <w:p>
             <w:r>
-              <w:t>08/04/2026</w:t>
+              <w:t>20/04/26</w:t>
             </w:r>
           </w:p>
         </w:tc>
@@ -14182,22 +14254,7 @@
           </w:tcPr>
           <w:p>
             <w:r>
-              <w:t>Tester must be logged</w:t>
-            </w:r>
-            <w:r>
-              <w:t xml:space="preserve"> </w:t>
-            </w:r>
-            <w:r>
-              <w:t>in with an account holding the producer or admin role, at</w:t>
-            </w:r>
-            <w:r>
-              <w:t xml:space="preserve"> </w:t>
-            </w:r>
-            <w:r>
-              <w:t>leas</w:t>
-            </w:r>
-            <w:r>
-              <w:t>t one product must exist, edit page must be fully implemented.</w:t>
+              <w:t>Tester must be logged in with an account holding the producer or admin role, at least one product must exist, edit page must be fully implemented.</w:t>
             </w:r>
           </w:p>
           <w:p>
@@ -14226,7 +14283,7 @@
           </w:tcPr>
           <w:p>
             <w:r>
-              <w:t>09/04/2026</w:t>
+              <w:t>20/04/26</w:t>
             </w:r>
           </w:p>
         </w:tc>
@@ -14296,7 +14353,7 @@
           </w:tcPr>
           <w:p>
             <w:r>
-              <w:t>10/04/2026</w:t>
+              <w:t>20/04/26</w:t>
             </w:r>
           </w:p>
         </w:tc>
@@ -14326,13 +14383,7 @@
           </w:tcPr>
           <w:p>
             <w:r>
-              <w:t>Checkout page must be fully implemented, at</w:t>
-            </w:r>
-            <w:r>
-              <w:t xml:space="preserve"> </w:t>
-            </w:r>
-            <w:r>
-              <w:t>least 1 discount code must exist in the database</w:t>
+              <w:t>Checkout page must be fully implemented, at least 1 discount code must exist in the database</w:t>
             </w:r>
             <w:r>
               <w:br/>
@@ -14351,10 +14402,7 @@
           <w:p>
             <w:r>
               <w:lastRenderedPageBreak/>
-              <w:t>Extreme: Deactivated code “WINTER25”</w:t>
-            </w:r>
-            <w:r>
-              <w:t xml:space="preserve"> (a code that has its status as deactivated)</w:t>
+              <w:t>Extreme: Deactivated code “WINTER25” (a code that has its status as deactivated)</w:t>
             </w:r>
           </w:p>
         </w:tc>
@@ -14367,7 +14415,7 @@
           <w:p>
             <w:r>
               <w:lastRenderedPageBreak/>
-              <w:t>13/04/2026</w:t>
+              <w:t>20/04/26</w:t>
             </w:r>
           </w:p>
         </w:tc>
@@ -14414,10 +14462,7 @@
           </w:p>
           <w:p>
             <w:r>
-              <w:t>Normal: Select Delivery</w:t>
-            </w:r>
-            <w:r>
-              <w:t>, enter valid address. (Delivery fee should be added to total)</w:t>
+              <w:t>Normal: Select Delivery, enter valid address. (Delivery fee should be added to total)</w:t>
             </w:r>
             <w:r>
               <w:br/>
@@ -14433,7 +14478,7 @@
           </w:tcPr>
           <w:p>
             <w:r>
-              <w:t>14/04/2026</w:t>
+              <w:t>20/04/26</w:t>
             </w:r>
           </w:p>
         </w:tc>
@@ -14471,8 +14516,6 @@
             </w:r>
             <w:r>
               <w:br/>
-            </w:r>
-            <w:r>
               <w:t>Test Data:</w:t>
             </w:r>
             <w:r>
@@ -14497,7 +14540,7 @@
           </w:tcPr>
           <w:p>
             <w:r>
-              <w:t>15/04/2026</w:t>
+              <w:t>21/04/26</w:t>
             </w:r>
           </w:p>
         </w:tc>
@@ -14551,7 +14594,7 @@
           </w:tcPr>
           <w:p>
             <w:r>
-              <w:t>16/04/2026</w:t>
+              <w:t>21/04/26</w:t>
             </w:r>
           </w:p>
         </w:tc>
@@ -14614,7 +14657,7 @@
           <w:p>
             <w:r>
               <w:lastRenderedPageBreak/>
-              <w:t>17/04/2026</w:t>
+              <w:t>21/04/26</w:t>
             </w:r>
           </w:p>
         </w:tc>
@@ -14656,7 +14699,7 @@
           </w:tcPr>
           <w:p>
             <w:r>
-              <w:t>22/04/2026</w:t>
+              <w:t>21/04/26</w:t>
             </w:r>
           </w:p>
         </w:tc>
@@ -14703,7 +14746,7 @@
           </w:tcPr>
           <w:p>
             <w:r>
-              <w:t>23/04/2026</w:t>
+              <w:t>21/04/26</w:t>
             </w:r>
           </w:p>
         </w:tc>
@@ -14733,10 +14776,7 @@
           </w:tcPr>
           <w:p>
             <w:r>
-              <w:t>A producer account must be logged in.</w:t>
-            </w:r>
-            <w:r>
-              <w:t xml:space="preserve"> Tester must directly navigate using URL to the </w:t>
+              <w:t xml:space="preserve">A producer account must be logged in. Tester must directly navigate using URL to the </w:t>
             </w:r>
             <w:proofErr w:type="spellStart"/>
             <w:r>
@@ -14756,13 +14796,7 @@
           </w:tcPr>
           <w:p>
             <w:r>
-              <w:t>2</w:t>
-            </w:r>
-            <w:r>
-              <w:t>4</w:t>
-            </w:r>
-            <w:r>
-              <w:t>/04/2026</w:t>
+              <w:t>21/04/26</w:t>
             </w:r>
           </w:p>
         </w:tc>
@@ -14846,7 +14880,7 @@
           <w:p>
             <w:r>
               <w:lastRenderedPageBreak/>
-              <w:t>25/04/2026</w:t>
+              <w:t>22/04/26</w:t>
             </w:r>
           </w:p>
         </w:tc>
@@ -14949,7 +14983,7 @@
           </w:tcPr>
           <w:p>
             <w:r>
-              <w:t>28/04/2026</w:t>
+              <w:t>22/04/26</w:t>
             </w:r>
           </w:p>
         </w:tc>
@@ -15003,10 +15037,7 @@
             </w:r>
             <w:r>
               <w:br/>
-              <w:t>Erroneous: Admin attempts to create a code with a blank name</w:t>
-            </w:r>
-            <w:r>
-              <w:t>. should be rejected and an error message should be thrown.</w:t>
+              <w:t>Erroneous: Admin attempts to create a code with a blank name. should be rejected and an error message should be thrown.</w:t>
             </w:r>
             <w:r>
               <w:br/>
@@ -15029,7 +15060,7 @@
           </w:tcPr>
           <w:p>
             <w:r>
-              <w:t>29/04/2026</w:t>
+              <w:t>22/04/26</w:t>
             </w:r>
           </w:p>
         </w:tc>
@@ -15131,7 +15162,7 @@
           <w:p>
             <w:r>
               <w:lastRenderedPageBreak/>
-              <w:t>30/04/2026</w:t>
+              <w:t>22/04/26</w:t>
             </w:r>
           </w:p>
         </w:tc>
@@ -15177,7 +15208,7 @@
           </w:tcPr>
           <w:p>
             <w:r>
-              <w:t>01/05/2026</w:t>
+              <w:t>22/04/26</w:t>
             </w:r>
           </w:p>
         </w:tc>
@@ -15219,16 +15250,7 @@
             </w:r>
             <w:r>
               <w:br/>
-              <w:t xml:space="preserve">Normal: </w:t>
-            </w:r>
-            <w:r>
-              <w:t>Tester should navigate to the store. The product should be marked as unavailable clea</w:t>
-            </w:r>
-            <w:r>
-              <w:t>r</w:t>
-            </w:r>
-            <w:r>
-              <w:t xml:space="preserve">ly, with </w:t>
+              <w:t xml:space="preserve">Normal: Tester should navigate to the store. The product should be marked as unavailable clearly, with </w:t>
             </w:r>
             <w:proofErr w:type="gramStart"/>
             <w:r>
@@ -15255,7 +15277,7 @@
           </w:tcPr>
           <w:p>
             <w:r>
-              <w:t>04/05/2026</w:t>
+              <w:t>22/04/26</w:t>
             </w:r>
           </w:p>
         </w:tc>
@@ -15305,16 +15327,7 @@
             </w:r>
             <w:r>
               <w:br/>
-              <w:t xml:space="preserve">Normal: Tester completes a second order </w:t>
-            </w:r>
-            <w:r>
-              <w:t>worth £8.00;</w:t>
-            </w:r>
-            <w:r>
-              <w:t xml:space="preserve"> an additional 80 points should be added to the already existing ones</w:t>
-            </w:r>
-            <w:r>
-              <w:t xml:space="preserve"> bringing the total to 225.</w:t>
+              <w:t>Normal: Tester completes a second order worth £8.00; an additional 80 points should be added to the already existing ones bringing the total to 225.</w:t>
             </w:r>
             <w:r>
               <w:br/>
@@ -15323,6 +15336,1423 @@
             <w:r>
               <w:br/>
               <w:t>Extreme: An order of £0.50 should grant 5 points, confirming calculation and assigning is flawless.</w:t>
+            </w:r>
+          </w:p>
+        </w:tc>
+      </w:tr>
+      <w:tr>
+        <w:tc>
+          <w:tcPr>
+            <w:tcW w:w="1413" w:type="dxa"/>
+          </w:tcPr>
+          <w:p>
+            <w:r>
+              <w:lastRenderedPageBreak/>
+              <w:t>23/04/26</w:t>
+            </w:r>
+          </w:p>
+        </w:tc>
+        <w:tc>
+          <w:tcPr>
+            <w:tcW w:w="1701" w:type="dxa"/>
+          </w:tcPr>
+          <w:p>
+            <w:r>
+              <w:t>Responsive Design on all digital platforms</w:t>
+            </w:r>
+          </w:p>
+        </w:tc>
+        <w:tc>
+          <w:tcPr>
+            <w:tcW w:w="2268" w:type="dxa"/>
+          </w:tcPr>
+          <w:p>
+            <w:r>
+              <w:rPr>
+                <w:color w:val="000000"/>
+              </w:rPr>
+              <w:t>Black Box</w:t>
+            </w:r>
+          </w:p>
+          <w:p>
+            <w:r>
+              <w:rPr>
+                <w:color w:val="000000"/>
+              </w:rPr>
+              <w:t>Functionality</w:t>
+            </w:r>
+          </w:p>
+          <w:p>
+            <w:r>
+              <w:rPr>
+                <w:color w:val="000000"/>
+              </w:rPr>
+              <w:t>Integration</w:t>
+            </w:r>
+          </w:p>
+        </w:tc>
+        <w:tc>
+          <w:tcPr>
+            <w:tcW w:w="3634" w:type="dxa"/>
+          </w:tcPr>
+          <w:p>
+            <w:pPr>
+              <w:rPr>
+                <w:rFonts w:cstheme="minorHAnsi"/>
+              </w:rPr>
+            </w:pPr>
+            <w:r>
+              <w:rPr>
+                <w:rFonts w:eastAsia="Arial" w:cstheme="minorHAnsi"/>
+                <w:color w:val="000000"/>
+              </w:rPr>
+              <w:t>All pages must be fully built.</w:t>
+            </w:r>
+          </w:p>
+          <w:p>
+            <w:pPr>
+              <w:rPr>
+                <w:rFonts w:cstheme="minorHAnsi"/>
+              </w:rPr>
+            </w:pPr>
+            <w:r>
+              <w:rPr>
+                <w:rFonts w:eastAsia="Arial" w:cstheme="minorHAnsi"/>
+                <w:color w:val="000000"/>
+              </w:rPr>
+              <w:t>CSS responsive breakpoints must be implemented.</w:t>
+            </w:r>
+          </w:p>
+          <w:p>
+            <w:pPr>
+              <w:rPr>
+                <w:rFonts w:cstheme="minorHAnsi"/>
+              </w:rPr>
+            </w:pPr>
+            <w:r>
+              <w:rPr>
+                <w:rFonts w:eastAsia="Arial" w:cstheme="minorHAnsi"/>
+                <w:color w:val="000000"/>
+              </w:rPr>
+              <w:t>Tester must resize the browser window to tablet (768px) and mobile (375px) widths and verify: (1) navigation collapses to a hamburger menu or mobile layout, (2) product grids reflow to appropriate column counts, (3) cards maintain 30px radius and drop shadow, (4) text remains readable, (5) buttons are touch-accessible (minimum 44×44px tap target).</w:t>
+            </w:r>
+          </w:p>
+          <w:p>
+            <w:r>
+              <w:rPr>
+                <w:rFonts w:eastAsia="Arial" w:cstheme="minorHAnsi"/>
+                <w:color w:val="000000"/>
+              </w:rPr>
+              <w:t>No test data needed.</w:t>
+            </w:r>
+          </w:p>
+          <w:p/>
+          <w:p>
+            <w:pPr>
+              <w:ind w:firstLine="720"/>
+            </w:pPr>
+          </w:p>
+        </w:tc>
+      </w:tr>
+      <w:tr>
+        <w:tc>
+          <w:tcPr>
+            <w:tcW w:w="1413" w:type="dxa"/>
+          </w:tcPr>
+          <w:p>
+            <w:r>
+              <w:t>23/04/26</w:t>
+            </w:r>
+          </w:p>
+        </w:tc>
+        <w:tc>
+          <w:tcPr>
+            <w:tcW w:w="1701" w:type="dxa"/>
+          </w:tcPr>
+          <w:p>
+            <w:r>
+              <w:t>Cookies Consent popup</w:t>
+            </w:r>
+          </w:p>
+        </w:tc>
+        <w:tc>
+          <w:tcPr>
+            <w:tcW w:w="2268" w:type="dxa"/>
+          </w:tcPr>
+          <w:p>
+            <w:r>
+              <w:rPr>
+                <w:color w:val="000000"/>
+              </w:rPr>
+              <w:t>Black Box</w:t>
+            </w:r>
+          </w:p>
+          <w:p>
+            <w:r>
+              <w:rPr>
+                <w:color w:val="000000"/>
+              </w:rPr>
+              <w:t>Functionality</w:t>
+            </w:r>
+          </w:p>
+          <w:p>
+            <w:pPr>
+              <w:rPr>
+                <w:color w:val="000000"/>
+              </w:rPr>
+            </w:pPr>
+            <w:r>
+              <w:rPr>
+                <w:color w:val="000000"/>
+              </w:rPr>
+              <w:t>Integration</w:t>
+            </w:r>
+          </w:p>
+        </w:tc>
+        <w:tc>
+          <w:tcPr>
+            <w:tcW w:w="3634" w:type="dxa"/>
+          </w:tcPr>
+          <w:p>
+            <w:pPr>
+              <w:rPr>
+                <w:rFonts w:cstheme="minorHAnsi"/>
+              </w:rPr>
+            </w:pPr>
+            <w:r>
+              <w:rPr>
+                <w:rFonts w:eastAsia="Arial" w:cstheme="minorHAnsi"/>
+                <w:color w:val="000000"/>
+              </w:rPr>
+              <w:t>Cookies UI must be built and functional.</w:t>
+            </w:r>
+          </w:p>
+          <w:p>
+            <w:pPr>
+              <w:rPr>
+                <w:rFonts w:cstheme="minorHAnsi"/>
+              </w:rPr>
+            </w:pPr>
+            <w:r>
+              <w:rPr>
+                <w:rFonts w:eastAsia="Arial" w:cstheme="minorHAnsi"/>
+                <w:color w:val="000000"/>
+              </w:rPr>
+              <w:t>Cookie consent must be triggered by JavaScript on first visit.</w:t>
+            </w:r>
+          </w:p>
+          <w:p>
+            <w:pPr>
+              <w:rPr>
+                <w:rFonts w:cstheme="minorHAnsi"/>
+              </w:rPr>
+            </w:pPr>
+            <w:r>
+              <w:rPr>
+                <w:rFonts w:eastAsia="Arial" w:cstheme="minorHAnsi"/>
+                <w:color w:val="000000"/>
+              </w:rPr>
+              <w:t>Tester must clear cookies and open the site as a new visitor. Tester must verify: (1) the cookie banner appears, (2) clicking Accept All dismisses the banner and stores consent, (3) clicking Decline All dismisses the banner and stores the refusal, (4) the banner does not reappear on subsequent visits until cookies are cleared.</w:t>
+            </w:r>
+          </w:p>
+          <w:p>
+            <w:pPr>
+              <w:rPr>
+                <w:rFonts w:eastAsia="Arial" w:cstheme="minorHAnsi"/>
+                <w:color w:val="000000"/>
+              </w:rPr>
+            </w:pPr>
+            <w:r>
+              <w:rPr>
+                <w:rFonts w:eastAsia="Arial" w:cstheme="minorHAnsi"/>
+                <w:color w:val="000000"/>
+              </w:rPr>
+              <w:t>No test data needed.</w:t>
+            </w:r>
+          </w:p>
+        </w:tc>
+      </w:tr>
+      <w:tr>
+        <w:tc>
+          <w:tcPr>
+            <w:tcW w:w="1413" w:type="dxa"/>
+          </w:tcPr>
+          <w:p>
+            <w:r>
+              <w:lastRenderedPageBreak/>
+              <w:t>23/04/26</w:t>
+            </w:r>
+          </w:p>
+        </w:tc>
+        <w:tc>
+          <w:tcPr>
+            <w:tcW w:w="1701" w:type="dxa"/>
+          </w:tcPr>
+          <w:p>
+            <w:r>
+              <w:t xml:space="preserve">About us page </w:t>
+            </w:r>
+          </w:p>
+        </w:tc>
+        <w:tc>
+          <w:tcPr>
+            <w:tcW w:w="2268" w:type="dxa"/>
+          </w:tcPr>
+          <w:p>
+            <w:r>
+              <w:rPr>
+                <w:color w:val="000000"/>
+              </w:rPr>
+              <w:t>Black Box</w:t>
+            </w:r>
+          </w:p>
+          <w:p>
+            <w:r>
+              <w:rPr>
+                <w:color w:val="000000"/>
+              </w:rPr>
+              <w:t>Functionality</w:t>
+            </w:r>
+          </w:p>
+          <w:p>
+            <w:pPr>
+              <w:rPr>
+                <w:color w:val="000000"/>
+              </w:rPr>
+            </w:pPr>
+            <w:r>
+              <w:rPr>
+                <w:color w:val="000000"/>
+              </w:rPr>
+              <w:t>Integration</w:t>
+            </w:r>
+          </w:p>
+        </w:tc>
+        <w:tc>
+          <w:tcPr>
+            <w:tcW w:w="3634" w:type="dxa"/>
+          </w:tcPr>
+          <w:p>
+            <w:pPr>
+              <w:rPr>
+                <w:rFonts w:cstheme="minorHAnsi"/>
+              </w:rPr>
+            </w:pPr>
+            <w:r>
+              <w:rPr>
+                <w:rFonts w:eastAsia="Arial" w:cstheme="minorHAnsi"/>
+                <w:color w:val="000000"/>
+              </w:rPr>
+              <w:t>About Us page must be built and functional.</w:t>
+            </w:r>
+          </w:p>
+          <w:p>
+            <w:pPr>
+              <w:rPr>
+                <w:rFonts w:cstheme="minorHAnsi"/>
+              </w:rPr>
+            </w:pPr>
+            <w:r>
+              <w:rPr>
+                <w:rFonts w:eastAsia="Arial" w:cstheme="minorHAnsi"/>
+                <w:color w:val="000000"/>
+              </w:rPr>
+              <w:t>Navigation link to About Us must be implemented.</w:t>
+            </w:r>
+          </w:p>
+          <w:p>
+            <w:pPr>
+              <w:rPr>
+                <w:rFonts w:cstheme="minorHAnsi"/>
+              </w:rPr>
+            </w:pPr>
+            <w:r>
+              <w:rPr>
+                <w:rFonts w:eastAsia="Arial" w:cstheme="minorHAnsi"/>
+                <w:color w:val="000000"/>
+              </w:rPr>
+              <w:t>Tester must navigate to About Us and verify the hero section, story text, mission text and values cards are all displayed correctly. Values cards must have 30px border-radius and drop shadow. Page must render in both modes.</w:t>
+            </w:r>
+          </w:p>
+          <w:p>
+            <w:pPr>
+              <w:rPr>
+                <w:rFonts w:eastAsia="Arial" w:cstheme="minorHAnsi"/>
+                <w:color w:val="000000"/>
+              </w:rPr>
+            </w:pPr>
+            <w:r>
+              <w:rPr>
+                <w:rFonts w:eastAsia="Arial" w:cstheme="minorHAnsi"/>
+                <w:color w:val="000000"/>
+              </w:rPr>
+              <w:t>No test data needed.</w:t>
+            </w:r>
+          </w:p>
+        </w:tc>
+      </w:tr>
+      <w:tr>
+        <w:tc>
+          <w:tcPr>
+            <w:tcW w:w="1413" w:type="dxa"/>
+          </w:tcPr>
+          <w:p>
+            <w:r>
+              <w:t>23/04/26</w:t>
+            </w:r>
+          </w:p>
+        </w:tc>
+        <w:tc>
+          <w:tcPr>
+            <w:tcW w:w="1701" w:type="dxa"/>
+          </w:tcPr>
+          <w:p>
+            <w:r>
+              <w:t>Privacy policy page</w:t>
+            </w:r>
+          </w:p>
+        </w:tc>
+        <w:tc>
+          <w:tcPr>
+            <w:tcW w:w="2268" w:type="dxa"/>
+          </w:tcPr>
+          <w:p>
+            <w:r>
+              <w:rPr>
+                <w:color w:val="000000"/>
+              </w:rPr>
+              <w:t>Black Box</w:t>
+            </w:r>
+          </w:p>
+          <w:p>
+            <w:r>
+              <w:rPr>
+                <w:color w:val="000000"/>
+              </w:rPr>
+              <w:t>Functionality</w:t>
+            </w:r>
+          </w:p>
+          <w:p>
+            <w:pPr>
+              <w:rPr>
+                <w:color w:val="000000"/>
+              </w:rPr>
+            </w:pPr>
+            <w:r>
+              <w:rPr>
+                <w:color w:val="000000"/>
+              </w:rPr>
+              <w:t>Integration</w:t>
+            </w:r>
+          </w:p>
+        </w:tc>
+        <w:tc>
+          <w:tcPr>
+            <w:tcW w:w="3634" w:type="dxa"/>
+          </w:tcPr>
+          <w:p>
+            <w:pPr>
+              <w:rPr>
+                <w:rFonts w:cstheme="minorHAnsi"/>
+              </w:rPr>
+            </w:pPr>
+            <w:r>
+              <w:rPr>
+                <w:rFonts w:eastAsia="Arial" w:cstheme="minorHAnsi"/>
+                <w:color w:val="000000"/>
+              </w:rPr>
+              <w:t>Privacy Policy page must be built and functional.</w:t>
+            </w:r>
+          </w:p>
+          <w:p>
+            <w:pPr>
+              <w:rPr>
+                <w:rFonts w:cstheme="minorHAnsi"/>
+              </w:rPr>
+            </w:pPr>
+            <w:r>
+              <w:rPr>
+                <w:rFonts w:eastAsia="Arial" w:cstheme="minorHAnsi"/>
+                <w:color w:val="000000"/>
+              </w:rPr>
+              <w:t>Footer link to Privacy Policy must be implemented.</w:t>
+            </w:r>
+          </w:p>
+          <w:p>
+            <w:pPr>
+              <w:rPr>
+                <w:rFonts w:cstheme="minorHAnsi"/>
+              </w:rPr>
+            </w:pPr>
+            <w:r>
+              <w:rPr>
+                <w:rFonts w:eastAsia="Arial" w:cstheme="minorHAnsi"/>
+                <w:color w:val="000000"/>
+              </w:rPr>
+              <w:t>Tester must navigate to the Privacy Policy page and verify all data usage and protection information is displayed. Page must render correctly in both light and dark mode.</w:t>
+            </w:r>
+          </w:p>
+          <w:p>
+            <w:pPr>
+              <w:rPr>
+                <w:rFonts w:eastAsia="Arial" w:cstheme="minorHAnsi"/>
+                <w:color w:val="000000"/>
+              </w:rPr>
+            </w:pPr>
+            <w:r>
+              <w:rPr>
+                <w:rFonts w:eastAsia="Arial" w:cstheme="minorHAnsi"/>
+                <w:color w:val="000000"/>
+              </w:rPr>
+              <w:t>No test data needed.</w:t>
+            </w:r>
+          </w:p>
+        </w:tc>
+      </w:tr>
+      <w:tr>
+        <w:tc>
+          <w:tcPr>
+            <w:tcW w:w="1413" w:type="dxa"/>
+          </w:tcPr>
+          <w:p>
+            <w:r>
+              <w:t>23/04/26</w:t>
+            </w:r>
+          </w:p>
+        </w:tc>
+        <w:tc>
+          <w:tcPr>
+            <w:tcW w:w="1701" w:type="dxa"/>
+          </w:tcPr>
+          <w:p>
+            <w:r>
+              <w:t xml:space="preserve">Dashboard Orders (Update order status) </w:t>
+            </w:r>
+          </w:p>
+        </w:tc>
+        <w:tc>
+          <w:tcPr>
+            <w:tcW w:w="2268" w:type="dxa"/>
+          </w:tcPr>
+          <w:p>
+            <w:r>
+              <w:rPr>
+                <w:color w:val="000000"/>
+              </w:rPr>
+              <w:t>White Box</w:t>
+            </w:r>
+          </w:p>
+          <w:p>
+            <w:r>
+              <w:rPr>
+                <w:color w:val="000000"/>
+              </w:rPr>
+              <w:t>Black Box</w:t>
+            </w:r>
+          </w:p>
+          <w:p>
+            <w:r>
+              <w:rPr>
+                <w:color w:val="000000"/>
+              </w:rPr>
+              <w:t>Functionality</w:t>
+            </w:r>
+          </w:p>
+          <w:p>
+            <w:r>
+              <w:rPr>
+                <w:color w:val="000000"/>
+              </w:rPr>
+              <w:t>Security</w:t>
+            </w:r>
+          </w:p>
+          <w:p>
+            <w:pPr>
+              <w:rPr>
+                <w:color w:val="000000"/>
+              </w:rPr>
+            </w:pPr>
+            <w:r>
+              <w:rPr>
+                <w:color w:val="000000"/>
+              </w:rPr>
+              <w:t>Integration</w:t>
+            </w:r>
+          </w:p>
+        </w:tc>
+        <w:tc>
+          <w:tcPr>
+            <w:tcW w:w="3634" w:type="dxa"/>
+          </w:tcPr>
+          <w:p>
+            <w:pPr>
+              <w:rPr>
+                <w:rFonts w:cstheme="minorHAnsi"/>
+              </w:rPr>
+            </w:pPr>
+            <w:r>
+              <w:rPr>
+                <w:rFonts w:eastAsia="Arial" w:cstheme="minorHAnsi"/>
+                <w:color w:val="000000"/>
+              </w:rPr>
+              <w:t>Dashboard Orders tab must be built and functional.</w:t>
+            </w:r>
+          </w:p>
+          <w:p>
+            <w:pPr>
+              <w:rPr>
+                <w:rFonts w:cstheme="minorHAnsi"/>
+              </w:rPr>
+            </w:pPr>
+            <w:r>
+              <w:rPr>
+                <w:rFonts w:eastAsia="Arial" w:cstheme="minorHAnsi"/>
+                <w:color w:val="000000"/>
+              </w:rPr>
+              <w:t>Orders must exist in the database for the logged-in Producer's products.</w:t>
+            </w:r>
+          </w:p>
+          <w:p>
+            <w:pPr>
+              <w:rPr>
+                <w:rFonts w:cstheme="minorHAnsi"/>
+              </w:rPr>
+            </w:pPr>
+            <w:r>
+              <w:rPr>
+                <w:rFonts w:eastAsia="Arial" w:cstheme="minorHAnsi"/>
+                <w:color w:val="000000"/>
+              </w:rPr>
+              <w:t>Database migrations must be applied.</w:t>
+            </w:r>
+          </w:p>
+          <w:p>
+            <w:pPr>
+              <w:rPr>
+                <w:rFonts w:cstheme="minorHAnsi"/>
+              </w:rPr>
+            </w:pPr>
+            <w:r>
+              <w:rPr>
+                <w:rFonts w:eastAsia="Arial" w:cstheme="minorHAnsi"/>
+                <w:color w:val="000000"/>
+              </w:rPr>
+              <w:t>Tester must navigate to the Orders tab, click Mark Shipped on a Processing order and verify the status badge updates to Shipped. Tester must then click Mark Delivered and verify the badge updates to Delivered. Completed orders must show no action button.</w:t>
+            </w:r>
+          </w:p>
+          <w:p>
+            <w:pPr>
+              <w:rPr>
+                <w:rFonts w:eastAsia="Arial" w:cstheme="minorHAnsi"/>
+                <w:color w:val="000000"/>
+              </w:rPr>
+            </w:pPr>
+            <w:r>
+              <w:rPr>
+                <w:rFonts w:eastAsia="Arial" w:cstheme="minorHAnsi"/>
+                <w:color w:val="000000"/>
+              </w:rPr>
+              <w:t>No test data needed.</w:t>
+            </w:r>
+          </w:p>
+        </w:tc>
+      </w:tr>
+      <w:tr>
+        <w:tc>
+          <w:tcPr>
+            <w:tcW w:w="1413" w:type="dxa"/>
+          </w:tcPr>
+          <w:p>
+            <w:r>
+              <w:t>23/04/26</w:t>
+            </w:r>
+          </w:p>
+        </w:tc>
+        <w:tc>
+          <w:tcPr>
+            <w:tcW w:w="1701" w:type="dxa"/>
+          </w:tcPr>
+          <w:p>
+            <w:r>
+              <w:t>Dashboard (Remove product)</w:t>
+            </w:r>
+          </w:p>
+        </w:tc>
+        <w:tc>
+          <w:tcPr>
+            <w:tcW w:w="2268" w:type="dxa"/>
+          </w:tcPr>
+          <w:p>
+            <w:r>
+              <w:rPr>
+                <w:color w:val="000000"/>
+              </w:rPr>
+              <w:t>White Box</w:t>
+            </w:r>
+          </w:p>
+          <w:p>
+            <w:r>
+              <w:rPr>
+                <w:color w:val="000000"/>
+              </w:rPr>
+              <w:t>Black Box</w:t>
+            </w:r>
+          </w:p>
+          <w:p>
+            <w:r>
+              <w:rPr>
+                <w:color w:val="000000"/>
+              </w:rPr>
+              <w:t>Functionality</w:t>
+            </w:r>
+          </w:p>
+          <w:p>
+            <w:r>
+              <w:rPr>
+                <w:color w:val="000000"/>
+              </w:rPr>
+              <w:t>Security</w:t>
+            </w:r>
+          </w:p>
+          <w:p>
+            <w:pPr>
+              <w:rPr>
+                <w:color w:val="000000"/>
+              </w:rPr>
+            </w:pPr>
+            <w:r>
+              <w:rPr>
+                <w:color w:val="000000"/>
+              </w:rPr>
+              <w:t>Integration</w:t>
+            </w:r>
+          </w:p>
+        </w:tc>
+        <w:tc>
+          <w:tcPr>
+            <w:tcW w:w="3634" w:type="dxa"/>
+          </w:tcPr>
+          <w:p>
+            <w:pPr>
+              <w:rPr>
+                <w:rFonts w:cstheme="minorHAnsi"/>
+              </w:rPr>
+            </w:pPr>
+            <w:r>
+              <w:rPr>
+                <w:rFonts w:eastAsia="Arial" w:cstheme="minorHAnsi"/>
+                <w:color w:val="000000"/>
+              </w:rPr>
+              <w:t>Dashboard Stock tab must be built and functional.</w:t>
+            </w:r>
+          </w:p>
+          <w:p>
+            <w:pPr>
+              <w:rPr>
+                <w:rFonts w:cstheme="minorHAnsi"/>
+              </w:rPr>
+            </w:pPr>
+            <w:r>
+              <w:rPr>
+                <w:rFonts w:eastAsia="Arial" w:cstheme="minorHAnsi"/>
+                <w:color w:val="000000"/>
+              </w:rPr>
+              <w:t>At least one product must exist for the logged-in Producer.</w:t>
+            </w:r>
+          </w:p>
+          <w:p>
+            <w:pPr>
+              <w:rPr>
+                <w:rFonts w:cstheme="minorHAnsi"/>
+              </w:rPr>
+            </w:pPr>
+            <w:r>
+              <w:rPr>
+                <w:rFonts w:eastAsia="Arial" w:cstheme="minorHAnsi"/>
+                <w:color w:val="000000"/>
+              </w:rPr>
+              <w:t xml:space="preserve">Tester must click the delete button on a product row and verify: (1) a confirmation prompt is shown, (2) </w:t>
+            </w:r>
+            <w:r>
+              <w:rPr>
+                <w:rFonts w:eastAsia="Arial" w:cstheme="minorHAnsi"/>
+                <w:color w:val="000000"/>
+              </w:rPr>
+              <w:lastRenderedPageBreak/>
+              <w:t>confirming removes the product from the stock table and the Products page, (3) cancelling the prompt leaves the product unchanged.</w:t>
+            </w:r>
+          </w:p>
+          <w:p>
+            <w:pPr>
+              <w:rPr>
+                <w:rFonts w:eastAsia="Arial" w:cstheme="minorHAnsi"/>
+                <w:color w:val="000000"/>
+              </w:rPr>
+            </w:pPr>
+            <w:r>
+              <w:rPr>
+                <w:rFonts w:eastAsia="Arial" w:cstheme="minorHAnsi"/>
+                <w:color w:val="000000"/>
+              </w:rPr>
+              <w:t>No test data needed.</w:t>
+            </w:r>
+          </w:p>
+        </w:tc>
+      </w:tr>
+      <w:tr>
+        <w:tc>
+          <w:tcPr>
+            <w:tcW w:w="1413" w:type="dxa"/>
+          </w:tcPr>
+          <w:p>
+            <w:r>
+              <w:lastRenderedPageBreak/>
+              <w:t>23/04/26</w:t>
+            </w:r>
+          </w:p>
+        </w:tc>
+        <w:tc>
+          <w:tcPr>
+            <w:tcW w:w="1701" w:type="dxa"/>
+          </w:tcPr>
+          <w:p>
+            <w:r>
+              <w:t>Dashboard (Add new product)</w:t>
+            </w:r>
+          </w:p>
+        </w:tc>
+        <w:tc>
+          <w:tcPr>
+            <w:tcW w:w="2268" w:type="dxa"/>
+          </w:tcPr>
+          <w:p>
+            <w:r>
+              <w:rPr>
+                <w:color w:val="000000"/>
+              </w:rPr>
+              <w:t>White Box</w:t>
+            </w:r>
+          </w:p>
+          <w:p>
+            <w:r>
+              <w:rPr>
+                <w:color w:val="000000"/>
+              </w:rPr>
+              <w:t>Black Box</w:t>
+            </w:r>
+          </w:p>
+          <w:p>
+            <w:r>
+              <w:rPr>
+                <w:color w:val="000000"/>
+              </w:rPr>
+              <w:t>Functionality</w:t>
+            </w:r>
+          </w:p>
+          <w:p>
+            <w:r>
+              <w:rPr>
+                <w:color w:val="000000"/>
+              </w:rPr>
+              <w:t>Security</w:t>
+            </w:r>
+          </w:p>
+          <w:p>
+            <w:pPr>
+              <w:rPr>
+                <w:color w:val="000000"/>
+              </w:rPr>
+            </w:pPr>
+            <w:r>
+              <w:rPr>
+                <w:color w:val="000000"/>
+              </w:rPr>
+              <w:t>Integration</w:t>
+            </w:r>
+          </w:p>
+        </w:tc>
+        <w:tc>
+          <w:tcPr>
+            <w:tcW w:w="3634" w:type="dxa"/>
+          </w:tcPr>
+          <w:p>
+            <w:pPr>
+              <w:rPr>
+                <w:rFonts w:cstheme="minorHAnsi"/>
+              </w:rPr>
+            </w:pPr>
+            <w:r>
+              <w:rPr>
+                <w:rFonts w:eastAsia="Arial" w:cstheme="minorHAnsi"/>
+                <w:color w:val="000000"/>
+              </w:rPr>
+              <w:t>Dashboard Stock tab must be built and functional.</w:t>
+            </w:r>
+          </w:p>
+          <w:p>
+            <w:pPr>
+              <w:rPr>
+                <w:rFonts w:cstheme="minorHAnsi"/>
+              </w:rPr>
+            </w:pPr>
+            <w:r>
+              <w:rPr>
+                <w:rFonts w:eastAsia="Arial" w:cstheme="minorHAnsi"/>
+                <w:color w:val="000000"/>
+              </w:rPr>
+              <w:t>Add Product modal must be implemented.</w:t>
+            </w:r>
+          </w:p>
+          <w:p>
+            <w:pPr>
+              <w:rPr>
+                <w:rFonts w:cstheme="minorHAnsi"/>
+              </w:rPr>
+            </w:pPr>
+            <w:r>
+              <w:rPr>
+                <w:rFonts w:eastAsia="Arial" w:cstheme="minorHAnsi"/>
+                <w:color w:val="000000"/>
+              </w:rPr>
+              <w:t>Database migrations must be applied.</w:t>
+            </w:r>
+          </w:p>
+          <w:p>
+            <w:pPr>
+              <w:rPr>
+                <w:rFonts w:cstheme="minorHAnsi"/>
+              </w:rPr>
+            </w:pPr>
+            <w:r>
+              <w:rPr>
+                <w:rFonts w:eastAsia="Arial" w:cstheme="minorHAnsi"/>
+                <w:color w:val="000000"/>
+              </w:rPr>
+              <w:t>Tester must click the Add Product button, fill in the modal form and submit. Tester must verify the new product appears in the stock table and on the Products page. Tester must also submit with invalid/missing data and verify appropriate validation errors are shown.</w:t>
+            </w:r>
+          </w:p>
+          <w:p>
+            <w:pPr>
+              <w:rPr>
+                <w:rFonts w:cstheme="minorHAnsi"/>
+              </w:rPr>
+            </w:pPr>
+            <w:r>
+              <w:rPr>
+                <w:rFonts w:eastAsia="Arial" w:cstheme="minorHAnsi"/>
+              </w:rPr>
+              <w:t xml:space="preserve"> </w:t>
+            </w:r>
+          </w:p>
+          <w:p>
+            <w:pPr>
+              <w:rPr>
+                <w:rFonts w:cstheme="minorHAnsi"/>
+              </w:rPr>
+            </w:pPr>
+            <w:r>
+              <w:rPr>
+                <w:rFonts w:eastAsia="Arial" w:cstheme="minorHAnsi"/>
+                <w:b/>
+                <w:bCs/>
+                <w:color w:val="000000"/>
+              </w:rPr>
+              <w:t>Test Data:</w:t>
+            </w:r>
+          </w:p>
+          <w:p>
+            <w:pPr>
+              <w:rPr>
+                <w:rFonts w:cstheme="minorHAnsi"/>
+              </w:rPr>
+            </w:pPr>
+            <w:r>
+              <w:rPr>
+                <w:rFonts w:eastAsia="Arial" w:cstheme="minorHAnsi"/>
+              </w:rPr>
+              <w:t xml:space="preserve"> </w:t>
+            </w:r>
+          </w:p>
+          <w:p>
+            <w:pPr>
+              <w:rPr>
+                <w:rFonts w:cstheme="minorHAnsi"/>
+              </w:rPr>
+            </w:pPr>
+            <w:r>
+              <w:rPr>
+                <w:rFonts w:eastAsia="Arial" w:cstheme="minorHAnsi"/>
+                <w:color w:val="000000"/>
+              </w:rPr>
+              <w:t>Normal</w:t>
+            </w:r>
+          </w:p>
+          <w:p>
+            <w:pPr>
+              <w:rPr>
+                <w:rFonts w:cstheme="minorHAnsi"/>
+              </w:rPr>
+            </w:pPr>
+            <w:r>
+              <w:rPr>
+                <w:rFonts w:eastAsia="Arial" w:cstheme="minorHAnsi"/>
+                <w:color w:val="000000"/>
+              </w:rPr>
+              <w:t>Name: Organic Courgettes</w:t>
+            </w:r>
+            <w:r>
+              <w:rPr>
+                <w:rFonts w:eastAsia="Arial" w:cstheme="minorHAnsi"/>
+                <w:color w:val="000000"/>
+              </w:rPr>
+              <w:t xml:space="preserve"> </w:t>
+            </w:r>
+            <w:r>
+              <w:rPr>
+                <w:rFonts w:eastAsia="Arial" w:cstheme="minorHAnsi"/>
+                <w:color w:val="000000"/>
+              </w:rPr>
+              <w:t>Category: Fruits &amp; Veg</w:t>
+            </w:r>
+            <w:r>
+              <w:rPr>
+                <w:rFonts w:eastAsia="Arial" w:cstheme="minorHAnsi"/>
+                <w:color w:val="000000"/>
+              </w:rPr>
+              <w:t xml:space="preserve"> </w:t>
+            </w:r>
+            <w:r>
+              <w:rPr>
+                <w:rFonts w:eastAsia="Arial" w:cstheme="minorHAnsi"/>
+                <w:color w:val="000000"/>
+              </w:rPr>
+              <w:t>Price: £1.79</w:t>
+            </w:r>
+            <w:r>
+              <w:rPr>
+                <w:rFonts w:eastAsia="Arial" w:cstheme="minorHAnsi"/>
+                <w:color w:val="000000"/>
+              </w:rPr>
+              <w:t xml:space="preserve"> </w:t>
+            </w:r>
+            <w:r>
+              <w:rPr>
+                <w:rFonts w:eastAsia="Arial" w:cstheme="minorHAnsi"/>
+                <w:color w:val="000000"/>
+              </w:rPr>
+              <w:t>Stock: 40</w:t>
+            </w:r>
+          </w:p>
+          <w:p>
+            <w:pPr>
+              <w:rPr>
+                <w:rFonts w:cstheme="minorHAnsi"/>
+              </w:rPr>
+            </w:pPr>
+            <w:r>
+              <w:rPr>
+                <w:rFonts w:eastAsia="Arial" w:cstheme="minorHAnsi"/>
+              </w:rPr>
+              <w:t xml:space="preserve"> </w:t>
+            </w:r>
+          </w:p>
+          <w:p>
+            <w:pPr>
+              <w:rPr>
+                <w:rFonts w:cstheme="minorHAnsi"/>
+              </w:rPr>
+            </w:pPr>
+            <w:r>
+              <w:rPr>
+                <w:rFonts w:eastAsia="Arial" w:cstheme="minorHAnsi"/>
+                <w:color w:val="000000"/>
+              </w:rPr>
+              <w:t>Erroneous</w:t>
+            </w:r>
+          </w:p>
+          <w:p>
+            <w:pPr>
+              <w:ind w:left="360"/>
+              <w:rPr>
+                <w:rFonts w:cstheme="minorHAnsi"/>
+              </w:rPr>
+            </w:pPr>
+            <w:r>
+              <w:rPr>
+                <w:rFonts w:eastAsia="Arial" w:cstheme="minorHAnsi"/>
+                <w:color w:val="000000"/>
+              </w:rPr>
+              <w:t>Name: (empty)</w:t>
+            </w:r>
+          </w:p>
+          <w:p>
+            <w:pPr>
+              <w:ind w:left="360"/>
+              <w:rPr>
+                <w:rFonts w:cstheme="minorHAnsi"/>
+              </w:rPr>
+            </w:pPr>
+            <w:r>
+              <w:rPr>
+                <w:rFonts w:eastAsia="Arial" w:cstheme="minorHAnsi"/>
+                <w:color w:val="000000"/>
+              </w:rPr>
+              <w:t>Price: -5</w:t>
+            </w:r>
+          </w:p>
+          <w:p>
+            <w:pPr>
+              <w:rPr>
+                <w:rFonts w:eastAsia="Arial" w:cstheme="minorHAnsi"/>
+                <w:color w:val="000000"/>
+              </w:rPr>
+            </w:pPr>
+            <w:r>
+              <w:rPr>
+                <w:rFonts w:eastAsia="Arial" w:cstheme="minorHAnsi"/>
+                <w:color w:val="000000"/>
+              </w:rPr>
+              <w:t>Stock: -10</w:t>
+            </w:r>
+          </w:p>
+        </w:tc>
+      </w:tr>
+      <w:tr>
+        <w:tc>
+          <w:tcPr>
+            <w:tcW w:w="1413" w:type="dxa"/>
+          </w:tcPr>
+          <w:p>
+            <w:r>
+              <w:t>24/04/26</w:t>
+            </w:r>
+          </w:p>
+        </w:tc>
+        <w:tc>
+          <w:tcPr>
+            <w:tcW w:w="1701" w:type="dxa"/>
+          </w:tcPr>
+          <w:p>
+            <w:r>
+              <w:t>Dashboard (Recent orders Table)</w:t>
+            </w:r>
+          </w:p>
+        </w:tc>
+        <w:tc>
+          <w:tcPr>
+            <w:tcW w:w="2268" w:type="dxa"/>
+          </w:tcPr>
+          <w:p>
+            <w:r>
+              <w:rPr>
+                <w:color w:val="000000"/>
+              </w:rPr>
+              <w:t>White Box</w:t>
+            </w:r>
+          </w:p>
+          <w:p>
+            <w:r>
+              <w:rPr>
+                <w:color w:val="000000"/>
+              </w:rPr>
+              <w:t>Black Box</w:t>
+            </w:r>
+          </w:p>
+          <w:p>
+            <w:r>
+              <w:rPr>
+                <w:color w:val="000000"/>
+              </w:rPr>
+              <w:t>Functionality</w:t>
+            </w:r>
+          </w:p>
+          <w:p>
+            <w:pPr>
+              <w:rPr>
+                <w:color w:val="000000"/>
+              </w:rPr>
+            </w:pPr>
+            <w:r>
+              <w:rPr>
+                <w:color w:val="000000"/>
+              </w:rPr>
+              <w:t>Integration</w:t>
+            </w:r>
+          </w:p>
+        </w:tc>
+        <w:tc>
+          <w:tcPr>
+            <w:tcW w:w="3634" w:type="dxa"/>
+          </w:tcPr>
+          <w:p>
+            <w:pPr>
+              <w:rPr>
+                <w:rFonts w:cstheme="minorHAnsi"/>
+              </w:rPr>
+            </w:pPr>
+            <w:r>
+              <w:rPr>
+                <w:rFonts w:eastAsia="Arial" w:cstheme="minorHAnsi"/>
+                <w:color w:val="000000"/>
+              </w:rPr>
+              <w:t>Dashboard must be built and functional.</w:t>
+            </w:r>
+          </w:p>
+          <w:p>
+            <w:pPr>
+              <w:rPr>
+                <w:rFonts w:cstheme="minorHAnsi"/>
+              </w:rPr>
+            </w:pPr>
+            <w:r>
+              <w:rPr>
+                <w:rFonts w:eastAsia="Arial" w:cstheme="minorHAnsi"/>
+                <w:color w:val="000000"/>
+              </w:rPr>
+              <w:t>Orders must exist in the database for the logged-in Producer's products.</w:t>
+            </w:r>
+          </w:p>
+          <w:p>
+            <w:pPr>
+              <w:rPr>
+                <w:rFonts w:cstheme="minorHAnsi"/>
+              </w:rPr>
+            </w:pPr>
+            <w:r>
+              <w:rPr>
+                <w:rFonts w:eastAsia="Arial" w:cstheme="minorHAnsi"/>
+                <w:color w:val="000000"/>
+              </w:rPr>
+              <w:t>Database migrations must be applied.</w:t>
+            </w:r>
+          </w:p>
+          <w:p>
+            <w:pPr>
+              <w:rPr>
+                <w:rFonts w:cstheme="minorHAnsi"/>
+              </w:rPr>
+            </w:pPr>
+            <w:r>
+              <w:rPr>
+                <w:rFonts w:eastAsia="Arial" w:cstheme="minorHAnsi"/>
+                <w:color w:val="000000"/>
+              </w:rPr>
+              <w:t>Tester must verify the Recent Orders table shows the correct order ID, customer name (anonymised), items, total and status badge. Clicking View All must route to the full Orders sub-tab.</w:t>
+            </w:r>
+          </w:p>
+          <w:p>
+            <w:pPr>
+              <w:rPr>
+                <w:rFonts w:eastAsia="Arial" w:cstheme="minorHAnsi"/>
+                <w:color w:val="000000"/>
+              </w:rPr>
+            </w:pPr>
+            <w:r>
+              <w:rPr>
+                <w:rFonts w:eastAsia="Arial" w:cstheme="minorHAnsi"/>
+                <w:color w:val="000000"/>
+              </w:rPr>
+              <w:lastRenderedPageBreak/>
+              <w:t>No test data needed.</w:t>
+            </w:r>
+          </w:p>
+        </w:tc>
+      </w:tr>
+      <w:tr>
+        <w:tc>
+          <w:tcPr>
+            <w:tcW w:w="1413" w:type="dxa"/>
+          </w:tcPr>
+          <w:p>
+            <w:r>
+              <w:lastRenderedPageBreak/>
+              <w:t>24/04/26</w:t>
+            </w:r>
+          </w:p>
+        </w:tc>
+        <w:tc>
+          <w:tcPr>
+            <w:tcW w:w="1701" w:type="dxa"/>
+          </w:tcPr>
+          <w:p>
+            <w:r>
+              <w:t>Dashboard (Stock management. View/edit stock)</w:t>
+            </w:r>
+          </w:p>
+        </w:tc>
+        <w:tc>
+          <w:tcPr>
+            <w:tcW w:w="2268" w:type="dxa"/>
+          </w:tcPr>
+          <w:p>
+            <w:r>
+              <w:rPr>
+                <w:color w:val="000000"/>
+              </w:rPr>
+              <w:t>White Box</w:t>
+            </w:r>
+          </w:p>
+          <w:p>
+            <w:r>
+              <w:rPr>
+                <w:color w:val="000000"/>
+              </w:rPr>
+              <w:t>Black Box</w:t>
+            </w:r>
+          </w:p>
+          <w:p>
+            <w:r>
+              <w:rPr>
+                <w:color w:val="000000"/>
+              </w:rPr>
+              <w:t>Functionality</w:t>
+            </w:r>
+          </w:p>
+          <w:p>
+            <w:r>
+              <w:rPr>
+                <w:color w:val="000000"/>
+              </w:rPr>
+              <w:t>Security</w:t>
+            </w:r>
+          </w:p>
+          <w:p>
+            <w:pPr>
+              <w:rPr>
+                <w:color w:val="000000"/>
+              </w:rPr>
+            </w:pPr>
+            <w:r>
+              <w:rPr>
+                <w:color w:val="000000"/>
+              </w:rPr>
+              <w:t>Integration</w:t>
+            </w:r>
+          </w:p>
+        </w:tc>
+        <w:tc>
+          <w:tcPr>
+            <w:tcW w:w="3634" w:type="dxa"/>
+          </w:tcPr>
+          <w:p>
+            <w:pPr>
+              <w:rPr>
+                <w:rFonts w:cstheme="minorHAnsi"/>
+              </w:rPr>
+            </w:pPr>
+            <w:r>
+              <w:rPr>
+                <w:rFonts w:eastAsia="Arial" w:cstheme="minorHAnsi"/>
+                <w:color w:val="000000"/>
+              </w:rPr>
+              <w:t>Dashboard Stock tab must be built and functional.</w:t>
+            </w:r>
+          </w:p>
+          <w:p>
+            <w:pPr>
+              <w:rPr>
+                <w:rFonts w:cstheme="minorHAnsi"/>
+              </w:rPr>
+            </w:pPr>
+            <w:r>
+              <w:rPr>
+                <w:rFonts w:eastAsia="Arial" w:cstheme="minorHAnsi"/>
+                <w:color w:val="000000"/>
+              </w:rPr>
+              <w:t>Products must exist in the database for the logged-in Producer.</w:t>
+            </w:r>
+          </w:p>
+          <w:p>
+            <w:pPr>
+              <w:rPr>
+                <w:rFonts w:cstheme="minorHAnsi"/>
+              </w:rPr>
+            </w:pPr>
+            <w:r>
+              <w:rPr>
+                <w:rFonts w:eastAsia="Arial" w:cstheme="minorHAnsi"/>
+                <w:color w:val="000000"/>
+              </w:rPr>
+              <w:t>Database migrations must be applied.</w:t>
+            </w:r>
+          </w:p>
+          <w:p>
+            <w:pPr>
+              <w:rPr>
+                <w:rFonts w:cstheme="minorHAnsi"/>
+              </w:rPr>
+            </w:pPr>
+            <w:r>
+              <w:rPr>
+                <w:rFonts w:eastAsia="Arial" w:cstheme="minorHAnsi"/>
+                <w:color w:val="000000"/>
+              </w:rPr>
+              <w:t>Tester must navigate to the Stock tab and verify: (1) all the Producer's products are listed, (2) status badges correctly reflect In Stock (&gt;20), Low Stock (&lt;20) and Out of Stock (0), (3) editing the stock input and clicking Save updates the value in the database and refreshes the badge</w:t>
+            </w:r>
+            <w:r>
+              <w:rPr>
+                <w:rFonts w:eastAsia="Arial" w:cstheme="minorHAnsi"/>
+                <w:color w:val="000000"/>
+              </w:rPr>
+              <w:t>.</w:t>
+            </w:r>
+          </w:p>
+          <w:p>
+            <w:pPr>
+              <w:rPr>
+                <w:rFonts w:eastAsia="Arial" w:cstheme="minorHAnsi"/>
+                <w:color w:val="000000"/>
+              </w:rPr>
+            </w:pPr>
+            <w:r>
+              <w:rPr>
+                <w:rFonts w:eastAsia="Arial" w:cstheme="minorHAnsi"/>
+                <w:color w:val="000000"/>
+              </w:rPr>
+              <w:t>Test data:</w:t>
+            </w:r>
+          </w:p>
+          <w:p>
+            <w:pPr>
+              <w:rPr>
+                <w:rFonts w:cstheme="minorHAnsi"/>
+              </w:rPr>
+            </w:pPr>
+            <w:r>
+              <w:rPr>
+                <w:rFonts w:eastAsia="Arial" w:cstheme="minorHAnsi"/>
+                <w:color w:val="000000"/>
+              </w:rPr>
+              <w:t>Normal — set stock to 50: badge must show In Stock</w:t>
+            </w:r>
+          </w:p>
+          <w:p>
+            <w:pPr>
+              <w:rPr>
+                <w:rFonts w:cstheme="minorHAnsi"/>
+              </w:rPr>
+            </w:pPr>
+            <w:r>
+              <w:rPr>
+                <w:rFonts w:eastAsia="Arial" w:cstheme="minorHAnsi"/>
+                <w:color w:val="000000"/>
+              </w:rPr>
+              <w:t>Erroneous — set stock to -5: must show validation error</w:t>
+            </w:r>
+          </w:p>
+          <w:p>
+            <w:pPr>
+              <w:rPr>
+                <w:rFonts w:eastAsia="Arial" w:cstheme="minorHAnsi"/>
+                <w:color w:val="000000"/>
+              </w:rPr>
+            </w:pPr>
+            <w:r>
+              <w:rPr>
+                <w:rFonts w:eastAsia="Arial" w:cstheme="minorHAnsi"/>
+                <w:color w:val="000000"/>
+              </w:rPr>
+              <w:t>Extreme — set stock to 0: badge must show Out of Stock and product hidden from storefront</w:t>
             </w:r>
           </w:p>
         </w:tc>
@@ -15333,12 +16763,14 @@
         <w:pStyle w:val="Heading1"/>
       </w:pPr>
       <w:bookmarkStart w:id="26" w:name="_Toc224235734"/>
-      <w:bookmarkStart w:id="27" w:name="_Toc224642667"/>
       <w:r>
-        <w:lastRenderedPageBreak/>
         <w:br/>
+      </w:r>
+      <w:bookmarkStart w:id="27" w:name="_Toc224902407"/>
+      <w:r>
         <w:t>Visual Design</w:t>
       </w:r>
+      <w:bookmarkEnd w:id="27"/>
     </w:p>
     <w:p>
       <w:hyperlink r:id="rId14" w:history="1">
@@ -15376,11 +16808,12 @@
       <w:pPr>
         <w:pStyle w:val="Heading1"/>
       </w:pPr>
+      <w:bookmarkStart w:id="28" w:name="_Toc224902408"/>
       <w:r>
         <w:t>Styles</w:t>
       </w:r>
       <w:bookmarkEnd w:id="26"/>
-      <w:bookmarkEnd w:id="27"/>
+      <w:bookmarkEnd w:id="28"/>
     </w:p>
     <w:p>
       <w:r>
@@ -15399,25 +16832,25 @@
       <w:pPr>
         <w:pStyle w:val="Heading2"/>
       </w:pPr>
-      <w:bookmarkStart w:id="28" w:name="_Toc224235735"/>
-      <w:bookmarkStart w:id="29" w:name="_Toc224642668"/>
+      <w:bookmarkStart w:id="29" w:name="_Toc224235735"/>
+      <w:bookmarkStart w:id="30" w:name="_Toc224902409"/>
       <w:r>
         <w:t>Dark Mode</w:t>
       </w:r>
-      <w:bookmarkEnd w:id="28"/>
       <w:bookmarkEnd w:id="29"/>
+      <w:bookmarkEnd w:id="30"/>
     </w:p>
     <w:p>
       <w:pPr>
         <w:pStyle w:val="Heading3"/>
       </w:pPr>
-      <w:bookmarkStart w:id="30" w:name="_Toc224235736"/>
-      <w:bookmarkStart w:id="31" w:name="_Toc224642669"/>
+      <w:bookmarkStart w:id="31" w:name="_Toc224235736"/>
+      <w:bookmarkStart w:id="32" w:name="_Toc224902410"/>
       <w:r>
         <w:t>Background</w:t>
       </w:r>
-      <w:bookmarkEnd w:id="30"/>
       <w:bookmarkEnd w:id="31"/>
+      <w:bookmarkEnd w:id="32"/>
     </w:p>
     <w:p>
       <w:pPr>
@@ -15653,13 +17086,13 @@
       <w:pPr>
         <w:pStyle w:val="Heading3"/>
       </w:pPr>
-      <w:bookmarkStart w:id="32" w:name="_Toc224235737"/>
-      <w:bookmarkStart w:id="33" w:name="_Toc224642670"/>
+      <w:bookmarkStart w:id="33" w:name="_Toc224235737"/>
+      <w:bookmarkStart w:id="34" w:name="_Toc224902411"/>
       <w:r>
         <w:t>Font</w:t>
       </w:r>
-      <w:bookmarkEnd w:id="32"/>
       <w:bookmarkEnd w:id="33"/>
+      <w:bookmarkEnd w:id="34"/>
     </w:p>
     <w:p>
       <w:pPr>
@@ -15877,13 +17310,14 @@
       <w:pPr>
         <w:pStyle w:val="Heading3"/>
       </w:pPr>
-      <w:bookmarkStart w:id="34" w:name="_Toc224235738"/>
-      <w:bookmarkStart w:id="35" w:name="_Toc224642671"/>
+      <w:bookmarkStart w:id="35" w:name="_Toc224235738"/>
+      <w:bookmarkStart w:id="36" w:name="_Toc224902412"/>
       <w:r>
+        <w:lastRenderedPageBreak/>
         <w:t>Interactive</w:t>
       </w:r>
-      <w:bookmarkEnd w:id="34"/>
       <w:bookmarkEnd w:id="35"/>
+      <w:bookmarkEnd w:id="36"/>
     </w:p>
     <w:p>
       <w:pPr>
@@ -16116,25 +17550,25 @@
       <w:pPr>
         <w:pStyle w:val="Heading2"/>
       </w:pPr>
-      <w:bookmarkStart w:id="36" w:name="_Toc224235739"/>
-      <w:bookmarkStart w:id="37" w:name="_Toc224642672"/>
+      <w:bookmarkStart w:id="37" w:name="_Toc224235739"/>
+      <w:bookmarkStart w:id="38" w:name="_Toc224902413"/>
       <w:r>
         <w:t>Light Mode</w:t>
       </w:r>
-      <w:bookmarkEnd w:id="36"/>
       <w:bookmarkEnd w:id="37"/>
+      <w:bookmarkEnd w:id="38"/>
     </w:p>
     <w:p>
       <w:pPr>
         <w:pStyle w:val="Heading3"/>
       </w:pPr>
-      <w:bookmarkStart w:id="38" w:name="_Toc224235740"/>
-      <w:bookmarkStart w:id="39" w:name="_Toc224642673"/>
+      <w:bookmarkStart w:id="39" w:name="_Toc224235740"/>
+      <w:bookmarkStart w:id="40" w:name="_Toc224902414"/>
       <w:r>
         <w:t>Background</w:t>
       </w:r>
-      <w:bookmarkEnd w:id="38"/>
       <w:bookmarkEnd w:id="39"/>
+      <w:bookmarkEnd w:id="40"/>
     </w:p>
     <w:p>
       <w:pPr>
@@ -16359,14 +17793,13 @@
       <w:pPr>
         <w:pStyle w:val="Heading3"/>
       </w:pPr>
-      <w:bookmarkStart w:id="40" w:name="_Toc224235741"/>
-      <w:bookmarkStart w:id="41" w:name="_Toc224642674"/>
+      <w:bookmarkStart w:id="41" w:name="_Toc224235741"/>
+      <w:bookmarkStart w:id="42" w:name="_Toc224902415"/>
       <w:r>
-        <w:lastRenderedPageBreak/>
         <w:t>Font</w:t>
       </w:r>
-      <w:bookmarkEnd w:id="40"/>
       <w:bookmarkEnd w:id="41"/>
+      <w:bookmarkEnd w:id="42"/>
     </w:p>
     <w:p>
       <w:pPr>
@@ -16591,13 +18024,13 @@
       <w:pPr>
         <w:pStyle w:val="Heading3"/>
       </w:pPr>
-      <w:bookmarkStart w:id="42" w:name="_Toc224235742"/>
-      <w:bookmarkStart w:id="43" w:name="_Toc224642675"/>
+      <w:bookmarkStart w:id="43" w:name="_Toc224235742"/>
+      <w:bookmarkStart w:id="44" w:name="_Toc224902416"/>
       <w:r>
         <w:t>Interactive</w:t>
       </w:r>
-      <w:bookmarkEnd w:id="42"/>
       <w:bookmarkEnd w:id="43"/>
+      <w:bookmarkEnd w:id="44"/>
     </w:p>
     <w:p>
       <w:pPr>
@@ -16822,13 +18255,13 @@
       <w:pPr>
         <w:pStyle w:val="Heading2"/>
       </w:pPr>
-      <w:bookmarkStart w:id="44" w:name="_Toc224235743"/>
-      <w:bookmarkStart w:id="45" w:name="_Toc224642676"/>
+      <w:bookmarkStart w:id="45" w:name="_Toc224235743"/>
+      <w:bookmarkStart w:id="46" w:name="_Toc224902417"/>
       <w:r>
         <w:t>Buttons/Cards</w:t>
       </w:r>
-      <w:bookmarkEnd w:id="44"/>
       <w:bookmarkEnd w:id="45"/>
+      <w:bookmarkEnd w:id="46"/>
     </w:p>
     <w:p>
       <w:pPr>
@@ -17153,13 +18586,13 @@
       <w:pPr>
         <w:pStyle w:val="Heading2"/>
       </w:pPr>
-      <w:bookmarkStart w:id="46" w:name="_Toc224235744"/>
-      <w:bookmarkStart w:id="47" w:name="_Toc224642677"/>
+      <w:bookmarkStart w:id="47" w:name="_Toc224235744"/>
+      <w:bookmarkStart w:id="48" w:name="_Toc224902418"/>
       <w:r>
         <w:t>Accent Colours</w:t>
       </w:r>
-      <w:bookmarkEnd w:id="46"/>
       <w:bookmarkEnd w:id="47"/>
+      <w:bookmarkEnd w:id="48"/>
     </w:p>
     <w:p>
       <w:pPr>

--- a/Task1B_Design_722957_Adewuyi_AREAL.docx
+++ b/Task1B_Design_722957_Adewuyi_AREAL.docx
@@ -2865,7 +2865,7 @@
           <w:szCs w:val="23"/>
         </w:rPr>
         <w:lastRenderedPageBreak/>
-        <w:t xml:space="preserve">the system will check if the username and password match the ones in the database and if not, not, it will send an error message telling the user what they did wrong if its correct the system will log the user in return them to the landing page.  </w:t>
+        <w:t xml:space="preserve">the system will check if the username and password match the ones in the database and if not, it will send an error message telling the user what they did wrong if its correct the system will log the user in return them to the landing page.  </w:t>
       </w:r>
     </w:p>
     <w:p/>
@@ -3093,7 +3093,13 @@
     </w:p>
     <w:p>
       <w:r>
-        <w:t>From the basket page the user is given the option to checkout their selected items, if the user click the checkout button the application displays the products and calculates the price and then they can either cancel or confirm their order, if they cancel their order they are redirected to the basket page and if they confirm the order they are prompted to enter their payment details, the web app checks if the payment details are valid or not, if not they are told what they have done wrong and are asked to try again and I they are right and the payment goes through then the order is accepted and posted to the database for further actions.</w:t>
+        <w:t>From the basket page the user is given the option to checkout their selected items, if the user click the checkout button the application displays the products and calculates the price and then they can either cancel or confirm their order, if they cancel their order they are redirected to the basket page and if they confirm the order they are prompted to enter their payment details, the web app checks if the payment details are valid or not, if not they are told what they have done wrong and are asked to try again and I</w:t>
+      </w:r>
+      <w:r>
+        <w:t>f</w:t>
+      </w:r>
+      <w:r>
+        <w:t xml:space="preserve"> they are right and the payment goes through then the order is accepted and posted to the database for further actions.</w:t>
       </w:r>
       <w:r>
         <w:br/>
@@ -8510,11 +8516,12 @@
         <w:tblLook w:val="04A0" w:firstRow="1" w:lastRow="0" w:firstColumn="1" w:lastColumn="0" w:noHBand="0" w:noVBand="1"/>
       </w:tblPr>
       <w:tblGrid>
-        <w:gridCol w:w="1803"/>
-        <w:gridCol w:w="1803"/>
-        <w:gridCol w:w="1803"/>
-        <w:gridCol w:w="1803"/>
-        <w:gridCol w:w="1804"/>
+        <w:gridCol w:w="1794"/>
+        <w:gridCol w:w="1394"/>
+        <w:gridCol w:w="1469"/>
+        <w:gridCol w:w="1451"/>
+        <w:gridCol w:w="1494"/>
+        <w:gridCol w:w="1424"/>
       </w:tblGrid>
       <w:tr>
         <w:trPr>
@@ -8523,17 +8530,20 @@
         <w:tc>
           <w:tcPr>
             <w:cnfStyle w:val="001000000100" w:firstRow="0" w:lastRow="0" w:firstColumn="1" w:lastColumn="0" w:oddVBand="0" w:evenVBand="0" w:oddHBand="0" w:evenHBand="0" w:firstRowFirstColumn="1" w:firstRowLastColumn="0" w:lastRowFirstColumn="0" w:lastRowLastColumn="0"/>
-            <w:tcW w:w="1803" w:type="dxa"/>
-          </w:tcPr>
-          <w:p>
-            <w:pPr>
+            <w:tcW w:w="1502" w:type="dxa"/>
+          </w:tcPr>
+          <w:p>
+            <w:pPr>
+              <w:pStyle w:val="Heading3"/>
+              <w:outlineLvl w:val="2"/>
+              <w:rPr>
+                <w:color w:val="auto"/>
+              </w:rPr>
+            </w:pPr>
+            <w:r>
               <w:rPr>
                 <w:rFonts w:ascii="Arial" w:hAnsi="Arial" w:cs="Arial"/>
-              </w:rPr>
-            </w:pPr>
-            <w:r>
-              <w:rPr>
-                <w:rFonts w:ascii="Arial" w:hAnsi="Arial" w:cs="Arial"/>
+                <w:color w:val="auto"/>
               </w:rPr>
               <w:t>Column</w:t>
             </w:r>
@@ -8541,15 +8551,21 @@
         </w:tc>
         <w:tc>
           <w:tcPr>
-            <w:tcW w:w="1803" w:type="dxa"/>
-          </w:tcPr>
-          <w:p>
-            <w:pPr>
+            <w:tcW w:w="1502" w:type="dxa"/>
+          </w:tcPr>
+          <w:p>
+            <w:pPr>
+              <w:pStyle w:val="Heading3"/>
+              <w:outlineLvl w:val="2"/>
               <w:cnfStyle w:val="100000000000" w:firstRow="1" w:lastRow="0" w:firstColumn="0" w:lastColumn="0" w:oddVBand="0" w:evenVBand="0" w:oddHBand="0" w:evenHBand="0" w:firstRowFirstColumn="0" w:firstRowLastColumn="0" w:lastRowFirstColumn="0" w:lastRowLastColumn="0"/>
-            </w:pPr>
-            <w:r>
-              <w:rPr>
-                <w:rFonts w:ascii="Arial" w:eastAsia="Arial" w:hAnsi="Arial" w:cs="Arial"/>
+              <w:rPr>
+                <w:color w:val="auto"/>
+              </w:rPr>
+            </w:pPr>
+            <w:r>
+              <w:rPr>
+                <w:rFonts w:ascii="Arial" w:eastAsia="Arial" w:hAnsi="Arial" w:cs="Arial"/>
+                <w:color w:val="auto"/>
                 <w:sz w:val="20"/>
                 <w:szCs w:val="20"/>
               </w:rPr>
@@ -8559,15 +8575,21 @@
         </w:tc>
         <w:tc>
           <w:tcPr>
-            <w:tcW w:w="1803" w:type="dxa"/>
-          </w:tcPr>
-          <w:p>
-            <w:pPr>
+            <w:tcW w:w="1503" w:type="dxa"/>
+          </w:tcPr>
+          <w:p>
+            <w:pPr>
+              <w:pStyle w:val="Heading3"/>
+              <w:outlineLvl w:val="2"/>
               <w:cnfStyle w:val="100000000000" w:firstRow="1" w:lastRow="0" w:firstColumn="0" w:lastColumn="0" w:oddVBand="0" w:evenVBand="0" w:oddHBand="0" w:evenHBand="0" w:firstRowFirstColumn="0" w:firstRowLastColumn="0" w:lastRowFirstColumn="0" w:lastRowLastColumn="0"/>
-            </w:pPr>
-            <w:r>
-              <w:rPr>
-                <w:rFonts w:ascii="Arial" w:eastAsia="Arial" w:hAnsi="Arial" w:cs="Arial"/>
+              <w:rPr>
+                <w:color w:val="auto"/>
+              </w:rPr>
+            </w:pPr>
+            <w:r>
+              <w:rPr>
+                <w:rFonts w:ascii="Arial" w:eastAsia="Arial" w:hAnsi="Arial" w:cs="Arial"/>
+                <w:color w:val="auto"/>
                 <w:sz w:val="20"/>
                 <w:szCs w:val="20"/>
               </w:rPr>
@@ -8577,15 +8599,21 @@
         </w:tc>
         <w:tc>
           <w:tcPr>
-            <w:tcW w:w="1803" w:type="dxa"/>
-          </w:tcPr>
-          <w:p>
-            <w:pPr>
+            <w:tcW w:w="1503" w:type="dxa"/>
+          </w:tcPr>
+          <w:p>
+            <w:pPr>
+              <w:pStyle w:val="Heading3"/>
+              <w:outlineLvl w:val="2"/>
               <w:cnfStyle w:val="100000000000" w:firstRow="1" w:lastRow="0" w:firstColumn="0" w:lastColumn="0" w:oddVBand="0" w:evenVBand="0" w:oddHBand="0" w:evenHBand="0" w:firstRowFirstColumn="0" w:firstRowLastColumn="0" w:lastRowFirstColumn="0" w:lastRowLastColumn="0"/>
-            </w:pPr>
-            <w:r>
-              <w:rPr>
-                <w:rFonts w:ascii="Arial" w:eastAsia="Arial" w:hAnsi="Arial" w:cs="Arial"/>
+              <w:rPr>
+                <w:color w:val="auto"/>
+              </w:rPr>
+            </w:pPr>
+            <w:r>
+              <w:rPr>
+                <w:rFonts w:ascii="Arial" w:eastAsia="Arial" w:hAnsi="Arial" w:cs="Arial"/>
+                <w:color w:val="auto"/>
                 <w:sz w:val="20"/>
                 <w:szCs w:val="20"/>
               </w:rPr>
@@ -8595,19 +8623,46 @@
         </w:tc>
         <w:tc>
           <w:tcPr>
-            <w:tcW w:w="1804" w:type="dxa"/>
-          </w:tcPr>
-          <w:p>
-            <w:pPr>
+            <w:tcW w:w="1503" w:type="dxa"/>
+          </w:tcPr>
+          <w:p>
+            <w:pPr>
+              <w:pStyle w:val="Heading3"/>
+              <w:outlineLvl w:val="2"/>
               <w:cnfStyle w:val="100000000000" w:firstRow="1" w:lastRow="0" w:firstColumn="0" w:lastColumn="0" w:oddVBand="0" w:evenVBand="0" w:oddHBand="0" w:evenHBand="0" w:firstRowFirstColumn="0" w:firstRowLastColumn="0" w:lastRowFirstColumn="0" w:lastRowLastColumn="0"/>
-            </w:pPr>
-            <w:r>
-              <w:rPr>
-                <w:rFonts w:ascii="Arial" w:eastAsia="Arial" w:hAnsi="Arial" w:cs="Arial"/>
+              <w:rPr>
+                <w:color w:val="auto"/>
+              </w:rPr>
+            </w:pPr>
+            <w:r>
+              <w:rPr>
+                <w:rFonts w:ascii="Arial" w:eastAsia="Arial" w:hAnsi="Arial" w:cs="Arial"/>
+                <w:color w:val="auto"/>
                 <w:sz w:val="20"/>
                 <w:szCs w:val="20"/>
               </w:rPr>
               <w:t>Validation</w:t>
+            </w:r>
+          </w:p>
+        </w:tc>
+        <w:tc>
+          <w:tcPr>
+            <w:tcW w:w="1503" w:type="dxa"/>
+          </w:tcPr>
+          <w:p>
+            <w:pPr>
+              <w:pStyle w:val="Heading3"/>
+              <w:outlineLvl w:val="2"/>
+              <w:cnfStyle w:val="100000000000" w:firstRow="1" w:lastRow="0" w:firstColumn="0" w:lastColumn="0" w:oddVBand="0" w:evenVBand="0" w:oddHBand="0" w:evenHBand="0" w:firstRowFirstColumn="0" w:firstRowLastColumn="0" w:lastRowFirstColumn="0" w:lastRowLastColumn="0"/>
+              <w:rPr>
+                <w:color w:val="auto"/>
+              </w:rPr>
+            </w:pPr>
+            <w:r>
+              <w:rPr>
+                <w:color w:val="auto"/>
+              </w:rPr>
+              <w:t>Key Type</w:t>
             </w:r>
           </w:p>
         </w:tc>
@@ -8619,30 +8674,46 @@
         <w:tc>
           <w:tcPr>
             <w:cnfStyle w:val="001000000000" w:firstRow="0" w:lastRow="0" w:firstColumn="1" w:lastColumn="0" w:oddVBand="0" w:evenVBand="0" w:oddHBand="0" w:evenHBand="0" w:firstRowFirstColumn="0" w:firstRowLastColumn="0" w:lastRowFirstColumn="0" w:lastRowLastColumn="0"/>
-            <w:tcW w:w="1803" w:type="dxa"/>
-          </w:tcPr>
-          <w:p>
-            <w:r>
-              <w:rPr>
-                <w:rFonts w:ascii="Arial" w:eastAsia="Arial" w:hAnsi="Arial" w:cs="Arial"/>
+            <w:tcW w:w="1502" w:type="dxa"/>
+          </w:tcPr>
+          <w:p>
+            <w:pPr>
+              <w:pStyle w:val="Heading3"/>
+              <w:outlineLvl w:val="2"/>
+              <w:rPr>
+                <w:color w:val="auto"/>
+              </w:rPr>
+            </w:pPr>
+            <w:proofErr w:type="spellStart"/>
+            <w:r>
+              <w:rPr>
+                <w:rFonts w:ascii="Arial" w:eastAsia="Arial" w:hAnsi="Arial" w:cs="Arial"/>
+                <w:color w:val="auto"/>
                 <w:sz w:val="20"/>
                 <w:szCs w:val="20"/>
               </w:rPr>
               <w:t>ProductsId</w:t>
             </w:r>
-          </w:p>
-        </w:tc>
-        <w:tc>
-          <w:tcPr>
-            <w:tcW w:w="1803" w:type="dxa"/>
-          </w:tcPr>
-          <w:p>
-            <w:pPr>
-              <w:cnfStyle w:val="000000100000" w:firstRow="0" w:lastRow="0" w:firstColumn="0" w:lastColumn="0" w:oddVBand="0" w:evenVBand="0" w:oddHBand="1" w:evenHBand="0" w:firstRowFirstColumn="0" w:firstRowLastColumn="0" w:lastRowFirstColumn="0" w:lastRowLastColumn="0"/>
-            </w:pPr>
-            <w:r>
-              <w:rPr>
-                <w:rFonts w:ascii="Arial" w:eastAsia="Arial" w:hAnsi="Arial" w:cs="Arial"/>
+            <w:proofErr w:type="spellEnd"/>
+          </w:p>
+        </w:tc>
+        <w:tc>
+          <w:tcPr>
+            <w:tcW w:w="1502" w:type="dxa"/>
+          </w:tcPr>
+          <w:p>
+            <w:pPr>
+              <w:pStyle w:val="Heading3"/>
+              <w:outlineLvl w:val="2"/>
+              <w:cnfStyle w:val="000000100000" w:firstRow="0" w:lastRow="0" w:firstColumn="0" w:lastColumn="0" w:oddVBand="0" w:evenVBand="0" w:oddHBand="1" w:evenHBand="0" w:firstRowFirstColumn="0" w:firstRowLastColumn="0" w:lastRowFirstColumn="0" w:lastRowLastColumn="0"/>
+              <w:rPr>
+                <w:color w:val="auto"/>
+              </w:rPr>
+            </w:pPr>
+            <w:r>
+              <w:rPr>
+                <w:rFonts w:ascii="Arial" w:eastAsia="Arial" w:hAnsi="Arial" w:cs="Arial"/>
+                <w:color w:val="auto"/>
                 <w:sz w:val="20"/>
                 <w:szCs w:val="20"/>
               </w:rPr>
@@ -8652,15 +8723,21 @@
         </w:tc>
         <w:tc>
           <w:tcPr>
-            <w:tcW w:w="1803" w:type="dxa"/>
-          </w:tcPr>
-          <w:p>
-            <w:pPr>
-              <w:cnfStyle w:val="000000100000" w:firstRow="0" w:lastRow="0" w:firstColumn="0" w:lastColumn="0" w:oddVBand="0" w:evenVBand="0" w:oddHBand="1" w:evenHBand="0" w:firstRowFirstColumn="0" w:firstRowLastColumn="0" w:lastRowFirstColumn="0" w:lastRowLastColumn="0"/>
-            </w:pPr>
-            <w:r>
-              <w:rPr>
-                <w:rFonts w:ascii="Arial" w:eastAsia="Arial" w:hAnsi="Arial" w:cs="Arial"/>
+            <w:tcW w:w="1503" w:type="dxa"/>
+          </w:tcPr>
+          <w:p>
+            <w:pPr>
+              <w:pStyle w:val="Heading3"/>
+              <w:outlineLvl w:val="2"/>
+              <w:cnfStyle w:val="000000100000" w:firstRow="0" w:lastRow="0" w:firstColumn="0" w:lastColumn="0" w:oddVBand="0" w:evenVBand="0" w:oddHBand="1" w:evenHBand="0" w:firstRowFirstColumn="0" w:firstRowLastColumn="0" w:lastRowFirstColumn="0" w:lastRowLastColumn="0"/>
+              <w:rPr>
+                <w:color w:val="auto"/>
+              </w:rPr>
+            </w:pPr>
+            <w:r>
+              <w:rPr>
+                <w:rFonts w:ascii="Arial" w:eastAsia="Arial" w:hAnsi="Arial" w:cs="Arial"/>
+                <w:color w:val="auto"/>
                 <w:sz w:val="20"/>
                 <w:szCs w:val="20"/>
               </w:rPr>
@@ -8670,22 +8747,53 @@
         </w:tc>
         <w:tc>
           <w:tcPr>
-            <w:tcW w:w="1803" w:type="dxa"/>
-          </w:tcPr>
-          <w:p>
-            <w:pPr>
-              <w:cnfStyle w:val="000000100000" w:firstRow="0" w:lastRow="0" w:firstColumn="0" w:lastColumn="0" w:oddVBand="0" w:evenVBand="0" w:oddHBand="1" w:evenHBand="0" w:firstRowFirstColumn="0" w:firstRowLastColumn="0" w:lastRowFirstColumn="0" w:lastRowLastColumn="0"/>
-            </w:pPr>
-          </w:p>
-        </w:tc>
-        <w:tc>
-          <w:tcPr>
-            <w:tcW w:w="1804" w:type="dxa"/>
-          </w:tcPr>
-          <w:p>
-            <w:pPr>
-              <w:cnfStyle w:val="000000100000" w:firstRow="0" w:lastRow="0" w:firstColumn="0" w:lastColumn="0" w:oddVBand="0" w:evenVBand="0" w:oddHBand="1" w:evenHBand="0" w:firstRowFirstColumn="0" w:firstRowLastColumn="0" w:lastRowFirstColumn="0" w:lastRowLastColumn="0"/>
-            </w:pPr>
+            <w:tcW w:w="1503" w:type="dxa"/>
+          </w:tcPr>
+          <w:p>
+            <w:pPr>
+              <w:pStyle w:val="Heading3"/>
+              <w:outlineLvl w:val="2"/>
+              <w:cnfStyle w:val="000000100000" w:firstRow="0" w:lastRow="0" w:firstColumn="0" w:lastColumn="0" w:oddVBand="0" w:evenVBand="0" w:oddHBand="1" w:evenHBand="0" w:firstRowFirstColumn="0" w:firstRowLastColumn="0" w:lastRowFirstColumn="0" w:lastRowLastColumn="0"/>
+              <w:rPr>
+                <w:color w:val="auto"/>
+              </w:rPr>
+            </w:pPr>
+          </w:p>
+        </w:tc>
+        <w:tc>
+          <w:tcPr>
+            <w:tcW w:w="1503" w:type="dxa"/>
+          </w:tcPr>
+          <w:p>
+            <w:pPr>
+              <w:pStyle w:val="Heading3"/>
+              <w:outlineLvl w:val="2"/>
+              <w:cnfStyle w:val="000000100000" w:firstRow="0" w:lastRow="0" w:firstColumn="0" w:lastColumn="0" w:oddVBand="0" w:evenVBand="0" w:oddHBand="1" w:evenHBand="0" w:firstRowFirstColumn="0" w:firstRowLastColumn="0" w:lastRowFirstColumn="0" w:lastRowLastColumn="0"/>
+              <w:rPr>
+                <w:color w:val="auto"/>
+              </w:rPr>
+            </w:pPr>
+          </w:p>
+        </w:tc>
+        <w:tc>
+          <w:tcPr>
+            <w:tcW w:w="1503" w:type="dxa"/>
+          </w:tcPr>
+          <w:p>
+            <w:pPr>
+              <w:pStyle w:val="Heading3"/>
+              <w:outlineLvl w:val="2"/>
+              <w:cnfStyle w:val="000000100000" w:firstRow="0" w:lastRow="0" w:firstColumn="0" w:lastColumn="0" w:oddVBand="0" w:evenVBand="0" w:oddHBand="1" w:evenHBand="0" w:firstRowFirstColumn="0" w:firstRowLastColumn="0" w:lastRowFirstColumn="0" w:lastRowLastColumn="0"/>
+              <w:rPr>
+                <w:color w:val="auto"/>
+              </w:rPr>
+            </w:pPr>
+            <w:r>
+              <w:rPr>
+                <w:color w:val="auto"/>
+              </w:rPr>
+              <w:t>Primary</w:t>
+            </w:r>
           </w:p>
         </w:tc>
       </w:tr>
@@ -8693,30 +8801,46 @@
         <w:tc>
           <w:tcPr>
             <w:cnfStyle w:val="001000000000" w:firstRow="0" w:lastRow="0" w:firstColumn="1" w:lastColumn="0" w:oddVBand="0" w:evenVBand="0" w:oddHBand="0" w:evenHBand="0" w:firstRowFirstColumn="0" w:firstRowLastColumn="0" w:lastRowFirstColumn="0" w:lastRowLastColumn="0"/>
-            <w:tcW w:w="1803" w:type="dxa"/>
-          </w:tcPr>
-          <w:p>
-            <w:r>
-              <w:rPr>
-                <w:rFonts w:ascii="Arial" w:eastAsia="Arial" w:hAnsi="Arial" w:cs="Arial"/>
+            <w:tcW w:w="1502" w:type="dxa"/>
+          </w:tcPr>
+          <w:p>
+            <w:pPr>
+              <w:pStyle w:val="Heading3"/>
+              <w:outlineLvl w:val="2"/>
+              <w:rPr>
+                <w:color w:val="auto"/>
+              </w:rPr>
+            </w:pPr>
+            <w:proofErr w:type="spellStart"/>
+            <w:r>
+              <w:rPr>
+                <w:rFonts w:ascii="Arial" w:eastAsia="Arial" w:hAnsi="Arial" w:cs="Arial"/>
+                <w:color w:val="auto"/>
                 <w:sz w:val="20"/>
                 <w:szCs w:val="20"/>
               </w:rPr>
               <w:t>ProducersId</w:t>
             </w:r>
-          </w:p>
-        </w:tc>
-        <w:tc>
-          <w:tcPr>
-            <w:tcW w:w="1803" w:type="dxa"/>
-          </w:tcPr>
-          <w:p>
-            <w:pPr>
+            <w:proofErr w:type="spellEnd"/>
+          </w:p>
+        </w:tc>
+        <w:tc>
+          <w:tcPr>
+            <w:tcW w:w="1502" w:type="dxa"/>
+          </w:tcPr>
+          <w:p>
+            <w:pPr>
+              <w:pStyle w:val="Heading3"/>
+              <w:outlineLvl w:val="2"/>
               <w:cnfStyle w:val="000000000000" w:firstRow="0" w:lastRow="0" w:firstColumn="0" w:lastColumn="0" w:oddVBand="0" w:evenVBand="0" w:oddHBand="0" w:evenHBand="0" w:firstRowFirstColumn="0" w:firstRowLastColumn="0" w:lastRowFirstColumn="0" w:lastRowLastColumn="0"/>
-            </w:pPr>
-            <w:r>
-              <w:rPr>
-                <w:rFonts w:ascii="Arial" w:eastAsia="Arial" w:hAnsi="Arial" w:cs="Arial"/>
+              <w:rPr>
+                <w:color w:val="auto"/>
+              </w:rPr>
+            </w:pPr>
+            <w:r>
+              <w:rPr>
+                <w:rFonts w:ascii="Arial" w:eastAsia="Arial" w:hAnsi="Arial" w:cs="Arial"/>
+                <w:color w:val="auto"/>
                 <w:sz w:val="20"/>
                 <w:szCs w:val="20"/>
               </w:rPr>
@@ -8726,15 +8850,21 @@
         </w:tc>
         <w:tc>
           <w:tcPr>
-            <w:tcW w:w="1803" w:type="dxa"/>
-          </w:tcPr>
-          <w:p>
-            <w:pPr>
+            <w:tcW w:w="1503" w:type="dxa"/>
+          </w:tcPr>
+          <w:p>
+            <w:pPr>
+              <w:pStyle w:val="Heading3"/>
+              <w:outlineLvl w:val="2"/>
               <w:cnfStyle w:val="000000000000" w:firstRow="0" w:lastRow="0" w:firstColumn="0" w:lastColumn="0" w:oddVBand="0" w:evenVBand="0" w:oddHBand="0" w:evenHBand="0" w:firstRowFirstColumn="0" w:firstRowLastColumn="0" w:lastRowFirstColumn="0" w:lastRowLastColumn="0"/>
-            </w:pPr>
-            <w:r>
-              <w:rPr>
-                <w:rFonts w:ascii="Arial" w:eastAsia="Arial" w:hAnsi="Arial" w:cs="Arial"/>
+              <w:rPr>
+                <w:color w:val="auto"/>
+              </w:rPr>
+            </w:pPr>
+            <w:r>
+              <w:rPr>
+                <w:rFonts w:ascii="Arial" w:eastAsia="Arial" w:hAnsi="Arial" w:cs="Arial"/>
+                <w:color w:val="auto"/>
                 <w:sz w:val="20"/>
                 <w:szCs w:val="20"/>
               </w:rPr>
@@ -8744,15 +8874,21 @@
         </w:tc>
         <w:tc>
           <w:tcPr>
-            <w:tcW w:w="1803" w:type="dxa"/>
-          </w:tcPr>
-          <w:p>
-            <w:pPr>
+            <w:tcW w:w="1503" w:type="dxa"/>
+          </w:tcPr>
+          <w:p>
+            <w:pPr>
+              <w:pStyle w:val="Heading3"/>
+              <w:outlineLvl w:val="2"/>
               <w:cnfStyle w:val="000000000000" w:firstRow="0" w:lastRow="0" w:firstColumn="0" w:lastColumn="0" w:oddVBand="0" w:evenVBand="0" w:oddHBand="0" w:evenHBand="0" w:firstRowFirstColumn="0" w:firstRowLastColumn="0" w:lastRowFirstColumn="0" w:lastRowLastColumn="0"/>
-            </w:pPr>
-            <w:r>
-              <w:rPr>
-                <w:rFonts w:ascii="Arial" w:eastAsia="Arial" w:hAnsi="Arial" w:cs="Arial"/>
+              <w:rPr>
+                <w:color w:val="auto"/>
+              </w:rPr>
+            </w:pPr>
+            <w:r>
+              <w:rPr>
+                <w:rFonts w:ascii="Arial" w:eastAsia="Arial" w:hAnsi="Arial" w:cs="Arial"/>
+                <w:color w:val="auto"/>
                 <w:sz w:val="20"/>
                 <w:szCs w:val="20"/>
               </w:rPr>
@@ -8762,12 +8898,38 @@
         </w:tc>
         <w:tc>
           <w:tcPr>
-            <w:tcW w:w="1804" w:type="dxa"/>
-          </w:tcPr>
-          <w:p>
-            <w:pPr>
+            <w:tcW w:w="1503" w:type="dxa"/>
+          </w:tcPr>
+          <w:p>
+            <w:pPr>
+              <w:pStyle w:val="Heading3"/>
+              <w:outlineLvl w:val="2"/>
               <w:cnfStyle w:val="000000000000" w:firstRow="0" w:lastRow="0" w:firstColumn="0" w:lastColumn="0" w:oddVBand="0" w:evenVBand="0" w:oddHBand="0" w:evenHBand="0" w:firstRowFirstColumn="0" w:firstRowLastColumn="0" w:lastRowFirstColumn="0" w:lastRowLastColumn="0"/>
-            </w:pPr>
+              <w:rPr>
+                <w:color w:val="auto"/>
+              </w:rPr>
+            </w:pPr>
+          </w:p>
+        </w:tc>
+        <w:tc>
+          <w:tcPr>
+            <w:tcW w:w="1503" w:type="dxa"/>
+          </w:tcPr>
+          <w:p>
+            <w:pPr>
+              <w:pStyle w:val="Heading3"/>
+              <w:outlineLvl w:val="2"/>
+              <w:cnfStyle w:val="000000000000" w:firstRow="0" w:lastRow="0" w:firstColumn="0" w:lastColumn="0" w:oddVBand="0" w:evenVBand="0" w:oddHBand="0" w:evenHBand="0" w:firstRowFirstColumn="0" w:firstRowLastColumn="0" w:lastRowFirstColumn="0" w:lastRowLastColumn="0"/>
+              <w:rPr>
+                <w:color w:val="auto"/>
+              </w:rPr>
+            </w:pPr>
+            <w:r>
+              <w:rPr>
+                <w:color w:val="auto"/>
+              </w:rPr>
+              <w:t>Foreign</w:t>
+            </w:r>
           </w:p>
         </w:tc>
       </w:tr>
@@ -8778,12 +8940,20 @@
         <w:tc>
           <w:tcPr>
             <w:cnfStyle w:val="001000000000" w:firstRow="0" w:lastRow="0" w:firstColumn="1" w:lastColumn="0" w:oddVBand="0" w:evenVBand="0" w:oddHBand="0" w:evenHBand="0" w:firstRowFirstColumn="0" w:firstRowLastColumn="0" w:lastRowFirstColumn="0" w:lastRowLastColumn="0"/>
-            <w:tcW w:w="1803" w:type="dxa"/>
-          </w:tcPr>
-          <w:p>
-            <w:r>
-              <w:rPr>
-                <w:rFonts w:ascii="Arial" w:eastAsia="Arial" w:hAnsi="Arial" w:cs="Arial"/>
+            <w:tcW w:w="1502" w:type="dxa"/>
+          </w:tcPr>
+          <w:p>
+            <w:pPr>
+              <w:pStyle w:val="Heading3"/>
+              <w:outlineLvl w:val="2"/>
+              <w:rPr>
+                <w:color w:val="auto"/>
+              </w:rPr>
+            </w:pPr>
+            <w:r>
+              <w:rPr>
+                <w:rFonts w:ascii="Arial" w:eastAsia="Arial" w:hAnsi="Arial" w:cs="Arial"/>
+                <w:color w:val="auto"/>
                 <w:sz w:val="20"/>
                 <w:szCs w:val="20"/>
               </w:rPr>
@@ -8793,15 +8963,21 @@
         </w:tc>
         <w:tc>
           <w:tcPr>
-            <w:tcW w:w="1803" w:type="dxa"/>
-          </w:tcPr>
-          <w:p>
-            <w:pPr>
-              <w:cnfStyle w:val="000000100000" w:firstRow="0" w:lastRow="0" w:firstColumn="0" w:lastColumn="0" w:oddVBand="0" w:evenVBand="0" w:oddHBand="1" w:evenHBand="0" w:firstRowFirstColumn="0" w:firstRowLastColumn="0" w:lastRowFirstColumn="0" w:lastRowLastColumn="0"/>
-            </w:pPr>
-            <w:r>
-              <w:rPr>
-                <w:rFonts w:ascii="Arial" w:eastAsia="Arial" w:hAnsi="Arial" w:cs="Arial"/>
+            <w:tcW w:w="1502" w:type="dxa"/>
+          </w:tcPr>
+          <w:p>
+            <w:pPr>
+              <w:pStyle w:val="Heading3"/>
+              <w:outlineLvl w:val="2"/>
+              <w:cnfStyle w:val="000000100000" w:firstRow="0" w:lastRow="0" w:firstColumn="0" w:lastColumn="0" w:oddVBand="0" w:evenVBand="0" w:oddHBand="1" w:evenHBand="0" w:firstRowFirstColumn="0" w:firstRowLastColumn="0" w:lastRowFirstColumn="0" w:lastRowLastColumn="0"/>
+              <w:rPr>
+                <w:color w:val="auto"/>
+              </w:rPr>
+            </w:pPr>
+            <w:r>
+              <w:rPr>
+                <w:rFonts w:ascii="Arial" w:eastAsia="Arial" w:hAnsi="Arial" w:cs="Arial"/>
+                <w:color w:val="auto"/>
                 <w:sz w:val="20"/>
                 <w:szCs w:val="20"/>
               </w:rPr>
@@ -8811,15 +8987,21 @@
         </w:tc>
         <w:tc>
           <w:tcPr>
-            <w:tcW w:w="1803" w:type="dxa"/>
-          </w:tcPr>
-          <w:p>
-            <w:pPr>
-              <w:cnfStyle w:val="000000100000" w:firstRow="0" w:lastRow="0" w:firstColumn="0" w:lastColumn="0" w:oddVBand="0" w:evenVBand="0" w:oddHBand="1" w:evenHBand="0" w:firstRowFirstColumn="0" w:firstRowLastColumn="0" w:lastRowFirstColumn="0" w:lastRowLastColumn="0"/>
-            </w:pPr>
-            <w:r>
-              <w:rPr>
-                <w:rFonts w:ascii="Arial" w:eastAsia="Arial" w:hAnsi="Arial" w:cs="Arial"/>
+            <w:tcW w:w="1503" w:type="dxa"/>
+          </w:tcPr>
+          <w:p>
+            <w:pPr>
+              <w:pStyle w:val="Heading3"/>
+              <w:outlineLvl w:val="2"/>
+              <w:cnfStyle w:val="000000100000" w:firstRow="0" w:lastRow="0" w:firstColumn="0" w:lastColumn="0" w:oddVBand="0" w:evenVBand="0" w:oddHBand="1" w:evenHBand="0" w:firstRowFirstColumn="0" w:firstRowLastColumn="0" w:lastRowFirstColumn="0" w:lastRowLastColumn="0"/>
+              <w:rPr>
+                <w:color w:val="auto"/>
+              </w:rPr>
+            </w:pPr>
+            <w:r>
+              <w:rPr>
+                <w:rFonts w:ascii="Arial" w:eastAsia="Arial" w:hAnsi="Arial" w:cs="Arial"/>
+                <w:color w:val="auto"/>
                 <w:sz w:val="20"/>
                 <w:szCs w:val="20"/>
               </w:rPr>
@@ -8829,22 +9011,53 @@
         </w:tc>
         <w:tc>
           <w:tcPr>
-            <w:tcW w:w="1803" w:type="dxa"/>
-          </w:tcPr>
-          <w:p>
-            <w:pPr>
-              <w:cnfStyle w:val="000000100000" w:firstRow="0" w:lastRow="0" w:firstColumn="0" w:lastColumn="0" w:oddVBand="0" w:evenVBand="0" w:oddHBand="1" w:evenHBand="0" w:firstRowFirstColumn="0" w:firstRowLastColumn="0" w:lastRowFirstColumn="0" w:lastRowLastColumn="0"/>
-            </w:pPr>
-          </w:p>
-        </w:tc>
-        <w:tc>
-          <w:tcPr>
-            <w:tcW w:w="1804" w:type="dxa"/>
-          </w:tcPr>
-          <w:p>
-            <w:pPr>
-              <w:cnfStyle w:val="000000100000" w:firstRow="0" w:lastRow="0" w:firstColumn="0" w:lastColumn="0" w:oddVBand="0" w:evenVBand="0" w:oddHBand="1" w:evenHBand="0" w:firstRowFirstColumn="0" w:firstRowLastColumn="0" w:lastRowFirstColumn="0" w:lastRowLastColumn="0"/>
-            </w:pPr>
+            <w:tcW w:w="1503" w:type="dxa"/>
+          </w:tcPr>
+          <w:p>
+            <w:pPr>
+              <w:pStyle w:val="Heading3"/>
+              <w:outlineLvl w:val="2"/>
+              <w:cnfStyle w:val="000000100000" w:firstRow="0" w:lastRow="0" w:firstColumn="0" w:lastColumn="0" w:oddVBand="0" w:evenVBand="0" w:oddHBand="1" w:evenHBand="0" w:firstRowFirstColumn="0" w:firstRowLastColumn="0" w:lastRowFirstColumn="0" w:lastRowLastColumn="0"/>
+              <w:rPr>
+                <w:color w:val="auto"/>
+              </w:rPr>
+            </w:pPr>
+          </w:p>
+        </w:tc>
+        <w:tc>
+          <w:tcPr>
+            <w:tcW w:w="1503" w:type="dxa"/>
+          </w:tcPr>
+          <w:p>
+            <w:pPr>
+              <w:pStyle w:val="Heading3"/>
+              <w:outlineLvl w:val="2"/>
+              <w:cnfStyle w:val="000000100000" w:firstRow="0" w:lastRow="0" w:firstColumn="0" w:lastColumn="0" w:oddVBand="0" w:evenVBand="0" w:oddHBand="1" w:evenHBand="0" w:firstRowFirstColumn="0" w:firstRowLastColumn="0" w:lastRowFirstColumn="0" w:lastRowLastColumn="0"/>
+              <w:rPr>
+                <w:color w:val="auto"/>
+              </w:rPr>
+            </w:pPr>
+          </w:p>
+        </w:tc>
+        <w:tc>
+          <w:tcPr>
+            <w:tcW w:w="1503" w:type="dxa"/>
+          </w:tcPr>
+          <w:p>
+            <w:pPr>
+              <w:pStyle w:val="Heading3"/>
+              <w:outlineLvl w:val="2"/>
+              <w:cnfStyle w:val="000000100000" w:firstRow="0" w:lastRow="0" w:firstColumn="0" w:lastColumn="0" w:oddVBand="0" w:evenVBand="0" w:oddHBand="1" w:evenHBand="0" w:firstRowFirstColumn="0" w:firstRowLastColumn="0" w:lastRowFirstColumn="0" w:lastRowLastColumn="0"/>
+              <w:rPr>
+                <w:color w:val="auto"/>
+              </w:rPr>
+            </w:pPr>
+            <w:r>
+              <w:rPr>
+                <w:color w:val="auto"/>
+              </w:rPr>
+              <w:t>None</w:t>
+            </w:r>
           </w:p>
         </w:tc>
       </w:tr>
@@ -8852,12 +9065,20 @@
         <w:tc>
           <w:tcPr>
             <w:cnfStyle w:val="001000000000" w:firstRow="0" w:lastRow="0" w:firstColumn="1" w:lastColumn="0" w:oddVBand="0" w:evenVBand="0" w:oddHBand="0" w:evenHBand="0" w:firstRowFirstColumn="0" w:firstRowLastColumn="0" w:lastRowFirstColumn="0" w:lastRowLastColumn="0"/>
-            <w:tcW w:w="1803" w:type="dxa"/>
-          </w:tcPr>
-          <w:p>
-            <w:r>
-              <w:rPr>
-                <w:rFonts w:ascii="Arial" w:eastAsia="Arial" w:hAnsi="Arial" w:cs="Arial"/>
+            <w:tcW w:w="1502" w:type="dxa"/>
+          </w:tcPr>
+          <w:p>
+            <w:pPr>
+              <w:pStyle w:val="Heading3"/>
+              <w:outlineLvl w:val="2"/>
+              <w:rPr>
+                <w:color w:val="auto"/>
+              </w:rPr>
+            </w:pPr>
+            <w:r>
+              <w:rPr>
+                <w:rFonts w:ascii="Arial" w:eastAsia="Arial" w:hAnsi="Arial" w:cs="Arial"/>
+                <w:color w:val="auto"/>
                 <w:sz w:val="20"/>
                 <w:szCs w:val="20"/>
               </w:rPr>
@@ -8867,15 +9088,21 @@
         </w:tc>
         <w:tc>
           <w:tcPr>
-            <w:tcW w:w="1803" w:type="dxa"/>
-          </w:tcPr>
-          <w:p>
-            <w:pPr>
+            <w:tcW w:w="1502" w:type="dxa"/>
+          </w:tcPr>
+          <w:p>
+            <w:pPr>
+              <w:pStyle w:val="Heading3"/>
+              <w:outlineLvl w:val="2"/>
               <w:cnfStyle w:val="000000000000" w:firstRow="0" w:lastRow="0" w:firstColumn="0" w:lastColumn="0" w:oddVBand="0" w:evenVBand="0" w:oddHBand="0" w:evenHBand="0" w:firstRowFirstColumn="0" w:firstRowLastColumn="0" w:lastRowFirstColumn="0" w:lastRowLastColumn="0"/>
-            </w:pPr>
-            <w:r>
-              <w:rPr>
-                <w:rFonts w:ascii="Arial" w:eastAsia="Arial" w:hAnsi="Arial" w:cs="Arial"/>
+              <w:rPr>
+                <w:color w:val="auto"/>
+              </w:rPr>
+            </w:pPr>
+            <w:r>
+              <w:rPr>
+                <w:rFonts w:ascii="Arial" w:eastAsia="Arial" w:hAnsi="Arial" w:cs="Arial"/>
+                <w:color w:val="auto"/>
                 <w:sz w:val="20"/>
                 <w:szCs w:val="20"/>
               </w:rPr>
@@ -8885,15 +9112,21 @@
         </w:tc>
         <w:tc>
           <w:tcPr>
-            <w:tcW w:w="1803" w:type="dxa"/>
-          </w:tcPr>
-          <w:p>
-            <w:pPr>
+            <w:tcW w:w="1503" w:type="dxa"/>
+          </w:tcPr>
+          <w:p>
+            <w:pPr>
+              <w:pStyle w:val="Heading3"/>
+              <w:outlineLvl w:val="2"/>
               <w:cnfStyle w:val="000000000000" w:firstRow="0" w:lastRow="0" w:firstColumn="0" w:lastColumn="0" w:oddVBand="0" w:evenVBand="0" w:oddHBand="0" w:evenHBand="0" w:firstRowFirstColumn="0" w:firstRowLastColumn="0" w:lastRowFirstColumn="0" w:lastRowLastColumn="0"/>
-            </w:pPr>
-            <w:r>
-              <w:rPr>
-                <w:rFonts w:ascii="Arial" w:eastAsia="Arial" w:hAnsi="Arial" w:cs="Arial"/>
+              <w:rPr>
+                <w:color w:val="auto"/>
+              </w:rPr>
+            </w:pPr>
+            <w:r>
+              <w:rPr>
+                <w:rFonts w:ascii="Arial" w:eastAsia="Arial" w:hAnsi="Arial" w:cs="Arial"/>
+                <w:color w:val="auto"/>
                 <w:sz w:val="20"/>
                 <w:szCs w:val="20"/>
               </w:rPr>
@@ -8903,29 +9136,61 @@
         </w:tc>
         <w:tc>
           <w:tcPr>
-            <w:tcW w:w="1803" w:type="dxa"/>
-          </w:tcPr>
-          <w:p>
-            <w:pPr>
+            <w:tcW w:w="1503" w:type="dxa"/>
+          </w:tcPr>
+          <w:p>
+            <w:pPr>
+              <w:pStyle w:val="Heading3"/>
+              <w:outlineLvl w:val="2"/>
               <w:cnfStyle w:val="000000000000" w:firstRow="0" w:lastRow="0" w:firstColumn="0" w:lastColumn="0" w:oddVBand="0" w:evenVBand="0" w:oddHBand="0" w:evenHBand="0" w:firstRowFirstColumn="0" w:firstRowLastColumn="0" w:lastRowFirstColumn="0" w:lastRowLastColumn="0"/>
-            </w:pPr>
-          </w:p>
-        </w:tc>
-        <w:tc>
-          <w:tcPr>
-            <w:tcW w:w="1804" w:type="dxa"/>
-          </w:tcPr>
-          <w:p>
-            <w:pPr>
+              <w:rPr>
+                <w:color w:val="auto"/>
+              </w:rPr>
+            </w:pPr>
+          </w:p>
+        </w:tc>
+        <w:tc>
+          <w:tcPr>
+            <w:tcW w:w="1503" w:type="dxa"/>
+          </w:tcPr>
+          <w:p>
+            <w:pPr>
+              <w:pStyle w:val="Heading3"/>
+              <w:outlineLvl w:val="2"/>
               <w:cnfStyle w:val="000000000000" w:firstRow="0" w:lastRow="0" w:firstColumn="0" w:lastColumn="0" w:oddVBand="0" w:evenVBand="0" w:oddHBand="0" w:evenHBand="0" w:firstRowFirstColumn="0" w:firstRowLastColumn="0" w:lastRowFirstColumn="0" w:lastRowLastColumn="0"/>
-            </w:pPr>
-            <w:r>
-              <w:rPr>
-                <w:rFonts w:ascii="Arial" w:eastAsia="Arial" w:hAnsi="Arial" w:cs="Arial"/>
+              <w:rPr>
+                <w:color w:val="auto"/>
+              </w:rPr>
+            </w:pPr>
+            <w:r>
+              <w:rPr>
+                <w:rFonts w:ascii="Arial" w:eastAsia="Arial" w:hAnsi="Arial" w:cs="Arial"/>
+                <w:color w:val="auto"/>
                 <w:sz w:val="20"/>
                 <w:szCs w:val="20"/>
               </w:rPr>
               <w:t>Must be greater than 0</w:t>
+            </w:r>
+          </w:p>
+        </w:tc>
+        <w:tc>
+          <w:tcPr>
+            <w:tcW w:w="1503" w:type="dxa"/>
+          </w:tcPr>
+          <w:p>
+            <w:pPr>
+              <w:pStyle w:val="Heading3"/>
+              <w:outlineLvl w:val="2"/>
+              <w:cnfStyle w:val="000000000000" w:firstRow="0" w:lastRow="0" w:firstColumn="0" w:lastColumn="0" w:oddVBand="0" w:evenVBand="0" w:oddHBand="0" w:evenHBand="0" w:firstRowFirstColumn="0" w:firstRowLastColumn="0" w:lastRowFirstColumn="0" w:lastRowLastColumn="0"/>
+              <w:rPr>
+                <w:color w:val="auto"/>
+              </w:rPr>
+            </w:pPr>
+            <w:r>
+              <w:rPr>
+                <w:color w:val="auto"/>
+              </w:rPr>
+              <w:t>None</w:t>
             </w:r>
           </w:p>
         </w:tc>
@@ -8937,12 +9202,20 @@
         <w:tc>
           <w:tcPr>
             <w:cnfStyle w:val="001000000000" w:firstRow="0" w:lastRow="0" w:firstColumn="1" w:lastColumn="0" w:oddVBand="0" w:evenVBand="0" w:oddHBand="0" w:evenHBand="0" w:firstRowFirstColumn="0" w:firstRowLastColumn="0" w:lastRowFirstColumn="0" w:lastRowLastColumn="0"/>
-            <w:tcW w:w="1803" w:type="dxa"/>
-          </w:tcPr>
-          <w:p>
-            <w:r>
-              <w:rPr>
-                <w:rFonts w:ascii="Arial" w:eastAsia="Arial" w:hAnsi="Arial" w:cs="Arial"/>
+            <w:tcW w:w="1502" w:type="dxa"/>
+          </w:tcPr>
+          <w:p>
+            <w:pPr>
+              <w:pStyle w:val="Heading3"/>
+              <w:outlineLvl w:val="2"/>
+              <w:rPr>
+                <w:color w:val="auto"/>
+              </w:rPr>
+            </w:pPr>
+            <w:r>
+              <w:rPr>
+                <w:rFonts w:ascii="Arial" w:eastAsia="Arial" w:hAnsi="Arial" w:cs="Arial"/>
+                <w:color w:val="auto"/>
                 <w:sz w:val="20"/>
                 <w:szCs w:val="20"/>
               </w:rPr>
@@ -8952,15 +9225,21 @@
         </w:tc>
         <w:tc>
           <w:tcPr>
-            <w:tcW w:w="1803" w:type="dxa"/>
-          </w:tcPr>
-          <w:p>
-            <w:pPr>
-              <w:cnfStyle w:val="000000100000" w:firstRow="0" w:lastRow="0" w:firstColumn="0" w:lastColumn="0" w:oddVBand="0" w:evenVBand="0" w:oddHBand="1" w:evenHBand="0" w:firstRowFirstColumn="0" w:firstRowLastColumn="0" w:lastRowFirstColumn="0" w:lastRowLastColumn="0"/>
-            </w:pPr>
-            <w:r>
-              <w:rPr>
-                <w:rFonts w:ascii="Arial" w:eastAsia="Arial" w:hAnsi="Arial" w:cs="Arial"/>
+            <w:tcW w:w="1502" w:type="dxa"/>
+          </w:tcPr>
+          <w:p>
+            <w:pPr>
+              <w:pStyle w:val="Heading3"/>
+              <w:outlineLvl w:val="2"/>
+              <w:cnfStyle w:val="000000100000" w:firstRow="0" w:lastRow="0" w:firstColumn="0" w:lastColumn="0" w:oddVBand="0" w:evenVBand="0" w:oddHBand="1" w:evenHBand="0" w:firstRowFirstColumn="0" w:firstRowLastColumn="0" w:lastRowFirstColumn="0" w:lastRowLastColumn="0"/>
+              <w:rPr>
+                <w:color w:val="auto"/>
+              </w:rPr>
+            </w:pPr>
+            <w:r>
+              <w:rPr>
+                <w:rFonts w:ascii="Arial" w:eastAsia="Arial" w:hAnsi="Arial" w:cs="Arial"/>
+                <w:color w:val="auto"/>
                 <w:sz w:val="20"/>
                 <w:szCs w:val="20"/>
               </w:rPr>
@@ -8970,15 +9249,21 @@
         </w:tc>
         <w:tc>
           <w:tcPr>
-            <w:tcW w:w="1803" w:type="dxa"/>
-          </w:tcPr>
-          <w:p>
-            <w:pPr>
-              <w:cnfStyle w:val="000000100000" w:firstRow="0" w:lastRow="0" w:firstColumn="0" w:lastColumn="0" w:oddVBand="0" w:evenVBand="0" w:oddHBand="1" w:evenHBand="0" w:firstRowFirstColumn="0" w:firstRowLastColumn="0" w:lastRowFirstColumn="0" w:lastRowLastColumn="0"/>
-            </w:pPr>
-            <w:r>
-              <w:rPr>
-                <w:rFonts w:ascii="Arial" w:eastAsia="Arial" w:hAnsi="Arial" w:cs="Arial"/>
+            <w:tcW w:w="1503" w:type="dxa"/>
+          </w:tcPr>
+          <w:p>
+            <w:pPr>
+              <w:pStyle w:val="Heading3"/>
+              <w:outlineLvl w:val="2"/>
+              <w:cnfStyle w:val="000000100000" w:firstRow="0" w:lastRow="0" w:firstColumn="0" w:lastColumn="0" w:oddVBand="0" w:evenVBand="0" w:oddHBand="1" w:evenHBand="0" w:firstRowFirstColumn="0" w:firstRowLastColumn="0" w:lastRowFirstColumn="0" w:lastRowLastColumn="0"/>
+              <w:rPr>
+                <w:color w:val="auto"/>
+              </w:rPr>
+            </w:pPr>
+            <w:r>
+              <w:rPr>
+                <w:rFonts w:ascii="Arial" w:eastAsia="Arial" w:hAnsi="Arial" w:cs="Arial"/>
+                <w:color w:val="auto"/>
                 <w:sz w:val="20"/>
                 <w:szCs w:val="20"/>
               </w:rPr>
@@ -8988,15 +9273,21 @@
         </w:tc>
         <w:tc>
           <w:tcPr>
-            <w:tcW w:w="1803" w:type="dxa"/>
-          </w:tcPr>
-          <w:p>
-            <w:pPr>
-              <w:cnfStyle w:val="000000100000" w:firstRow="0" w:lastRow="0" w:firstColumn="0" w:lastColumn="0" w:oddVBand="0" w:evenVBand="0" w:oddHBand="1" w:evenHBand="0" w:firstRowFirstColumn="0" w:firstRowLastColumn="0" w:lastRowFirstColumn="0" w:lastRowLastColumn="0"/>
-            </w:pPr>
-            <w:r>
-              <w:rPr>
-                <w:rFonts w:ascii="Arial" w:eastAsia="Arial" w:hAnsi="Arial" w:cs="Arial"/>
+            <w:tcW w:w="1503" w:type="dxa"/>
+          </w:tcPr>
+          <w:p>
+            <w:pPr>
+              <w:pStyle w:val="Heading3"/>
+              <w:outlineLvl w:val="2"/>
+              <w:cnfStyle w:val="000000100000" w:firstRow="0" w:lastRow="0" w:firstColumn="0" w:lastColumn="0" w:oddVBand="0" w:evenVBand="0" w:oddHBand="1" w:evenHBand="0" w:firstRowFirstColumn="0" w:firstRowLastColumn="0" w:lastRowFirstColumn="0" w:lastRowLastColumn="0"/>
+              <w:rPr>
+                <w:color w:val="auto"/>
+              </w:rPr>
+            </w:pPr>
+            <w:r>
+              <w:rPr>
+                <w:rFonts w:ascii="Arial" w:eastAsia="Arial" w:hAnsi="Arial" w:cs="Arial"/>
+                <w:color w:val="auto"/>
                 <w:sz w:val="20"/>
                 <w:szCs w:val="20"/>
               </w:rPr>
@@ -9006,19 +9297,46 @@
         </w:tc>
         <w:tc>
           <w:tcPr>
-            <w:tcW w:w="1804" w:type="dxa"/>
-          </w:tcPr>
-          <w:p>
-            <w:pPr>
-              <w:cnfStyle w:val="000000100000" w:firstRow="0" w:lastRow="0" w:firstColumn="0" w:lastColumn="0" w:oddVBand="0" w:evenVBand="0" w:oddHBand="1" w:evenHBand="0" w:firstRowFirstColumn="0" w:firstRowLastColumn="0" w:lastRowFirstColumn="0" w:lastRowLastColumn="0"/>
-            </w:pPr>
-            <w:r>
-              <w:rPr>
-                <w:rFonts w:ascii="Arial" w:eastAsia="Arial" w:hAnsi="Arial" w:cs="Arial"/>
+            <w:tcW w:w="1503" w:type="dxa"/>
+          </w:tcPr>
+          <w:p>
+            <w:pPr>
+              <w:pStyle w:val="Heading3"/>
+              <w:outlineLvl w:val="2"/>
+              <w:cnfStyle w:val="000000100000" w:firstRow="0" w:lastRow="0" w:firstColumn="0" w:lastColumn="0" w:oddVBand="0" w:evenVBand="0" w:oddHBand="1" w:evenHBand="0" w:firstRowFirstColumn="0" w:firstRowLastColumn="0" w:lastRowFirstColumn="0" w:lastRowLastColumn="0"/>
+              <w:rPr>
+                <w:color w:val="auto"/>
+              </w:rPr>
+            </w:pPr>
+            <w:r>
+              <w:rPr>
+                <w:rFonts w:ascii="Arial" w:eastAsia="Arial" w:hAnsi="Arial" w:cs="Arial"/>
+                <w:color w:val="auto"/>
                 <w:sz w:val="20"/>
                 <w:szCs w:val="20"/>
               </w:rPr>
               <w:t>Must be 0 or greater</w:t>
+            </w:r>
+          </w:p>
+        </w:tc>
+        <w:tc>
+          <w:tcPr>
+            <w:tcW w:w="1503" w:type="dxa"/>
+          </w:tcPr>
+          <w:p>
+            <w:pPr>
+              <w:pStyle w:val="Heading3"/>
+              <w:outlineLvl w:val="2"/>
+              <w:cnfStyle w:val="000000100000" w:firstRow="0" w:lastRow="0" w:firstColumn="0" w:lastColumn="0" w:oddVBand="0" w:evenVBand="0" w:oddHBand="1" w:evenHBand="0" w:firstRowFirstColumn="0" w:firstRowLastColumn="0" w:lastRowFirstColumn="0" w:lastRowLastColumn="0"/>
+              <w:rPr>
+                <w:color w:val="auto"/>
+              </w:rPr>
+            </w:pPr>
+            <w:r>
+              <w:rPr>
+                <w:color w:val="auto"/>
+              </w:rPr>
+              <w:t>None</w:t>
             </w:r>
           </w:p>
         </w:tc>
@@ -9027,12 +9345,20 @@
         <w:tc>
           <w:tcPr>
             <w:cnfStyle w:val="001000000000" w:firstRow="0" w:lastRow="0" w:firstColumn="1" w:lastColumn="0" w:oddVBand="0" w:evenVBand="0" w:oddHBand="0" w:evenHBand="0" w:firstRowFirstColumn="0" w:firstRowLastColumn="0" w:lastRowFirstColumn="0" w:lastRowLastColumn="0"/>
-            <w:tcW w:w="1803" w:type="dxa"/>
-          </w:tcPr>
-          <w:p>
-            <w:r>
-              <w:rPr>
-                <w:rFonts w:ascii="Arial" w:eastAsia="Arial" w:hAnsi="Arial" w:cs="Arial"/>
+            <w:tcW w:w="1502" w:type="dxa"/>
+          </w:tcPr>
+          <w:p>
+            <w:pPr>
+              <w:pStyle w:val="Heading3"/>
+              <w:outlineLvl w:val="2"/>
+              <w:rPr>
+                <w:color w:val="auto"/>
+              </w:rPr>
+            </w:pPr>
+            <w:r>
+              <w:rPr>
+                <w:rFonts w:ascii="Arial" w:eastAsia="Arial" w:hAnsi="Arial" w:cs="Arial"/>
+                <w:color w:val="auto"/>
                 <w:sz w:val="20"/>
                 <w:szCs w:val="20"/>
               </w:rPr>
@@ -9042,15 +9368,21 @@
         </w:tc>
         <w:tc>
           <w:tcPr>
-            <w:tcW w:w="1803" w:type="dxa"/>
-          </w:tcPr>
-          <w:p>
-            <w:pPr>
+            <w:tcW w:w="1502" w:type="dxa"/>
+          </w:tcPr>
+          <w:p>
+            <w:pPr>
+              <w:pStyle w:val="Heading3"/>
+              <w:outlineLvl w:val="2"/>
               <w:cnfStyle w:val="000000000000" w:firstRow="0" w:lastRow="0" w:firstColumn="0" w:lastColumn="0" w:oddVBand="0" w:evenVBand="0" w:oddHBand="0" w:evenHBand="0" w:firstRowFirstColumn="0" w:firstRowLastColumn="0" w:lastRowFirstColumn="0" w:lastRowLastColumn="0"/>
-            </w:pPr>
-            <w:r>
-              <w:rPr>
-                <w:rFonts w:ascii="Arial" w:eastAsia="Arial" w:hAnsi="Arial" w:cs="Arial"/>
+              <w:rPr>
+                <w:color w:val="auto"/>
+              </w:rPr>
+            </w:pPr>
+            <w:r>
+              <w:rPr>
+                <w:rFonts w:ascii="Arial" w:eastAsia="Arial" w:hAnsi="Arial" w:cs="Arial"/>
+                <w:color w:val="auto"/>
                 <w:sz w:val="20"/>
                 <w:szCs w:val="20"/>
               </w:rPr>
@@ -9060,15 +9392,21 @@
         </w:tc>
         <w:tc>
           <w:tcPr>
-            <w:tcW w:w="1803" w:type="dxa"/>
-          </w:tcPr>
-          <w:p>
-            <w:pPr>
+            <w:tcW w:w="1503" w:type="dxa"/>
+          </w:tcPr>
+          <w:p>
+            <w:pPr>
+              <w:pStyle w:val="Heading3"/>
+              <w:outlineLvl w:val="2"/>
               <w:cnfStyle w:val="000000000000" w:firstRow="0" w:lastRow="0" w:firstColumn="0" w:lastColumn="0" w:oddVBand="0" w:evenVBand="0" w:oddHBand="0" w:evenHBand="0" w:firstRowFirstColumn="0" w:firstRowLastColumn="0" w:lastRowFirstColumn="0" w:lastRowLastColumn="0"/>
-            </w:pPr>
-            <w:r>
-              <w:rPr>
-                <w:rFonts w:ascii="Arial" w:eastAsia="Arial" w:hAnsi="Arial" w:cs="Arial"/>
+              <w:rPr>
+                <w:color w:val="auto"/>
+              </w:rPr>
+            </w:pPr>
+            <w:r>
+              <w:rPr>
+                <w:rFonts w:ascii="Arial" w:eastAsia="Arial" w:hAnsi="Arial" w:cs="Arial"/>
+                <w:color w:val="auto"/>
                 <w:sz w:val="20"/>
                 <w:szCs w:val="20"/>
               </w:rPr>
@@ -9078,22 +9416,53 @@
         </w:tc>
         <w:tc>
           <w:tcPr>
-            <w:tcW w:w="1803" w:type="dxa"/>
-          </w:tcPr>
-          <w:p>
-            <w:pPr>
+            <w:tcW w:w="1503" w:type="dxa"/>
+          </w:tcPr>
+          <w:p>
+            <w:pPr>
+              <w:pStyle w:val="Heading3"/>
+              <w:outlineLvl w:val="2"/>
               <w:cnfStyle w:val="000000000000" w:firstRow="0" w:lastRow="0" w:firstColumn="0" w:lastColumn="0" w:oddVBand="0" w:evenVBand="0" w:oddHBand="0" w:evenHBand="0" w:firstRowFirstColumn="0" w:firstRowLastColumn="0" w:lastRowFirstColumn="0" w:lastRowLastColumn="0"/>
-            </w:pPr>
-          </w:p>
-        </w:tc>
-        <w:tc>
-          <w:tcPr>
-            <w:tcW w:w="1804" w:type="dxa"/>
-          </w:tcPr>
-          <w:p>
-            <w:pPr>
+              <w:rPr>
+                <w:color w:val="auto"/>
+              </w:rPr>
+            </w:pPr>
+          </w:p>
+        </w:tc>
+        <w:tc>
+          <w:tcPr>
+            <w:tcW w:w="1503" w:type="dxa"/>
+          </w:tcPr>
+          <w:p>
+            <w:pPr>
+              <w:pStyle w:val="Heading3"/>
+              <w:outlineLvl w:val="2"/>
               <w:cnfStyle w:val="000000000000" w:firstRow="0" w:lastRow="0" w:firstColumn="0" w:lastColumn="0" w:oddVBand="0" w:evenVBand="0" w:oddHBand="0" w:evenHBand="0" w:firstRowFirstColumn="0" w:firstRowLastColumn="0" w:lastRowFirstColumn="0" w:lastRowLastColumn="0"/>
-            </w:pPr>
+              <w:rPr>
+                <w:color w:val="auto"/>
+              </w:rPr>
+            </w:pPr>
+          </w:p>
+        </w:tc>
+        <w:tc>
+          <w:tcPr>
+            <w:tcW w:w="1503" w:type="dxa"/>
+          </w:tcPr>
+          <w:p>
+            <w:pPr>
+              <w:pStyle w:val="Heading3"/>
+              <w:outlineLvl w:val="2"/>
+              <w:cnfStyle w:val="000000000000" w:firstRow="0" w:lastRow="0" w:firstColumn="0" w:lastColumn="0" w:oddVBand="0" w:evenVBand="0" w:oddHBand="0" w:evenHBand="0" w:firstRowFirstColumn="0" w:firstRowLastColumn="0" w:lastRowFirstColumn="0" w:lastRowLastColumn="0"/>
+              <w:rPr>
+                <w:color w:val="auto"/>
+              </w:rPr>
+            </w:pPr>
+            <w:r>
+              <w:rPr>
+                <w:color w:val="auto"/>
+              </w:rPr>
+              <w:t>None</w:t>
+            </w:r>
           </w:p>
         </w:tc>
       </w:tr>
@@ -9104,30 +9473,46 @@
         <w:tc>
           <w:tcPr>
             <w:cnfStyle w:val="001000000000" w:firstRow="0" w:lastRow="0" w:firstColumn="1" w:lastColumn="0" w:oddVBand="0" w:evenVBand="0" w:oddHBand="0" w:evenHBand="0" w:firstRowFirstColumn="0" w:firstRowLastColumn="0" w:lastRowFirstColumn="0" w:lastRowLastColumn="0"/>
-            <w:tcW w:w="1803" w:type="dxa"/>
-          </w:tcPr>
-          <w:p>
-            <w:r>
-              <w:rPr>
-                <w:rFonts w:ascii="Arial" w:eastAsia="Arial" w:hAnsi="Arial" w:cs="Arial"/>
+            <w:tcW w:w="1502" w:type="dxa"/>
+          </w:tcPr>
+          <w:p>
+            <w:pPr>
+              <w:pStyle w:val="Heading3"/>
+              <w:outlineLvl w:val="2"/>
+              <w:rPr>
+                <w:color w:val="auto"/>
+              </w:rPr>
+            </w:pPr>
+            <w:proofErr w:type="spellStart"/>
+            <w:r>
+              <w:rPr>
+                <w:rFonts w:ascii="Arial" w:eastAsia="Arial" w:hAnsi="Arial" w:cs="Arial"/>
+                <w:color w:val="auto"/>
                 <w:sz w:val="20"/>
                 <w:szCs w:val="20"/>
               </w:rPr>
               <w:t>IsAvailable</w:t>
             </w:r>
-          </w:p>
-        </w:tc>
-        <w:tc>
-          <w:tcPr>
-            <w:tcW w:w="1803" w:type="dxa"/>
-          </w:tcPr>
-          <w:p>
-            <w:pPr>
-              <w:cnfStyle w:val="000000100000" w:firstRow="0" w:lastRow="0" w:firstColumn="0" w:lastColumn="0" w:oddVBand="0" w:evenVBand="0" w:oddHBand="1" w:evenHBand="0" w:firstRowFirstColumn="0" w:firstRowLastColumn="0" w:lastRowFirstColumn="0" w:lastRowLastColumn="0"/>
-            </w:pPr>
-            <w:r>
-              <w:rPr>
-                <w:rFonts w:ascii="Arial" w:eastAsia="Arial" w:hAnsi="Arial" w:cs="Arial"/>
+            <w:proofErr w:type="spellEnd"/>
+          </w:p>
+        </w:tc>
+        <w:tc>
+          <w:tcPr>
+            <w:tcW w:w="1502" w:type="dxa"/>
+          </w:tcPr>
+          <w:p>
+            <w:pPr>
+              <w:pStyle w:val="Heading3"/>
+              <w:outlineLvl w:val="2"/>
+              <w:cnfStyle w:val="000000100000" w:firstRow="0" w:lastRow="0" w:firstColumn="0" w:lastColumn="0" w:oddVBand="0" w:evenVBand="0" w:oddHBand="1" w:evenHBand="0" w:firstRowFirstColumn="0" w:firstRowLastColumn="0" w:lastRowFirstColumn="0" w:lastRowLastColumn="0"/>
+              <w:rPr>
+                <w:color w:val="auto"/>
+              </w:rPr>
+            </w:pPr>
+            <w:r>
+              <w:rPr>
+                <w:rFonts w:ascii="Arial" w:eastAsia="Arial" w:hAnsi="Arial" w:cs="Arial"/>
+                <w:color w:val="auto"/>
                 <w:sz w:val="20"/>
                 <w:szCs w:val="20"/>
               </w:rPr>
@@ -9137,15 +9522,21 @@
         </w:tc>
         <w:tc>
           <w:tcPr>
-            <w:tcW w:w="1803" w:type="dxa"/>
-          </w:tcPr>
-          <w:p>
-            <w:pPr>
-              <w:cnfStyle w:val="000000100000" w:firstRow="0" w:lastRow="0" w:firstColumn="0" w:lastColumn="0" w:oddVBand="0" w:evenVBand="0" w:oddHBand="1" w:evenHBand="0" w:firstRowFirstColumn="0" w:firstRowLastColumn="0" w:lastRowFirstColumn="0" w:lastRowLastColumn="0"/>
-            </w:pPr>
-            <w:r>
-              <w:rPr>
-                <w:rFonts w:ascii="Arial" w:eastAsia="Arial" w:hAnsi="Arial" w:cs="Arial"/>
+            <w:tcW w:w="1503" w:type="dxa"/>
+          </w:tcPr>
+          <w:p>
+            <w:pPr>
+              <w:pStyle w:val="Heading3"/>
+              <w:outlineLvl w:val="2"/>
+              <w:cnfStyle w:val="000000100000" w:firstRow="0" w:lastRow="0" w:firstColumn="0" w:lastColumn="0" w:oddVBand="0" w:evenVBand="0" w:oddHBand="1" w:evenHBand="0" w:firstRowFirstColumn="0" w:firstRowLastColumn="0" w:lastRowFirstColumn="0" w:lastRowLastColumn="0"/>
+              <w:rPr>
+                <w:color w:val="auto"/>
+              </w:rPr>
+            </w:pPr>
+            <w:r>
+              <w:rPr>
+                <w:rFonts w:ascii="Arial" w:eastAsia="Arial" w:hAnsi="Arial" w:cs="Arial"/>
+                <w:color w:val="auto"/>
                 <w:sz w:val="20"/>
                 <w:szCs w:val="20"/>
               </w:rPr>
@@ -9155,15 +9546,21 @@
         </w:tc>
         <w:tc>
           <w:tcPr>
-            <w:tcW w:w="1803" w:type="dxa"/>
-          </w:tcPr>
-          <w:p>
-            <w:pPr>
-              <w:cnfStyle w:val="000000100000" w:firstRow="0" w:lastRow="0" w:firstColumn="0" w:lastColumn="0" w:oddVBand="0" w:evenVBand="0" w:oddHBand="1" w:evenHBand="0" w:firstRowFirstColumn="0" w:firstRowLastColumn="0" w:lastRowFirstColumn="0" w:lastRowLastColumn="0"/>
-            </w:pPr>
-            <w:r>
-              <w:rPr>
-                <w:rFonts w:ascii="Arial" w:eastAsia="Arial" w:hAnsi="Arial" w:cs="Arial"/>
+            <w:tcW w:w="1503" w:type="dxa"/>
+          </w:tcPr>
+          <w:p>
+            <w:pPr>
+              <w:pStyle w:val="Heading3"/>
+              <w:outlineLvl w:val="2"/>
+              <w:cnfStyle w:val="000000100000" w:firstRow="0" w:lastRow="0" w:firstColumn="0" w:lastColumn="0" w:oddVBand="0" w:evenVBand="0" w:oddHBand="1" w:evenHBand="0" w:firstRowFirstColumn="0" w:firstRowLastColumn="0" w:lastRowFirstColumn="0" w:lastRowLastColumn="0"/>
+              <w:rPr>
+                <w:color w:val="auto"/>
+              </w:rPr>
+            </w:pPr>
+            <w:r>
+              <w:rPr>
+                <w:rFonts w:ascii="Arial" w:eastAsia="Arial" w:hAnsi="Arial" w:cs="Arial"/>
+                <w:color w:val="auto"/>
                 <w:sz w:val="20"/>
                 <w:szCs w:val="20"/>
               </w:rPr>
@@ -9173,12 +9570,38 @@
         </w:tc>
         <w:tc>
           <w:tcPr>
-            <w:tcW w:w="1804" w:type="dxa"/>
-          </w:tcPr>
-          <w:p>
-            <w:pPr>
-              <w:cnfStyle w:val="000000100000" w:firstRow="0" w:lastRow="0" w:firstColumn="0" w:lastColumn="0" w:oddVBand="0" w:evenVBand="0" w:oddHBand="1" w:evenHBand="0" w:firstRowFirstColumn="0" w:firstRowLastColumn="0" w:lastRowFirstColumn="0" w:lastRowLastColumn="0"/>
-            </w:pPr>
+            <w:tcW w:w="1503" w:type="dxa"/>
+          </w:tcPr>
+          <w:p>
+            <w:pPr>
+              <w:pStyle w:val="Heading3"/>
+              <w:outlineLvl w:val="2"/>
+              <w:cnfStyle w:val="000000100000" w:firstRow="0" w:lastRow="0" w:firstColumn="0" w:lastColumn="0" w:oddVBand="0" w:evenVBand="0" w:oddHBand="1" w:evenHBand="0" w:firstRowFirstColumn="0" w:firstRowLastColumn="0" w:lastRowFirstColumn="0" w:lastRowLastColumn="0"/>
+              <w:rPr>
+                <w:color w:val="auto"/>
+              </w:rPr>
+            </w:pPr>
+          </w:p>
+        </w:tc>
+        <w:tc>
+          <w:tcPr>
+            <w:tcW w:w="1503" w:type="dxa"/>
+          </w:tcPr>
+          <w:p>
+            <w:pPr>
+              <w:pStyle w:val="Heading3"/>
+              <w:outlineLvl w:val="2"/>
+              <w:cnfStyle w:val="000000100000" w:firstRow="0" w:lastRow="0" w:firstColumn="0" w:lastColumn="0" w:oddVBand="0" w:evenVBand="0" w:oddHBand="1" w:evenHBand="0" w:firstRowFirstColumn="0" w:firstRowLastColumn="0" w:lastRowFirstColumn="0" w:lastRowLastColumn="0"/>
+              <w:rPr>
+                <w:color w:val="auto"/>
+              </w:rPr>
+            </w:pPr>
+            <w:r>
+              <w:rPr>
+                <w:color w:val="auto"/>
+              </w:rPr>
+              <w:t>None</w:t>
+            </w:r>
           </w:p>
         </w:tc>
       </w:tr>
@@ -9186,30 +9609,46 @@
         <w:tc>
           <w:tcPr>
             <w:cnfStyle w:val="001000000000" w:firstRow="0" w:lastRow="0" w:firstColumn="1" w:lastColumn="0" w:oddVBand="0" w:evenVBand="0" w:oddHBand="0" w:evenHBand="0" w:firstRowFirstColumn="0" w:firstRowLastColumn="0" w:lastRowFirstColumn="0" w:lastRowLastColumn="0"/>
-            <w:tcW w:w="1803" w:type="dxa"/>
-          </w:tcPr>
-          <w:p>
-            <w:r>
-              <w:rPr>
-                <w:rFonts w:ascii="Arial" w:eastAsia="Arial" w:hAnsi="Arial" w:cs="Arial"/>
+            <w:tcW w:w="1502" w:type="dxa"/>
+          </w:tcPr>
+          <w:p>
+            <w:pPr>
+              <w:pStyle w:val="Heading3"/>
+              <w:outlineLvl w:val="2"/>
+              <w:rPr>
+                <w:color w:val="auto"/>
+              </w:rPr>
+            </w:pPr>
+            <w:proofErr w:type="spellStart"/>
+            <w:r>
+              <w:rPr>
+                <w:rFonts w:ascii="Arial" w:eastAsia="Arial" w:hAnsi="Arial" w:cs="Arial"/>
+                <w:color w:val="auto"/>
                 <w:sz w:val="20"/>
                 <w:szCs w:val="20"/>
               </w:rPr>
               <w:t>ImageUrl</w:t>
             </w:r>
-          </w:p>
-        </w:tc>
-        <w:tc>
-          <w:tcPr>
-            <w:tcW w:w="1803" w:type="dxa"/>
-          </w:tcPr>
-          <w:p>
-            <w:pPr>
+            <w:proofErr w:type="spellEnd"/>
+          </w:p>
+        </w:tc>
+        <w:tc>
+          <w:tcPr>
+            <w:tcW w:w="1502" w:type="dxa"/>
+          </w:tcPr>
+          <w:p>
+            <w:pPr>
+              <w:pStyle w:val="Heading3"/>
+              <w:outlineLvl w:val="2"/>
               <w:cnfStyle w:val="000000000000" w:firstRow="0" w:lastRow="0" w:firstColumn="0" w:lastColumn="0" w:oddVBand="0" w:evenVBand="0" w:oddHBand="0" w:evenHBand="0" w:firstRowFirstColumn="0" w:firstRowLastColumn="0" w:lastRowFirstColumn="0" w:lastRowLastColumn="0"/>
-            </w:pPr>
-            <w:r>
-              <w:rPr>
-                <w:rFonts w:ascii="Arial" w:eastAsia="Arial" w:hAnsi="Arial" w:cs="Arial"/>
+              <w:rPr>
+                <w:color w:val="auto"/>
+              </w:rPr>
+            </w:pPr>
+            <w:r>
+              <w:rPr>
+                <w:rFonts w:ascii="Arial" w:eastAsia="Arial" w:hAnsi="Arial" w:cs="Arial"/>
+                <w:color w:val="auto"/>
                 <w:sz w:val="20"/>
                 <w:szCs w:val="20"/>
               </w:rPr>
@@ -9219,15 +9658,21 @@
         </w:tc>
         <w:tc>
           <w:tcPr>
-            <w:tcW w:w="1803" w:type="dxa"/>
-          </w:tcPr>
-          <w:p>
-            <w:pPr>
+            <w:tcW w:w="1503" w:type="dxa"/>
+          </w:tcPr>
+          <w:p>
+            <w:pPr>
+              <w:pStyle w:val="Heading3"/>
+              <w:outlineLvl w:val="2"/>
               <w:cnfStyle w:val="000000000000" w:firstRow="0" w:lastRow="0" w:firstColumn="0" w:lastColumn="0" w:oddVBand="0" w:evenVBand="0" w:oddHBand="0" w:evenHBand="0" w:firstRowFirstColumn="0" w:firstRowLastColumn="0" w:lastRowFirstColumn="0" w:lastRowLastColumn="0"/>
-            </w:pPr>
-            <w:r>
-              <w:rPr>
-                <w:rFonts w:ascii="Arial" w:eastAsia="Arial" w:hAnsi="Arial" w:cs="Arial"/>
+              <w:rPr>
+                <w:color w:val="auto"/>
+              </w:rPr>
+            </w:pPr>
+            <w:r>
+              <w:rPr>
+                <w:rFonts w:ascii="Arial" w:eastAsia="Arial" w:hAnsi="Arial" w:cs="Arial"/>
+                <w:color w:val="auto"/>
                 <w:sz w:val="20"/>
                 <w:szCs w:val="20"/>
               </w:rPr>
@@ -9237,27 +9682,206 @@
         </w:tc>
         <w:tc>
           <w:tcPr>
-            <w:tcW w:w="1803" w:type="dxa"/>
-          </w:tcPr>
-          <w:p>
-            <w:pPr>
+            <w:tcW w:w="1503" w:type="dxa"/>
+          </w:tcPr>
+          <w:p>
+            <w:pPr>
+              <w:pStyle w:val="Heading3"/>
+              <w:outlineLvl w:val="2"/>
               <w:cnfStyle w:val="000000000000" w:firstRow="0" w:lastRow="0" w:firstColumn="0" w:lastColumn="0" w:oddVBand="0" w:evenVBand="0" w:oddHBand="0" w:evenHBand="0" w:firstRowFirstColumn="0" w:firstRowLastColumn="0" w:lastRowFirstColumn="0" w:lastRowLastColumn="0"/>
-            </w:pPr>
-          </w:p>
-        </w:tc>
-        <w:tc>
-          <w:tcPr>
-            <w:tcW w:w="1804" w:type="dxa"/>
-          </w:tcPr>
-          <w:p>
-            <w:pPr>
+              <w:rPr>
+                <w:color w:val="auto"/>
+              </w:rPr>
+            </w:pPr>
+          </w:p>
+        </w:tc>
+        <w:tc>
+          <w:tcPr>
+            <w:tcW w:w="1503" w:type="dxa"/>
+          </w:tcPr>
+          <w:p>
+            <w:pPr>
+              <w:pStyle w:val="Heading3"/>
+              <w:outlineLvl w:val="2"/>
               <w:cnfStyle w:val="000000000000" w:firstRow="0" w:lastRow="0" w:firstColumn="0" w:lastColumn="0" w:oddVBand="0" w:evenVBand="0" w:oddHBand="0" w:evenHBand="0" w:firstRowFirstColumn="0" w:firstRowLastColumn="0" w:lastRowFirstColumn="0" w:lastRowLastColumn="0"/>
-            </w:pPr>
+              <w:rPr>
+                <w:color w:val="auto"/>
+              </w:rPr>
+            </w:pPr>
+          </w:p>
+        </w:tc>
+        <w:tc>
+          <w:tcPr>
+            <w:tcW w:w="1503" w:type="dxa"/>
+          </w:tcPr>
+          <w:p>
+            <w:pPr>
+              <w:pStyle w:val="Heading3"/>
+              <w:outlineLvl w:val="2"/>
+              <w:cnfStyle w:val="000000000000" w:firstRow="0" w:lastRow="0" w:firstColumn="0" w:lastColumn="0" w:oddVBand="0" w:evenVBand="0" w:oddHBand="0" w:evenHBand="0" w:firstRowFirstColumn="0" w:firstRowLastColumn="0" w:lastRowFirstColumn="0" w:lastRowLastColumn="0"/>
+              <w:rPr>
+                <w:color w:val="auto"/>
+              </w:rPr>
+            </w:pPr>
+            <w:r>
+              <w:rPr>
+                <w:color w:val="auto"/>
+              </w:rPr>
+              <w:t>None</w:t>
+            </w:r>
+          </w:p>
+        </w:tc>
+      </w:tr>
+      <w:tr>
+        <w:trPr>
+          <w:cnfStyle w:val="000000100000" w:firstRow="0" w:lastRow="0" w:firstColumn="0" w:lastColumn="0" w:oddVBand="0" w:evenVBand="0" w:oddHBand="1" w:evenHBand="0" w:firstRowFirstColumn="0" w:firstRowLastColumn="0" w:lastRowFirstColumn="0" w:lastRowLastColumn="0"/>
+        </w:trPr>
+        <w:tc>
+          <w:tcPr>
+            <w:cnfStyle w:val="001000000000" w:firstRow="0" w:lastRow="0" w:firstColumn="1" w:lastColumn="0" w:oddVBand="0" w:evenVBand="0" w:oddHBand="0" w:evenHBand="0" w:firstRowFirstColumn="0" w:firstRowLastColumn="0" w:lastRowFirstColumn="0" w:lastRowLastColumn="0"/>
+            <w:tcW w:w="1502" w:type="dxa"/>
+          </w:tcPr>
+          <w:p>
+            <w:pPr>
+              <w:pStyle w:val="Heading3"/>
+              <w:outlineLvl w:val="2"/>
+              <w:rPr>
+                <w:color w:val="auto"/>
+              </w:rPr>
+            </w:pPr>
+            <w:r>
+              <w:rPr>
+                <w:rFonts w:ascii="Arial" w:hAnsi="Arial" w:cs="Arial"/>
+                <w:color w:val="auto"/>
+              </w:rPr>
+              <w:t>Column</w:t>
+            </w:r>
+          </w:p>
+        </w:tc>
+        <w:tc>
+          <w:tcPr>
+            <w:tcW w:w="1502" w:type="dxa"/>
+          </w:tcPr>
+          <w:p>
+            <w:pPr>
+              <w:pStyle w:val="Heading3"/>
+              <w:outlineLvl w:val="2"/>
+              <w:cnfStyle w:val="000000100000" w:firstRow="0" w:lastRow="0" w:firstColumn="0" w:lastColumn="0" w:oddVBand="0" w:evenVBand="0" w:oddHBand="1" w:evenHBand="0" w:firstRowFirstColumn="0" w:firstRowLastColumn="0" w:lastRowFirstColumn="0" w:lastRowLastColumn="0"/>
+              <w:rPr>
+                <w:color w:val="auto"/>
+              </w:rPr>
+            </w:pPr>
+            <w:r>
+              <w:rPr>
+                <w:rFonts w:ascii="Arial" w:eastAsia="Arial" w:hAnsi="Arial" w:cs="Arial"/>
+                <w:color w:val="auto"/>
+                <w:sz w:val="20"/>
+                <w:szCs w:val="20"/>
+              </w:rPr>
+              <w:t>Data Type</w:t>
+            </w:r>
+          </w:p>
+        </w:tc>
+        <w:tc>
+          <w:tcPr>
+            <w:tcW w:w="1503" w:type="dxa"/>
+          </w:tcPr>
+          <w:p>
+            <w:pPr>
+              <w:pStyle w:val="Heading3"/>
+              <w:outlineLvl w:val="2"/>
+              <w:cnfStyle w:val="000000100000" w:firstRow="0" w:lastRow="0" w:firstColumn="0" w:lastColumn="0" w:oddVBand="0" w:evenVBand="0" w:oddHBand="1" w:evenHBand="0" w:firstRowFirstColumn="0" w:firstRowLastColumn="0" w:lastRowFirstColumn="0" w:lastRowLastColumn="0"/>
+              <w:rPr>
+                <w:color w:val="auto"/>
+              </w:rPr>
+            </w:pPr>
+            <w:r>
+              <w:rPr>
+                <w:rFonts w:ascii="Arial" w:eastAsia="Arial" w:hAnsi="Arial" w:cs="Arial"/>
+                <w:color w:val="auto"/>
+                <w:sz w:val="20"/>
+                <w:szCs w:val="20"/>
+              </w:rPr>
+              <w:t>Required</w:t>
+            </w:r>
+          </w:p>
+        </w:tc>
+        <w:tc>
+          <w:tcPr>
+            <w:tcW w:w="1503" w:type="dxa"/>
+          </w:tcPr>
+          <w:p>
+            <w:pPr>
+              <w:pStyle w:val="Heading3"/>
+              <w:outlineLvl w:val="2"/>
+              <w:cnfStyle w:val="000000100000" w:firstRow="0" w:lastRow="0" w:firstColumn="0" w:lastColumn="0" w:oddVBand="0" w:evenVBand="0" w:oddHBand="1" w:evenHBand="0" w:firstRowFirstColumn="0" w:firstRowLastColumn="0" w:lastRowFirstColumn="0" w:lastRowLastColumn="0"/>
+              <w:rPr>
+                <w:color w:val="auto"/>
+              </w:rPr>
+            </w:pPr>
+            <w:r>
+              <w:rPr>
+                <w:rFonts w:ascii="Arial" w:eastAsia="Arial" w:hAnsi="Arial" w:cs="Arial"/>
+                <w:color w:val="auto"/>
+                <w:sz w:val="20"/>
+                <w:szCs w:val="20"/>
+              </w:rPr>
+              <w:t>Default</w:t>
+            </w:r>
+          </w:p>
+        </w:tc>
+        <w:tc>
+          <w:tcPr>
+            <w:tcW w:w="1503" w:type="dxa"/>
+          </w:tcPr>
+          <w:p>
+            <w:pPr>
+              <w:pStyle w:val="Heading3"/>
+              <w:outlineLvl w:val="2"/>
+              <w:cnfStyle w:val="000000100000" w:firstRow="0" w:lastRow="0" w:firstColumn="0" w:lastColumn="0" w:oddVBand="0" w:evenVBand="0" w:oddHBand="1" w:evenHBand="0" w:firstRowFirstColumn="0" w:firstRowLastColumn="0" w:lastRowFirstColumn="0" w:lastRowLastColumn="0"/>
+              <w:rPr>
+                <w:color w:val="auto"/>
+              </w:rPr>
+            </w:pPr>
+            <w:r>
+              <w:rPr>
+                <w:rFonts w:ascii="Arial" w:eastAsia="Arial" w:hAnsi="Arial" w:cs="Arial"/>
+                <w:color w:val="auto"/>
+                <w:sz w:val="20"/>
+                <w:szCs w:val="20"/>
+              </w:rPr>
+              <w:t>Validation</w:t>
+            </w:r>
+          </w:p>
+        </w:tc>
+        <w:tc>
+          <w:tcPr>
+            <w:tcW w:w="1503" w:type="dxa"/>
+          </w:tcPr>
+          <w:p>
+            <w:pPr>
+              <w:pStyle w:val="Heading3"/>
+              <w:outlineLvl w:val="2"/>
+              <w:cnfStyle w:val="000000100000" w:firstRow="0" w:lastRow="0" w:firstColumn="0" w:lastColumn="0" w:oddVBand="0" w:evenVBand="0" w:oddHBand="1" w:evenHBand="0" w:firstRowFirstColumn="0" w:firstRowLastColumn="0" w:lastRowFirstColumn="0" w:lastRowLastColumn="0"/>
+              <w:rPr>
+                <w:color w:val="auto"/>
+              </w:rPr>
+            </w:pPr>
+            <w:r>
+              <w:rPr>
+                <w:color w:val="auto"/>
+              </w:rPr>
+              <w:t>None</w:t>
+            </w:r>
           </w:p>
         </w:tc>
       </w:tr>
     </w:tbl>
-    <w:p/>
+    <w:p>
+      <w:pPr>
+        <w:pStyle w:val="Heading3"/>
+      </w:pPr>
+    </w:p>
     <w:p>
       <w:pPr>
         <w:pStyle w:val="Heading3"/>
@@ -10476,7 +11100,6 @@
         <w:rPr>
           <w:rFonts w:eastAsia="Arial"/>
         </w:rPr>
-        <w:lastRenderedPageBreak/>
         <w:t>OrderProducts</w:t>
       </w:r>
       <w:bookmarkEnd w:id="18"/>
@@ -12324,7 +12947,6 @@
         <w:rPr>
           <w:rFonts w:eastAsia="Arial"/>
         </w:rPr>
-        <w:lastRenderedPageBreak/>
         <w:t>ProductStamps</w:t>
       </w:r>
       <w:bookmarkEnd w:id="22"/>
@@ -13480,7 +14102,7 @@
           </w:tcPr>
           <w:p>
             <w:r>
-              <w:t xml:space="preserve"> 14/04/2026</w:t>
+              <w:t xml:space="preserve"> 14/04/26</w:t>
             </w:r>
           </w:p>
         </w:tc>
@@ -13510,19 +14132,17 @@
           </w:tcPr>
           <w:p>
             <w:r>
-              <w:t xml:space="preserve">The register function should be fully functional and implemented. Migrations and update database must be applied. The controller logic should be completed to handle user registration and error handling for incorrect inputs </w:t>
+              <w:t xml:space="preserve">The register function should be fully functional and implemented. Migrations and update database must be applied. The controller logic should be completed to handle user registration and error </w:t>
             </w:r>
             <w:r>
               <w:lastRenderedPageBreak/>
-              <w:t>duplicate accounts and password complexity must be set up. Tests should include valid/invalid Test data needed. The log-in page must be created, and the migration and update database must be completed. There must be working controller logic. Testers must test valid/invalid credentials, session management, variability's (SQL injection) and password encryption. Example of test data: - Normal: Email: “Test@testemail.com,” Password: "Password</w:t>
-            </w:r>
-            <w:proofErr w:type="gramStart"/>
-            <w:r>
-              <w:t>123 ?</w:t>
-            </w:r>
-            <w:proofErr w:type="gramEnd"/>
-            <w:r>
-              <w:t>”, Confirm Password: “Password123 ?” - Erroneous: Email: “</w:t>
+              <w:t xml:space="preserve">handling for incorrect inputs duplicate accounts and password complexity must be set up. Tests should include valid/invalid Test data needed. The log-in page must be created, and the migration and update database must be completed. There must be working controller logic. Testers must test valid/invalid credentials, session management, </w:t>
+            </w:r>
+            <w:r>
+              <w:t>vulnerabilities</w:t>
+            </w:r>
+            <w:r>
+              <w:t xml:space="preserve"> (SQL injection) and password encryption. Example of test data: - Normal: Email: “Test@testemail.com,” Password: "Password123 ?”, Confirm Password: “Password123 ?” - Erroneous: Email: “</w:t>
             </w:r>
             <w:proofErr w:type="spellStart"/>
             <w:r>
@@ -13548,7 +14168,8 @@
           </w:tcPr>
           <w:p>
             <w:r>
-              <w:t>14/04/2026</w:t>
+              <w:lastRenderedPageBreak/>
+              <w:t>14/04/26</w:t>
             </w:r>
           </w:p>
         </w:tc>
@@ -13581,15 +14202,13 @@
           </w:tcPr>
           <w:p>
             <w:r>
-              <w:t>Test data needed. The log-in page must be created, and the migration and update database must be completed. There must be working controller logic. Testers must test valid/invalid credentials, session management, variability's (SQL injection) and password encryption. Example of test data: - Normal: Email: “Test@testemail.com”, Password: “Password</w:t>
-            </w:r>
-            <w:proofErr w:type="gramStart"/>
-            <w:r>
-              <w:t>123 ?</w:t>
-            </w:r>
-            <w:proofErr w:type="gramEnd"/>
-            <w:r>
-              <w:t>” - Erroneous: Email: “</w:t>
+              <w:t xml:space="preserve">Test data needed. The log-in page must be created, and the migration and update database must be completed. There must be working controller logic. Testers must test valid/invalid credentials, session management, </w:t>
+            </w:r>
+            <w:r>
+              <w:t>vulnerabilities</w:t>
+            </w:r>
+            <w:r>
+              <w:t xml:space="preserve"> (SQL injection) and password encryption. Example of test data: - Normal: Email: “Test@testemail.com”, Password: “Password123 ?” - Erroneous: Email: “</w:t>
             </w:r>
             <w:proofErr w:type="spellStart"/>
             <w:r>
@@ -13597,11 +14216,11 @@
             </w:r>
             <w:proofErr w:type="spellEnd"/>
             <w:r>
-              <w:t xml:space="preserve">” (Should contain a “@ symbol”, Should contain a domain e.g. “.com”), Password: “pass” (Should be longer, should be a string, should have a capital </w:t>
+              <w:t xml:space="preserve">” (Should contain a “@ symbol”, Should contain a domain e.g. “.com”), Password: “pass” (Should be longer, should </w:t>
             </w:r>
             <w:r>
               <w:lastRenderedPageBreak/>
-              <w:t>letter and a symbol) - Extreme: “test@testem</w:t>
+              <w:t>be a string, should have a capital letter and a symbol) - Extreme: “test@testem</w:t>
             </w:r>
             <w:r>
               <w:t>a</w:t>
@@ -13619,7 +14238,8 @@
           </w:tcPr>
           <w:p>
             <w:r>
-              <w:t>14/04/2026</w:t>
+              <w:lastRenderedPageBreak/>
+              <w:t>14/04/26</w:t>
             </w:r>
           </w:p>
         </w:tc>
@@ -13667,7 +14287,7 @@
           </w:tcPr>
           <w:p>
             <w:r>
-              <w:t>14/04/2026</w:t>
+              <w:t>14/04/26</w:t>
             </w:r>
           </w:p>
         </w:tc>
@@ -13716,7 +14336,13 @@
           </w:tcPr>
           <w:p>
             <w:r>
-              <w:t>14/04/2026</w:t>
+              <w:t>14/04</w:t>
+            </w:r>
+            <w:r>
+              <w:t>/</w:t>
+            </w:r>
+            <w:r>
+              <w:t>26</w:t>
             </w:r>
           </w:p>
         </w:tc>
@@ -13796,7 +14422,7 @@
           </w:tcPr>
           <w:p>
             <w:r>
-              <w:t>14/04/2026</w:t>
+              <w:t>14/04/26</w:t>
             </w:r>
           </w:p>
         </w:tc>
@@ -14574,15 +15200,7 @@
             </w:r>
             <w:r>
               <w:br/>
-              <w:t xml:space="preserve">Test data: Order history should display all past orders with correct products, quantities, total price and order date. Clicking an order should show full detail. A customer should not be able to view another </w:t>
-            </w:r>
-            <w:proofErr w:type="gramStart"/>
-            <w:r>
-              <w:t>customers</w:t>
-            </w:r>
-            <w:proofErr w:type="gramEnd"/>
-            <w:r>
-              <w:t xml:space="preserve"> order history.</w:t>
+              <w:t>Test data: Order history should display all past orders with correct products, quantities, total price and order date. Clicking an order should show full detail. A customer should not be able to view another customers order history.</w:t>
             </w:r>
           </w:p>
         </w:tc>
@@ -14623,13 +15241,11 @@
             <w:tcW w:w="3634" w:type="dxa"/>
           </w:tcPr>
           <w:p>
-            <w:proofErr w:type="spellStart"/>
-            <w:r>
-              <w:t>Prgistration</w:t>
-            </w:r>
-            <w:proofErr w:type="spellEnd"/>
-            <w:r>
-              <w:t xml:space="preserve"> page must be fully implemented. An account must already exist in the database with the email </w:t>
+            <w:r>
+              <w:t>Re</w:t>
+            </w:r>
+            <w:r>
+              <w:t xml:space="preserve">gistration page must be fully implemented. An account must already exist in the database with the email </w:t>
             </w:r>
             <w:hyperlink r:id="rId13" w:history="1">
               <w:r>
@@ -14687,7 +15303,7 @@
           </w:tcPr>
           <w:p>
             <w:r>
-              <w:t>A logged-out session must be used. Tester must directly navigate via URL to /Dashboard, /Basket, /Admin and /Producer, /Basket, each route should redirect the user to the login page rather than rendering the targeted page. Tests with logged in session of a customer account should block /Admin and pages as they do not have sufficient permission.</w:t>
+              <w:t>A logged-out session must be used. Tester must directly navigate via URL to /Dashboard, /Basket, /Admin and /Producer, each route should redirect the user to the login page rather than rendering the targeted page. Tests with logged in session of a customer account should block /Admin and pages as they do not have sufficient permission.</w:t>
             </w:r>
           </w:p>
         </w:tc>
@@ -14728,13 +15344,17 @@
             <w:tcW w:w="3634" w:type="dxa"/>
           </w:tcPr>
           <w:p>
-            <w:proofErr w:type="spellStart"/>
-            <w:r>
-              <w:t>Atleast</w:t>
-            </w:r>
-            <w:proofErr w:type="spellEnd"/>
-            <w:r>
-              <w:t xml:space="preserve"> 2 producer account with products must exist and be approved on the database. Tester should login with the producer account and verify the producer dashboard loads correctly. Tester should also test that the producer can only see their own products and cannot view or edit products belonging to them</w:t>
+            <w:r>
+              <w:t>At</w:t>
+            </w:r>
+            <w:r>
+              <w:t xml:space="preserve"> </w:t>
+            </w:r>
+            <w:r>
+              <w:t xml:space="preserve">least 2 producer account with products must exist and be approved on the database. Tester should login with the producer account and verify the producer dashboard loads correctly. Tester should also test that the producer can only see their own products and cannot view or edit products belonging to </w:t>
+            </w:r>
+            <w:r>
+              <w:t>other producers</w:t>
             </w:r>
           </w:p>
         </w:tc>
@@ -14776,13 +15396,11 @@
           </w:tcPr>
           <w:p>
             <w:r>
-              <w:t xml:space="preserve">A producer account must be logged in. Tester must directly navigate using URL to the </w:t>
-            </w:r>
-            <w:proofErr w:type="spellStart"/>
-            <w:r>
-              <w:t>stamo</w:t>
-            </w:r>
-            <w:proofErr w:type="spellEnd"/>
+              <w:t>A producer account must be logged in. Tester must directly navigate using URL to the stam</w:t>
+            </w:r>
+            <w:r>
+              <w:t>p</w:t>
+            </w:r>
             <w:r>
               <w:t xml:space="preserve"> management page, user management page, and discount code management page. All three should block access and redirect the producer away. The producer role must not have the same permissions as an admin role. No test data required beyond the producer account credentials.</w:t>
             </w:r>
@@ -14826,23 +15444,19 @@
           </w:tcPr>
           <w:p>
             <w:r>
-              <w:t xml:space="preserve">Admin must be logged in. </w:t>
-            </w:r>
-            <w:proofErr w:type="spellStart"/>
-            <w:r>
-              <w:t>Atleast</w:t>
-            </w:r>
-            <w:proofErr w:type="spellEnd"/>
-            <w:r>
-              <w:t xml:space="preserve"> one product and </w:t>
-            </w:r>
-            <w:proofErr w:type="spellStart"/>
-            <w:r>
-              <w:t>atleast</w:t>
-            </w:r>
-            <w:proofErr w:type="spellEnd"/>
-            <w:r>
-              <w:t xml:space="preserve"> one stamp must be present in the database.</w:t>
+              <w:t>Admin must be logged in. At</w:t>
+            </w:r>
+            <w:r>
+              <w:t xml:space="preserve"> </w:t>
+            </w:r>
+            <w:r>
+              <w:t>least one product and at</w:t>
+            </w:r>
+            <w:r>
+              <w:t xml:space="preserve"> </w:t>
+            </w:r>
+            <w:r>
+              <w:t>least one stamp must be present in the database.</w:t>
             </w:r>
           </w:p>
           <w:p>
@@ -14852,7 +15466,10 @@
           </w:p>
           <w:p>
             <w:r>
-              <w:t>Stamp should appear on the products age</w:t>
+              <w:t xml:space="preserve">Stamp should appear on the products </w:t>
+            </w:r>
+            <w:r>
+              <w:t>page</w:t>
             </w:r>
             <w:r>
               <w:br/>
@@ -14860,13 +15477,14 @@
             </w:r>
             <w:r>
               <w:br/>
-              <w:t>Should fail and give an error, not crash system.</w:t>
+              <w:t xml:space="preserve">Should fail and give an error, not </w:t>
+            </w:r>
+            <w:r>
+              <w:lastRenderedPageBreak/>
+              <w:t>crash system.</w:t>
             </w:r>
             <w:r>
               <w:br/>
-            </w:r>
-            <w:r>
-              <w:lastRenderedPageBreak/>
               <w:t>Log in as a customer and try to access stamp assignment URL directly: access should be blocked</w:t>
             </w:r>
           </w:p>
@@ -14890,10 +15508,7 @@
           </w:tcPr>
           <w:p>
             <w:r>
-              <w:t>Admin granting stamps to produc</w:t>
-            </w:r>
-            <w:r>
-              <w:t>ers</w:t>
+              <w:t>Admin granting stamps to producers</w:t>
             </w:r>
           </w:p>
         </w:tc>
@@ -14913,58 +15528,28 @@
           </w:tcPr>
           <w:p>
             <w:r>
-              <w:t xml:space="preserve">Admin must be logged in. </w:t>
-            </w:r>
-            <w:proofErr w:type="spellStart"/>
-            <w:r>
-              <w:t>Atleast</w:t>
-            </w:r>
-            <w:proofErr w:type="spellEnd"/>
-            <w:r>
-              <w:t xml:space="preserve"> one produ</w:t>
-            </w:r>
-            <w:r>
-              <w:t>cer</w:t>
-            </w:r>
-            <w:r>
-              <w:t xml:space="preserve"> and </w:t>
-            </w:r>
-            <w:proofErr w:type="spellStart"/>
-            <w:r>
-              <w:t>atleast</w:t>
-            </w:r>
-            <w:proofErr w:type="spellEnd"/>
-            <w:r>
-              <w:t xml:space="preserve"> one stamp must be present in the database</w:t>
-            </w:r>
-            <w:r>
-              <w:t>.</w:t>
+              <w:t>Admin must be logged in. At</w:t>
+            </w:r>
+            <w:r>
+              <w:t xml:space="preserve"> </w:t>
+            </w:r>
+            <w:r>
+              <w:t>least one producer and at</w:t>
+            </w:r>
+            <w:r>
+              <w:t xml:space="preserve"> </w:t>
+            </w:r>
+            <w:r>
+              <w:t>least one stamp must be present in the database.</w:t>
             </w:r>
             <w:r>
               <w:br/>
-              <w:t xml:space="preserve">Normal: Admin assigns stamp “Free Range” to “Happy farms”. Stamp should appear on the producer’s profile and </w:t>
-            </w:r>
-            <w:proofErr w:type="gramStart"/>
-            <w:r>
-              <w:t>producers</w:t>
-            </w:r>
-            <w:proofErr w:type="gramEnd"/>
-            <w:r>
-              <w:t xml:space="preserve"> page</w:t>
-            </w:r>
-          </w:p>
-          <w:p>
-            <w:r>
-              <w:t xml:space="preserve">Erroneous: </w:t>
-            </w:r>
-            <w:r>
-              <w:t>Admin assigning a stamp to a produc</w:t>
-            </w:r>
-            <w:r>
-              <w:t>er</w:t>
-            </w:r>
-            <w:r>
-              <w:t xml:space="preserve"> that doesn’t exist</w:t>
+              <w:t>Normal: Admin assigns stamp “Free Range” to “Happy farms”. Stamp should appear on the producer’s profile and producers page</w:t>
+            </w:r>
+          </w:p>
+          <w:p>
+            <w:r>
+              <w:t>Erroneous: Admin assigning a stamp to a producer that doesn’t exist</w:t>
             </w:r>
             <w:r>
               <w:br/>
@@ -15013,13 +15598,11 @@
           </w:tcPr>
           <w:p>
             <w:r>
-              <w:t xml:space="preserve">Tester must be logged in as an admin, Discount codes </w:t>
-            </w:r>
-            <w:proofErr w:type="spellStart"/>
-            <w:r>
-              <w:t>pag</w:t>
-            </w:r>
-            <w:proofErr w:type="spellEnd"/>
+              <w:t>Tester must be logged in as an admin, Discount codes pag</w:t>
+            </w:r>
+            <w:r>
+              <w:t>e</w:t>
+            </w:r>
             <w:r>
               <w:t xml:space="preserve"> must be fully implemented.</w:t>
             </w:r>
@@ -15080,10 +15663,7 @@
           </w:tcPr>
           <w:p>
             <w:r>
-              <w:t xml:space="preserve"> </w:t>
-            </w:r>
-            <w:r>
-              <w:t>Black box, functionality testing, integration testing</w:t>
+              <w:t xml:space="preserve"> Black box, functionality testing, integration testing</w:t>
             </w:r>
           </w:p>
         </w:tc>
@@ -15096,48 +15676,39 @@
               <w:t xml:space="preserve"> Tester must be logged in as a customer. At least one product with </w:t>
             </w:r>
             <w:proofErr w:type="spellStart"/>
-            <w:proofErr w:type="gramStart"/>
             <w:r>
               <w:t>IsAvailable:true</w:t>
             </w:r>
             <w:proofErr w:type="spellEnd"/>
-            <w:proofErr w:type="gramEnd"/>
-            <w:r>
-              <w:t xml:space="preserve"> and stock greater than 0 must exist. Basket system must be </w:t>
+            <w:r>
+              <w:t xml:space="preserve"> and stock greater than 0 must exist. Basket system must be f</w:t>
+            </w:r>
+            <w:r>
+              <w:t>u</w:t>
+            </w:r>
+            <w:r>
+              <w:t>lly implemented.</w:t>
+            </w:r>
+          </w:p>
+          <w:p>
+            <w:r>
+              <w:t xml:space="preserve">one product with </w:t>
             </w:r>
             <w:proofErr w:type="spellStart"/>
             <w:r>
-              <w:t>filly</w:t>
+              <w:t>IsAvailable:False</w:t>
             </w:r>
             <w:proofErr w:type="spellEnd"/>
             <w:r>
-              <w:t xml:space="preserve"> implemented.</w:t>
-            </w:r>
-          </w:p>
-          <w:p>
-            <w:r>
-              <w:t xml:space="preserve">one product with </w:t>
-            </w:r>
-            <w:proofErr w:type="spellStart"/>
-            <w:proofErr w:type="gramStart"/>
-            <w:r>
-              <w:t>IsAvailable:</w:t>
-            </w:r>
-            <w:r>
-              <w:t>False</w:t>
-            </w:r>
-            <w:proofErr w:type="spellEnd"/>
-            <w:proofErr w:type="gramEnd"/>
-            <w:r>
               <w:t xml:space="preserve"> should be present.</w:t>
             </w:r>
             <w:r>
               <w:br/>
-              <w:t xml:space="preserve">Normal: Tester clicks “Add to basket” on a product. The item should appear in the basket page Tester should navigate to the </w:t>
+              <w:t xml:space="preserve">Normal: Tester clicks “Add to basket” on a product. The item should appear in the basket page </w:t>
             </w:r>
             <w:r>
               <w:lastRenderedPageBreak/>
-              <w:t>basket page and confirm that it is the correct product, and all of its details match correctly (producer name, stamps, etc.)</w:t>
+              <w:t>Tester should navigate to the basket page and confirm that it is the correct product, and all of its details match correctly (producer name, stamps, etc.)</w:t>
             </w:r>
             <w:r>
               <w:br/>
@@ -15250,15 +15821,7 @@
             </w:r>
             <w:r>
               <w:br/>
-              <w:t xml:space="preserve">Normal: Tester should navigate to the store. The product should be marked as unavailable clearly, with </w:t>
-            </w:r>
-            <w:proofErr w:type="gramStart"/>
-            <w:r>
-              <w:t>a disabled</w:t>
-            </w:r>
-            <w:proofErr w:type="gramEnd"/>
-            <w:r>
-              <w:t xml:space="preserve"> add to basket button</w:t>
+              <w:t>Normal: Tester should navigate to the store. The product should be marked as unavailable clearly, with a disabled add to basket button</w:t>
             </w:r>
             <w:r>
               <w:br/>
@@ -15307,23 +15870,15 @@
           </w:tcPr>
           <w:p>
             <w:r>
-              <w:t xml:space="preserve">A customer account must exist with </w:t>
-            </w:r>
-            <w:proofErr w:type="gramStart"/>
-            <w:r>
-              <w:t>a points</w:t>
-            </w:r>
-            <w:proofErr w:type="gramEnd"/>
-            <w:r>
-              <w:t xml:space="preserve"> balance of 0. The points calculation logic must be fully implemented in the controller.</w:t>
+              <w:t>A customer account must exist with a points balance of 0. The points calculation logic must be fully implemented in the controller.</w:t>
             </w:r>
             <w:r>
               <w:br/>
-              <w:t xml:space="preserve">Normal: Customer completes an order with a total of £14.50, the dashboard should update to show </w:t>
+              <w:t xml:space="preserve">Normal: Customer completes an order with a total of £14.50, the </w:t>
             </w:r>
             <w:r>
               <w:lastRenderedPageBreak/>
-              <w:t>145 points added top their balance.</w:t>
+              <w:t>dashboard should update to show 145 points added to their balance.</w:t>
             </w:r>
             <w:r>
               <w:br/>
@@ -16778,19 +17333,7 @@
           <w:rPr>
             <w:rStyle w:val="Hyperlink"/>
           </w:rPr>
-          <w:t>https://www.figma.com/design/1EqeVTI5KxbxTRcD0BxGgB/GreenField-Local-Hub-Visual-Design-And-Annotations?node-id=0</w:t>
-        </w:r>
-        <w:r>
-          <w:rPr>
-            <w:rStyle w:val="Hyperlink"/>
-          </w:rPr>
-          <w:t>```````</w:t>
-        </w:r>
-        <w:r>
-          <w:rPr>
-            <w:rStyle w:val="Hyperlink"/>
-          </w:rPr>
-          <w:t>-1&amp;t=kx2QjfxyFKHHoj72-1</w:t>
+          <w:t>https://www.figma.com/design/1EqeVTI5KxbxTRcD0BxGgB/GreenField-Local-Hub-Visual-Design-And-Annotations?node-id=0```````-1&amp;t=kx2QjfxyFKHHoj72-1</w:t>
         </w:r>
       </w:hyperlink>
       <w:r>
@@ -16931,7 +17474,7 @@
               </wp:anchor>
             </w:drawing>
           </mc:Choice>
-          <mc:Fallback xmlns:w16sdtfl="http://schemas.microsoft.com/office/word/2024/wordml/sdtformatlock" xmlns:w16du="http://schemas.microsoft.com/office/word/2023/wordml/word16du" xmlns:oel="http://schemas.microsoft.com/office/2019/extlst">
+          <mc:Fallback xmlns:oel="http://schemas.microsoft.com/office/2019/extlst" xmlns:w16du="http://schemas.microsoft.com/office/word/2023/wordml/word16du" xmlns:w16sdtfl="http://schemas.microsoft.com/office/word/2024/wordml/sdtformatlock">
             <w:pict>
               <v:oval w14:anchorId="6664DEE9" id="Oval 7" o:spid="_x0000_s1026" style="position:absolute;margin-left:86.25pt;margin-top:21.55pt;width:15.75pt;height:15.75pt;z-index:251659264;visibility:visible;mso-wrap-style:square;mso-wrap-distance-left:9pt;mso-wrap-distance-top:0;mso-wrap-distance-right:9pt;mso-wrap-distance-bottom:0;mso-position-horizontal:absolute;mso-position-horizontal-relative:text;mso-position-vertical:absolute;mso-position-vertical-relative:text;v-text-anchor:middle" o:gfxdata="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" fillcolor="#0b0f14" strokecolor="#1f3763 [1604]" strokeweight="1pt">
                 <v:stroke joinstyle="miter"/>
@@ -17055,7 +17598,7 @@
               </wp:anchor>
             </w:drawing>
           </mc:Choice>
-          <mc:Fallback xmlns:w16sdtfl="http://schemas.microsoft.com/office/word/2024/wordml/sdtformatlock" xmlns:w16du="http://schemas.microsoft.com/office/word/2023/wordml/word16du" xmlns:oel="http://schemas.microsoft.com/office/2019/extlst">
+          <mc:Fallback xmlns:oel="http://schemas.microsoft.com/office/2019/extlst" xmlns:w16du="http://schemas.microsoft.com/office/word/2023/wordml/word16du" xmlns:w16sdtfl="http://schemas.microsoft.com/office/word/2024/wordml/sdtformatlock">
             <w:pict>
               <v:oval w14:anchorId="7C27773B" id="Oval 8" o:spid="_x0000_s1026" style="position:absolute;margin-left:435.75pt;margin-top:.75pt;width:15.75pt;height:15.75pt;z-index:251661312;visibility:visible;mso-wrap-style:square;mso-wrap-distance-left:9pt;mso-wrap-distance-top:0;mso-wrap-distance-right:9pt;mso-wrap-distance-bottom:0;mso-position-horizontal:absolute;mso-position-horizontal-relative:text;mso-position-vertical:absolute;mso-position-vertical-relative:text;v-text-anchor:middle" o:gfxdata="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" fillcolor="#111827" strokecolor="#1f3763 [1604]" strokeweight="1pt">
                 <v:stroke joinstyle="miter"/>
@@ -17173,7 +17716,7 @@
               </wp:anchor>
             </w:drawing>
           </mc:Choice>
-          <mc:Fallback xmlns:w16sdtfl="http://schemas.microsoft.com/office/word/2024/wordml/sdtformatlock" xmlns:w16du="http://schemas.microsoft.com/office/word/2023/wordml/word16du" xmlns:oel="http://schemas.microsoft.com/office/2019/extlst">
+          <mc:Fallback xmlns:oel="http://schemas.microsoft.com/office/2019/extlst" xmlns:w16du="http://schemas.microsoft.com/office/word/2023/wordml/word16du" xmlns:w16sdtfl="http://schemas.microsoft.com/office/word/2024/wordml/sdtformatlock">
             <w:pict>
               <v:oval w14:anchorId="14C0D5DA" id="Oval 9" o:spid="_x0000_s1026" style="position:absolute;margin-left:130.5pt;margin-top:.7pt;width:15.75pt;height:15.75pt;z-index:251663360;visibility:visible;mso-wrap-style:square;mso-wrap-distance-left:9pt;mso-wrap-distance-top:0;mso-wrap-distance-right:9pt;mso-wrap-distance-bottom:0;mso-position-horizontal:absolute;mso-position-horizontal-relative:text;mso-position-vertical:absolute;mso-position-vertical-relative:text;v-text-anchor:middle" o:gfxdata="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" fillcolor="#e5e8eb" strokecolor="#1f3763 [1604]" strokeweight="1pt">
                 <v:stroke joinstyle="miter"/>
@@ -17279,7 +17822,7 @@
               </wp:anchor>
             </w:drawing>
           </mc:Choice>
-          <mc:Fallback xmlns:w16sdtfl="http://schemas.microsoft.com/office/word/2024/wordml/sdtformatlock" xmlns:w16du="http://schemas.microsoft.com/office/word/2023/wordml/word16du" xmlns:oel="http://schemas.microsoft.com/office/2019/extlst">
+          <mc:Fallback xmlns:oel="http://schemas.microsoft.com/office/2019/extlst" xmlns:w16du="http://schemas.microsoft.com/office/word/2023/wordml/word16du" xmlns:w16sdtfl="http://schemas.microsoft.com/office/word/2024/wordml/sdtformatlock">
             <w:pict>
               <v:oval w14:anchorId="531E6A65" id="Oval 10" o:spid="_x0000_s1026" style="position:absolute;margin-left:130.5pt;margin-top:.7pt;width:15.75pt;height:15.75pt;z-index:251665408;visibility:visible;mso-wrap-style:square;mso-wrap-distance-left:9pt;mso-wrap-distance-top:0;mso-wrap-distance-right:9pt;mso-wrap-distance-bottom:0;mso-position-horizontal:absolute;mso-position-horizontal-relative:text;mso-position-vertical:absolute;mso-position-vertical-relative:text;v-text-anchor:middle" o:gfxdata="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" fillcolor="#9ca3af" strokecolor="#1f3763 [1604]" strokeweight="1pt">
                 <v:stroke joinstyle="miter"/>
@@ -17398,7 +17941,7 @@
               </wp:anchor>
             </w:drawing>
           </mc:Choice>
-          <mc:Fallback xmlns:w16sdtfl="http://schemas.microsoft.com/office/word/2024/wordml/sdtformatlock" xmlns:w16du="http://schemas.microsoft.com/office/word/2023/wordml/word16du" xmlns:oel="http://schemas.microsoft.com/office/2019/extlst">
+          <mc:Fallback xmlns:oel="http://schemas.microsoft.com/office/2019/extlst" xmlns:w16du="http://schemas.microsoft.com/office/word/2023/wordml/word16du" xmlns:w16sdtfl="http://schemas.microsoft.com/office/word/2024/wordml/sdtformatlock">
             <w:pict>
               <v:oval w14:anchorId="318B6882" id="Oval 11" o:spid="_x0000_s1026" style="position:absolute;margin-left:131.25pt;margin-top:.75pt;width:15.75pt;height:15.75pt;z-index:251667456;visibility:visible;mso-wrap-style:square;mso-wrap-distance-left:9pt;mso-wrap-distance-top:0;mso-wrap-distance-right:9pt;mso-wrap-distance-bottom:0;mso-position-horizontal:absolute;mso-position-horizontal-relative:text;mso-position-vertical:absolute;mso-position-vertical-relative:text;v-text-anchor:middle" o:gfxdata="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" fillcolor="#22c55e" strokecolor="#1f3763 [1604]" strokeweight="1pt">
                 <v:stroke joinstyle="miter"/>
@@ -17504,7 +18047,7 @@
               </wp:anchor>
             </w:drawing>
           </mc:Choice>
-          <mc:Fallback xmlns:w16sdtfl="http://schemas.microsoft.com/office/word/2024/wordml/sdtformatlock" xmlns:w16du="http://schemas.microsoft.com/office/word/2023/wordml/word16du" xmlns:oel="http://schemas.microsoft.com/office/2019/extlst">
+          <mc:Fallback xmlns:oel="http://schemas.microsoft.com/office/2019/extlst" xmlns:w16du="http://schemas.microsoft.com/office/word/2023/wordml/word16du" xmlns:w16sdtfl="http://schemas.microsoft.com/office/word/2024/wordml/sdtformatlock">
             <w:pict>
               <v:oval w14:anchorId="4837062D" id="Oval 12" o:spid="_x0000_s1026" style="position:absolute;margin-left:177pt;margin-top:1.5pt;width:15.75pt;height:15.75pt;z-index:251669504;visibility:visible;mso-wrap-style:square;mso-wrap-distance-left:9pt;mso-wrap-distance-top:0;mso-wrap-distance-right:9pt;mso-wrap-distance-bottom:0;mso-position-horizontal:absolute;mso-position-horizontal-relative:text;mso-position-vertical:absolute;mso-position-vertical-relative:text;v-text-anchor:middle" o:gfxdata="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" fillcolor="#4ade80" strokecolor="#1f3763 [1604]" strokeweight="1pt">
                 <v:stroke joinstyle="miter"/>
@@ -17649,7 +18192,7 @@
               </wp:anchor>
             </w:drawing>
           </mc:Choice>
-          <mc:Fallback xmlns:w16sdtfl="http://schemas.microsoft.com/office/word/2024/wordml/sdtformatlock" xmlns:w16du="http://schemas.microsoft.com/office/word/2023/wordml/word16du" xmlns:oel="http://schemas.microsoft.com/office/2019/extlst">
+          <mc:Fallback xmlns:oel="http://schemas.microsoft.com/office/2019/extlst" xmlns:w16du="http://schemas.microsoft.com/office/word/2023/wordml/word16du" xmlns:w16sdtfl="http://schemas.microsoft.com/office/word/2024/wordml/sdtformatlock">
             <w:pict>
               <v:oval w14:anchorId="1878C806" id="Oval 13" o:spid="_x0000_s1026" style="position:absolute;margin-left:264.75pt;margin-top:2.2pt;width:15.75pt;height:15.75pt;z-index:251671552;visibility:visible;mso-wrap-style:square;mso-wrap-distance-left:9pt;mso-wrap-distance-top:0;mso-wrap-distance-right:9pt;mso-wrap-distance-bottom:0;mso-position-horizontal:absolute;mso-position-horizontal-relative:text;mso-position-vertical:absolute;mso-position-vertical-relative:text;v-text-anchor:middle" o:gfxdata="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" fillcolor="#f7fdf9" strokecolor="#1f3763 [1604]" strokeweight="1pt">
                 <v:stroke joinstyle="miter"/>
@@ -17762,7 +18305,7 @@
               </wp:anchor>
             </w:drawing>
           </mc:Choice>
-          <mc:Fallback xmlns:w16sdtfl="http://schemas.microsoft.com/office/word/2024/wordml/sdtformatlock" xmlns:w16du="http://schemas.microsoft.com/office/word/2023/wordml/word16du" xmlns:oel="http://schemas.microsoft.com/office/2019/extlst">
+          <mc:Fallback xmlns:oel="http://schemas.microsoft.com/office/2019/extlst" xmlns:w16du="http://schemas.microsoft.com/office/word/2023/wordml/word16du" xmlns:w16sdtfl="http://schemas.microsoft.com/office/word/2024/wordml/sdtformatlock">
             <w:pict>
               <v:oval w14:anchorId="17B30DF0" id="Oval 14" o:spid="_x0000_s1026" style="position:absolute;margin-left:205.5pt;margin-top:.8pt;width:15.75pt;height:15.75pt;z-index:251673600;visibility:visible;mso-wrap-style:square;mso-wrap-distance-left:9pt;mso-wrap-distance-top:0;mso-wrap-distance-right:9pt;mso-wrap-distance-bottom:0;mso-position-horizontal:absolute;mso-position-horizontal-relative:text;mso-position-vertical:absolute;mso-position-vertical-relative:text;v-text-anchor:middle" o:gfxdata="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" fillcolor="white [3212]" strokecolor="#1f3763 [1604]" strokeweight="1pt">
                 <v:stroke joinstyle="miter"/>
@@ -17880,7 +18423,7 @@
               </wp:anchor>
             </w:drawing>
           </mc:Choice>
-          <mc:Fallback xmlns:w16sdtfl="http://schemas.microsoft.com/office/word/2024/wordml/sdtformatlock" xmlns:w16du="http://schemas.microsoft.com/office/word/2023/wordml/word16du" xmlns:oel="http://schemas.microsoft.com/office/2019/extlst">
+          <mc:Fallback xmlns:oel="http://schemas.microsoft.com/office/2019/extlst" xmlns:w16du="http://schemas.microsoft.com/office/word/2023/wordml/word16du" xmlns:w16sdtfl="http://schemas.microsoft.com/office/word/2024/wordml/sdtformatlock">
             <w:pict>
               <v:oval w14:anchorId="40A68B6B" id="Oval 15" o:spid="_x0000_s1026" style="position:absolute;margin-left:238.5pt;margin-top:3pt;width:15.75pt;height:15.75pt;z-index:251675648;visibility:visible;mso-wrap-style:square;mso-wrap-distance-left:9pt;mso-wrap-distance-top:0;mso-wrap-distance-right:9pt;mso-wrap-distance-bottom:0;mso-position-horizontal:absolute;mso-position-horizontal-relative:text;mso-position-vertical:absolute;mso-position-vertical-relative:text;v-text-anchor:middle" o:gfxdata="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" fillcolor="#111827" strokecolor="#1f3763 [1604]" strokeweight="1pt">
                 <v:stroke joinstyle="miter"/>
@@ -17986,7 +18529,7 @@
               </wp:anchor>
             </w:drawing>
           </mc:Choice>
-          <mc:Fallback xmlns:w16sdtfl="http://schemas.microsoft.com/office/word/2024/wordml/sdtformatlock" xmlns:w16du="http://schemas.microsoft.com/office/word/2023/wordml/word16du" xmlns:oel="http://schemas.microsoft.com/office/2019/extlst">
+          <mc:Fallback xmlns:oel="http://schemas.microsoft.com/office/2019/extlst" xmlns:w16du="http://schemas.microsoft.com/office/word/2023/wordml/word16du" xmlns:w16sdtfl="http://schemas.microsoft.com/office/word/2024/wordml/sdtformatlock">
             <w:pict>
               <v:oval w14:anchorId="70E5CFAA" id="Oval 16" o:spid="_x0000_s1026" style="position:absolute;margin-left:129pt;margin-top:.7pt;width:15.75pt;height:15.75pt;z-index:251677696;visibility:visible;mso-wrap-style:square;mso-wrap-distance-left:9pt;mso-wrap-distance-top:0;mso-wrap-distance-right:9pt;mso-wrap-distance-bottom:0;mso-position-horizontal:absolute;mso-position-horizontal-relative:text;mso-position-vertical:absolute;mso-position-vertical-relative:text;v-text-anchor:middle" o:gfxdata="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" fillcolor="#6b7280" strokecolor="#1f3763 [1604]" strokeweight="1pt">
                 <v:stroke joinstyle="miter"/>
@@ -18111,7 +18654,7 @@
               </wp:anchor>
             </w:drawing>
           </mc:Choice>
-          <mc:Fallback xmlns:w16sdtfl="http://schemas.microsoft.com/office/word/2024/wordml/sdtformatlock" xmlns:w16du="http://schemas.microsoft.com/office/word/2023/wordml/word16du" xmlns:oel="http://schemas.microsoft.com/office/2019/extlst">
+          <mc:Fallback xmlns:oel="http://schemas.microsoft.com/office/2019/extlst" xmlns:w16du="http://schemas.microsoft.com/office/word/2023/wordml/word16du" xmlns:w16sdtfl="http://schemas.microsoft.com/office/word/2024/wordml/sdtformatlock">
             <w:pict>
               <v:oval w14:anchorId="5E2F8608" id="Oval 17" o:spid="_x0000_s1026" style="position:absolute;margin-left:132pt;margin-top:.7pt;width:15.75pt;height:15.75pt;z-index:251679744;visibility:visible;mso-wrap-style:square;mso-wrap-distance-left:9pt;mso-wrap-distance-top:0;mso-wrap-distance-right:9pt;mso-wrap-distance-bottom:0;mso-position-horizontal:absolute;mso-position-horizontal-relative:text;mso-position-vertical:absolute;mso-position-vertical-relative:text;v-text-anchor:middle" o:gfxdata="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" fillcolor="#16a34a" strokecolor="#1f3763 [1604]" strokeweight="1pt">
                 <v:stroke joinstyle="miter"/>
@@ -18217,7 +18760,7 @@
               </wp:anchor>
             </w:drawing>
           </mc:Choice>
-          <mc:Fallback xmlns:w16sdtfl="http://schemas.microsoft.com/office/word/2024/wordml/sdtformatlock" xmlns:w16du="http://schemas.microsoft.com/office/word/2023/wordml/word16du" xmlns:oel="http://schemas.microsoft.com/office/2019/extlst">
+          <mc:Fallback xmlns:oel="http://schemas.microsoft.com/office/2019/extlst" xmlns:w16du="http://schemas.microsoft.com/office/word/2023/wordml/word16du" xmlns:w16sdtfl="http://schemas.microsoft.com/office/word/2024/wordml/sdtformatlock">
             <w:pict>
               <v:oval w14:anchorId="6F9D50B0" id="Oval 18" o:spid="_x0000_s1026" style="position:absolute;margin-left:177.75pt;margin-top:.75pt;width:15.75pt;height:15.75pt;z-index:251681792;visibility:visible;mso-wrap-style:square;mso-wrap-distance-left:9pt;mso-wrap-distance-top:0;mso-wrap-distance-right:9pt;mso-wrap-distance-bottom:0;mso-position-horizontal:absolute;mso-position-horizontal-relative:text;mso-position-vertical:absolute;mso-position-vertical-relative:text;v-text-anchor:middle" o:gfxdata="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" fillcolor="#15803d" strokecolor="#1f3763 [1604]" strokeweight="1pt">
                 <v:stroke joinstyle="miter"/>
@@ -18361,7 +18904,7 @@
               </wp:anchor>
             </w:drawing>
           </mc:Choice>
-          <mc:Fallback xmlns:w16sdtfl="http://schemas.microsoft.com/office/word/2024/wordml/sdtformatlock" xmlns:w16du="http://schemas.microsoft.com/office/word/2023/wordml/word16du" xmlns:oel="http://schemas.microsoft.com/office/2019/extlst">
+          <mc:Fallback xmlns:oel="http://schemas.microsoft.com/office/2019/extlst" xmlns:w16du="http://schemas.microsoft.com/office/word/2023/wordml/word16du" xmlns:w16sdtfl="http://schemas.microsoft.com/office/word/2024/wordml/sdtformatlock">
             <w:pict>
               <v:oval w14:anchorId="59FF399C" id="Oval 20" o:spid="_x0000_s1026" style="position:absolute;margin-left:145.5pt;margin-top:18.3pt;width:15.75pt;height:15.75pt;z-index:251685888;visibility:visible;mso-wrap-style:square;mso-wrap-distance-left:9pt;mso-wrap-distance-top:0;mso-wrap-distance-right:9pt;mso-wrap-distance-bottom:0;mso-position-horizontal:absolute;mso-position-horizontal-relative:text;mso-position-vertical:absolute;mso-position-vertical-relative:text;v-text-anchor:middle" o:gfxdata="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" fillcolor="#111827" strokecolor="#1f3763 [1604]" strokeweight="1pt">
                 <v:stroke joinstyle="miter"/>
@@ -18453,7 +18996,7 @@
               </wp:anchor>
             </w:drawing>
           </mc:Choice>
-          <mc:Fallback xmlns:w16sdtfl="http://schemas.microsoft.com/office/word/2024/wordml/sdtformatlock" xmlns:w16du="http://schemas.microsoft.com/office/word/2023/wordml/word16du" xmlns:oel="http://schemas.microsoft.com/office/2019/extlst">
+          <mc:Fallback xmlns:oel="http://schemas.microsoft.com/office/2019/extlst" xmlns:w16du="http://schemas.microsoft.com/office/word/2023/wordml/word16du" xmlns:w16sdtfl="http://schemas.microsoft.com/office/word/2024/wordml/sdtformatlock">
             <w:pict>
               <v:oval w14:anchorId="1A8D583B" id="Oval 19" o:spid="_x0000_s1026" style="position:absolute;margin-left:143.25pt;margin-top:17.7pt;width:15.75pt;height:15.75pt;z-index:251683840;visibility:visible;mso-wrap-style:square;mso-wrap-distance-left:9pt;mso-wrap-distance-top:0;mso-wrap-distance-right:9pt;mso-wrap-distance-bottom:0;mso-position-horizontal:absolute;mso-position-horizontal-relative:text;mso-position-vertical:absolute;mso-position-vertical-relative:text;v-text-anchor:middle" o:gfxdata="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" fillcolor="white [3212]" strokecolor="#1f3763 [1604]" strokeweight="1pt">
                 <v:stroke joinstyle="miter"/>
@@ -18533,17 +19076,12 @@
         <w:t xml:space="preserve">0 4px 12px </w:t>
       </w:r>
       <w:proofErr w:type="spellStart"/>
-      <w:proofErr w:type="gramStart"/>
       <w:r>
         <w:t>rgba</w:t>
       </w:r>
       <w:proofErr w:type="spellEnd"/>
       <w:r>
-        <w:t>(</w:t>
-      </w:r>
-      <w:proofErr w:type="gramEnd"/>
-      <w:r>
-        <w:t>0,0,0,0.05))</w:t>
+        <w:t>(0,0,0,0.05))</w:t>
       </w:r>
     </w:p>
     <w:p>
@@ -18569,17 +19107,12 @@
         <w:t xml:space="preserve">0 0 0 1px </w:t>
       </w:r>
       <w:proofErr w:type="spellStart"/>
-      <w:proofErr w:type="gramStart"/>
       <w:r>
         <w:t>rgba</w:t>
       </w:r>
       <w:proofErr w:type="spellEnd"/>
       <w:r>
-        <w:t>(</w:t>
-      </w:r>
-      <w:proofErr w:type="gramEnd"/>
-      <w:r>
-        <w:t>34,197,94,0.15))</w:t>
+        <w:t>(34,197,94,0.15))</w:t>
       </w:r>
     </w:p>
     <w:p>
@@ -18673,7 +19206,7 @@
               </wp:anchor>
             </w:drawing>
           </mc:Choice>
-          <mc:Fallback xmlns:w16sdtfl="http://schemas.microsoft.com/office/word/2024/wordml/sdtformatlock" xmlns:w16du="http://schemas.microsoft.com/office/word/2023/wordml/word16du" xmlns:oel="http://schemas.microsoft.com/office/2019/extlst">
+          <mc:Fallback xmlns:oel="http://schemas.microsoft.com/office/2019/extlst" xmlns:w16du="http://schemas.microsoft.com/office/word/2023/wordml/word16du" xmlns:w16sdtfl="http://schemas.microsoft.com/office/word/2024/wordml/sdtformatlock">
             <w:pict>
               <v:oval w14:anchorId="5710EE66" id="Oval 21" o:spid="_x0000_s1026" style="position:absolute;margin-left:329.25pt;margin-top:2.95pt;width:15.75pt;height:15.75pt;z-index:251687936;visibility:visible;mso-wrap-style:square;mso-wrap-distance-left:9pt;mso-wrap-distance-top:0;mso-wrap-distance-right:9pt;mso-wrap-distance-bottom:0;mso-position-horizontal:absolute;mso-position-horizontal-relative:text;mso-position-vertical:absolute;mso-position-vertical-relative:text;v-text-anchor:middle" o:gfxdata="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" fillcolor="#84cc16" strokecolor="#1f3763 [1604]" strokeweight="1pt">
                 <v:stroke joinstyle="miter"/>
@@ -18772,7 +19305,7 @@
               </wp:anchor>
             </w:drawing>
           </mc:Choice>
-          <mc:Fallback xmlns:w16sdtfl="http://schemas.microsoft.com/office/word/2024/wordml/sdtformatlock" xmlns:w16du="http://schemas.microsoft.com/office/word/2023/wordml/word16du" xmlns:oel="http://schemas.microsoft.com/office/2019/extlst">
+          <mc:Fallback xmlns:oel="http://schemas.microsoft.com/office/2019/extlst" xmlns:w16du="http://schemas.microsoft.com/office/word/2023/wordml/word16du" xmlns:w16sdtfl="http://schemas.microsoft.com/office/word/2024/wordml/sdtformatlock">
             <w:pict>
               <v:oval w14:anchorId="73566596" id="Oval 22" o:spid="_x0000_s1026" style="position:absolute;margin-left:188.25pt;margin-top:1.45pt;width:15.75pt;height:15.75pt;z-index:251689984;visibility:visible;mso-wrap-style:square;mso-wrap-distance-left:9pt;mso-wrap-distance-top:0;mso-wrap-distance-right:9pt;mso-wrap-distance-bottom:0;mso-position-horizontal:absolute;mso-position-horizontal-relative:text;mso-position-vertical:absolute;mso-position-vertical-relative:text;v-text-anchor:middle" o:gfxdata="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" fillcolor="#22c55e" strokecolor="#1f3763 [1604]" strokeweight="1pt">
                 <v:stroke joinstyle="miter"/>
@@ -18871,7 +19404,7 @@
               </wp:anchor>
             </w:drawing>
           </mc:Choice>
-          <mc:Fallback xmlns:w16sdtfl="http://schemas.microsoft.com/office/word/2024/wordml/sdtformatlock" xmlns:w16du="http://schemas.microsoft.com/office/word/2023/wordml/word16du" xmlns:oel="http://schemas.microsoft.com/office/2019/extlst">
+          <mc:Fallback xmlns:oel="http://schemas.microsoft.com/office/2019/extlst" xmlns:w16du="http://schemas.microsoft.com/office/word/2023/wordml/word16du" xmlns:w16sdtfl="http://schemas.microsoft.com/office/word/2024/wordml/sdtformatlock">
             <w:pict>
               <v:oval w14:anchorId="7248E0C2" id="Oval 23" o:spid="_x0000_s1026" style="position:absolute;margin-left:140.25pt;margin-top:1.5pt;width:15.75pt;height:15.75pt;z-index:251692032;visibility:visible;mso-wrap-style:square;mso-wrap-distance-left:9pt;mso-wrap-distance-top:0;mso-wrap-distance-right:9pt;mso-wrap-distance-bottom:0;mso-position-horizontal:absolute;mso-position-horizontal-relative:text;mso-position-vertical:absolute;mso-position-vertical-relative:text;v-text-anchor:middle" o:gfxdata="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" fillcolor="#f59e0b" strokecolor="#1f3763 [1604]" strokeweight="1pt">
                 <v:stroke joinstyle="miter"/>
@@ -18970,7 +19503,7 @@
               </wp:anchor>
             </w:drawing>
           </mc:Choice>
-          <mc:Fallback xmlns:w16sdtfl="http://schemas.microsoft.com/office/word/2024/wordml/sdtformatlock" xmlns:w16du="http://schemas.microsoft.com/office/word/2023/wordml/word16du" xmlns:oel="http://schemas.microsoft.com/office/2019/extlst">
+          <mc:Fallback xmlns:oel="http://schemas.microsoft.com/office/2019/extlst" xmlns:w16du="http://schemas.microsoft.com/office/word/2023/wordml/word16du" xmlns:w16sdtfl="http://schemas.microsoft.com/office/word/2024/wordml/sdtformatlock">
             <w:pict>
               <v:oval w14:anchorId="6FF49A60" id="Oval 24" o:spid="_x0000_s1026" style="position:absolute;margin-left:120.75pt;margin-top:2.25pt;width:15.75pt;height:15.75pt;z-index:251694080;visibility:visible;mso-wrap-style:square;mso-wrap-distance-left:9pt;mso-wrap-distance-top:0;mso-wrap-distance-right:9pt;mso-wrap-distance-bottom:0;mso-position-horizontal:absolute;mso-position-horizontal-relative:text;mso-position-vertical:absolute;mso-position-vertical-relative:text;v-text-anchor:middle" o:gfxdata="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" fillcolor="#ef4444" strokecolor="#1f3763 [1604]" strokeweight="1pt">
                 <v:stroke joinstyle="miter"/>
@@ -18988,6 +19521,9 @@
       </w:r>
       <w:r>
         <w:t>#EF4444</w:t>
+      </w:r>
+      <w:r>
+        <w:t>variabilit</w:t>
       </w:r>
     </w:p>
     <w:sectPr>

--- a/Task1B_Design_722957_Adewuyi_AREAL.docx
+++ b/Task1B_Design_722957_Adewuyi_AREAL.docx
@@ -2885,9 +2885,9 @@
           <w:noProof/>
         </w:rPr>
         <w:drawing>
-          <wp:inline distT="0" distB="0" distL="0" distR="0" wp14:anchorId="0E802F17" wp14:editId="26BCB7E1">
-            <wp:extent cx="5730875" cy="5730875"/>
-            <wp:effectExtent l="0" t="0" r="3175" b="3175"/>
+          <wp:inline distT="0" distB="0" distL="0" distR="0" wp14:anchorId="0E802F17" wp14:editId="456922BF">
+            <wp:extent cx="4552950" cy="4552950"/>
+            <wp:effectExtent l="0" t="0" r="0" b="0"/>
             <wp:docPr id="585580757" name="Picture 20"/>
             <wp:cNvGraphicFramePr>
               <a:graphicFrameLocks xmlns:a="http://schemas.openxmlformats.org/drawingml/2006/main" noChangeAspect="1"/>
@@ -2917,7 +2917,7 @@
                   <pic:spPr bwMode="auto">
                     <a:xfrm>
                       <a:off x="0" y="0"/>
-                      <a:ext cx="5730875" cy="5730875"/>
+                      <a:ext cx="4552950" cy="4552950"/>
                     </a:xfrm>
                     <a:prstGeom prst="rect">
                       <a:avLst/>
@@ -3042,9 +3042,9 @@
           <w:noProof/>
         </w:rPr>
         <w:drawing>
-          <wp:inline distT="0" distB="0" distL="0" distR="0" wp14:anchorId="205A981E" wp14:editId="10C82673">
-            <wp:extent cx="5730875" cy="5730875"/>
-            <wp:effectExtent l="0" t="0" r="3175" b="3175"/>
+          <wp:inline distT="0" distB="0" distL="0" distR="0" wp14:anchorId="205A981E" wp14:editId="55ECA11A">
+            <wp:extent cx="6181725" cy="6181725"/>
+            <wp:effectExtent l="0" t="0" r="9525" b="9525"/>
             <wp:docPr id="580555128" name="Picture 22"/>
             <wp:cNvGraphicFramePr>
               <a:graphicFrameLocks xmlns:a="http://schemas.openxmlformats.org/drawingml/2006/main" noChangeAspect="1"/>
@@ -3074,7 +3074,7 @@
                   <pic:spPr bwMode="auto">
                     <a:xfrm>
                       <a:off x="0" y="0"/>
-                      <a:ext cx="5730875" cy="5730875"/>
+                      <a:ext cx="6181725" cy="6181725"/>
                     </a:xfrm>
                     <a:prstGeom prst="rect">
                       <a:avLst/>
@@ -3122,9 +3122,9 @@
           <w:noProof/>
         </w:rPr>
         <w:drawing>
-          <wp:inline distT="0" distB="0" distL="0" distR="0" wp14:anchorId="7AEBD7DD" wp14:editId="44C52016">
-            <wp:extent cx="3715268" cy="7630590"/>
-            <wp:effectExtent l="0" t="0" r="0" b="8890"/>
+          <wp:inline distT="0" distB="0" distL="0" distR="0" wp14:anchorId="7AEBD7DD" wp14:editId="7249FCFF">
+            <wp:extent cx="3619500" cy="7433897"/>
+            <wp:effectExtent l="0" t="0" r="0" b="0"/>
             <wp:docPr id="5" name="Picture 5"/>
             <wp:cNvGraphicFramePr>
               <a:graphicFrameLocks xmlns:a="http://schemas.openxmlformats.org/drawingml/2006/main" noChangeAspect="1"/>
@@ -3145,7 +3145,7 @@
                   <pic:spPr>
                     <a:xfrm>
                       <a:off x="0" y="0"/>
-                      <a:ext cx="3715268" cy="7630590"/>
+                      <a:ext cx="3631907" cy="7459379"/>
                     </a:xfrm>
                     <a:prstGeom prst="rect">
                       <a:avLst/>
@@ -3160,11 +3160,7 @@
     </w:p>
     <w:p>
       <w:r>
-        <w:t xml:space="preserve">When a producer needs to make an update to their stock or products they have listed from the producer dashboard page they can see their products they’ve listed, there they can click the update button next to the product, this button redirects them to the edit page for the selected product and there they can make the necessary changes, the application then checks if the changes they’ve made </w:t>
-      </w:r>
-      <w:r>
-        <w:lastRenderedPageBreak/>
-        <w:t>are valid, and if not it prompts them to try again and if the changes are valid it posts the changes to the database making them permanent till updated again.</w:t>
+        <w:t>When a producer needs to make an update to their stock or products they have listed from the producer dashboard page they can see their products they’ve listed, there they can click the update button next to the product, this button redirects them to the edit page for the selected product and there they can make the necessary changes, the application then checks if the changes they’ve made are valid, and if not it prompts them to try again and if the changes are valid it posts the changes to the database making them permanent till updated again.</w:t>
       </w:r>
     </w:p>
     <w:p>
@@ -14142,7 +14138,15 @@
               <w:t>vulnerabilities</w:t>
             </w:r>
             <w:r>
-              <w:t xml:space="preserve"> (SQL injection) and password encryption. Example of test data: - Normal: Email: “Test@testemail.com,” Password: "Password123 ?”, Confirm Password: “Password123 ?” - Erroneous: Email: “</w:t>
+              <w:t xml:space="preserve"> (SQL injection) and password encryption. Example of test data: - Normal: Email: “Test@testemail.com,” Password: "Password</w:t>
+            </w:r>
+            <w:proofErr w:type="gramStart"/>
+            <w:r>
+              <w:t>123 ?</w:t>
+            </w:r>
+            <w:proofErr w:type="gramEnd"/>
+            <w:r>
+              <w:t>”, Confirm Password: “Password123 ?” - Erroneous: Email: “</w:t>
             </w:r>
             <w:proofErr w:type="spellStart"/>
             <w:r>
@@ -14168,7 +14172,6 @@
           </w:tcPr>
           <w:p>
             <w:r>
-              <w:lastRenderedPageBreak/>
               <w:t>14/04/26</w:t>
             </w:r>
           </w:p>
@@ -14208,7 +14211,15 @@
               <w:t>vulnerabilities</w:t>
             </w:r>
             <w:r>
-              <w:t xml:space="preserve"> (SQL injection) and password encryption. Example of test data: - Normal: Email: “Test@testemail.com”, Password: “Password123 ?” - Erroneous: Email: “</w:t>
+              <w:t xml:space="preserve"> (SQL injection) and password encryption. Example of test data: - Normal: Email: “Test@testemail.com”, Password: “Password</w:t>
+            </w:r>
+            <w:proofErr w:type="gramStart"/>
+            <w:r>
+              <w:t>123 ?</w:t>
+            </w:r>
+            <w:proofErr w:type="gramEnd"/>
+            <w:r>
+              <w:t>” - Erroneous: Email: “</w:t>
             </w:r>
             <w:proofErr w:type="spellStart"/>
             <w:r>
@@ -14238,7 +14249,6 @@
           </w:tcPr>
           <w:p>
             <w:r>
-              <w:lastRenderedPageBreak/>
               <w:t>14/04/26</w:t>
             </w:r>
           </w:p>
@@ -14784,7 +14794,6 @@
           </w:tcPr>
           <w:p>
             <w:r>
-              <w:lastRenderedPageBreak/>
               <w:t>20/04/26</w:t>
             </w:r>
           </w:p>
@@ -15040,7 +15049,6 @@
           </w:tcPr>
           <w:p>
             <w:r>
-              <w:lastRenderedPageBreak/>
               <w:t>20/04/26</w:t>
             </w:r>
           </w:p>
@@ -15200,7 +15208,15 @@
             </w:r>
             <w:r>
               <w:br/>
-              <w:t>Test data: Order history should display all past orders with correct products, quantities, total price and order date. Clicking an order should show full detail. A customer should not be able to view another customers order history.</w:t>
+              <w:t xml:space="preserve">Test data: Order history should display all past orders with correct products, quantities, total price and order date. Clicking an order should show full detail. A customer should not be able to view another </w:t>
+            </w:r>
+            <w:proofErr w:type="gramStart"/>
+            <w:r>
+              <w:t>customers</w:t>
+            </w:r>
+            <w:proofErr w:type="gramEnd"/>
+            <w:r>
+              <w:t xml:space="preserve"> order history.</w:t>
             </w:r>
           </w:p>
         </w:tc>
@@ -15272,7 +15288,6 @@
           </w:tcPr>
           <w:p>
             <w:r>
-              <w:lastRenderedPageBreak/>
               <w:t>21/04/26</w:t>
             </w:r>
           </w:p>
@@ -15351,7 +15366,15 @@
               <w:t xml:space="preserve"> </w:t>
             </w:r>
             <w:r>
-              <w:t xml:space="preserve">least 2 producer account with products must exist and be approved on the database. Tester should login with the producer account and verify the producer dashboard loads correctly. Tester should also test that the producer can only see their own products and cannot view or edit products belonging to </w:t>
+              <w:t xml:space="preserve">least 2 producer </w:t>
+            </w:r>
+            <w:proofErr w:type="gramStart"/>
+            <w:r>
+              <w:t>account</w:t>
+            </w:r>
+            <w:proofErr w:type="gramEnd"/>
+            <w:r>
+              <w:t xml:space="preserve"> with products must exist and be approved on the database. Tester should login with the producer account and verify the producer dashboard loads correctly. Tester should also test that the producer can only see their own products and cannot view or edit products belonging to </w:t>
             </w:r>
             <w:r>
               <w:t>other producers</w:t>
@@ -15497,7 +15520,6 @@
           </w:tcPr>
           <w:p>
             <w:r>
-              <w:lastRenderedPageBreak/>
               <w:t>22/04/26</w:t>
             </w:r>
           </w:p>
@@ -15544,7 +15566,15 @@
             </w:r>
             <w:r>
               <w:br/>
-              <w:t>Normal: Admin assigns stamp “Free Range” to “Happy farms”. Stamp should appear on the producer’s profile and producers page</w:t>
+              <w:t xml:space="preserve">Normal: Admin assigns stamp “Free Range” to “Happy farms”. Stamp should appear on the producer’s profile and </w:t>
+            </w:r>
+            <w:proofErr w:type="gramStart"/>
+            <w:r>
+              <w:t>producers</w:t>
+            </w:r>
+            <w:proofErr w:type="gramEnd"/>
+            <w:r>
+              <w:t xml:space="preserve"> page</w:t>
             </w:r>
           </w:p>
           <w:p>
@@ -15676,10 +15706,12 @@
               <w:t xml:space="preserve"> Tester must be logged in as a customer. At least one product with </w:t>
             </w:r>
             <w:proofErr w:type="spellStart"/>
+            <w:proofErr w:type="gramStart"/>
             <w:r>
               <w:t>IsAvailable:true</w:t>
             </w:r>
             <w:proofErr w:type="spellEnd"/>
+            <w:proofErr w:type="gramEnd"/>
             <w:r>
               <w:t xml:space="preserve"> and stock greater than 0 must exist. Basket system must be f</w:t>
             </w:r>
@@ -15695,10 +15727,12 @@
               <w:t xml:space="preserve">one product with </w:t>
             </w:r>
             <w:proofErr w:type="spellStart"/>
+            <w:proofErr w:type="gramStart"/>
             <w:r>
               <w:t>IsAvailable:False</w:t>
             </w:r>
             <w:proofErr w:type="spellEnd"/>
+            <w:proofErr w:type="gramEnd"/>
             <w:r>
               <w:t xml:space="preserve"> should be present.</w:t>
             </w:r>
@@ -15732,7 +15766,6 @@
           </w:tcPr>
           <w:p>
             <w:r>
-              <w:lastRenderedPageBreak/>
               <w:t>22/04/26</w:t>
             </w:r>
           </w:p>
@@ -15821,7 +15854,15 @@
             </w:r>
             <w:r>
               <w:br/>
-              <w:t>Normal: Tester should navigate to the store. The product should be marked as unavailable clearly, with a disabled add to basket button</w:t>
+              <w:t xml:space="preserve">Normal: Tester should navigate to the store. The product should be marked as unavailable clearly, with </w:t>
+            </w:r>
+            <w:proofErr w:type="gramStart"/>
+            <w:r>
+              <w:t>a disabled</w:t>
+            </w:r>
+            <w:proofErr w:type="gramEnd"/>
+            <w:r>
+              <w:t xml:space="preserve"> add to basket button</w:t>
             </w:r>
             <w:r>
               <w:br/>
@@ -15870,7 +15911,15 @@
           </w:tcPr>
           <w:p>
             <w:r>
-              <w:t>A customer account must exist with a points balance of 0. The points calculation logic must be fully implemented in the controller.</w:t>
+              <w:t xml:space="preserve">A customer account must exist with </w:t>
+            </w:r>
+            <w:proofErr w:type="gramStart"/>
+            <w:r>
+              <w:t>a points</w:t>
+            </w:r>
+            <w:proofErr w:type="gramEnd"/>
+            <w:r>
+              <w:t xml:space="preserve"> balance of 0. The points calculation logic must be fully implemented in the controller.</w:t>
             </w:r>
             <w:r>
               <w:br/>
@@ -15902,6 +15951,237 @@
           </w:tcPr>
           <w:p>
             <w:r>
+              <w:t>23/04/26</w:t>
+            </w:r>
+          </w:p>
+        </w:tc>
+        <w:tc>
+          <w:tcPr>
+            <w:tcW w:w="1701" w:type="dxa"/>
+          </w:tcPr>
+          <w:p>
+            <w:r>
+              <w:t>Responsive Design on all digital platforms</w:t>
+            </w:r>
+          </w:p>
+        </w:tc>
+        <w:tc>
+          <w:tcPr>
+            <w:tcW w:w="2268" w:type="dxa"/>
+          </w:tcPr>
+          <w:p>
+            <w:r>
+              <w:rPr>
+                <w:color w:val="000000"/>
+              </w:rPr>
+              <w:t>Black Box</w:t>
+            </w:r>
+          </w:p>
+          <w:p>
+            <w:r>
+              <w:rPr>
+                <w:color w:val="000000"/>
+              </w:rPr>
+              <w:t>Functionality</w:t>
+            </w:r>
+          </w:p>
+          <w:p>
+            <w:r>
+              <w:rPr>
+                <w:color w:val="000000"/>
+              </w:rPr>
+              <w:t>Integration</w:t>
+            </w:r>
+          </w:p>
+        </w:tc>
+        <w:tc>
+          <w:tcPr>
+            <w:tcW w:w="3634" w:type="dxa"/>
+          </w:tcPr>
+          <w:p>
+            <w:pPr>
+              <w:rPr>
+                <w:rFonts w:cstheme="minorHAnsi"/>
+              </w:rPr>
+            </w:pPr>
+            <w:r>
+              <w:rPr>
+                <w:rFonts w:eastAsia="Arial" w:cstheme="minorHAnsi"/>
+                <w:color w:val="000000"/>
+              </w:rPr>
+              <w:t>All pages must be fully built.</w:t>
+            </w:r>
+          </w:p>
+          <w:p>
+            <w:pPr>
+              <w:rPr>
+                <w:rFonts w:cstheme="minorHAnsi"/>
+              </w:rPr>
+            </w:pPr>
+            <w:r>
+              <w:rPr>
+                <w:rFonts w:eastAsia="Arial" w:cstheme="minorHAnsi"/>
+                <w:color w:val="000000"/>
+              </w:rPr>
+              <w:t>CSS responsive breakpoints must be implemented.</w:t>
+            </w:r>
+          </w:p>
+          <w:p>
+            <w:pPr>
+              <w:rPr>
+                <w:rFonts w:cstheme="minorHAnsi"/>
+              </w:rPr>
+            </w:pPr>
+            <w:r>
+              <w:rPr>
+                <w:rFonts w:eastAsia="Arial" w:cstheme="minorHAnsi"/>
+                <w:color w:val="000000"/>
+              </w:rPr>
+              <w:t>Tester must resize the browser window to tablet (768px) and mobile (375px) widths and verify: (1) navigation collapses to a hamburger menu or mobile layout, (2) product grids reflow to appropriate column counts, (3) cards maintain 30px radius and drop shadow, (4) text remains readable, (5) buttons are touch-accessible (minimum 44×44px tap target).</w:t>
+            </w:r>
+          </w:p>
+          <w:p>
+            <w:r>
+              <w:rPr>
+                <w:rFonts w:eastAsia="Arial" w:cstheme="minorHAnsi"/>
+                <w:color w:val="000000"/>
+              </w:rPr>
+              <w:t>No test data needed.</w:t>
+            </w:r>
+          </w:p>
+          <w:p/>
+          <w:p>
+            <w:pPr>
+              <w:ind w:firstLine="720"/>
+            </w:pPr>
+          </w:p>
+        </w:tc>
+      </w:tr>
+      <w:tr>
+        <w:tc>
+          <w:tcPr>
+            <w:tcW w:w="1413" w:type="dxa"/>
+          </w:tcPr>
+          <w:p>
+            <w:r>
+              <w:t>23/04/26</w:t>
+            </w:r>
+          </w:p>
+        </w:tc>
+        <w:tc>
+          <w:tcPr>
+            <w:tcW w:w="1701" w:type="dxa"/>
+          </w:tcPr>
+          <w:p>
+            <w:r>
+              <w:t>Cookies Consent popup</w:t>
+            </w:r>
+          </w:p>
+        </w:tc>
+        <w:tc>
+          <w:tcPr>
+            <w:tcW w:w="2268" w:type="dxa"/>
+          </w:tcPr>
+          <w:p>
+            <w:r>
+              <w:rPr>
+                <w:color w:val="000000"/>
+              </w:rPr>
+              <w:t>Black Box</w:t>
+            </w:r>
+          </w:p>
+          <w:p>
+            <w:r>
+              <w:rPr>
+                <w:color w:val="000000"/>
+              </w:rPr>
+              <w:t>Functionality</w:t>
+            </w:r>
+          </w:p>
+          <w:p>
+            <w:pPr>
+              <w:rPr>
+                <w:color w:val="000000"/>
+              </w:rPr>
+            </w:pPr>
+            <w:r>
+              <w:rPr>
+                <w:color w:val="000000"/>
+              </w:rPr>
+              <w:t>Integration</w:t>
+            </w:r>
+          </w:p>
+        </w:tc>
+        <w:tc>
+          <w:tcPr>
+            <w:tcW w:w="3634" w:type="dxa"/>
+          </w:tcPr>
+          <w:p>
+            <w:pPr>
+              <w:rPr>
+                <w:rFonts w:cstheme="minorHAnsi"/>
+              </w:rPr>
+            </w:pPr>
+            <w:r>
+              <w:rPr>
+                <w:rFonts w:eastAsia="Arial" w:cstheme="minorHAnsi"/>
+                <w:color w:val="000000"/>
+              </w:rPr>
+              <w:t>Cookies UI must be built and functional.</w:t>
+            </w:r>
+          </w:p>
+          <w:p>
+            <w:pPr>
+              <w:rPr>
+                <w:rFonts w:cstheme="minorHAnsi"/>
+              </w:rPr>
+            </w:pPr>
+            <w:r>
+              <w:rPr>
+                <w:rFonts w:eastAsia="Arial" w:cstheme="minorHAnsi"/>
+                <w:color w:val="000000"/>
+              </w:rPr>
+              <w:t>Cookie consent must be triggered by JavaScript on first visit.</w:t>
+            </w:r>
+          </w:p>
+          <w:p>
+            <w:pPr>
+              <w:rPr>
+                <w:rFonts w:cstheme="minorHAnsi"/>
+              </w:rPr>
+            </w:pPr>
+            <w:r>
+              <w:rPr>
+                <w:rFonts w:eastAsia="Arial" w:cstheme="minorHAnsi"/>
+                <w:color w:val="000000"/>
+              </w:rPr>
+              <w:t>Tester must clear cookies and open the site as a new visitor. Tester must verify: (1) the cookie banner appears, (2) clicking Accept All dismisses the banner and stores consent, (3) clicking Decline All dismisses the banner and stores the refusal, (4) the banner does not reappear on subsequent visits until cookies are cleared.</w:t>
+            </w:r>
+          </w:p>
+          <w:p>
+            <w:pPr>
+              <w:rPr>
+                <w:rFonts w:eastAsia="Arial" w:cstheme="minorHAnsi"/>
+                <w:color w:val="000000"/>
+              </w:rPr>
+            </w:pPr>
+            <w:r>
+              <w:rPr>
+                <w:rFonts w:eastAsia="Arial" w:cstheme="minorHAnsi"/>
+                <w:color w:val="000000"/>
+              </w:rPr>
+              <w:t>No test data needed.</w:t>
+            </w:r>
+          </w:p>
+        </w:tc>
+      </w:tr>
+      <w:tr>
+        <w:tc>
+          <w:tcPr>
+            <w:tcW w:w="1413" w:type="dxa"/>
+          </w:tcPr>
+          <w:p>
+            <w:r>
               <w:lastRenderedPageBreak/>
               <w:t>23/04/26</w:t>
             </w:r>
@@ -15913,7 +16193,7 @@
           </w:tcPr>
           <w:p>
             <w:r>
-              <w:t>Responsive Design on all digital platforms</w:t>
+              <w:t xml:space="preserve">About us page </w:t>
             </w:r>
           </w:p>
         </w:tc>
@@ -15938,6 +16218,11 @@
             </w:r>
           </w:p>
           <w:p>
+            <w:pPr>
+              <w:rPr>
+                <w:color w:val="000000"/>
+              </w:rPr>
+            </w:pPr>
             <w:r>
               <w:rPr>
                 <w:color w:val="000000"/>
@@ -15961,7 +16246,7 @@
                 <w:rFonts w:eastAsia="Arial" w:cstheme="minorHAnsi"/>
                 <w:color w:val="000000"/>
               </w:rPr>
-              <w:t>All pages must be fully built.</w:t>
+              <w:t>About Us page must be built and functional.</w:t>
             </w:r>
           </w:p>
           <w:p>
@@ -15975,7 +16260,7 @@
                 <w:rFonts w:eastAsia="Arial" w:cstheme="minorHAnsi"/>
                 <w:color w:val="000000"/>
               </w:rPr>
-              <w:t>CSS responsive breakpoints must be implemented.</w:t>
+              <w:t>Navigation link to About Us must be implemented.</w:t>
             </w:r>
           </w:p>
           <w:p>
@@ -15989,23 +16274,23 @@
                 <w:rFonts w:eastAsia="Arial" w:cstheme="minorHAnsi"/>
                 <w:color w:val="000000"/>
               </w:rPr>
-              <w:t>Tester must resize the browser window to tablet (768px) and mobile (375px) widths and verify: (1) navigation collapses to a hamburger menu or mobile layout, (2) product grids reflow to appropriate column counts, (3) cards maintain 30px radius and drop shadow, (4) text remains readable, (5) buttons are touch-accessible (minimum 44×44px tap target).</w:t>
-            </w:r>
-          </w:p>
-          <w:p>
-            <w:r>
+              <w:t>Tester must navigate to About Us and verify the hero section, story text, mission text and values cards are all displayed correctly. Values cards must have 30px border-radius and drop shadow. Page must render in both modes.</w:t>
+            </w:r>
+          </w:p>
+          <w:p>
+            <w:pPr>
               <w:rPr>
                 <w:rFonts w:eastAsia="Arial" w:cstheme="minorHAnsi"/>
                 <w:color w:val="000000"/>
               </w:rPr>
+            </w:pPr>
+            <w:r>
+              <w:rPr>
+                <w:rFonts w:eastAsia="Arial" w:cstheme="minorHAnsi"/>
+                <w:color w:val="000000"/>
+              </w:rPr>
               <w:t>No test data needed.</w:t>
             </w:r>
-          </w:p>
-          <w:p/>
-          <w:p>
-            <w:pPr>
-              <w:ind w:firstLine="720"/>
-            </w:pPr>
           </w:p>
         </w:tc>
       </w:tr>
@@ -16026,7 +16311,7 @@
           </w:tcPr>
           <w:p>
             <w:r>
-              <w:t>Cookies Consent popup</w:t>
+              <w:t>Privacy policy page</w:t>
             </w:r>
           </w:p>
         </w:tc>
@@ -16079,7 +16364,7 @@
                 <w:rFonts w:eastAsia="Arial" w:cstheme="minorHAnsi"/>
                 <w:color w:val="000000"/>
               </w:rPr>
-              <w:t>Cookies UI must be built and functional.</w:t>
+              <w:t>Privacy Policy page must be built and functional.</w:t>
             </w:r>
           </w:p>
           <w:p>
@@ -16093,7 +16378,7 @@
                 <w:rFonts w:eastAsia="Arial" w:cstheme="minorHAnsi"/>
                 <w:color w:val="000000"/>
               </w:rPr>
-              <w:t>Cookie consent must be triggered by JavaScript on first visit.</w:t>
+              <w:t>Footer link to Privacy Policy must be implemented.</w:t>
             </w:r>
           </w:p>
           <w:p>
@@ -16107,7 +16392,7 @@
                 <w:rFonts w:eastAsia="Arial" w:cstheme="minorHAnsi"/>
                 <w:color w:val="000000"/>
               </w:rPr>
-              <w:t>Tester must clear cookies and open the site as a new visitor. Tester must verify: (1) the cookie banner appears, (2) clicking Accept All dismisses the banner and stores consent, (3) clicking Decline All dismisses the banner and stores the refusal, (4) the banner does not reappear on subsequent visits until cookies are cleared.</w:t>
+              <w:t>Tester must navigate to the Privacy Policy page and verify all data usage and protection information is displayed. Page must render correctly in both light and dark mode.</w:t>
             </w:r>
           </w:p>
           <w:p>
@@ -16134,7 +16419,6 @@
           </w:tcPr>
           <w:p>
             <w:r>
-              <w:lastRenderedPageBreak/>
               <w:t>23/04/26</w:t>
             </w:r>
           </w:p>
@@ -16145,7 +16429,7 @@
           </w:tcPr>
           <w:p>
             <w:r>
-              <w:t xml:space="preserve">About us page </w:t>
+              <w:t xml:space="preserve">Dashboard Orders (Update order status) </w:t>
             </w:r>
           </w:p>
         </w:tc>
@@ -16158,6 +16442,14 @@
               <w:rPr>
                 <w:color w:val="000000"/>
               </w:rPr>
+              <w:t>White Box</w:t>
+            </w:r>
+          </w:p>
+          <w:p>
+            <w:r>
+              <w:rPr>
+                <w:color w:val="000000"/>
+              </w:rPr>
               <w:t>Black Box</w:t>
             </w:r>
           </w:p>
@@ -16167,6 +16459,14 @@
                 <w:color w:val="000000"/>
               </w:rPr>
               <w:t>Functionality</w:t>
+            </w:r>
+          </w:p>
+          <w:p>
+            <w:r>
+              <w:rPr>
+                <w:color w:val="000000"/>
+              </w:rPr>
+              <w:t>Security</w:t>
             </w:r>
           </w:p>
           <w:p>
@@ -16198,7 +16498,7 @@
                 <w:rFonts w:eastAsia="Arial" w:cstheme="minorHAnsi"/>
                 <w:color w:val="000000"/>
               </w:rPr>
-              <w:t>About Us page must be built and functional.</w:t>
+              <w:t>Dashboard Orders tab must be built and functional.</w:t>
             </w:r>
           </w:p>
           <w:p>
@@ -16212,7 +16512,7 @@
                 <w:rFonts w:eastAsia="Arial" w:cstheme="minorHAnsi"/>
                 <w:color w:val="000000"/>
               </w:rPr>
-              <w:t>Navigation link to About Us must be implemented.</w:t>
+              <w:t>Orders must exist in the database for the logged-in Producer's products.</w:t>
             </w:r>
           </w:p>
           <w:p>
@@ -16226,21 +16526,35 @@
                 <w:rFonts w:eastAsia="Arial" w:cstheme="minorHAnsi"/>
                 <w:color w:val="000000"/>
               </w:rPr>
-              <w:t>Tester must navigate to About Us and verify the hero section, story text, mission text and values cards are all displayed correctly. Values cards must have 30px border-radius and drop shadow. Page must render in both modes.</w:t>
-            </w:r>
-          </w:p>
-          <w:p>
-            <w:pPr>
+              <w:t>Database migrations must be applied.</w:t>
+            </w:r>
+          </w:p>
+          <w:p>
+            <w:pPr>
+              <w:rPr>
+                <w:rFonts w:cstheme="minorHAnsi"/>
+              </w:rPr>
+            </w:pPr>
+            <w:r>
               <w:rPr>
                 <w:rFonts w:eastAsia="Arial" w:cstheme="minorHAnsi"/>
                 <w:color w:val="000000"/>
               </w:rPr>
-            </w:pPr>
-            <w:r>
+              <w:t>Tester must navigate to the Orders tab, click Mark Shipped on a Processing order and verify the status badge updates to Shipped. Tester must then click Mark Delivered and verify the badge updates to Delivered. Completed orders must show no action button.</w:t>
+            </w:r>
+          </w:p>
+          <w:p>
+            <w:pPr>
               <w:rPr>
                 <w:rFonts w:eastAsia="Arial" w:cstheme="minorHAnsi"/>
                 <w:color w:val="000000"/>
               </w:rPr>
+            </w:pPr>
+            <w:r>
+              <w:rPr>
+                <w:rFonts w:eastAsia="Arial" w:cstheme="minorHAnsi"/>
+                <w:color w:val="000000"/>
+              </w:rPr>
               <w:t>No test data needed.</w:t>
             </w:r>
           </w:p>
@@ -16263,7 +16577,7 @@
           </w:tcPr>
           <w:p>
             <w:r>
-              <w:t>Privacy policy page</w:t>
+              <w:t>Dashboard (Remove product)</w:t>
             </w:r>
           </w:p>
         </w:tc>
@@ -16276,6 +16590,14 @@
               <w:rPr>
                 <w:color w:val="000000"/>
               </w:rPr>
+              <w:t>White Box</w:t>
+            </w:r>
+          </w:p>
+          <w:p>
+            <w:r>
+              <w:rPr>
+                <w:color w:val="000000"/>
+              </w:rPr>
               <w:t>Black Box</w:t>
             </w:r>
           </w:p>
@@ -16285,6 +16607,14 @@
                 <w:color w:val="000000"/>
               </w:rPr>
               <w:t>Functionality</w:t>
+            </w:r>
+          </w:p>
+          <w:p>
+            <w:r>
+              <w:rPr>
+                <w:color w:val="000000"/>
+              </w:rPr>
+              <w:t>Security</w:t>
             </w:r>
           </w:p>
           <w:p>
@@ -16316,7 +16646,7 @@
                 <w:rFonts w:eastAsia="Arial" w:cstheme="minorHAnsi"/>
                 <w:color w:val="000000"/>
               </w:rPr>
-              <w:t>Privacy Policy page must be built and functional.</w:t>
+              <w:t>Dashboard Stock tab must be built and functional.</w:t>
             </w:r>
           </w:p>
           <w:p>
@@ -16330,7 +16660,7 @@
                 <w:rFonts w:eastAsia="Arial" w:cstheme="minorHAnsi"/>
                 <w:color w:val="000000"/>
               </w:rPr>
-              <w:t>Footer link to Privacy Policy must be implemented.</w:t>
+              <w:t>At least one product must exist for the logged-in Producer.</w:t>
             </w:r>
           </w:p>
           <w:p>
@@ -16344,21 +16674,29 @@
                 <w:rFonts w:eastAsia="Arial" w:cstheme="minorHAnsi"/>
                 <w:color w:val="000000"/>
               </w:rPr>
-              <w:t>Tester must navigate to the Privacy Policy page and verify all data usage and protection information is displayed. Page must render correctly in both light and dark mode.</w:t>
-            </w:r>
-          </w:p>
-          <w:p>
-            <w:pPr>
+              <w:t xml:space="preserve">Tester must click the delete button on a product row and verify: (1) a confirmation prompt is shown, (2) </w:t>
+            </w:r>
+            <w:r>
               <w:rPr>
                 <w:rFonts w:eastAsia="Arial" w:cstheme="minorHAnsi"/>
                 <w:color w:val="000000"/>
               </w:rPr>
-            </w:pPr>
-            <w:r>
+              <w:lastRenderedPageBreak/>
+              <w:t>confirming removes the product from the stock table and the Products page, (3) cancelling the prompt leaves the product unchanged.</w:t>
+            </w:r>
+          </w:p>
+          <w:p>
+            <w:pPr>
               <w:rPr>
                 <w:rFonts w:eastAsia="Arial" w:cstheme="minorHAnsi"/>
                 <w:color w:val="000000"/>
               </w:rPr>
+            </w:pPr>
+            <w:r>
+              <w:rPr>
+                <w:rFonts w:eastAsia="Arial" w:cstheme="minorHAnsi"/>
+                <w:color w:val="000000"/>
+              </w:rPr>
               <w:t>No test data needed.</w:t>
             </w:r>
           </w:p>
@@ -16371,297 +16709,6 @@
           </w:tcPr>
           <w:p>
             <w:r>
-              <w:t>23/04/26</w:t>
-            </w:r>
-          </w:p>
-        </w:tc>
-        <w:tc>
-          <w:tcPr>
-            <w:tcW w:w="1701" w:type="dxa"/>
-          </w:tcPr>
-          <w:p>
-            <w:r>
-              <w:t xml:space="preserve">Dashboard Orders (Update order status) </w:t>
-            </w:r>
-          </w:p>
-        </w:tc>
-        <w:tc>
-          <w:tcPr>
-            <w:tcW w:w="2268" w:type="dxa"/>
-          </w:tcPr>
-          <w:p>
-            <w:r>
-              <w:rPr>
-                <w:color w:val="000000"/>
-              </w:rPr>
-              <w:t>White Box</w:t>
-            </w:r>
-          </w:p>
-          <w:p>
-            <w:r>
-              <w:rPr>
-                <w:color w:val="000000"/>
-              </w:rPr>
-              <w:t>Black Box</w:t>
-            </w:r>
-          </w:p>
-          <w:p>
-            <w:r>
-              <w:rPr>
-                <w:color w:val="000000"/>
-              </w:rPr>
-              <w:t>Functionality</w:t>
-            </w:r>
-          </w:p>
-          <w:p>
-            <w:r>
-              <w:rPr>
-                <w:color w:val="000000"/>
-              </w:rPr>
-              <w:t>Security</w:t>
-            </w:r>
-          </w:p>
-          <w:p>
-            <w:pPr>
-              <w:rPr>
-                <w:color w:val="000000"/>
-              </w:rPr>
-            </w:pPr>
-            <w:r>
-              <w:rPr>
-                <w:color w:val="000000"/>
-              </w:rPr>
-              <w:t>Integration</w:t>
-            </w:r>
-          </w:p>
-        </w:tc>
-        <w:tc>
-          <w:tcPr>
-            <w:tcW w:w="3634" w:type="dxa"/>
-          </w:tcPr>
-          <w:p>
-            <w:pPr>
-              <w:rPr>
-                <w:rFonts w:cstheme="minorHAnsi"/>
-              </w:rPr>
-            </w:pPr>
-            <w:r>
-              <w:rPr>
-                <w:rFonts w:eastAsia="Arial" w:cstheme="minorHAnsi"/>
-                <w:color w:val="000000"/>
-              </w:rPr>
-              <w:t>Dashboard Orders tab must be built and functional.</w:t>
-            </w:r>
-          </w:p>
-          <w:p>
-            <w:pPr>
-              <w:rPr>
-                <w:rFonts w:cstheme="minorHAnsi"/>
-              </w:rPr>
-            </w:pPr>
-            <w:r>
-              <w:rPr>
-                <w:rFonts w:eastAsia="Arial" w:cstheme="minorHAnsi"/>
-                <w:color w:val="000000"/>
-              </w:rPr>
-              <w:t>Orders must exist in the database for the logged-in Producer's products.</w:t>
-            </w:r>
-          </w:p>
-          <w:p>
-            <w:pPr>
-              <w:rPr>
-                <w:rFonts w:cstheme="minorHAnsi"/>
-              </w:rPr>
-            </w:pPr>
-            <w:r>
-              <w:rPr>
-                <w:rFonts w:eastAsia="Arial" w:cstheme="minorHAnsi"/>
-                <w:color w:val="000000"/>
-              </w:rPr>
-              <w:t>Database migrations must be applied.</w:t>
-            </w:r>
-          </w:p>
-          <w:p>
-            <w:pPr>
-              <w:rPr>
-                <w:rFonts w:cstheme="minorHAnsi"/>
-              </w:rPr>
-            </w:pPr>
-            <w:r>
-              <w:rPr>
-                <w:rFonts w:eastAsia="Arial" w:cstheme="minorHAnsi"/>
-                <w:color w:val="000000"/>
-              </w:rPr>
-              <w:t>Tester must navigate to the Orders tab, click Mark Shipped on a Processing order and verify the status badge updates to Shipped. Tester must then click Mark Delivered and verify the badge updates to Delivered. Completed orders must show no action button.</w:t>
-            </w:r>
-          </w:p>
-          <w:p>
-            <w:pPr>
-              <w:rPr>
-                <w:rFonts w:eastAsia="Arial" w:cstheme="minorHAnsi"/>
-                <w:color w:val="000000"/>
-              </w:rPr>
-            </w:pPr>
-            <w:r>
-              <w:rPr>
-                <w:rFonts w:eastAsia="Arial" w:cstheme="minorHAnsi"/>
-                <w:color w:val="000000"/>
-              </w:rPr>
-              <w:t>No test data needed.</w:t>
-            </w:r>
-          </w:p>
-        </w:tc>
-      </w:tr>
-      <w:tr>
-        <w:tc>
-          <w:tcPr>
-            <w:tcW w:w="1413" w:type="dxa"/>
-          </w:tcPr>
-          <w:p>
-            <w:r>
-              <w:t>23/04/26</w:t>
-            </w:r>
-          </w:p>
-        </w:tc>
-        <w:tc>
-          <w:tcPr>
-            <w:tcW w:w="1701" w:type="dxa"/>
-          </w:tcPr>
-          <w:p>
-            <w:r>
-              <w:t>Dashboard (Remove product)</w:t>
-            </w:r>
-          </w:p>
-        </w:tc>
-        <w:tc>
-          <w:tcPr>
-            <w:tcW w:w="2268" w:type="dxa"/>
-          </w:tcPr>
-          <w:p>
-            <w:r>
-              <w:rPr>
-                <w:color w:val="000000"/>
-              </w:rPr>
-              <w:t>White Box</w:t>
-            </w:r>
-          </w:p>
-          <w:p>
-            <w:r>
-              <w:rPr>
-                <w:color w:val="000000"/>
-              </w:rPr>
-              <w:t>Black Box</w:t>
-            </w:r>
-          </w:p>
-          <w:p>
-            <w:r>
-              <w:rPr>
-                <w:color w:val="000000"/>
-              </w:rPr>
-              <w:t>Functionality</w:t>
-            </w:r>
-          </w:p>
-          <w:p>
-            <w:r>
-              <w:rPr>
-                <w:color w:val="000000"/>
-              </w:rPr>
-              <w:t>Security</w:t>
-            </w:r>
-          </w:p>
-          <w:p>
-            <w:pPr>
-              <w:rPr>
-                <w:color w:val="000000"/>
-              </w:rPr>
-            </w:pPr>
-            <w:r>
-              <w:rPr>
-                <w:color w:val="000000"/>
-              </w:rPr>
-              <w:t>Integration</w:t>
-            </w:r>
-          </w:p>
-        </w:tc>
-        <w:tc>
-          <w:tcPr>
-            <w:tcW w:w="3634" w:type="dxa"/>
-          </w:tcPr>
-          <w:p>
-            <w:pPr>
-              <w:rPr>
-                <w:rFonts w:cstheme="minorHAnsi"/>
-              </w:rPr>
-            </w:pPr>
-            <w:r>
-              <w:rPr>
-                <w:rFonts w:eastAsia="Arial" w:cstheme="minorHAnsi"/>
-                <w:color w:val="000000"/>
-              </w:rPr>
-              <w:t>Dashboard Stock tab must be built and functional.</w:t>
-            </w:r>
-          </w:p>
-          <w:p>
-            <w:pPr>
-              <w:rPr>
-                <w:rFonts w:cstheme="minorHAnsi"/>
-              </w:rPr>
-            </w:pPr>
-            <w:r>
-              <w:rPr>
-                <w:rFonts w:eastAsia="Arial" w:cstheme="minorHAnsi"/>
-                <w:color w:val="000000"/>
-              </w:rPr>
-              <w:t>At least one product must exist for the logged-in Producer.</w:t>
-            </w:r>
-          </w:p>
-          <w:p>
-            <w:pPr>
-              <w:rPr>
-                <w:rFonts w:cstheme="minorHAnsi"/>
-              </w:rPr>
-            </w:pPr>
-            <w:r>
-              <w:rPr>
-                <w:rFonts w:eastAsia="Arial" w:cstheme="minorHAnsi"/>
-                <w:color w:val="000000"/>
-              </w:rPr>
-              <w:t xml:space="preserve">Tester must click the delete button on a product row and verify: (1) a confirmation prompt is shown, (2) </w:t>
-            </w:r>
-            <w:r>
-              <w:rPr>
-                <w:rFonts w:eastAsia="Arial" w:cstheme="minorHAnsi"/>
-                <w:color w:val="000000"/>
-              </w:rPr>
-              <w:lastRenderedPageBreak/>
-              <w:t>confirming removes the product from the stock table and the Products page, (3) cancelling the prompt leaves the product unchanged.</w:t>
-            </w:r>
-          </w:p>
-          <w:p>
-            <w:pPr>
-              <w:rPr>
-                <w:rFonts w:eastAsia="Arial" w:cstheme="minorHAnsi"/>
-                <w:color w:val="000000"/>
-              </w:rPr>
-            </w:pPr>
-            <w:r>
-              <w:rPr>
-                <w:rFonts w:eastAsia="Arial" w:cstheme="minorHAnsi"/>
-                <w:color w:val="000000"/>
-              </w:rPr>
-              <w:t>No test data needed.</w:t>
-            </w:r>
-          </w:p>
-        </w:tc>
-      </w:tr>
-      <w:tr>
-        <w:tc>
-          <w:tcPr>
-            <w:tcW w:w="1413" w:type="dxa"/>
-          </w:tcPr>
-          <w:p>
-            <w:r>
-              <w:lastRenderedPageBreak/>
               <w:t>23/04/26</w:t>
             </w:r>
           </w:p>
@@ -17120,7 +17167,6 @@
           </w:tcPr>
           <w:p>
             <w:r>
-              <w:lastRenderedPageBreak/>
               <w:t>24/04/26</w:t>
             </w:r>
           </w:p>
@@ -19076,12 +19122,17 @@
         <w:t xml:space="preserve">0 4px 12px </w:t>
       </w:r>
       <w:proofErr w:type="spellStart"/>
+      <w:proofErr w:type="gramStart"/>
       <w:r>
         <w:t>rgba</w:t>
       </w:r>
       <w:proofErr w:type="spellEnd"/>
       <w:r>
-        <w:t>(0,0,0,0.05))</w:t>
+        <w:t>(</w:t>
+      </w:r>
+      <w:proofErr w:type="gramEnd"/>
+      <w:r>
+        <w:t>0,0,0,0.05))</w:t>
       </w:r>
     </w:p>
     <w:p>
@@ -19107,12 +19158,17 @@
         <w:t xml:space="preserve">0 0 0 1px </w:t>
       </w:r>
       <w:proofErr w:type="spellStart"/>
+      <w:proofErr w:type="gramStart"/>
       <w:r>
         <w:t>rgba</w:t>
       </w:r>
       <w:proofErr w:type="spellEnd"/>
       <w:r>
-        <w:t>(34,197,94,0.15))</w:t>
+        <w:t>(</w:t>
+      </w:r>
+      <w:proofErr w:type="gramEnd"/>
+      <w:r>
+        <w:t>34,197,94,0.15))</w:t>
       </w:r>
     </w:p>
     <w:p>
